--- a/curso/semana-04-justificacion-y-epicas/nuestras-entregas/FGAP040_Epicas_NewBit/FGAP040_Epicas_NewBit.docx
+++ b/curso/semana-04-justificacion-y-epicas/nuestras-entregas/FGAP040_Epicas_NewBit/FGAP040_Epicas_NewBit.docx
@@ -1,10 +1,10 @@
 
 <file path=word/document.xml><?xml version="1.0" encoding="utf-8"?>
-<w:document xmlns:mc="http://schemas.openxmlformats.org/markup-compatibility/2006" xmlns:ve="http://schemas.openxmlformats.org/markup-compatibility/2006" xmlns:o="urn:schemas-microsoft-com:office:office" xmlns:r="http://schemas.openxmlformats.org/officeDocument/2006/relationships" xmlns:m="http://schemas.openxmlformats.org/officeDocument/2006/math" xmlns:v="urn:schemas-microsoft-com:vml" xmlns:wp="http://schemas.openxmlformats.org/drawingml/2006/wordprocessingDrawing" xmlns:w10="urn:schemas-microsoft-com:office:word" xmlns:w="http://schemas.openxmlformats.org/wordprocessingml/2006/main" xmlns:wne="http://schemas.microsoft.com/office/word/2006/wordml" xmlns:a="http://schemas.openxmlformats.org/drawingml/2006/main" xmlns:pic="http://schemas.openxmlformats.org/drawingml/2006/picture" xmlns:wpg="http://schemas.microsoft.com/office/word/2010/wordprocessingGroup" xmlns:wps="http://schemas.microsoft.com/office/word/2010/wordprocessingShape" xmlns:w14="http://schemas.microsoft.com/office/word/2010/wordml" mc:Ignorable="w14" xml:space="preserve">
+<w:document xmlns:wpc="http://schemas.microsoft.com/office/word/2010/wordprocessingCanvas" xmlns:cx="http://schemas.microsoft.com/office/drawing/2014/chartex" xmlns:cx1="http://schemas.microsoft.com/office/drawing/2015/9/8/chartex" xmlns:cx2="http://schemas.microsoft.com/office/drawing/2015/10/21/chartex" xmlns:cx3="http://schemas.microsoft.com/office/drawing/2016/5/9/chartex" xmlns:cx4="http://schemas.microsoft.com/office/drawing/2016/5/10/chartex" xmlns:cx5="http://schemas.microsoft.com/office/drawing/2016/5/11/chartex" xmlns:cx6="http://schemas.microsoft.com/office/drawing/2016/5/12/chartex" xmlns:cx7="http://schemas.microsoft.com/office/drawing/2016/5/13/chartex" xmlns:cx8="http://schemas.microsoft.com/office/drawing/2016/5/14/chartex" xmlns:mc="http://schemas.openxmlformats.org/markup-compatibility/2006" xmlns:aink="http://schemas.microsoft.com/office/drawing/2016/ink" xmlns:am3d="http://schemas.microsoft.com/office/drawing/2017/model3d" xmlns:o="urn:schemas-microsoft-com:office:office" xmlns:oel="http://schemas.microsoft.com/office/2019/extlst" xmlns:r="http://schemas.openxmlformats.org/officeDocument/2006/relationships" xmlns:m="http://schemas.openxmlformats.org/officeDocument/2006/math" xmlns:v="urn:schemas-microsoft-com:vml" xmlns:wp14="http://schemas.microsoft.com/office/word/2010/wordprocessingDrawing" xmlns:wp="http://schemas.openxmlformats.org/drawingml/2006/wordprocessingDrawing" xmlns:w10="urn:schemas-microsoft-com:office:word" xmlns:w="http://schemas.openxmlformats.org/wordprocessingml/2006/main" xmlns:w14="http://schemas.microsoft.com/office/word/2010/wordml" xmlns:w15="http://schemas.microsoft.com/office/word/2012/wordml" xmlns:w16cex="http://schemas.microsoft.com/office/word/2018/wordml/cex" xmlns:w16cid="http://schemas.microsoft.com/office/word/2016/wordml/cid" xmlns:w16="http://schemas.microsoft.com/office/word/2018/wordml" xmlns:w16du="http://schemas.microsoft.com/office/word/2023/wordml/word16du" xmlns:w16sdtdh="http://schemas.microsoft.com/office/word/2020/wordml/sdtdatahash" xmlns:w16sdtfl="http://schemas.microsoft.com/office/word/2024/wordml/sdtformatlock" xmlns:w16se="http://schemas.microsoft.com/office/word/2015/wordml/symex" xmlns:wpg="http://schemas.microsoft.com/office/word/2010/wordprocessingGroup" xmlns:wpi="http://schemas.microsoft.com/office/word/2010/wordprocessingInk" xmlns:wne="http://schemas.microsoft.com/office/word/2006/wordml" xmlns:wps="http://schemas.microsoft.com/office/word/2010/wordprocessingShape" mc:Ignorable="w14 w15 w16se w16cid w16 w16cex w16sdtdh w16sdtfl w16du wp14">
   <w:body>
     <w:p>
       <w:pPr>
-        <w:pStyle w:val="BodyText"/>
+        <w:pStyle w:val="Textoindependiente"/>
         <w:spacing w:before="115"/>
         <w:rPr>
           <w:rFonts w:ascii="Times New Roman"/>
@@ -14,13 +14,15 @@
     </w:p>
     <w:p>
       <w:pPr>
-        <w:pStyle w:val="Heading1"/>
+        <w:pStyle w:val="Ttulo1"/>
         <w:ind w:left="1"/>
       </w:pPr>
       <w:r>
-        <w:rPr/>
+        <w:rPr>
+          <w:noProof/>
+        </w:rPr>
         <w:drawing>
-          <wp:anchor distT="0" distB="0" distL="0" distR="0" allowOverlap="1" layoutInCell="1" locked="0" behindDoc="0" simplePos="0" relativeHeight="15728640">
+          <wp:anchor distT="0" distB="0" distL="0" distR="0" simplePos="0" relativeHeight="15728640" behindDoc="0" locked="0" layoutInCell="1" allowOverlap="1" wp14:anchorId="4891679F" wp14:editId="0D41256B">
             <wp:simplePos x="0" y="0"/>
             <wp:positionH relativeFrom="page">
               <wp:posOffset>6273165</wp:posOffset>
@@ -33,17 +35,17 @@
             <wp:wrapNone/>
             <wp:docPr id="2" name="Image 2"/>
             <wp:cNvGraphicFramePr>
-              <a:graphicFrameLocks/>
+              <a:graphicFrameLocks xmlns:a="http://schemas.openxmlformats.org/drawingml/2006/main"/>
             </wp:cNvGraphicFramePr>
-            <a:graphic>
+            <a:graphic xmlns:a="http://schemas.openxmlformats.org/drawingml/2006/main">
               <a:graphicData uri="http://schemas.openxmlformats.org/drawingml/2006/picture">
-                <pic:pic>
+                <pic:pic xmlns:pic="http://schemas.openxmlformats.org/drawingml/2006/picture">
                   <pic:nvPicPr>
                     <pic:cNvPr id="2" name="Image 2"/>
                     <pic:cNvPicPr/>
                   </pic:nvPicPr>
                   <pic:blipFill>
-                    <a:blip r:embed="rId6" cstate="print"/>
+                    <a:blip r:embed="rId7" cstate="print"/>
                     <a:stretch>
                       <a:fillRect/>
                     </a:stretch>
@@ -74,7 +76,7 @@
           <w:color w:val="943735"/>
           <w:spacing w:val="-1"/>
         </w:rPr>
-        <w:t> </w:t>
+        <w:t xml:space="preserve"> </w:t>
       </w:r>
       <w:r>
         <w:rPr>
@@ -87,7 +89,7 @@
     <w:p>
       <w:pPr>
         <w:spacing w:before="1"/>
-        <w:ind w:left="0" w:right="360" w:firstLine="0"/>
+        <w:ind w:right="360"/>
         <w:jc w:val="center"/>
         <w:rPr>
           <w:rFonts w:ascii="Times New Roman" w:hAnsi="Times New Roman"/>
@@ -112,7 +114,7 @@
           <w:spacing w:val="-3"/>
           <w:sz w:val="32"/>
         </w:rPr>
-        <w:t> </w:t>
+        <w:t xml:space="preserve"> </w:t>
       </w:r>
       <w:r>
         <w:rPr>
@@ -131,7 +133,7 @@
           <w:spacing w:val="-2"/>
           <w:sz w:val="32"/>
         </w:rPr>
-        <w:t> </w:t>
+        <w:t xml:space="preserve"> </w:t>
       </w:r>
       <w:r>
         <w:rPr>
@@ -150,7 +152,7 @@
           <w:spacing w:val="-1"/>
           <w:sz w:val="32"/>
         </w:rPr>
-        <w:t> </w:t>
+        <w:t xml:space="preserve"> </w:t>
       </w:r>
       <w:r>
         <w:rPr>
@@ -169,8 +171,9 @@
           <w:spacing w:val="-2"/>
           <w:sz w:val="32"/>
         </w:rPr>
-        <w:t> </w:t>
-      </w:r>
+        <w:t xml:space="preserve"> </w:t>
+      </w:r>
+      <w:proofErr w:type="spellStart"/>
       <w:r>
         <w:rPr>
           <w:rFonts w:ascii="Times New Roman" w:hAnsi="Times New Roman"/>
@@ -178,7 +181,17 @@
           <w:color w:val="943735"/>
           <w:sz w:val="32"/>
         </w:rPr>
-        <w:t>y historias de </w:t>
+        <w:t>y</w:t>
+      </w:r>
+      <w:proofErr w:type="spellEnd"/>
+      <w:r>
+        <w:rPr>
+          <w:rFonts w:ascii="Times New Roman" w:hAnsi="Times New Roman"/>
+          <w:b/>
+          <w:color w:val="943735"/>
+          <w:sz w:val="32"/>
+        </w:rPr>
+        <w:t xml:space="preserve"> historias de </w:t>
       </w:r>
       <w:r>
         <w:rPr>
@@ -193,7 +206,7 @@
     </w:p>
     <w:p>
       <w:pPr>
-        <w:pStyle w:val="BodyText"/>
+        <w:pStyle w:val="Textoindependiente"/>
         <w:spacing w:before="70"/>
         <w:rPr>
           <w:rFonts w:ascii="Times New Roman"/>
@@ -204,8 +217,7 @@
     </w:p>
     <w:p>
       <w:pPr>
-        <w:spacing w:before="0"/>
-        <w:ind w:left="5" w:right="360" w:firstLine="0"/>
+        <w:ind w:left="5" w:right="360"/>
         <w:jc w:val="center"/>
         <w:rPr>
           <w:rFonts w:ascii="Times New Roman" w:hAnsi="Times New Roman"/>
@@ -228,7 +240,7 @@
           <w:spacing w:val="1"/>
           <w:sz w:val="18"/>
         </w:rPr>
-        <w:t> </w:t>
+        <w:t xml:space="preserve"> </w:t>
       </w:r>
       <w:r>
         <w:rPr>
@@ -242,7 +254,7 @@
     </w:p>
     <w:p>
       <w:pPr>
-        <w:pStyle w:val="BodyText"/>
+        <w:pStyle w:val="Textoindependiente"/>
         <w:rPr>
           <w:rFonts w:ascii="Times New Roman"/>
           <w:b/>
@@ -252,8 +264,8 @@
     </w:p>
     <w:tbl>
       <w:tblPr>
+        <w:tblStyle w:val="TableNormal"/>
         <w:tblW w:w="0" w:type="auto"/>
-        <w:jc w:val="left"/>
         <w:tblInd w:w="225" w:type="dxa"/>
         <w:tblBorders>
           <w:top w:val="dotted" w:sz="4" w:space="0" w:color="000000"/>
@@ -264,13 +276,7 @@
           <w:insideV w:val="dotted" w:sz="4" w:space="0" w:color="000000"/>
         </w:tblBorders>
         <w:tblLayout w:type="fixed"/>
-        <w:tblCellMar>
-          <w:top w:w="0" w:type="dxa"/>
-          <w:left w:w="0" w:type="dxa"/>
-          <w:bottom w:w="0" w:type="dxa"/>
-          <w:right w:w="0" w:type="dxa"/>
-        </w:tblCellMar>
-        <w:tblLook w:val="01E0"/>
+        <w:tblLook w:val="01E0" w:firstRow="1" w:lastRow="1" w:firstColumn="1" w:lastColumn="1" w:noHBand="0" w:noVBand="0"/>
       </w:tblPr>
       <w:tblGrid>
         <w:gridCol w:w="1807"/>
@@ -284,7 +290,7 @@
       </w:tblGrid>
       <w:tr>
         <w:trPr>
-          <w:trHeight w:val="437" w:hRule="atLeast"/>
+          <w:trHeight w:val="437"/>
         </w:trPr>
         <w:tc>
           <w:tcPr>
@@ -304,7 +310,7 @@
                 <w:rFonts w:ascii="Times New Roman"/>
                 <w:sz w:val="18"/>
               </w:rPr>
-              <w:t>Apellidos y </w:t>
+              <w:t xml:space="preserve">Apellidos y </w:t>
             </w:r>
             <w:r>
               <w:rPr>
@@ -485,7 +491,7 @@
                 <w:spacing w:val="40"/>
                 <w:sz w:val="10"/>
               </w:rPr>
-              <w:t> </w:t>
+              <w:t xml:space="preserve"> </w:t>
             </w:r>
             <w:r>
               <w:rPr>
@@ -498,7 +504,7 @@
                 <w:spacing w:val="-7"/>
                 <w:sz w:val="10"/>
               </w:rPr>
-              <w:t> </w:t>
+              <w:t xml:space="preserve"> </w:t>
             </w:r>
             <w:r>
               <w:rPr>
@@ -511,7 +517,7 @@
                 <w:spacing w:val="-7"/>
                 <w:sz w:val="10"/>
               </w:rPr>
-              <w:t> </w:t>
+              <w:t xml:space="preserve"> </w:t>
             </w:r>
             <w:r>
               <w:rPr>
@@ -534,7 +540,7 @@
               <w:rPr>
                 <w:sz w:val="10"/>
               </w:rPr>
-              <w:t>del </w:t>
+              <w:t xml:space="preserve">del </w:t>
             </w:r>
             <w:r>
               <w:rPr>
@@ -548,7 +554,7 @@
       </w:tr>
       <w:tr>
         <w:trPr>
-          <w:trHeight w:val="504" w:hRule="atLeast"/>
+          <w:trHeight w:val="504"/>
         </w:trPr>
         <w:tc>
           <w:tcPr>
@@ -679,7 +685,7 @@
       </w:tr>
       <w:tr>
         <w:trPr>
-          <w:trHeight w:val="438" w:hRule="atLeast"/>
+          <w:trHeight w:val="438"/>
         </w:trPr>
         <w:tc>
           <w:tcPr>
@@ -735,7 +741,7 @@
                 <w:spacing w:val="1"/>
                 <w:sz w:val="18"/>
               </w:rPr>
-              <w:t> </w:t>
+              <w:t xml:space="preserve"> </w:t>
             </w:r>
             <w:r>
               <w:rPr>
@@ -752,7 +758,7 @@
                 <w:spacing w:val="-1"/>
                 <w:sz w:val="18"/>
               </w:rPr>
-              <w:t> </w:t>
+              <w:t xml:space="preserve"> </w:t>
             </w:r>
             <w:r>
               <w:rPr>
@@ -844,7 +850,7 @@
       </w:tr>
       <w:tr>
         <w:trPr>
-          <w:trHeight w:val="437" w:hRule="atLeast"/>
+          <w:trHeight w:val="437"/>
         </w:trPr>
         <w:tc>
           <w:tcPr>
@@ -895,7 +901,7 @@
                 <w:spacing w:val="-3"/>
                 <w:sz w:val="18"/>
               </w:rPr>
-              <w:t> </w:t>
+              <w:t xml:space="preserve"> </w:t>
             </w:r>
             <w:r>
               <w:rPr>
@@ -910,7 +916,7 @@
                 <w:spacing w:val="-1"/>
                 <w:sz w:val="18"/>
               </w:rPr>
-              <w:t> </w:t>
+              <w:t xml:space="preserve"> </w:t>
             </w:r>
             <w:r>
               <w:rPr>
@@ -925,7 +931,7 @@
                 <w:spacing w:val="-1"/>
                 <w:sz w:val="18"/>
               </w:rPr>
-              <w:t> </w:t>
+              <w:t xml:space="preserve"> </w:t>
             </w:r>
             <w:r>
               <w:rPr>
@@ -1072,7 +1078,7 @@
       </w:tr>
       <w:tr>
         <w:trPr>
-          <w:trHeight w:val="438" w:hRule="atLeast"/>
+          <w:trHeight w:val="438"/>
         </w:trPr>
         <w:tc>
           <w:tcPr>
@@ -1125,8 +1131,9 @@
                 <w:spacing w:val="1"/>
                 <w:sz w:val="18"/>
               </w:rPr>
-              <w:t> </w:t>
-            </w:r>
+              <w:t xml:space="preserve"> </w:t>
+            </w:r>
+            <w:proofErr w:type="spellStart"/>
             <w:r>
               <w:rPr>
                 <w:rFonts w:ascii="Times New Roman"/>
@@ -1134,13 +1141,14 @@
               </w:rPr>
               <w:t>Ing</w:t>
             </w:r>
+            <w:proofErr w:type="spellEnd"/>
             <w:r>
               <w:rPr>
                 <w:rFonts w:ascii="Times New Roman"/>
                 <w:spacing w:val="45"/>
                 <w:sz w:val="18"/>
               </w:rPr>
-              <w:t> </w:t>
+              <w:t xml:space="preserve"> </w:t>
             </w:r>
             <w:r>
               <w:rPr>
@@ -1155,7 +1163,7 @@
                 <w:spacing w:val="-1"/>
                 <w:sz w:val="18"/>
               </w:rPr>
-              <w:t> </w:t>
+              <w:t xml:space="preserve"> </w:t>
             </w:r>
             <w:r>
               <w:rPr>
@@ -1170,7 +1178,7 @@
                 <w:spacing w:val="1"/>
                 <w:sz w:val="18"/>
               </w:rPr>
-              <w:t> </w:t>
+              <w:t xml:space="preserve"> </w:t>
             </w:r>
             <w:r>
               <w:rPr>
@@ -1290,7 +1298,7 @@
       </w:tr>
       <w:tr>
         <w:trPr>
-          <w:trHeight w:val="437" w:hRule="atLeast"/>
+          <w:trHeight w:val="437"/>
         </w:trPr>
         <w:tc>
           <w:tcPr>
@@ -1335,6 +1343,7 @@
                 <w:sz w:val="18"/>
               </w:rPr>
             </w:pPr>
+            <w:proofErr w:type="spellStart"/>
             <w:r>
               <w:rPr>
                 <w:rFonts w:ascii="Times New Roman"/>
@@ -1343,6 +1352,7 @@
               </w:rPr>
               <w:t>Lab</w:t>
             </w:r>
+            <w:proofErr w:type="spellEnd"/>
           </w:p>
         </w:tc>
         <w:tc>
@@ -1429,7 +1439,7 @@
     </w:tbl>
     <w:p>
       <w:pPr>
-        <w:pStyle w:val="BodyText"/>
+        <w:pStyle w:val="Textoindependiente"/>
         <w:rPr>
           <w:rFonts w:ascii="Times New Roman"/>
           <w:b/>
@@ -1439,7 +1449,7 @@
     </w:p>
     <w:p>
       <w:pPr>
-        <w:pStyle w:val="BodyText"/>
+        <w:pStyle w:val="Textoindependiente"/>
         <w:spacing w:before="55"/>
         <w:rPr>
           <w:rFonts w:ascii="Times New Roman"/>
@@ -1450,7 +1460,7 @@
     </w:p>
     <w:p>
       <w:pPr>
-        <w:pStyle w:val="Heading4"/>
+        <w:pStyle w:val="Ttulo4"/>
       </w:pPr>
       <w:r>
         <w:rPr>
@@ -1462,7 +1472,7 @@
     </w:p>
     <w:p>
       <w:pPr>
-        <w:pStyle w:val="BodyText"/>
+        <w:pStyle w:val="Textoindependiente"/>
         <w:spacing w:before="26"/>
         <w:rPr>
           <w:rFonts w:ascii="Times New Roman"/>
@@ -1473,51 +1483,37 @@
     </w:p>
     <w:p>
       <w:pPr>
-        <w:pStyle w:val="ListParagraph"/>
+        <w:pStyle w:val="Prrafodelista"/>
         <w:numPr>
           <w:ilvl w:val="0"/>
           <w:numId w:val="1"/>
         </w:numPr>
         <w:tabs>
-          <w:tab w:pos="434" w:val="left" w:leader="none"/>
+          <w:tab w:val="left" w:pos="434"/>
         </w:tabs>
-        <w:spacing w:line="240" w:lineRule="auto" w:before="0" w:after="0"/>
-        <w:ind w:left="434" w:right="0" w:hanging="219"/>
-        <w:jc w:val="left"/>
-        <w:rPr>
-          <w:sz w:val="22"/>
-        </w:rPr>
+        <w:ind w:left="434" w:hanging="219"/>
       </w:pPr>
       <w:r>
-        <w:rPr>
-          <w:sz w:val="22"/>
-        </w:rPr>
         <w:t>Revise</w:t>
       </w:r>
       <w:r>
         <w:rPr>
           <w:spacing w:val="-3"/>
-          <w:sz w:val="22"/>
-        </w:rPr>
-        <w:t> </w:t>
-      </w:r>
-      <w:r>
-        <w:rPr>
-          <w:sz w:val="22"/>
-        </w:rPr>
+        </w:rPr>
+        <w:t xml:space="preserve"> </w:t>
+      </w:r>
+      <w:r>
         <w:t>el</w:t>
       </w:r>
       <w:r>
         <w:rPr>
           <w:spacing w:val="-1"/>
-          <w:sz w:val="22"/>
-        </w:rPr>
-        <w:t> </w:t>
-      </w:r>
-      <w:r>
-        <w:rPr>
-          <w:b/>
-          <w:sz w:val="22"/>
+        </w:rPr>
+        <w:t xml:space="preserve"> </w:t>
+      </w:r>
+      <w:r>
+        <w:rPr>
+          <w:b/>
         </w:rPr>
         <w:t>ejemplo</w:t>
       </w:r>
@@ -1525,14 +1521,12 @@
         <w:rPr>
           <w:b/>
           <w:spacing w:val="-1"/>
-          <w:sz w:val="22"/>
-        </w:rPr>
-        <w:t> </w:t>
-      </w:r>
-      <w:r>
-        <w:rPr>
-          <w:b/>
-          <w:sz w:val="22"/>
+        </w:rPr>
+        <w:t xml:space="preserve"> </w:t>
+      </w:r>
+      <w:r>
+        <w:rPr>
+          <w:b/>
         </w:rPr>
         <w:t>de</w:t>
       </w:r>
@@ -1540,14 +1534,12 @@
         <w:rPr>
           <w:b/>
           <w:spacing w:val="-1"/>
-          <w:sz w:val="22"/>
-        </w:rPr>
-        <w:t> </w:t>
-      </w:r>
-      <w:r>
-        <w:rPr>
-          <w:b/>
-          <w:sz w:val="22"/>
+        </w:rPr>
+        <w:t xml:space="preserve"> </w:t>
+      </w:r>
+      <w:r>
+        <w:rPr>
+          <w:b/>
         </w:rPr>
         <w:t>Épicas</w:t>
       </w:r>
@@ -1555,14 +1547,12 @@
         <w:rPr>
           <w:b/>
           <w:spacing w:val="-2"/>
-          <w:sz w:val="22"/>
-        </w:rPr>
-        <w:t> </w:t>
-      </w:r>
-      <w:r>
-        <w:rPr>
-          <w:b/>
-          <w:sz w:val="22"/>
+        </w:rPr>
+        <w:t xml:space="preserve"> </w:t>
+      </w:r>
+      <w:r>
+        <w:rPr>
+          <w:b/>
         </w:rPr>
         <w:t>e</w:t>
       </w:r>
@@ -1570,14 +1560,12 @@
         <w:rPr>
           <w:b/>
           <w:spacing w:val="-3"/>
-          <w:sz w:val="22"/>
-        </w:rPr>
-        <w:t> </w:t>
-      </w:r>
-      <w:r>
-        <w:rPr>
-          <w:b/>
-          <w:sz w:val="22"/>
+        </w:rPr>
+        <w:t xml:space="preserve"> </w:t>
+      </w:r>
+      <w:r>
+        <w:rPr>
+          <w:b/>
         </w:rPr>
         <w:t>Historias</w:t>
       </w:r>
@@ -1585,14 +1573,12 @@
         <w:rPr>
           <w:b/>
           <w:spacing w:val="-3"/>
-          <w:sz w:val="22"/>
-        </w:rPr>
-        <w:t> </w:t>
-      </w:r>
-      <w:r>
-        <w:rPr>
-          <w:b/>
-          <w:sz w:val="22"/>
+        </w:rPr>
+        <w:t xml:space="preserve"> </w:t>
+      </w:r>
+      <w:r>
+        <w:rPr>
+          <w:b/>
         </w:rPr>
         <w:t>de</w:t>
       </w:r>
@@ -1600,14 +1586,12 @@
         <w:rPr>
           <w:b/>
           <w:spacing w:val="-1"/>
-          <w:sz w:val="22"/>
-        </w:rPr>
-        <w:t> </w:t>
-      </w:r>
-      <w:r>
-        <w:rPr>
-          <w:b/>
-          <w:sz w:val="22"/>
+        </w:rPr>
+        <w:t xml:space="preserve"> </w:t>
+      </w:r>
+      <w:r>
+        <w:rPr>
+          <w:b/>
         </w:rPr>
         <w:t>Usuario</w:t>
       </w:r>
@@ -1615,14 +1599,12 @@
         <w:rPr>
           <w:b/>
           <w:spacing w:val="-1"/>
-          <w:sz w:val="22"/>
-        </w:rPr>
-        <w:t> </w:t>
-      </w:r>
-      <w:r>
-        <w:rPr>
-          <w:b/>
-          <w:sz w:val="22"/>
+        </w:rPr>
+        <w:t xml:space="preserve"> </w:t>
+      </w:r>
+      <w:r>
+        <w:rPr>
+          <w:b/>
         </w:rPr>
         <w:t>proporcionado</w:t>
       </w:r>
@@ -1630,14 +1612,12 @@
         <w:rPr>
           <w:b/>
           <w:spacing w:val="-2"/>
-          <w:sz w:val="22"/>
-        </w:rPr>
-        <w:t> </w:t>
-      </w:r>
-      <w:r>
-        <w:rPr>
-          <w:b/>
-          <w:sz w:val="22"/>
+        </w:rPr>
+        <w:t xml:space="preserve"> </w:t>
+      </w:r>
+      <w:r>
+        <w:rPr>
+          <w:b/>
         </w:rPr>
         <w:t>por</w:t>
       </w:r>
@@ -1645,14 +1625,12 @@
         <w:rPr>
           <w:b/>
           <w:spacing w:val="-2"/>
-          <w:sz w:val="22"/>
-        </w:rPr>
-        <w:t> </w:t>
-      </w:r>
-      <w:r>
-        <w:rPr>
-          <w:b/>
-          <w:sz w:val="22"/>
+        </w:rPr>
+        <w:t xml:space="preserve"> </w:t>
+      </w:r>
+      <w:r>
+        <w:rPr>
+          <w:b/>
         </w:rPr>
         <w:t>el</w:t>
       </w:r>
@@ -1660,14 +1638,12 @@
         <w:rPr>
           <w:b/>
           <w:spacing w:val="-1"/>
-          <w:sz w:val="22"/>
-        </w:rPr>
-        <w:t> </w:t>
-      </w:r>
-      <w:r>
-        <w:rPr>
-          <w:b/>
-          <w:sz w:val="22"/>
+        </w:rPr>
+        <w:t xml:space="preserve"> </w:t>
+      </w:r>
+      <w:r>
+        <w:rPr>
+          <w:b/>
         </w:rPr>
         <w:t>docente</w:t>
       </w:r>
@@ -1675,110 +1651,80 @@
         <w:rPr>
           <w:b/>
           <w:spacing w:val="2"/>
-          <w:sz w:val="22"/>
-        </w:rPr>
-        <w:t> </w:t>
-      </w:r>
-      <w:r>
-        <w:rPr>
-          <w:sz w:val="22"/>
-        </w:rPr>
+        </w:rPr>
+        <w:t xml:space="preserve"> </w:t>
+      </w:r>
+      <w:r>
         <w:t>antes</w:t>
       </w:r>
       <w:r>
         <w:rPr>
           <w:spacing w:val="-1"/>
-          <w:sz w:val="22"/>
-        </w:rPr>
-        <w:t> </w:t>
-      </w:r>
-      <w:r>
-        <w:rPr>
-          <w:sz w:val="22"/>
-        </w:rPr>
+        </w:rPr>
+        <w:t xml:space="preserve"> </w:t>
+      </w:r>
+      <w:r>
         <w:t>de</w:t>
       </w:r>
       <w:r>
         <w:rPr>
           <w:spacing w:val="-2"/>
-          <w:sz w:val="22"/>
-        </w:rPr>
-        <w:t> </w:t>
-      </w:r>
-      <w:r>
-        <w:rPr>
-          <w:sz w:val="22"/>
-        </w:rPr>
+        </w:rPr>
+        <w:t xml:space="preserve"> </w:t>
+      </w:r>
+      <w:r>
         <w:t>iniciar</w:t>
       </w:r>
       <w:r>
         <w:rPr>
           <w:spacing w:val="-3"/>
-          <w:sz w:val="22"/>
-        </w:rPr>
-        <w:t> </w:t>
-      </w:r>
-      <w:r>
-        <w:rPr>
-          <w:sz w:val="22"/>
-        </w:rPr>
-        <w:t>la </w:t>
+        </w:rPr>
+        <w:t xml:space="preserve"> </w:t>
+      </w:r>
+      <w:r>
+        <w:t xml:space="preserve">la </w:t>
       </w:r>
       <w:r>
         <w:rPr>
           <w:spacing w:val="-2"/>
-          <w:sz w:val="22"/>
         </w:rPr>
         <w:t>actividad.</w:t>
       </w:r>
     </w:p>
     <w:p>
       <w:pPr>
-        <w:pStyle w:val="ListParagraph"/>
+        <w:pStyle w:val="Prrafodelista"/>
         <w:numPr>
           <w:ilvl w:val="0"/>
           <w:numId w:val="1"/>
         </w:numPr>
         <w:tabs>
-          <w:tab w:pos="434" w:val="left" w:leader="none"/>
+          <w:tab w:val="left" w:pos="434"/>
         </w:tabs>
-        <w:spacing w:line="292" w:lineRule="exact" w:before="1" w:after="0"/>
-        <w:ind w:left="434" w:right="0" w:hanging="219"/>
-        <w:jc w:val="left"/>
-        <w:rPr>
-          <w:sz w:val="22"/>
-        </w:rPr>
+        <w:spacing w:before="1" w:line="292" w:lineRule="exact"/>
+        <w:ind w:left="434" w:hanging="219"/>
       </w:pPr>
       <w:r>
-        <w:rPr>
-          <w:sz w:val="22"/>
-        </w:rPr>
         <w:t>Desarrolle</w:t>
       </w:r>
       <w:r>
         <w:rPr>
           <w:spacing w:val="-5"/>
-          <w:sz w:val="22"/>
-        </w:rPr>
-        <w:t> </w:t>
-      </w:r>
-      <w:r>
-        <w:rPr>
-          <w:sz w:val="22"/>
-        </w:rPr>
+        </w:rPr>
+        <w:t xml:space="preserve"> </w:t>
+      </w:r>
+      <w:r>
         <w:t>las</w:t>
       </w:r>
       <w:r>
         <w:rPr>
           <w:spacing w:val="-1"/>
-          <w:sz w:val="22"/>
-        </w:rPr>
-        <w:t> </w:t>
-      </w:r>
-      <w:r>
-        <w:rPr>
-          <w:b/>
-          <w:sz w:val="22"/>
+        </w:rPr>
+        <w:t xml:space="preserve"> </w:t>
+      </w:r>
+      <w:r>
+        <w:rPr>
+          <w:b/>
         </w:rPr>
         <w:t>épicas correspondientes</w:t>
       </w:r>
@@ -1786,14 +1732,12 @@
         <w:rPr>
           <w:b/>
           <w:spacing w:val="-3"/>
-          <w:sz w:val="22"/>
-        </w:rPr>
-        <w:t> </w:t>
-      </w:r>
-      <w:r>
-        <w:rPr>
-          <w:b/>
-          <w:sz w:val="22"/>
+        </w:rPr>
+        <w:t xml:space="preserve"> </w:t>
+      </w:r>
+      <w:r>
+        <w:rPr>
+          <w:b/>
         </w:rPr>
         <w:t>a</w:t>
       </w:r>
@@ -1801,14 +1745,12 @@
         <w:rPr>
           <w:b/>
           <w:spacing w:val="-4"/>
-          <w:sz w:val="22"/>
-        </w:rPr>
-        <w:t> </w:t>
-      </w:r>
-      <w:r>
-        <w:rPr>
-          <w:b/>
-          <w:sz w:val="22"/>
+        </w:rPr>
+        <w:t xml:space="preserve"> </w:t>
+      </w:r>
+      <w:r>
+        <w:rPr>
+          <w:b/>
         </w:rPr>
         <w:t>su</w:t>
       </w:r>
@@ -1816,14 +1758,12 @@
         <w:rPr>
           <w:b/>
           <w:spacing w:val="-1"/>
-          <w:sz w:val="22"/>
-        </w:rPr>
-        <w:t> </w:t>
-      </w:r>
-      <w:r>
-        <w:rPr>
-          <w:b/>
-          <w:sz w:val="22"/>
+        </w:rPr>
+        <w:t xml:space="preserve"> </w:t>
+      </w:r>
+      <w:r>
+        <w:rPr>
+          <w:b/>
         </w:rPr>
         <w:t>propio</w:t>
       </w:r>
@@ -1831,189 +1771,137 @@
         <w:rPr>
           <w:b/>
           <w:spacing w:val="-1"/>
-          <w:sz w:val="22"/>
-        </w:rPr>
-        <w:t> </w:t>
-      </w:r>
-      <w:r>
-        <w:rPr>
-          <w:b/>
-          <w:sz w:val="22"/>
+        </w:rPr>
+        <w:t xml:space="preserve"> </w:t>
+      </w:r>
+      <w:r>
+        <w:rPr>
+          <w:b/>
         </w:rPr>
         <w:t>proyecto</w:t>
       </w:r>
       <w:r>
-        <w:rPr>
-          <w:sz w:val="22"/>
-        </w:rPr>
         <w:t>,</w:t>
       </w:r>
       <w:r>
         <w:rPr>
           <w:spacing w:val="-2"/>
-          <w:sz w:val="22"/>
-        </w:rPr>
-        <w:t> </w:t>
-      </w:r>
-      <w:r>
-        <w:rPr>
-          <w:sz w:val="22"/>
-        </w:rPr>
+        </w:rPr>
+        <w:t xml:space="preserve"> </w:t>
+      </w:r>
+      <w:r>
         <w:t>tomando</w:t>
       </w:r>
       <w:r>
         <w:rPr>
           <w:spacing w:val="-1"/>
-          <w:sz w:val="22"/>
-        </w:rPr>
-        <w:t> </w:t>
-      </w:r>
-      <w:r>
-        <w:rPr>
-          <w:sz w:val="22"/>
-        </w:rPr>
+        </w:rPr>
+        <w:t xml:space="preserve"> </w:t>
+      </w:r>
+      <w:r>
         <w:t>el</w:t>
       </w:r>
       <w:r>
         <w:rPr>
           <w:spacing w:val="-1"/>
-          <w:sz w:val="22"/>
-        </w:rPr>
-        <w:t> </w:t>
-      </w:r>
-      <w:r>
-        <w:rPr>
-          <w:sz w:val="22"/>
-        </w:rPr>
+        </w:rPr>
+        <w:t xml:space="preserve"> </w:t>
+      </w:r>
+      <w:r>
         <w:t>ejemplo</w:t>
       </w:r>
       <w:r>
         <w:rPr>
           <w:spacing w:val="-1"/>
-          <w:sz w:val="22"/>
-        </w:rPr>
-        <w:t> </w:t>
-      </w:r>
-      <w:r>
-        <w:rPr>
-          <w:sz w:val="22"/>
-        </w:rPr>
+        </w:rPr>
+        <w:t xml:space="preserve"> </w:t>
+      </w:r>
+      <w:r>
         <w:t>únicamente</w:t>
       </w:r>
       <w:r>
         <w:rPr>
           <w:spacing w:val="-3"/>
-          <w:sz w:val="22"/>
-        </w:rPr>
-        <w:t> </w:t>
-      </w:r>
-      <w:r>
-        <w:rPr>
-          <w:sz w:val="22"/>
-        </w:rPr>
+        </w:rPr>
+        <w:t xml:space="preserve"> </w:t>
+      </w:r>
+      <w:r>
         <w:t>como</w:t>
       </w:r>
       <w:r>
         <w:rPr>
           <w:spacing w:val="-1"/>
-          <w:sz w:val="22"/>
-        </w:rPr>
-        <w:t> </w:t>
+        </w:rPr>
+        <w:t xml:space="preserve"> </w:t>
       </w:r>
       <w:r>
         <w:rPr>
           <w:spacing w:val="-2"/>
-          <w:sz w:val="22"/>
         </w:rPr>
         <w:t>guía.</w:t>
       </w:r>
     </w:p>
     <w:p>
       <w:pPr>
-        <w:pStyle w:val="ListParagraph"/>
+        <w:pStyle w:val="Prrafodelista"/>
         <w:numPr>
           <w:ilvl w:val="0"/>
           <w:numId w:val="1"/>
         </w:numPr>
         <w:tabs>
-          <w:tab w:pos="434" w:val="left" w:leader="none"/>
+          <w:tab w:val="left" w:pos="434"/>
         </w:tabs>
-        <w:spacing w:line="237" w:lineRule="auto" w:before="2" w:after="0"/>
+        <w:spacing w:before="2" w:line="237" w:lineRule="auto"/>
         <w:ind w:left="215" w:right="953" w:firstLine="0"/>
-        <w:jc w:val="left"/>
-        <w:rPr>
-          <w:sz w:val="22"/>
-        </w:rPr>
       </w:pPr>
       <w:r>
-        <w:rPr>
-          <w:sz w:val="22"/>
-        </w:rPr>
         <w:t>Cada</w:t>
       </w:r>
       <w:r>
         <w:rPr>
           <w:spacing w:val="-2"/>
-          <w:sz w:val="22"/>
-        </w:rPr>
-        <w:t> </w:t>
-      </w:r>
-      <w:r>
-        <w:rPr>
-          <w:sz w:val="22"/>
-        </w:rPr>
+        </w:rPr>
+        <w:t xml:space="preserve"> </w:t>
+      </w:r>
+      <w:r>
         <w:t>épica</w:t>
       </w:r>
       <w:r>
         <w:rPr>
           <w:spacing w:val="-2"/>
-          <w:sz w:val="22"/>
-        </w:rPr>
-        <w:t> </w:t>
-      </w:r>
-      <w:r>
-        <w:rPr>
-          <w:sz w:val="22"/>
-        </w:rPr>
+        </w:rPr>
+        <w:t xml:space="preserve"> </w:t>
+      </w:r>
+      <w:r>
         <w:t>debe</w:t>
       </w:r>
       <w:r>
         <w:rPr>
           <w:spacing w:val="-4"/>
-          <w:sz w:val="22"/>
-        </w:rPr>
-        <w:t> </w:t>
-      </w:r>
-      <w:r>
-        <w:rPr>
-          <w:sz w:val="22"/>
-        </w:rPr>
+        </w:rPr>
+        <w:t xml:space="preserve"> </w:t>
+      </w:r>
+      <w:r>
         <w:t>representar</w:t>
       </w:r>
       <w:r>
         <w:rPr>
           <w:spacing w:val="-2"/>
-          <w:sz w:val="22"/>
-        </w:rPr>
-        <w:t> </w:t>
-      </w:r>
-      <w:r>
-        <w:rPr>
-          <w:sz w:val="22"/>
-        </w:rPr>
+        </w:rPr>
+        <w:t xml:space="preserve"> </w:t>
+      </w:r>
+      <w:r>
         <w:t>una</w:t>
       </w:r>
       <w:r>
         <w:rPr>
           <w:spacing w:val="-2"/>
-          <w:sz w:val="22"/>
-        </w:rPr>
-        <w:t> </w:t>
-      </w:r>
-      <w:r>
-        <w:rPr>
-          <w:b/>
-          <w:sz w:val="22"/>
+        </w:rPr>
+        <w:t xml:space="preserve"> </w:t>
+      </w:r>
+      <w:r>
+        <w:rPr>
+          <w:b/>
         </w:rPr>
         <w:t>funcionalidad</w:t>
       </w:r>
@@ -2021,14 +1909,12 @@
         <w:rPr>
           <w:b/>
           <w:spacing w:val="-3"/>
-          <w:sz w:val="22"/>
-        </w:rPr>
-        <w:t> </w:t>
-      </w:r>
-      <w:r>
-        <w:rPr>
-          <w:b/>
-          <w:sz w:val="22"/>
+        </w:rPr>
+        <w:t xml:space="preserve"> </w:t>
+      </w:r>
+      <w:r>
+        <w:rPr>
+          <w:b/>
         </w:rPr>
         <w:t>grande</w:t>
       </w:r>
@@ -2036,227 +1922,161 @@
         <w:rPr>
           <w:b/>
           <w:spacing w:val="-2"/>
-          <w:sz w:val="22"/>
-        </w:rPr>
-        <w:t> </w:t>
-      </w:r>
-      <w:r>
-        <w:rPr>
-          <w:sz w:val="22"/>
-        </w:rPr>
+        </w:rPr>
+        <w:t xml:space="preserve"> </w:t>
+      </w:r>
+      <w:r>
         <w:t>del</w:t>
       </w:r>
       <w:r>
         <w:rPr>
           <w:spacing w:val="-2"/>
-          <w:sz w:val="22"/>
-        </w:rPr>
-        <w:t> </w:t>
-      </w:r>
-      <w:r>
-        <w:rPr>
-          <w:sz w:val="22"/>
-        </w:rPr>
+        </w:rPr>
+        <w:t xml:space="preserve"> </w:t>
+      </w:r>
+      <w:r>
         <w:t>proyecto</w:t>
       </w:r>
       <w:r>
         <w:rPr>
           <w:spacing w:val="-3"/>
-          <w:sz w:val="22"/>
-        </w:rPr>
-        <w:t> </w:t>
-      </w:r>
-      <w:r>
-        <w:rPr>
-          <w:sz w:val="22"/>
-        </w:rPr>
+        </w:rPr>
+        <w:t xml:space="preserve"> </w:t>
+      </w:r>
+      <w:r>
         <w:t>y</w:t>
       </w:r>
       <w:r>
         <w:rPr>
           <w:spacing w:val="-5"/>
-          <w:sz w:val="22"/>
-        </w:rPr>
-        <w:t> </w:t>
-      </w:r>
-      <w:r>
-        <w:rPr>
-          <w:sz w:val="22"/>
-        </w:rPr>
+        </w:rPr>
+        <w:t xml:space="preserve"> </w:t>
+      </w:r>
+      <w:r>
         <w:t>debe</w:t>
       </w:r>
       <w:r>
         <w:rPr>
           <w:spacing w:val="-3"/>
-          <w:sz w:val="22"/>
-        </w:rPr>
-        <w:t> </w:t>
-      </w:r>
-      <w:r>
-        <w:rPr>
-          <w:sz w:val="22"/>
-        </w:rPr>
+        </w:rPr>
+        <w:t xml:space="preserve"> </w:t>
+      </w:r>
+      <w:r>
         <w:t>agrupar</w:t>
       </w:r>
       <w:r>
         <w:rPr>
           <w:spacing w:val="-2"/>
-          <w:sz w:val="22"/>
-        </w:rPr>
-        <w:t> </w:t>
-      </w:r>
-      <w:r>
-        <w:rPr>
-          <w:sz w:val="22"/>
-        </w:rPr>
+        </w:rPr>
+        <w:t xml:space="preserve"> </w:t>
+      </w:r>
+      <w:r>
         <w:t>varias</w:t>
       </w:r>
       <w:r>
         <w:rPr>
           <w:spacing w:val="-2"/>
-          <w:sz w:val="22"/>
-        </w:rPr>
-        <w:t> </w:t>
-      </w:r>
-      <w:r>
-        <w:rPr>
-          <w:sz w:val="22"/>
-        </w:rPr>
+        </w:rPr>
+        <w:t xml:space="preserve"> </w:t>
+      </w:r>
+      <w:r>
         <w:t>historias</w:t>
       </w:r>
       <w:r>
         <w:rPr>
           <w:spacing w:val="-4"/>
-          <w:sz w:val="22"/>
-        </w:rPr>
-        <w:t> </w:t>
-      </w:r>
-      <w:r>
-        <w:rPr>
-          <w:sz w:val="22"/>
-        </w:rPr>
+        </w:rPr>
+        <w:t xml:space="preserve"> </w:t>
+      </w:r>
+      <w:r>
         <w:t>de</w:t>
       </w:r>
       <w:r>
         <w:rPr>
           <w:spacing w:val="-2"/>
-          <w:sz w:val="22"/>
-        </w:rPr>
-        <w:t> </w:t>
-      </w:r>
-      <w:r>
-        <w:rPr>
-          <w:sz w:val="22"/>
-        </w:rPr>
-        <w:t>usuario </w:t>
+        </w:rPr>
+        <w:t xml:space="preserve"> </w:t>
+      </w:r>
+      <w:r>
+        <w:t xml:space="preserve">usuario </w:t>
       </w:r>
       <w:r>
         <w:rPr>
           <w:spacing w:val="-2"/>
-          <w:sz w:val="22"/>
         </w:rPr>
         <w:t>relacionadas.</w:t>
       </w:r>
     </w:p>
     <w:p>
       <w:pPr>
-        <w:pStyle w:val="ListParagraph"/>
+        <w:pStyle w:val="Prrafodelista"/>
         <w:numPr>
           <w:ilvl w:val="0"/>
           <w:numId w:val="1"/>
         </w:numPr>
         <w:tabs>
-          <w:tab w:pos="434" w:val="left" w:leader="none"/>
+          <w:tab w:val="left" w:pos="434"/>
         </w:tabs>
-        <w:spacing w:line="292" w:lineRule="exact" w:before="4" w:after="0"/>
-        <w:ind w:left="434" w:right="0" w:hanging="219"/>
-        <w:jc w:val="left"/>
-        <w:rPr>
-          <w:sz w:val="22"/>
-        </w:rPr>
+        <w:spacing w:before="4" w:line="292" w:lineRule="exact"/>
+        <w:ind w:left="434" w:hanging="219"/>
       </w:pPr>
       <w:r>
-        <w:rPr>
-          <w:sz w:val="22"/>
-        </w:rPr>
         <w:t>Redacte</w:t>
       </w:r>
       <w:r>
         <w:rPr>
           <w:spacing w:val="-3"/>
-          <w:sz w:val="22"/>
-        </w:rPr>
-        <w:t> </w:t>
-      </w:r>
-      <w:r>
-        <w:rPr>
-          <w:sz w:val="22"/>
-        </w:rPr>
+        </w:rPr>
+        <w:t xml:space="preserve"> </w:t>
+      </w:r>
+      <w:r>
         <w:t>cada</w:t>
       </w:r>
       <w:r>
         <w:rPr>
           <w:spacing w:val="-3"/>
-          <w:sz w:val="22"/>
-        </w:rPr>
-        <w:t> </w:t>
-      </w:r>
-      <w:r>
-        <w:rPr>
-          <w:sz w:val="22"/>
-        </w:rPr>
+        </w:rPr>
+        <w:t xml:space="preserve"> </w:t>
+      </w:r>
+      <w:r>
         <w:t>épica</w:t>
       </w:r>
       <w:r>
         <w:rPr>
           <w:spacing w:val="-4"/>
-          <w:sz w:val="22"/>
-        </w:rPr>
-        <w:t> </w:t>
-      </w:r>
-      <w:r>
-        <w:rPr>
-          <w:sz w:val="22"/>
-        </w:rPr>
+        </w:rPr>
+        <w:t xml:space="preserve"> </w:t>
+      </w:r>
+      <w:r>
         <w:t>utilizando</w:t>
       </w:r>
       <w:r>
         <w:rPr>
           <w:spacing w:val="-3"/>
-          <w:sz w:val="22"/>
-        </w:rPr>
-        <w:t> </w:t>
-      </w:r>
-      <w:r>
-        <w:rPr>
-          <w:sz w:val="22"/>
-        </w:rPr>
+        </w:rPr>
+        <w:t xml:space="preserve"> </w:t>
+      </w:r>
+      <w:r>
         <w:t>la</w:t>
       </w:r>
       <w:r>
         <w:rPr>
           <w:spacing w:val="-2"/>
-          <w:sz w:val="22"/>
-        </w:rPr>
-        <w:t> </w:t>
-      </w:r>
-      <w:r>
-        <w:rPr>
-          <w:sz w:val="22"/>
-        </w:rPr>
+        </w:rPr>
+        <w:t xml:space="preserve"> </w:t>
+      </w:r>
+      <w:r>
         <w:t>estructura:</w:t>
       </w:r>
       <w:r>
         <w:rPr>
           <w:spacing w:val="4"/>
-          <w:sz w:val="22"/>
-        </w:rPr>
-        <w:t> </w:t>
-      </w:r>
-      <w:r>
-        <w:rPr>
-          <w:b/>
-          <w:sz w:val="22"/>
+        </w:rPr>
+        <w:t xml:space="preserve"> </w:t>
+      </w:r>
+      <w:r>
+        <w:rPr>
+          <w:b/>
         </w:rPr>
         <w:t>“Como</w:t>
       </w:r>
@@ -2264,14 +2084,12 @@
         <w:rPr>
           <w:b/>
           <w:spacing w:val="-4"/>
-          <w:sz w:val="22"/>
-        </w:rPr>
-        <w:t> </w:t>
-      </w:r>
-      <w:r>
-        <w:rPr>
-          <w:b/>
-          <w:sz w:val="22"/>
+        </w:rPr>
+        <w:t xml:space="preserve"> </w:t>
+      </w:r>
+      <w:r>
+        <w:rPr>
+          <w:b/>
         </w:rPr>
         <w:t>[rol],</w:t>
       </w:r>
@@ -2279,14 +2097,12 @@
         <w:rPr>
           <w:b/>
           <w:spacing w:val="-2"/>
-          <w:sz w:val="22"/>
-        </w:rPr>
-        <w:t> </w:t>
-      </w:r>
-      <w:r>
-        <w:rPr>
-          <w:b/>
-          <w:sz w:val="22"/>
+        </w:rPr>
+        <w:t xml:space="preserve"> </w:t>
+      </w:r>
+      <w:r>
+        <w:rPr>
+          <w:b/>
         </w:rPr>
         <w:t>yo</w:t>
       </w:r>
@@ -2294,14 +2110,12 @@
         <w:rPr>
           <w:b/>
           <w:spacing w:val="-2"/>
-          <w:sz w:val="22"/>
-        </w:rPr>
-        <w:t> </w:t>
-      </w:r>
-      <w:r>
-        <w:rPr>
-          <w:b/>
-          <w:sz w:val="22"/>
+        </w:rPr>
+        <w:t xml:space="preserve"> </w:t>
+      </w:r>
+      <w:r>
+        <w:rPr>
+          <w:b/>
         </w:rPr>
         <w:t>debería</w:t>
       </w:r>
@@ -2309,14 +2123,12 @@
         <w:rPr>
           <w:b/>
           <w:spacing w:val="-3"/>
-          <w:sz w:val="22"/>
-        </w:rPr>
-        <w:t> </w:t>
-      </w:r>
-      <w:r>
-        <w:rPr>
-          <w:b/>
-          <w:sz w:val="22"/>
+        </w:rPr>
+        <w:t xml:space="preserve"> </w:t>
+      </w:r>
+      <w:r>
+        <w:rPr>
+          <w:b/>
         </w:rPr>
         <w:t>[requerimiento],</w:t>
       </w:r>
@@ -2324,14 +2136,12 @@
         <w:rPr>
           <w:b/>
           <w:spacing w:val="-5"/>
-          <w:sz w:val="22"/>
-        </w:rPr>
-        <w:t> </w:t>
-      </w:r>
-      <w:r>
-        <w:rPr>
-          <w:b/>
-          <w:sz w:val="22"/>
+        </w:rPr>
+        <w:t xml:space="preserve"> </w:t>
+      </w:r>
+      <w:r>
+        <w:rPr>
+          <w:b/>
         </w:rPr>
         <w:t>a</w:t>
       </w:r>
@@ -2339,14 +2149,12 @@
         <w:rPr>
           <w:b/>
           <w:spacing w:val="-1"/>
-          <w:sz w:val="22"/>
-        </w:rPr>
-        <w:t> </w:t>
-      </w:r>
-      <w:r>
-        <w:rPr>
-          <w:b/>
-          <w:sz w:val="22"/>
+        </w:rPr>
+        <w:t xml:space="preserve"> </w:t>
+      </w:r>
+      <w:r>
+        <w:rPr>
+          <w:b/>
         </w:rPr>
         <w:t>fin</w:t>
       </w:r>
@@ -2354,14 +2162,12 @@
         <w:rPr>
           <w:b/>
           <w:spacing w:val="-2"/>
-          <w:sz w:val="22"/>
-        </w:rPr>
-        <w:t> </w:t>
-      </w:r>
-      <w:r>
-        <w:rPr>
-          <w:b/>
-          <w:sz w:val="22"/>
+        </w:rPr>
+        <w:t xml:space="preserve"> </w:t>
+      </w:r>
+      <w:r>
+        <w:rPr>
+          <w:b/>
         </w:rPr>
         <w:t>de</w:t>
       </w:r>
@@ -2369,112 +2175,84 @@
         <w:rPr>
           <w:b/>
           <w:spacing w:val="-1"/>
-          <w:sz w:val="22"/>
-        </w:rPr>
-        <w:t> </w:t>
+        </w:rPr>
+        <w:t xml:space="preserve"> </w:t>
       </w:r>
       <w:r>
         <w:rPr>
           <w:b/>
           <w:spacing w:val="-2"/>
-          <w:sz w:val="22"/>
         </w:rPr>
         <w:t>[beneficio]”</w:t>
       </w:r>
       <w:r>
         <w:rPr>
           <w:spacing w:val="-2"/>
-          <w:sz w:val="22"/>
         </w:rPr>
         <w:t>.</w:t>
       </w:r>
     </w:p>
     <w:p>
       <w:pPr>
-        <w:pStyle w:val="ListParagraph"/>
+        <w:pStyle w:val="Prrafodelista"/>
         <w:numPr>
           <w:ilvl w:val="0"/>
           <w:numId w:val="1"/>
         </w:numPr>
         <w:tabs>
-          <w:tab w:pos="434" w:val="left" w:leader="none"/>
+          <w:tab w:val="left" w:pos="434"/>
         </w:tabs>
-        <w:spacing w:line="292" w:lineRule="exact" w:before="0" w:after="0"/>
-        <w:ind w:left="434" w:right="0" w:hanging="219"/>
-        <w:jc w:val="left"/>
-        <w:rPr>
-          <w:sz w:val="22"/>
-        </w:rPr>
+        <w:spacing w:line="292" w:lineRule="exact"/>
+        <w:ind w:left="434" w:hanging="219"/>
       </w:pPr>
       <w:r>
-        <w:rPr>
-          <w:sz w:val="22"/>
-        </w:rPr>
         <w:t>Descomponga</w:t>
       </w:r>
       <w:r>
         <w:rPr>
           <w:spacing w:val="-5"/>
-          <w:sz w:val="22"/>
-        </w:rPr>
-        <w:t> </w:t>
-      </w:r>
-      <w:r>
-        <w:rPr>
-          <w:sz w:val="22"/>
-        </w:rPr>
+        </w:rPr>
+        <w:t xml:space="preserve"> </w:t>
+      </w:r>
+      <w:r>
         <w:t>cada</w:t>
       </w:r>
       <w:r>
         <w:rPr>
           <w:spacing w:val="-3"/>
-          <w:sz w:val="22"/>
-        </w:rPr>
-        <w:t> </w:t>
-      </w:r>
-      <w:r>
-        <w:rPr>
-          <w:sz w:val="22"/>
-        </w:rPr>
+        </w:rPr>
+        <w:t xml:space="preserve"> </w:t>
+      </w:r>
+      <w:r>
         <w:t>épica</w:t>
       </w:r>
       <w:r>
         <w:rPr>
           <w:spacing w:val="-2"/>
-          <w:sz w:val="22"/>
-        </w:rPr>
-        <w:t> </w:t>
-      </w:r>
-      <w:r>
-        <w:rPr>
-          <w:sz w:val="22"/>
-        </w:rPr>
+        </w:rPr>
+        <w:t xml:space="preserve"> </w:t>
+      </w:r>
+      <w:r>
         <w:t>en</w:t>
       </w:r>
       <w:r>
         <w:rPr>
           <w:spacing w:val="-3"/>
-          <w:sz w:val="22"/>
-        </w:rPr>
-        <w:t> </w:t>
-      </w:r>
-      <w:r>
-        <w:rPr>
-          <w:sz w:val="22"/>
-        </w:rPr>
+        </w:rPr>
+        <w:t xml:space="preserve"> </w:t>
+      </w:r>
+      <w:r>
         <w:t>las</w:t>
       </w:r>
       <w:r>
         <w:rPr>
           <w:spacing w:val="2"/>
-          <w:sz w:val="22"/>
-        </w:rPr>
-        <w:t> </w:t>
-      </w:r>
-      <w:r>
-        <w:rPr>
-          <w:b/>
-          <w:sz w:val="22"/>
+        </w:rPr>
+        <w:t xml:space="preserve"> </w:t>
+      </w:r>
+      <w:r>
+        <w:rPr>
+          <w:b/>
         </w:rPr>
         <w:t>historias</w:t>
       </w:r>
@@ -2482,14 +2260,12 @@
         <w:rPr>
           <w:b/>
           <w:spacing w:val="-5"/>
-          <w:sz w:val="22"/>
-        </w:rPr>
-        <w:t> </w:t>
-      </w:r>
-      <w:r>
-        <w:rPr>
-          <w:b/>
-          <w:sz w:val="22"/>
+        </w:rPr>
+        <w:t xml:space="preserve"> </w:t>
+      </w:r>
+      <w:r>
+        <w:rPr>
+          <w:b/>
         </w:rPr>
         <w:t>de</w:t>
       </w:r>
@@ -2497,14 +2273,12 @@
         <w:rPr>
           <w:b/>
           <w:spacing w:val="-1"/>
-          <w:sz w:val="22"/>
-        </w:rPr>
-        <w:t> </w:t>
-      </w:r>
-      <w:r>
-        <w:rPr>
-          <w:b/>
-          <w:sz w:val="22"/>
+        </w:rPr>
+        <w:t xml:space="preserve"> </w:t>
+      </w:r>
+      <w:r>
+        <w:rPr>
+          <w:b/>
         </w:rPr>
         <w:t>usuario</w:t>
       </w:r>
@@ -2512,188 +2286,133 @@
         <w:rPr>
           <w:b/>
           <w:spacing w:val="-1"/>
-          <w:sz w:val="22"/>
-        </w:rPr>
-        <w:t> </w:t>
-      </w:r>
-      <w:r>
-        <w:rPr>
-          <w:b/>
-          <w:sz w:val="22"/>
+        </w:rPr>
+        <w:t xml:space="preserve"> </w:t>
+      </w:r>
+      <w:r>
+        <w:rPr>
+          <w:b/>
         </w:rPr>
         <w:t>necesarias</w:t>
       </w:r>
       <w:r>
-        <w:rPr>
-          <w:sz w:val="22"/>
-        </w:rPr>
         <w:t>,</w:t>
       </w:r>
       <w:r>
         <w:rPr>
           <w:spacing w:val="-1"/>
-          <w:sz w:val="22"/>
-        </w:rPr>
-        <w:t> </w:t>
-      </w:r>
-      <w:r>
-        <w:rPr>
-          <w:sz w:val="22"/>
-        </w:rPr>
+        </w:rPr>
+        <w:t xml:space="preserve"> </w:t>
+      </w:r>
+      <w:r>
         <w:t>evitando</w:t>
       </w:r>
       <w:r>
         <w:rPr>
           <w:spacing w:val="-3"/>
-          <w:sz w:val="22"/>
-        </w:rPr>
-        <w:t> </w:t>
-      </w:r>
-      <w:r>
-        <w:rPr>
-          <w:sz w:val="22"/>
-        </w:rPr>
+        </w:rPr>
+        <w:t xml:space="preserve"> </w:t>
+      </w:r>
+      <w:r>
         <w:t>historias</w:t>
       </w:r>
       <w:r>
         <w:rPr>
           <w:spacing w:val="-1"/>
-          <w:sz w:val="22"/>
-        </w:rPr>
-        <w:t> </w:t>
-      </w:r>
-      <w:r>
-        <w:rPr>
-          <w:sz w:val="22"/>
-        </w:rPr>
+        </w:rPr>
+        <w:t xml:space="preserve"> </w:t>
+      </w:r>
+      <w:r>
         <w:t>demasiado</w:t>
       </w:r>
       <w:r>
         <w:rPr>
           <w:spacing w:val="-2"/>
-          <w:sz w:val="22"/>
-        </w:rPr>
-        <w:t> generales.</w:t>
+        </w:rPr>
+        <w:t xml:space="preserve"> generales.</w:t>
       </w:r>
     </w:p>
     <w:p>
       <w:pPr>
-        <w:pStyle w:val="ListParagraph"/>
+        <w:pStyle w:val="Prrafodelista"/>
         <w:numPr>
           <w:ilvl w:val="0"/>
           <w:numId w:val="1"/>
         </w:numPr>
         <w:tabs>
-          <w:tab w:pos="434" w:val="left" w:leader="none"/>
+          <w:tab w:val="left" w:pos="434"/>
         </w:tabs>
-        <w:spacing w:line="240" w:lineRule="auto" w:before="0" w:after="0"/>
         <w:ind w:left="215" w:right="1774" w:firstLine="0"/>
-        <w:jc w:val="left"/>
-        <w:rPr>
-          <w:sz w:val="22"/>
-        </w:rPr>
       </w:pPr>
       <w:r>
-        <w:rPr>
-          <w:sz w:val="22"/>
-        </w:rPr>
         <w:t>Redacte</w:t>
       </w:r>
       <w:r>
         <w:rPr>
           <w:spacing w:val="-5"/>
-          <w:sz w:val="22"/>
-        </w:rPr>
-        <w:t> </w:t>
-      </w:r>
-      <w:r>
-        <w:rPr>
-          <w:sz w:val="22"/>
-        </w:rPr>
+        </w:rPr>
+        <w:t xml:space="preserve"> </w:t>
+      </w:r>
+      <w:r>
         <w:t>cada</w:t>
       </w:r>
       <w:r>
         <w:rPr>
           <w:spacing w:val="-3"/>
-          <w:sz w:val="22"/>
-        </w:rPr>
-        <w:t> </w:t>
-      </w:r>
-      <w:r>
-        <w:rPr>
-          <w:sz w:val="22"/>
-        </w:rPr>
+        </w:rPr>
+        <w:t xml:space="preserve"> </w:t>
+      </w:r>
+      <w:r>
         <w:t>historia</w:t>
       </w:r>
       <w:r>
         <w:rPr>
           <w:spacing w:val="-3"/>
-          <w:sz w:val="22"/>
-        </w:rPr>
-        <w:t> </w:t>
-      </w:r>
-      <w:r>
-        <w:rPr>
-          <w:sz w:val="22"/>
-        </w:rPr>
+        </w:rPr>
+        <w:t xml:space="preserve"> </w:t>
+      </w:r>
+      <w:r>
         <w:t>de</w:t>
       </w:r>
       <w:r>
         <w:rPr>
           <w:spacing w:val="-3"/>
-          <w:sz w:val="22"/>
-        </w:rPr>
-        <w:t> </w:t>
-      </w:r>
-      <w:r>
-        <w:rPr>
-          <w:sz w:val="22"/>
-        </w:rPr>
+        </w:rPr>
+        <w:t xml:space="preserve"> </w:t>
+      </w:r>
+      <w:r>
         <w:t>usuario</w:t>
       </w:r>
       <w:r>
         <w:rPr>
           <w:spacing w:val="-4"/>
-          <w:sz w:val="22"/>
-        </w:rPr>
-        <w:t> </w:t>
-      </w:r>
-      <w:r>
-        <w:rPr>
-          <w:sz w:val="22"/>
-        </w:rPr>
+        </w:rPr>
+        <w:t xml:space="preserve"> </w:t>
+      </w:r>
+      <w:r>
         <w:t>utilizando</w:t>
       </w:r>
       <w:r>
         <w:rPr>
           <w:spacing w:val="-5"/>
-          <w:sz w:val="22"/>
-        </w:rPr>
-        <w:t> </w:t>
-      </w:r>
-      <w:r>
-        <w:rPr>
-          <w:sz w:val="22"/>
-        </w:rPr>
+        </w:rPr>
+        <w:t xml:space="preserve"> </w:t>
+      </w:r>
+      <w:r>
         <w:t>la</w:t>
       </w:r>
       <w:r>
         <w:rPr>
           <w:spacing w:val="-5"/>
-          <w:sz w:val="22"/>
-        </w:rPr>
-        <w:t> </w:t>
-      </w:r>
-      <w:r>
-        <w:rPr>
-          <w:sz w:val="22"/>
-        </w:rPr>
-        <w:t>estructura: </w:t>
-      </w:r>
-      <w:r>
-        <w:rPr>
-          <w:b/>
-          <w:sz w:val="22"/>
+        </w:rPr>
+        <w:t xml:space="preserve"> </w:t>
+      </w:r>
+      <w:r>
+        <w:t xml:space="preserve">estructura: </w:t>
+      </w:r>
+      <w:r>
+        <w:rPr>
+          <w:b/>
         </w:rPr>
         <w:t>“Como</w:t>
       </w:r>
@@ -2701,14 +2420,12 @@
         <w:rPr>
           <w:b/>
           <w:spacing w:val="-6"/>
-          <w:sz w:val="22"/>
-        </w:rPr>
-        <w:t> </w:t>
-      </w:r>
-      <w:r>
-        <w:rPr>
-          <w:b/>
-          <w:sz w:val="22"/>
+        </w:rPr>
+        <w:t xml:space="preserve"> </w:t>
+      </w:r>
+      <w:r>
+        <w:rPr>
+          <w:b/>
         </w:rPr>
         <w:t>[rol],</w:t>
       </w:r>
@@ -2716,14 +2433,12 @@
         <w:rPr>
           <w:b/>
           <w:spacing w:val="-3"/>
-          <w:sz w:val="22"/>
-        </w:rPr>
-        <w:t> </w:t>
-      </w:r>
-      <w:r>
-        <w:rPr>
-          <w:b/>
-          <w:sz w:val="22"/>
+        </w:rPr>
+        <w:t xml:space="preserve"> </w:t>
+      </w:r>
+      <w:r>
+        <w:rPr>
+          <w:b/>
         </w:rPr>
         <w:t>quiero</w:t>
       </w:r>
@@ -2731,14 +2446,12 @@
         <w:rPr>
           <w:b/>
           <w:spacing w:val="-4"/>
-          <w:sz w:val="22"/>
-        </w:rPr>
-        <w:t> </w:t>
-      </w:r>
-      <w:r>
-        <w:rPr>
-          <w:b/>
-          <w:sz w:val="22"/>
+        </w:rPr>
+        <w:t xml:space="preserve"> </w:t>
+      </w:r>
+      <w:r>
+        <w:rPr>
+          <w:b/>
         </w:rPr>
         <w:t>[funcionalidad],</w:t>
       </w:r>
@@ -2746,93 +2459,72 @@
         <w:rPr>
           <w:b/>
           <w:spacing w:val="-4"/>
-          <w:sz w:val="22"/>
-        </w:rPr>
-        <w:t> </w:t>
-      </w:r>
-      <w:r>
-        <w:rPr>
-          <w:b/>
-          <w:sz w:val="22"/>
-        </w:rPr>
-        <w:t>para </w:t>
+        </w:rPr>
+        <w:t xml:space="preserve"> </w:t>
+      </w:r>
+      <w:r>
+        <w:rPr>
+          <w:b/>
+        </w:rPr>
+        <w:t xml:space="preserve">para </w:t>
       </w:r>
       <w:r>
         <w:rPr>
           <w:b/>
           <w:spacing w:val="-2"/>
-          <w:sz w:val="22"/>
         </w:rPr>
         <w:t>[beneficio]”</w:t>
       </w:r>
       <w:r>
         <w:rPr>
           <w:spacing w:val="-2"/>
-          <w:sz w:val="22"/>
         </w:rPr>
         <w:t>.</w:t>
       </w:r>
     </w:p>
     <w:p>
       <w:pPr>
-        <w:pStyle w:val="ListParagraph"/>
+        <w:pStyle w:val="Prrafodelista"/>
         <w:numPr>
           <w:ilvl w:val="0"/>
           <w:numId w:val="1"/>
         </w:numPr>
         <w:tabs>
-          <w:tab w:pos="434" w:val="left" w:leader="none"/>
+          <w:tab w:val="left" w:pos="434"/>
         </w:tabs>
-        <w:spacing w:line="292" w:lineRule="exact" w:before="0" w:after="0"/>
-        <w:ind w:left="434" w:right="0" w:hanging="219"/>
-        <w:jc w:val="left"/>
-        <w:rPr>
-          <w:sz w:val="22"/>
-        </w:rPr>
+        <w:spacing w:line="292" w:lineRule="exact"/>
+        <w:ind w:left="434" w:hanging="219"/>
       </w:pPr>
       <w:r>
-        <w:rPr>
-          <w:sz w:val="22"/>
-        </w:rPr>
         <w:t>Mantenga</w:t>
       </w:r>
       <w:r>
         <w:rPr>
           <w:spacing w:val="-5"/>
-          <w:sz w:val="22"/>
-        </w:rPr>
-        <w:t> </w:t>
-      </w:r>
-      <w:r>
-        <w:rPr>
-          <w:sz w:val="22"/>
-        </w:rPr>
+        </w:rPr>
+        <w:t xml:space="preserve"> </w:t>
+      </w:r>
+      <w:r>
         <w:t>coherencia</w:t>
       </w:r>
       <w:r>
         <w:rPr>
           <w:spacing w:val="-1"/>
-          <w:sz w:val="22"/>
-        </w:rPr>
-        <w:t> </w:t>
-      </w:r>
-      <w:r>
-        <w:rPr>
-          <w:sz w:val="22"/>
-        </w:rPr>
+        </w:rPr>
+        <w:t xml:space="preserve"> </w:t>
+      </w:r>
+      <w:r>
         <w:t>entre</w:t>
       </w:r>
       <w:r>
         <w:rPr>
           <w:spacing w:val="2"/>
-          <w:sz w:val="22"/>
-        </w:rPr>
-        <w:t> </w:t>
-      </w:r>
-      <w:r>
-        <w:rPr>
-          <w:b/>
-          <w:sz w:val="22"/>
+        </w:rPr>
+        <w:t xml:space="preserve"> </w:t>
+      </w:r>
+      <w:r>
+        <w:rPr>
+          <w:b/>
         </w:rPr>
         <w:t>Acta</w:t>
       </w:r>
@@ -2840,14 +2532,12 @@
         <w:rPr>
           <w:b/>
           <w:spacing w:val="-4"/>
-          <w:sz w:val="22"/>
-        </w:rPr>
-        <w:t> </w:t>
-      </w:r>
-      <w:r>
-        <w:rPr>
-          <w:b/>
-          <w:sz w:val="22"/>
+        </w:rPr>
+        <w:t xml:space="preserve"> </w:t>
+      </w:r>
+      <w:r>
+        <w:rPr>
+          <w:b/>
         </w:rPr>
         <w:t>de</w:t>
       </w:r>
@@ -2855,14 +2545,12 @@
         <w:rPr>
           <w:b/>
           <w:spacing w:val="-1"/>
-          <w:sz w:val="22"/>
-        </w:rPr>
-        <w:t> </w:t>
-      </w:r>
-      <w:r>
-        <w:rPr>
-          <w:b/>
-          <w:sz w:val="22"/>
+        </w:rPr>
+        <w:t xml:space="preserve"> </w:t>
+      </w:r>
+      <w:r>
+        <w:rPr>
+          <w:b/>
         </w:rPr>
         <w:t>Constitución</w:t>
       </w:r>
@@ -2870,14 +2558,12 @@
         <w:rPr>
           <w:b/>
           <w:spacing w:val="-2"/>
-          <w:sz w:val="22"/>
-        </w:rPr>
-        <w:t> </w:t>
-      </w:r>
-      <w:r>
-        <w:rPr>
-          <w:b/>
-          <w:sz w:val="22"/>
+        </w:rPr>
+        <w:t xml:space="preserve"> </w:t>
+      </w:r>
+      <w:r>
+        <w:rPr>
+          <w:b/>
         </w:rPr>
         <w:t>→</w:t>
       </w:r>
@@ -2885,14 +2571,12 @@
         <w:rPr>
           <w:b/>
           <w:spacing w:val="-3"/>
-          <w:sz w:val="22"/>
-        </w:rPr>
-        <w:t> </w:t>
-      </w:r>
-      <w:r>
-        <w:rPr>
-          <w:b/>
-          <w:sz w:val="22"/>
+        </w:rPr>
+        <w:t xml:space="preserve"> </w:t>
+      </w:r>
+      <w:r>
+        <w:rPr>
+          <w:b/>
         </w:rPr>
         <w:t>Épicas</w:t>
       </w:r>
@@ -2900,14 +2584,12 @@
         <w:rPr>
           <w:b/>
           <w:spacing w:val="-1"/>
-          <w:sz w:val="22"/>
-        </w:rPr>
-        <w:t> </w:t>
-      </w:r>
-      <w:r>
-        <w:rPr>
-          <w:b/>
-          <w:sz w:val="22"/>
+        </w:rPr>
+        <w:t xml:space="preserve"> </w:t>
+      </w:r>
+      <w:r>
+        <w:rPr>
+          <w:b/>
         </w:rPr>
         <w:t>→</w:t>
       </w:r>
@@ -2915,14 +2597,12 @@
         <w:rPr>
           <w:b/>
           <w:spacing w:val="-3"/>
-          <w:sz w:val="22"/>
-        </w:rPr>
-        <w:t> </w:t>
-      </w:r>
-      <w:r>
-        <w:rPr>
-          <w:b/>
-          <w:sz w:val="22"/>
+        </w:rPr>
+        <w:t xml:space="preserve"> </w:t>
+      </w:r>
+      <w:r>
+        <w:rPr>
+          <w:b/>
         </w:rPr>
         <w:t>Historias</w:t>
       </w:r>
@@ -2930,14 +2610,12 @@
         <w:rPr>
           <w:b/>
           <w:spacing w:val="-1"/>
-          <w:sz w:val="22"/>
-        </w:rPr>
-        <w:t> </w:t>
-      </w:r>
-      <w:r>
-        <w:rPr>
-          <w:b/>
-          <w:sz w:val="22"/>
+        </w:rPr>
+        <w:t xml:space="preserve"> </w:t>
+      </w:r>
+      <w:r>
+        <w:rPr>
+          <w:b/>
         </w:rPr>
         <w:t>de</w:t>
       </w:r>
@@ -2945,183 +2623,131 @@
         <w:rPr>
           <w:b/>
           <w:spacing w:val="-3"/>
-          <w:sz w:val="22"/>
-        </w:rPr>
-        <w:t> </w:t>
+        </w:rPr>
+        <w:t xml:space="preserve"> </w:t>
       </w:r>
       <w:r>
         <w:rPr>
           <w:b/>
           <w:spacing w:val="-2"/>
-          <w:sz w:val="22"/>
         </w:rPr>
         <w:t>Usuario</w:t>
       </w:r>
       <w:r>
         <w:rPr>
           <w:spacing w:val="-2"/>
-          <w:sz w:val="22"/>
         </w:rPr>
         <w:t>.</w:t>
       </w:r>
     </w:p>
     <w:p>
       <w:pPr>
-        <w:pStyle w:val="ListParagraph"/>
+        <w:pStyle w:val="Prrafodelista"/>
         <w:numPr>
           <w:ilvl w:val="0"/>
           <w:numId w:val="1"/>
         </w:numPr>
         <w:tabs>
-          <w:tab w:pos="434" w:val="left" w:leader="none"/>
+          <w:tab w:val="left" w:pos="434"/>
         </w:tabs>
-        <w:spacing w:line="240" w:lineRule="auto" w:before="0" w:after="0"/>
         <w:ind w:left="215" w:right="885" w:firstLine="0"/>
-        <w:jc w:val="left"/>
-        <w:rPr>
-          <w:sz w:val="22"/>
-        </w:rPr>
       </w:pPr>
       <w:r>
-        <w:rPr>
-          <w:sz w:val="22"/>
-        </w:rPr>
         <w:t>No</w:t>
       </w:r>
       <w:r>
         <w:rPr>
           <w:spacing w:val="-3"/>
-          <w:sz w:val="22"/>
-        </w:rPr>
-        <w:t> </w:t>
-      </w:r>
-      <w:r>
-        <w:rPr>
-          <w:sz w:val="22"/>
-        </w:rPr>
+        </w:rPr>
+        <w:t xml:space="preserve"> </w:t>
+      </w:r>
+      <w:r>
         <w:t>copie</w:t>
       </w:r>
       <w:r>
         <w:rPr>
           <w:spacing w:val="-4"/>
-          <w:sz w:val="22"/>
-        </w:rPr>
-        <w:t> </w:t>
-      </w:r>
-      <w:r>
-        <w:rPr>
-          <w:sz w:val="22"/>
-        </w:rPr>
+        </w:rPr>
+        <w:t xml:space="preserve"> </w:t>
+      </w:r>
+      <w:r>
         <w:t>las</w:t>
       </w:r>
       <w:r>
         <w:rPr>
           <w:spacing w:val="-4"/>
-          <w:sz w:val="22"/>
-        </w:rPr>
-        <w:t> </w:t>
-      </w:r>
-      <w:r>
-        <w:rPr>
-          <w:sz w:val="22"/>
-        </w:rPr>
+        </w:rPr>
+        <w:t xml:space="preserve"> </w:t>
+      </w:r>
+      <w:r>
         <w:t>épicas</w:t>
       </w:r>
       <w:r>
         <w:rPr>
           <w:spacing w:val="-4"/>
-          <w:sz w:val="22"/>
-        </w:rPr>
-        <w:t> </w:t>
-      </w:r>
-      <w:r>
-        <w:rPr>
-          <w:sz w:val="22"/>
-        </w:rPr>
+        </w:rPr>
+        <w:t xml:space="preserve"> </w:t>
+      </w:r>
+      <w:r>
         <w:t>ni</w:t>
       </w:r>
       <w:r>
         <w:rPr>
           <w:spacing w:val="-2"/>
-          <w:sz w:val="22"/>
-        </w:rPr>
-        <w:t> </w:t>
-      </w:r>
-      <w:r>
-        <w:rPr>
-          <w:sz w:val="22"/>
-        </w:rPr>
+        </w:rPr>
+        <w:t xml:space="preserve"> </w:t>
+      </w:r>
+      <w:r>
         <w:t>las</w:t>
       </w:r>
       <w:r>
         <w:rPr>
           <w:spacing w:val="-2"/>
-          <w:sz w:val="22"/>
-        </w:rPr>
-        <w:t> </w:t>
-      </w:r>
-      <w:r>
-        <w:rPr>
-          <w:sz w:val="22"/>
-        </w:rPr>
+        </w:rPr>
+        <w:t xml:space="preserve"> </w:t>
+      </w:r>
+      <w:r>
         <w:t>historias</w:t>
       </w:r>
       <w:r>
         <w:rPr>
           <w:spacing w:val="-4"/>
-          <w:sz w:val="22"/>
-        </w:rPr>
-        <w:t> </w:t>
-      </w:r>
-      <w:r>
-        <w:rPr>
-          <w:sz w:val="22"/>
-        </w:rPr>
+        </w:rPr>
+        <w:t xml:space="preserve"> </w:t>
+      </w:r>
+      <w:r>
         <w:t>de</w:t>
       </w:r>
       <w:r>
         <w:rPr>
           <w:spacing w:val="-4"/>
-          <w:sz w:val="22"/>
-        </w:rPr>
-        <w:t> </w:t>
-      </w:r>
-      <w:r>
-        <w:rPr>
-          <w:sz w:val="22"/>
-        </w:rPr>
+        </w:rPr>
+        <w:t xml:space="preserve"> </w:t>
+      </w:r>
+      <w:r>
         <w:t>usuario</w:t>
       </w:r>
       <w:r>
         <w:rPr>
           <w:spacing w:val="-3"/>
-          <w:sz w:val="22"/>
-        </w:rPr>
-        <w:t> </w:t>
-      </w:r>
-      <w:r>
-        <w:rPr>
-          <w:sz w:val="22"/>
-        </w:rPr>
+        </w:rPr>
+        <w:t xml:space="preserve"> </w:t>
+      </w:r>
+      <w:r>
         <w:t>del</w:t>
       </w:r>
       <w:r>
         <w:rPr>
           <w:spacing w:val="-4"/>
-          <w:sz w:val="22"/>
-        </w:rPr>
-        <w:t> </w:t>
-      </w:r>
-      <w:r>
-        <w:rPr>
-          <w:sz w:val="22"/>
-        </w:rPr>
-        <w:t>ejemplo; </w:t>
-      </w:r>
-      <w:r>
-        <w:rPr>
-          <w:b/>
-          <w:sz w:val="22"/>
+        </w:rPr>
+        <w:t xml:space="preserve"> </w:t>
+      </w:r>
+      <w:r>
+        <w:t xml:space="preserve">ejemplo; </w:t>
+      </w:r>
+      <w:r>
+        <w:rPr>
+          <w:b/>
         </w:rPr>
         <w:t>adáptelas</w:t>
       </w:r>
@@ -3129,14 +2755,12 @@
         <w:rPr>
           <w:b/>
           <w:spacing w:val="-2"/>
-          <w:sz w:val="22"/>
-        </w:rPr>
-        <w:t> </w:t>
-      </w:r>
-      <w:r>
-        <w:rPr>
-          <w:b/>
-          <w:sz w:val="22"/>
+        </w:rPr>
+        <w:t xml:space="preserve"> </w:t>
+      </w:r>
+      <w:r>
+        <w:rPr>
+          <w:b/>
         </w:rPr>
         <w:t>a</w:t>
       </w:r>
@@ -3144,14 +2768,12 @@
         <w:rPr>
           <w:b/>
           <w:spacing w:val="-4"/>
-          <w:sz w:val="22"/>
-        </w:rPr>
-        <w:t> </w:t>
-      </w:r>
-      <w:r>
-        <w:rPr>
-          <w:b/>
-          <w:sz w:val="22"/>
+        </w:rPr>
+        <w:t xml:space="preserve"> </w:t>
+      </w:r>
+      <w:r>
+        <w:rPr>
+          <w:b/>
         </w:rPr>
         <w:t>las</w:t>
       </w:r>
@@ -3159,14 +2781,12 @@
         <w:rPr>
           <w:b/>
           <w:spacing w:val="-4"/>
-          <w:sz w:val="22"/>
-        </w:rPr>
-        <w:t> </w:t>
-      </w:r>
-      <w:r>
-        <w:rPr>
-          <w:b/>
-          <w:sz w:val="22"/>
+        </w:rPr>
+        <w:t xml:space="preserve"> </w:t>
+      </w:r>
+      <w:r>
+        <w:rPr>
+          <w:b/>
         </w:rPr>
         <w:t>características</w:t>
       </w:r>
@@ -3174,14 +2794,12 @@
         <w:rPr>
           <w:b/>
           <w:spacing w:val="-2"/>
-          <w:sz w:val="22"/>
-        </w:rPr>
-        <w:t> </w:t>
-      </w:r>
-      <w:r>
-        <w:rPr>
-          <w:b/>
-          <w:sz w:val="22"/>
+        </w:rPr>
+        <w:t xml:space="preserve"> </w:t>
+      </w:r>
+      <w:r>
+        <w:rPr>
+          <w:b/>
         </w:rPr>
         <w:t>y</w:t>
       </w:r>
@@ -3189,14 +2807,12 @@
         <w:rPr>
           <w:b/>
           <w:spacing w:val="-3"/>
-          <w:sz w:val="22"/>
-        </w:rPr>
-        <w:t> </w:t>
-      </w:r>
-      <w:r>
-        <w:rPr>
-          <w:b/>
-          <w:sz w:val="22"/>
+        </w:rPr>
+        <w:t xml:space="preserve"> </w:t>
+      </w:r>
+      <w:r>
+        <w:rPr>
+          <w:b/>
         </w:rPr>
         <w:t>necesidades</w:t>
       </w:r>
@@ -3204,14 +2820,12 @@
         <w:rPr>
           <w:b/>
           <w:spacing w:val="-4"/>
-          <w:sz w:val="22"/>
-        </w:rPr>
-        <w:t> </w:t>
-      </w:r>
-      <w:r>
-        <w:rPr>
-          <w:b/>
-          <w:sz w:val="22"/>
+        </w:rPr>
+        <w:t xml:space="preserve"> </w:t>
+      </w:r>
+      <w:r>
+        <w:rPr>
+          <w:b/>
         </w:rPr>
         <w:t>de</w:t>
       </w:r>
@@ -3219,164 +2833,120 @@
         <w:rPr>
           <w:b/>
           <w:spacing w:val="-3"/>
-          <w:sz w:val="22"/>
-        </w:rPr>
-        <w:t> </w:t>
-      </w:r>
-      <w:r>
-        <w:rPr>
-          <w:b/>
-          <w:sz w:val="22"/>
-        </w:rPr>
-        <w:t>su </w:t>
+        </w:rPr>
+        <w:t xml:space="preserve"> </w:t>
+      </w:r>
+      <w:r>
+        <w:rPr>
+          <w:b/>
+        </w:rPr>
+        <w:t xml:space="preserve">su </w:t>
       </w:r>
       <w:r>
         <w:rPr>
           <w:b/>
           <w:spacing w:val="-2"/>
-          <w:sz w:val="22"/>
         </w:rPr>
         <w:t>proyecto</w:t>
       </w:r>
       <w:r>
         <w:rPr>
           <w:spacing w:val="-2"/>
-          <w:sz w:val="22"/>
         </w:rPr>
         <w:t>.</w:t>
       </w:r>
     </w:p>
     <w:p>
       <w:pPr>
-        <w:pStyle w:val="ListParagraph"/>
+        <w:pStyle w:val="Prrafodelista"/>
         <w:numPr>
           <w:ilvl w:val="0"/>
           <w:numId w:val="1"/>
         </w:numPr>
         <w:tabs>
-          <w:tab w:pos="434" w:val="left" w:leader="none"/>
+          <w:tab w:val="left" w:pos="434"/>
         </w:tabs>
-        <w:spacing w:line="240" w:lineRule="auto" w:before="1" w:after="0"/>
+        <w:spacing w:before="1"/>
         <w:ind w:left="215" w:right="1136" w:firstLine="0"/>
-        <w:jc w:val="left"/>
-        <w:rPr>
-          <w:sz w:val="22"/>
-        </w:rPr>
       </w:pPr>
       <w:r>
-        <w:rPr>
-          <w:sz w:val="22"/>
-        </w:rPr>
         <w:t>Al</w:t>
       </w:r>
       <w:r>
         <w:rPr>
           <w:spacing w:val="-2"/>
-          <w:sz w:val="22"/>
-        </w:rPr>
-        <w:t> </w:t>
-      </w:r>
-      <w:r>
-        <w:rPr>
-          <w:sz w:val="22"/>
-        </w:rPr>
+        </w:rPr>
+        <w:t xml:space="preserve"> </w:t>
+      </w:r>
+      <w:r>
         <w:t>finalizar,</w:t>
       </w:r>
       <w:r>
         <w:rPr>
           <w:spacing w:val="-2"/>
-          <w:sz w:val="22"/>
-        </w:rPr>
-        <w:t> </w:t>
-      </w:r>
-      <w:r>
-        <w:rPr>
-          <w:sz w:val="22"/>
-        </w:rPr>
+        </w:rPr>
+        <w:t xml:space="preserve"> </w:t>
+      </w:r>
+      <w:r>
         <w:t>el</w:t>
       </w:r>
       <w:r>
         <w:rPr>
           <w:spacing w:val="-2"/>
-          <w:sz w:val="22"/>
-        </w:rPr>
-        <w:t> </w:t>
-      </w:r>
-      <w:r>
-        <w:rPr>
-          <w:sz w:val="22"/>
-        </w:rPr>
+        </w:rPr>
+        <w:t xml:space="preserve"> </w:t>
+      </w:r>
+      <w:r>
         <w:t>equipo</w:t>
       </w:r>
       <w:r>
         <w:rPr>
           <w:spacing w:val="-3"/>
-          <w:sz w:val="22"/>
-        </w:rPr>
-        <w:t> </w:t>
-      </w:r>
-      <w:r>
-        <w:rPr>
-          <w:sz w:val="22"/>
-        </w:rPr>
+        </w:rPr>
+        <w:t xml:space="preserve"> </w:t>
+      </w:r>
+      <w:r>
         <w:t>deberá</w:t>
       </w:r>
       <w:r>
         <w:rPr>
           <w:spacing w:val="-3"/>
-          <w:sz w:val="22"/>
-        </w:rPr>
-        <w:t> </w:t>
-      </w:r>
-      <w:r>
-        <w:rPr>
-          <w:sz w:val="22"/>
-        </w:rPr>
+        </w:rPr>
+        <w:t xml:space="preserve"> </w:t>
+      </w:r>
+      <w:r>
         <w:t>estar</w:t>
       </w:r>
       <w:r>
         <w:rPr>
           <w:spacing w:val="-3"/>
-          <w:sz w:val="22"/>
-        </w:rPr>
-        <w:t> </w:t>
-      </w:r>
-      <w:r>
-        <w:rPr>
-          <w:sz w:val="22"/>
-        </w:rPr>
+        </w:rPr>
+        <w:t xml:space="preserve"> </w:t>
+      </w:r>
+      <w:r>
         <w:t>en</w:t>
       </w:r>
       <w:r>
         <w:rPr>
           <w:spacing w:val="-3"/>
-          <w:sz w:val="22"/>
-        </w:rPr>
-        <w:t> </w:t>
-      </w:r>
-      <w:r>
-        <w:rPr>
-          <w:sz w:val="22"/>
-        </w:rPr>
+        </w:rPr>
+        <w:t xml:space="preserve"> </w:t>
+      </w:r>
+      <w:r>
         <w:t>capacidad</w:t>
       </w:r>
       <w:r>
         <w:rPr>
           <w:spacing w:val="-2"/>
-          <w:sz w:val="22"/>
-        </w:rPr>
-        <w:t> </w:t>
-      </w:r>
-      <w:r>
-        <w:rPr>
-          <w:sz w:val="22"/>
-        </w:rPr>
-        <w:t>de </w:t>
-      </w:r>
-      <w:r>
-        <w:rPr>
-          <w:b/>
-          <w:sz w:val="22"/>
+        </w:rPr>
+        <w:t xml:space="preserve"> </w:t>
+      </w:r>
+      <w:r>
+        <w:t xml:space="preserve">de </w:t>
+      </w:r>
+      <w:r>
+        <w:rPr>
+          <w:b/>
         </w:rPr>
         <w:t>explicar</w:t>
       </w:r>
@@ -3384,14 +2954,12 @@
         <w:rPr>
           <w:b/>
           <w:spacing w:val="-3"/>
-          <w:sz w:val="22"/>
-        </w:rPr>
-        <w:t> </w:t>
-      </w:r>
-      <w:r>
-        <w:rPr>
-          <w:b/>
-          <w:sz w:val="22"/>
+        </w:rPr>
+        <w:t xml:space="preserve"> </w:t>
+      </w:r>
+      <w:r>
+        <w:rPr>
+          <w:b/>
         </w:rPr>
         <w:t>la</w:t>
       </w:r>
@@ -3399,14 +2967,12 @@
         <w:rPr>
           <w:b/>
           <w:spacing w:val="-4"/>
-          <w:sz w:val="22"/>
-        </w:rPr>
-        <w:t> </w:t>
-      </w:r>
-      <w:r>
-        <w:rPr>
-          <w:b/>
-          <w:sz w:val="22"/>
+        </w:rPr>
+        <w:t xml:space="preserve"> </w:t>
+      </w:r>
+      <w:r>
+        <w:rPr>
+          <w:b/>
         </w:rPr>
         <w:t>relación</w:t>
       </w:r>
@@ -3414,14 +2980,12 @@
         <w:rPr>
           <w:b/>
           <w:spacing w:val="-2"/>
-          <w:sz w:val="22"/>
-        </w:rPr>
-        <w:t> </w:t>
-      </w:r>
-      <w:r>
-        <w:rPr>
-          <w:b/>
-          <w:sz w:val="22"/>
+        </w:rPr>
+        <w:t xml:space="preserve"> </w:t>
+      </w:r>
+      <w:r>
+        <w:rPr>
+          <w:b/>
         </w:rPr>
         <w:t>entre</w:t>
       </w:r>
@@ -3429,14 +2993,12 @@
         <w:rPr>
           <w:b/>
           <w:spacing w:val="-2"/>
-          <w:sz w:val="22"/>
-        </w:rPr>
-        <w:t> </w:t>
-      </w:r>
-      <w:r>
-        <w:rPr>
-          <w:b/>
-          <w:sz w:val="22"/>
+        </w:rPr>
+        <w:t xml:space="preserve"> </w:t>
+      </w:r>
+      <w:r>
+        <w:rPr>
+          <w:b/>
         </w:rPr>
         <w:t>cada</w:t>
       </w:r>
@@ -3444,14 +3006,12 @@
         <w:rPr>
           <w:b/>
           <w:spacing w:val="-4"/>
-          <w:sz w:val="22"/>
-        </w:rPr>
-        <w:t> </w:t>
-      </w:r>
-      <w:r>
-        <w:rPr>
-          <w:b/>
-          <w:sz w:val="22"/>
+        </w:rPr>
+        <w:t xml:space="preserve"> </w:t>
+      </w:r>
+      <w:r>
+        <w:rPr>
+          <w:b/>
         </w:rPr>
         <w:t>épica</w:t>
       </w:r>
@@ -3459,14 +3019,12 @@
         <w:rPr>
           <w:b/>
           <w:spacing w:val="-3"/>
-          <w:sz w:val="22"/>
-        </w:rPr>
-        <w:t> </w:t>
-      </w:r>
-      <w:r>
-        <w:rPr>
-          <w:b/>
-          <w:sz w:val="22"/>
+        </w:rPr>
+        <w:t xml:space="preserve"> </w:t>
+      </w:r>
+      <w:r>
+        <w:rPr>
+          <w:b/>
         </w:rPr>
         <w:t>y</w:t>
       </w:r>
@@ -3474,14 +3032,12 @@
         <w:rPr>
           <w:b/>
           <w:spacing w:val="-3"/>
-          <w:sz w:val="22"/>
-        </w:rPr>
-        <w:t> </w:t>
-      </w:r>
-      <w:r>
-        <w:rPr>
-          <w:b/>
-          <w:sz w:val="22"/>
+        </w:rPr>
+        <w:t xml:space="preserve"> </w:t>
+      </w:r>
+      <w:r>
+        <w:rPr>
+          <w:b/>
         </w:rPr>
         <w:t>sus</w:t>
       </w:r>
@@ -3489,14 +3045,12 @@
         <w:rPr>
           <w:b/>
           <w:spacing w:val="-3"/>
-          <w:sz w:val="22"/>
-        </w:rPr>
-        <w:t> </w:t>
-      </w:r>
-      <w:r>
-        <w:rPr>
-          <w:b/>
-          <w:sz w:val="22"/>
+        </w:rPr>
+        <w:t xml:space="preserve"> </w:t>
+      </w:r>
+      <w:r>
+        <w:rPr>
+          <w:b/>
         </w:rPr>
         <w:t>historias</w:t>
       </w:r>
@@ -3504,93 +3058,71 @@
         <w:rPr>
           <w:b/>
           <w:spacing w:val="-3"/>
-          <w:sz w:val="22"/>
-        </w:rPr>
-        <w:t> </w:t>
-      </w:r>
-      <w:r>
-        <w:rPr>
-          <w:b/>
-          <w:sz w:val="22"/>
-        </w:rPr>
-        <w:t>de </w:t>
+        </w:rPr>
+        <w:t xml:space="preserve"> </w:t>
+      </w:r>
+      <w:r>
+        <w:rPr>
+          <w:b/>
+        </w:rPr>
+        <w:t xml:space="preserve">de </w:t>
       </w:r>
       <w:r>
         <w:rPr>
           <w:b/>
           <w:spacing w:val="-2"/>
-          <w:sz w:val="22"/>
         </w:rPr>
         <w:t>usuario</w:t>
       </w:r>
       <w:r>
         <w:rPr>
           <w:spacing w:val="-2"/>
-          <w:sz w:val="22"/>
         </w:rPr>
         <w:t>.</w:t>
       </w:r>
     </w:p>
     <w:p>
       <w:pPr>
-        <w:pStyle w:val="ListParagraph"/>
+        <w:pStyle w:val="Prrafodelista"/>
         <w:numPr>
           <w:ilvl w:val="0"/>
           <w:numId w:val="1"/>
         </w:numPr>
         <w:tabs>
-          <w:tab w:pos="434" w:val="left" w:leader="none"/>
+          <w:tab w:val="left" w:pos="434"/>
         </w:tabs>
-        <w:spacing w:line="240" w:lineRule="auto" w:before="0" w:after="0"/>
-        <w:ind w:left="434" w:right="0" w:hanging="219"/>
-        <w:jc w:val="left"/>
-        <w:rPr>
-          <w:sz w:val="22"/>
-        </w:rPr>
+        <w:ind w:left="434" w:hanging="219"/>
       </w:pPr>
       <w:r>
-        <w:rPr>
-          <w:sz w:val="22"/>
-        </w:rPr>
         <w:t>Tiempo</w:t>
       </w:r>
       <w:r>
         <w:rPr>
           <w:spacing w:val="-2"/>
-          <w:sz w:val="22"/>
-        </w:rPr>
-        <w:t> </w:t>
-      </w:r>
-      <w:r>
-        <w:rPr>
-          <w:sz w:val="22"/>
-        </w:rPr>
+        </w:rPr>
+        <w:t xml:space="preserve"> </w:t>
+      </w:r>
+      <w:r>
         <w:t>de</w:t>
       </w:r>
       <w:r>
         <w:rPr>
           <w:spacing w:val="-1"/>
-          <w:sz w:val="22"/>
-        </w:rPr>
-        <w:t> </w:t>
-      </w:r>
-      <w:r>
-        <w:rPr>
-          <w:sz w:val="22"/>
-        </w:rPr>
+        </w:rPr>
+        <w:t xml:space="preserve"> </w:t>
+      </w:r>
+      <w:r>
         <w:t>desarrollo:</w:t>
       </w:r>
       <w:r>
         <w:rPr>
           <w:spacing w:val="1"/>
-          <w:sz w:val="22"/>
-        </w:rPr>
-        <w:t> </w:t>
-      </w:r>
-      <w:r>
-        <w:rPr>
-          <w:b/>
-          <w:sz w:val="22"/>
+        </w:rPr>
+        <w:t xml:space="preserve"> </w:t>
+      </w:r>
+      <w:r>
+        <w:rPr>
+          <w:b/>
         </w:rPr>
         <w:t>70</w:t>
       </w:r>
@@ -3598,29 +3130,26 @@
         <w:rPr>
           <w:b/>
           <w:spacing w:val="-3"/>
-          <w:sz w:val="22"/>
-        </w:rPr>
-        <w:t> </w:t>
+        </w:rPr>
+        <w:t xml:space="preserve"> </w:t>
       </w:r>
       <w:r>
         <w:rPr>
           <w:b/>
           <w:spacing w:val="-2"/>
-          <w:sz w:val="22"/>
         </w:rPr>
         <w:t>minutos</w:t>
       </w:r>
       <w:r>
         <w:rPr>
           <w:spacing w:val="-2"/>
-          <w:sz w:val="22"/>
         </w:rPr>
         <w:t>.</w:t>
       </w:r>
     </w:p>
     <w:p>
       <w:pPr>
-        <w:pStyle w:val="BodyText"/>
+        <w:pStyle w:val="Textoindependiente"/>
         <w:spacing w:before="24"/>
         <w:rPr>
           <w:rFonts w:ascii="Times New Roman"/>
@@ -3630,20 +3159,17 @@
     </w:p>
     <w:p>
       <w:pPr>
-        <w:spacing w:line="242" w:lineRule="auto" w:before="0"/>
-        <w:ind w:left="215" w:right="561" w:firstLine="0"/>
-        <w:jc w:val="left"/>
+        <w:spacing w:line="242" w:lineRule="auto"/>
+        <w:ind w:left="215" w:right="561"/>
         <w:rPr>
           <w:rFonts w:ascii="Times New Roman" w:hAnsi="Times New Roman"/>
           <w:i/>
-          <w:sz w:val="22"/>
         </w:rPr>
       </w:pPr>
       <w:r>
         <w:rPr>
           <w:rFonts w:ascii="Times New Roman" w:hAnsi="Times New Roman"/>
           <w:b/>
-          <w:sz w:val="22"/>
         </w:rPr>
         <w:t>Nota:</w:t>
       </w:r>
@@ -3652,15 +3178,13 @@
           <w:rFonts w:ascii="Times New Roman" w:hAnsi="Times New Roman"/>
           <w:b/>
           <w:spacing w:val="-1"/>
-          <w:sz w:val="22"/>
-        </w:rPr>
-        <w:t> </w:t>
+        </w:rPr>
+        <w:t xml:space="preserve"> </w:t>
       </w:r>
       <w:r>
         <w:rPr>
           <w:rFonts w:ascii="Times New Roman" w:hAnsi="Times New Roman"/>
           <w:i/>
-          <w:sz w:val="22"/>
         </w:rPr>
         <w:t>El</w:t>
       </w:r>
@@ -3669,15 +3193,13 @@
           <w:rFonts w:ascii="Times New Roman" w:hAnsi="Times New Roman"/>
           <w:i/>
           <w:spacing w:val="-4"/>
-          <w:sz w:val="22"/>
-        </w:rPr>
-        <w:t> </w:t>
+        </w:rPr>
+        <w:t xml:space="preserve"> </w:t>
       </w:r>
       <w:r>
         <w:rPr>
           <w:rFonts w:ascii="Times New Roman" w:hAnsi="Times New Roman"/>
           <w:i/>
-          <w:sz w:val="22"/>
         </w:rPr>
         <w:t>ejemplo</w:t>
       </w:r>
@@ -3686,15 +3208,13 @@
           <w:rFonts w:ascii="Times New Roman" w:hAnsi="Times New Roman"/>
           <w:i/>
           <w:spacing w:val="-4"/>
-          <w:sz w:val="22"/>
-        </w:rPr>
-        <w:t> </w:t>
+        </w:rPr>
+        <w:t xml:space="preserve"> </w:t>
       </w:r>
       <w:r>
         <w:rPr>
           <w:rFonts w:ascii="Times New Roman" w:hAnsi="Times New Roman"/>
           <w:i/>
-          <w:sz w:val="22"/>
         </w:rPr>
         <w:t>entregado</w:t>
       </w:r>
@@ -3703,15 +3223,13 @@
           <w:rFonts w:ascii="Times New Roman" w:hAnsi="Times New Roman"/>
           <w:i/>
           <w:spacing w:val="-3"/>
-          <w:sz w:val="22"/>
-        </w:rPr>
-        <w:t> </w:t>
+        </w:rPr>
+        <w:t xml:space="preserve"> </w:t>
       </w:r>
       <w:r>
         <w:rPr>
           <w:rFonts w:ascii="Times New Roman" w:hAnsi="Times New Roman"/>
           <w:i/>
-          <w:sz w:val="22"/>
         </w:rPr>
         <w:t>por</w:t>
       </w:r>
@@ -3720,15 +3238,13 @@
           <w:rFonts w:ascii="Times New Roman" w:hAnsi="Times New Roman"/>
           <w:i/>
           <w:spacing w:val="-2"/>
-          <w:sz w:val="22"/>
-        </w:rPr>
-        <w:t> </w:t>
+        </w:rPr>
+        <w:t xml:space="preserve"> </w:t>
       </w:r>
       <w:r>
         <w:rPr>
           <w:rFonts w:ascii="Times New Roman" w:hAnsi="Times New Roman"/>
           <w:i/>
-          <w:sz w:val="22"/>
         </w:rPr>
         <w:t>el</w:t>
       </w:r>
@@ -3737,15 +3253,13 @@
           <w:rFonts w:ascii="Times New Roman" w:hAnsi="Times New Roman"/>
           <w:i/>
           <w:spacing w:val="-2"/>
-          <w:sz w:val="22"/>
-        </w:rPr>
-        <w:t> </w:t>
+        </w:rPr>
+        <w:t xml:space="preserve"> </w:t>
       </w:r>
       <w:r>
         <w:rPr>
           <w:rFonts w:ascii="Times New Roman" w:hAnsi="Times New Roman"/>
           <w:i/>
-          <w:sz w:val="22"/>
         </w:rPr>
         <w:t>docente</w:t>
       </w:r>
@@ -3754,15 +3268,13 @@
           <w:rFonts w:ascii="Times New Roman" w:hAnsi="Times New Roman"/>
           <w:i/>
           <w:spacing w:val="-4"/>
-          <w:sz w:val="22"/>
-        </w:rPr>
-        <w:t> </w:t>
+        </w:rPr>
+        <w:t xml:space="preserve"> </w:t>
       </w:r>
       <w:r>
         <w:rPr>
           <w:rFonts w:ascii="Times New Roman" w:hAnsi="Times New Roman"/>
           <w:i/>
-          <w:sz w:val="22"/>
         </w:rPr>
         <w:t>tiene</w:t>
       </w:r>
@@ -3771,15 +3283,13 @@
           <w:rFonts w:ascii="Times New Roman" w:hAnsi="Times New Roman"/>
           <w:i/>
           <w:spacing w:val="-2"/>
-          <w:sz w:val="22"/>
-        </w:rPr>
-        <w:t> </w:t>
+        </w:rPr>
+        <w:t xml:space="preserve"> </w:t>
       </w:r>
       <w:r>
         <w:rPr>
           <w:rFonts w:ascii="Times New Roman" w:hAnsi="Times New Roman"/>
           <w:i/>
-          <w:sz w:val="22"/>
         </w:rPr>
         <w:t>finalidad</w:t>
       </w:r>
@@ -3788,15 +3298,13 @@
           <w:rFonts w:ascii="Times New Roman" w:hAnsi="Times New Roman"/>
           <w:i/>
           <w:spacing w:val="-5"/>
-          <w:sz w:val="22"/>
-        </w:rPr>
-        <w:t> </w:t>
+        </w:rPr>
+        <w:t xml:space="preserve"> </w:t>
       </w:r>
       <w:r>
         <w:rPr>
           <w:rFonts w:ascii="Times New Roman" w:hAnsi="Times New Roman"/>
           <w:i/>
-          <w:sz w:val="22"/>
         </w:rPr>
         <w:t>orientadora.</w:t>
       </w:r>
@@ -3805,15 +3313,13 @@
           <w:rFonts w:ascii="Times New Roman" w:hAnsi="Times New Roman"/>
           <w:i/>
           <w:spacing w:val="-2"/>
-          <w:sz w:val="22"/>
-        </w:rPr>
-        <w:t> </w:t>
+        </w:rPr>
+        <w:t xml:space="preserve"> </w:t>
       </w:r>
       <w:r>
         <w:rPr>
           <w:rFonts w:ascii="Times New Roman" w:hAnsi="Times New Roman"/>
           <w:i/>
-          <w:sz w:val="22"/>
         </w:rPr>
         <w:t>Cada</w:t>
       </w:r>
@@ -3822,15 +3328,13 @@
           <w:rFonts w:ascii="Times New Roman" w:hAnsi="Times New Roman"/>
           <w:i/>
           <w:spacing w:val="-3"/>
-          <w:sz w:val="22"/>
-        </w:rPr>
-        <w:t> </w:t>
+        </w:rPr>
+        <w:t xml:space="preserve"> </w:t>
       </w:r>
       <w:r>
         <w:rPr>
           <w:rFonts w:ascii="Times New Roman" w:hAnsi="Times New Roman"/>
           <w:i/>
-          <w:sz w:val="22"/>
         </w:rPr>
         <w:t>equipo</w:t>
       </w:r>
@@ -3839,15 +3343,13 @@
           <w:rFonts w:ascii="Times New Roman" w:hAnsi="Times New Roman"/>
           <w:i/>
           <w:spacing w:val="-3"/>
-          <w:sz w:val="22"/>
-        </w:rPr>
-        <w:t> </w:t>
+        </w:rPr>
+        <w:t xml:space="preserve"> </w:t>
       </w:r>
       <w:r>
         <w:rPr>
           <w:rFonts w:ascii="Times New Roman" w:hAnsi="Times New Roman"/>
           <w:i/>
-          <w:sz w:val="22"/>
         </w:rPr>
         <w:t>deberá</w:t>
       </w:r>
@@ -3856,15 +3358,13 @@
           <w:rFonts w:ascii="Times New Roman" w:hAnsi="Times New Roman"/>
           <w:i/>
           <w:spacing w:val="-3"/>
-          <w:sz w:val="22"/>
-        </w:rPr>
-        <w:t> </w:t>
+        </w:rPr>
+        <w:t xml:space="preserve"> </w:t>
       </w:r>
       <w:r>
         <w:rPr>
           <w:rFonts w:ascii="Times New Roman" w:hAnsi="Times New Roman"/>
           <w:i/>
-          <w:sz w:val="22"/>
         </w:rPr>
         <w:t>identificar,</w:t>
       </w:r>
@@ -3873,15 +3373,13 @@
           <w:rFonts w:ascii="Times New Roman" w:hAnsi="Times New Roman"/>
           <w:i/>
           <w:spacing w:val="-2"/>
-          <w:sz w:val="22"/>
-        </w:rPr>
-        <w:t> </w:t>
+        </w:rPr>
+        <w:t xml:space="preserve"> </w:t>
       </w:r>
       <w:r>
         <w:rPr>
           <w:rFonts w:ascii="Times New Roman" w:hAnsi="Times New Roman"/>
           <w:i/>
-          <w:sz w:val="22"/>
         </w:rPr>
         <w:t>redactar</w:t>
       </w:r>
@@ -3890,41 +3388,38 @@
           <w:rFonts w:ascii="Times New Roman" w:hAnsi="Times New Roman"/>
           <w:i/>
           <w:spacing w:val="-6"/>
-          <w:sz w:val="22"/>
-        </w:rPr>
-        <w:t> </w:t>
+        </w:rPr>
+        <w:t xml:space="preserve"> </w:t>
       </w:r>
       <w:r>
         <w:rPr>
           <w:rFonts w:ascii="Times New Roman" w:hAnsi="Times New Roman"/>
           <w:i/>
-          <w:sz w:val="22"/>
         </w:rPr>
         <w:t>y justificar las épicas e historias de usuario de su propio proyecto.</w:t>
       </w:r>
     </w:p>
     <w:p>
       <w:pPr>
-        <w:spacing w:after="0" w:line="242" w:lineRule="auto"/>
-        <w:jc w:val="left"/>
+        <w:spacing w:line="242" w:lineRule="auto"/>
         <w:rPr>
           <w:rFonts w:ascii="Times New Roman" w:hAnsi="Times New Roman"/>
           <w:i/>
-          <w:sz w:val="22"/>
         </w:rPr>
         <w:sectPr>
-          <w:footerReference w:type="default" r:id="rId5"/>
+          <w:footerReference w:type="default" r:id="rId8"/>
           <w:type w:val="continuous"/>
           <w:pgSz w:w="12240" w:h="15840"/>
-          <w:pgMar w:header="0" w:footer="690" w:top="720" w:bottom="920" w:left="720" w:right="360"/>
+          <w:pgMar w:top="720" w:right="360" w:bottom="920" w:left="720" w:header="0" w:footer="690" w:gutter="0"/>
           <w:pgNumType w:start="1"/>
+          <w:cols w:space="720"/>
         </w:sectPr>
       </w:pPr>
     </w:p>
     <w:p>
       <w:pPr>
         <w:spacing w:before="72"/>
-        <w:ind w:left="0" w:right="574" w:firstLine="0"/>
+        <w:ind w:right="574"/>
         <w:jc w:val="right"/>
         <w:rPr>
           <w:sz w:val="16"/>
@@ -3934,6 +3429,7 @@
         <w:rPr>
           <w:sz w:val="16"/>
         </w:rPr>
+        <w:lastRenderedPageBreak/>
         <w:t>FGAP040</w:t>
       </w:r>
       <w:r>
@@ -3941,7 +3437,7 @@
           <w:spacing w:val="-2"/>
           <w:sz w:val="16"/>
         </w:rPr>
-        <w:t> </w:t>
+        <w:t xml:space="preserve"> </w:t>
       </w:r>
       <w:r>
         <w:rPr>
@@ -3954,7 +3450,7 @@
           <w:spacing w:val="-2"/>
           <w:sz w:val="16"/>
         </w:rPr>
-        <w:t> </w:t>
+        <w:t xml:space="preserve"> </w:t>
       </w:r>
       <w:r>
         <w:rPr>
@@ -3967,7 +3463,7 @@
           <w:spacing w:val="-5"/>
           <w:sz w:val="16"/>
         </w:rPr>
-        <w:t> </w:t>
+        <w:t xml:space="preserve"> </w:t>
       </w:r>
       <w:r>
         <w:rPr>
@@ -3980,19 +3476,19 @@
           <w:spacing w:val="-2"/>
           <w:sz w:val="16"/>
         </w:rPr>
-        <w:t> Proyecto</w:t>
+        <w:t xml:space="preserve"> Proyecto</w:t>
       </w:r>
     </w:p>
     <w:p>
       <w:pPr>
-        <w:pStyle w:val="BodyText"/>
+        <w:pStyle w:val="Textoindependiente"/>
         <w:spacing w:before="9"/>
       </w:pPr>
     </w:p>
     <w:tbl>
       <w:tblPr>
+        <w:tblStyle w:val="TableNormal"/>
         <w:tblW w:w="0" w:type="auto"/>
-        <w:jc w:val="left"/>
         <w:tblInd w:w="226" w:type="dxa"/>
         <w:tblBorders>
           <w:top w:val="single" w:sz="4" w:space="0" w:color="000000"/>
@@ -4003,13 +3499,7 @@
           <w:insideV w:val="single" w:sz="4" w:space="0" w:color="000000"/>
         </w:tblBorders>
         <w:tblLayout w:type="fixed"/>
-        <w:tblCellMar>
-          <w:top w:w="0" w:type="dxa"/>
-          <w:left w:w="0" w:type="dxa"/>
-          <w:bottom w:w="0" w:type="dxa"/>
-          <w:right w:w="0" w:type="dxa"/>
-        </w:tblCellMar>
-        <w:tblLook w:val="01E0"/>
+        <w:tblLook w:val="01E0" w:firstRow="1" w:lastRow="1" w:firstColumn="1" w:lastColumn="1" w:noHBand="0" w:noVBand="0"/>
       </w:tblPr>
       <w:tblGrid>
         <w:gridCol w:w="1727"/>
@@ -4021,7 +3511,7 @@
       </w:tblGrid>
       <w:tr>
         <w:trPr>
-          <w:trHeight w:val="183" w:hRule="atLeast"/>
+          <w:trHeight w:val="183"/>
         </w:trPr>
         <w:tc>
           <w:tcPr>
@@ -4080,7 +3570,7 @@
                 <w:spacing w:val="-4"/>
                 <w:sz w:val="16"/>
               </w:rPr>
-              <w:t> </w:t>
+              <w:t xml:space="preserve"> </w:t>
             </w:r>
             <w:r>
               <w:rPr>
@@ -4123,7 +3613,7 @@
                 <w:spacing w:val="-5"/>
                 <w:sz w:val="16"/>
               </w:rPr>
-              <w:t> por</w:t>
+              <w:t xml:space="preserve"> por</w:t>
             </w:r>
           </w:p>
         </w:tc>
@@ -4158,7 +3648,7 @@
                 <w:spacing w:val="-5"/>
                 <w:sz w:val="16"/>
               </w:rPr>
-              <w:t> por</w:t>
+              <w:t xml:space="preserve"> por</w:t>
             </w:r>
           </w:p>
         </w:tc>
@@ -4219,7 +3709,7 @@
       </w:tr>
       <w:tr>
         <w:trPr>
-          <w:trHeight w:val="184" w:hRule="atLeast"/>
+          <w:trHeight w:val="184"/>
         </w:trPr>
         <w:tc>
           <w:tcPr>
@@ -4351,27 +3841,25 @@
     </w:tbl>
     <w:p>
       <w:pPr>
-        <w:pStyle w:val="Heading2"/>
+        <w:pStyle w:val="Ttulo2"/>
       </w:pPr>
       <w:r>
-        <w:rPr/>
         <w:t>ÉPICAS</w:t>
       </w:r>
       <w:r>
         <w:rPr>
           <w:spacing w:val="-5"/>
         </w:rPr>
-        <w:t> </w:t>
-      </w:r>
-      <w:r>
-        <w:rPr/>
+        <w:t xml:space="preserve"> </w:t>
+      </w:r>
+      <w:r>
         <w:t>DEL</w:t>
       </w:r>
       <w:r>
         <w:rPr>
           <w:spacing w:val="-5"/>
         </w:rPr>
-        <w:t> </w:t>
+        <w:t xml:space="preserve"> </w:t>
       </w:r>
       <w:r>
         <w:rPr>
@@ -4382,7 +3870,7 @@
     </w:p>
     <w:p>
       <w:pPr>
-        <w:pStyle w:val="BodyText"/>
+        <w:pStyle w:val="Textoindependiente"/>
         <w:spacing w:before="24"/>
         <w:rPr>
           <w:rFonts w:ascii="Arial"/>
@@ -4394,8 +3882,8 @@
     </w:p>
     <w:tbl>
       <w:tblPr>
+        <w:tblStyle w:val="TableNormal"/>
         <w:tblW w:w="0" w:type="auto"/>
-        <w:jc w:val="left"/>
         <w:tblInd w:w="226" w:type="dxa"/>
         <w:tblBorders>
           <w:top w:val="single" w:sz="4" w:space="0" w:color="000000"/>
@@ -4406,20 +3894,14 @@
           <w:insideV w:val="single" w:sz="4" w:space="0" w:color="000000"/>
         </w:tblBorders>
         <w:tblLayout w:type="fixed"/>
-        <w:tblCellMar>
-          <w:top w:w="0" w:type="dxa"/>
-          <w:left w:w="0" w:type="dxa"/>
-          <w:bottom w:w="0" w:type="dxa"/>
-          <w:right w:w="0" w:type="dxa"/>
-        </w:tblCellMar>
-        <w:tblLook w:val="01E0"/>
+        <w:tblLook w:val="01E0" w:firstRow="1" w:lastRow="1" w:firstColumn="1" w:lastColumn="1" w:noHBand="0" w:noVBand="0"/>
       </w:tblPr>
       <w:tblGrid>
         <w:gridCol w:w="10360"/>
       </w:tblGrid>
       <w:tr>
         <w:trPr>
-          <w:trHeight w:val="220" w:hRule="atLeast"/>
+          <w:trHeight w:val="220"/>
         </w:trPr>
         <w:tc>
           <w:tcPr>
@@ -4452,7 +3934,7 @@
                 <w:spacing w:val="-2"/>
                 <w:sz w:val="19"/>
               </w:rPr>
-              <w:t> </w:t>
+              <w:t xml:space="preserve"> </w:t>
             </w:r>
             <w:r>
               <w:rPr>
@@ -4469,7 +3951,7 @@
                 <w:spacing w:val="-4"/>
                 <w:sz w:val="19"/>
               </w:rPr>
-              <w:t> </w:t>
+              <w:t xml:space="preserve"> </w:t>
             </w:r>
             <w:r>
               <w:rPr>
@@ -4486,7 +3968,7 @@
                 <w:spacing w:val="-4"/>
                 <w:sz w:val="19"/>
               </w:rPr>
-              <w:t> </w:t>
+              <w:t xml:space="preserve"> </w:t>
             </w:r>
             <w:r>
               <w:rPr>
@@ -4503,7 +3985,7 @@
                 <w:spacing w:val="-3"/>
                 <w:sz w:val="19"/>
               </w:rPr>
-              <w:t> </w:t>
+              <w:t xml:space="preserve"> </w:t>
             </w:r>
             <w:r>
               <w:rPr>
@@ -4519,7 +4001,7 @@
       </w:tr>
       <w:tr>
         <w:trPr>
-          <w:trHeight w:val="436" w:hRule="atLeast"/>
+          <w:trHeight w:val="436"/>
         </w:trPr>
         <w:tc>
           <w:tcPr>
@@ -4546,7 +4028,7 @@
     </w:tbl>
     <w:p>
       <w:pPr>
-        <w:pStyle w:val="BodyText"/>
+        <w:pStyle w:val="Textoindependiente"/>
         <w:spacing w:before="222"/>
         <w:rPr>
           <w:rFonts w:ascii="Arial"/>
@@ -4558,8 +4040,8 @@
     </w:p>
     <w:tbl>
       <w:tblPr>
+        <w:tblStyle w:val="TableNormal"/>
         <w:tblW w:w="0" w:type="auto"/>
-        <w:jc w:val="left"/>
         <w:tblInd w:w="226" w:type="dxa"/>
         <w:tblBorders>
           <w:top w:val="single" w:sz="4" w:space="0" w:color="000000"/>
@@ -4570,24 +4052,18 @@
           <w:insideV w:val="single" w:sz="4" w:space="0" w:color="000000"/>
         </w:tblBorders>
         <w:tblLayout w:type="fixed"/>
-        <w:tblCellMar>
-          <w:top w:w="0" w:type="dxa"/>
-          <w:left w:w="0" w:type="dxa"/>
-          <w:bottom w:w="0" w:type="dxa"/>
-          <w:right w:w="0" w:type="dxa"/>
-        </w:tblCellMar>
-        <w:tblLook w:val="01E0"/>
+        <w:tblLook w:val="01E0" w:firstRow="1" w:lastRow="1" w:firstColumn="1" w:lastColumn="1" w:noHBand="0" w:noVBand="0"/>
       </w:tblPr>
       <w:tblGrid>
-        <w:gridCol w:w="10360"/>
+        <w:gridCol w:w="10370"/>
       </w:tblGrid>
       <w:tr>
         <w:trPr>
-          <w:trHeight w:val="378" w:hRule="atLeast"/>
+          <w:trHeight w:val="317"/>
         </w:trPr>
         <w:tc>
           <w:tcPr>
-            <w:tcW w:w="10360" w:type="dxa"/>
+            <w:tcW w:w="10370" w:type="dxa"/>
             <w:shd w:val="clear" w:color="auto" w:fill="D99493"/>
           </w:tcPr>
           <w:p>
@@ -4607,51 +4083,121 @@
                 <w:b/>
                 <w:sz w:val="19"/>
               </w:rPr>
-              <w:t xml:space="preserve">NOMBRE CORTO DE LA ÉPICA: </w:t>
-            </w:r>
-            <w:r>
-              <w:rPr>
-                <w:rFonts w:ascii="Arial" w:hAnsi="Arial"/>
-                <w:b/>
-                <w:sz w:val="19"/>
-              </w:rPr>
-              <w:t xml:space="preserve">EP01 – Gestión de acceso y usuarios</w:t>
+              <w:t>NOMBRE</w:t>
+            </w:r>
+            <w:r>
+              <w:rPr>
+                <w:rFonts w:ascii="Arial" w:hAnsi="Arial"/>
+                <w:b/>
+                <w:spacing w:val="-5"/>
+                <w:sz w:val="19"/>
+              </w:rPr>
+              <w:t xml:space="preserve"> </w:t>
+            </w:r>
+            <w:r>
+              <w:rPr>
+                <w:rFonts w:ascii="Arial" w:hAnsi="Arial"/>
+                <w:b/>
+                <w:sz w:val="19"/>
+              </w:rPr>
+              <w:t>CORTO</w:t>
+            </w:r>
+            <w:r>
+              <w:rPr>
+                <w:rFonts w:ascii="Arial" w:hAnsi="Arial"/>
+                <w:b/>
+                <w:spacing w:val="-3"/>
+                <w:sz w:val="19"/>
+              </w:rPr>
+              <w:t xml:space="preserve"> </w:t>
+            </w:r>
+            <w:r>
+              <w:rPr>
+                <w:rFonts w:ascii="Arial" w:hAnsi="Arial"/>
+                <w:b/>
+                <w:sz w:val="19"/>
+              </w:rPr>
+              <w:t>DE</w:t>
+            </w:r>
+            <w:r>
+              <w:rPr>
+                <w:rFonts w:ascii="Arial" w:hAnsi="Arial"/>
+                <w:b/>
+                <w:spacing w:val="-6"/>
+                <w:sz w:val="19"/>
+              </w:rPr>
+              <w:t xml:space="preserve"> </w:t>
+            </w:r>
+            <w:r>
+              <w:rPr>
+                <w:rFonts w:ascii="Arial" w:hAnsi="Arial"/>
+                <w:b/>
+                <w:sz w:val="19"/>
+              </w:rPr>
+              <w:t>LA</w:t>
+            </w:r>
+            <w:r>
+              <w:rPr>
+                <w:rFonts w:ascii="Arial" w:hAnsi="Arial"/>
+                <w:b/>
+                <w:spacing w:val="-3"/>
+                <w:sz w:val="19"/>
+              </w:rPr>
+              <w:t xml:space="preserve"> </w:t>
+            </w:r>
+            <w:r>
+              <w:rPr>
+                <w:rFonts w:ascii="Arial" w:hAnsi="Arial"/>
+                <w:b/>
+                <w:sz w:val="19"/>
+              </w:rPr>
+              <w:t>ÉPICA:</w:t>
+            </w:r>
+            <w:r>
+              <w:rPr>
+                <w:rFonts w:ascii="Arial" w:hAnsi="Arial"/>
+                <w:b/>
+                <w:spacing w:val="-4"/>
+                <w:sz w:val="19"/>
+              </w:rPr>
+              <w:t xml:space="preserve"> </w:t>
+            </w:r>
+            <w:r>
+              <w:rPr>
+                <w:rFonts w:ascii="Arial" w:hAnsi="Arial"/>
+                <w:b/>
+                <w:sz w:val="19"/>
+              </w:rPr>
+              <w:t>EP01 –</w:t>
+            </w:r>
+            <w:r>
+              <w:rPr>
+                <w:rFonts w:ascii="Arial" w:hAnsi="Arial"/>
+                <w:b/>
+                <w:spacing w:val="-3"/>
+                <w:sz w:val="19"/>
+              </w:rPr>
+              <w:t xml:space="preserve"> </w:t>
+            </w:r>
+            <w:r>
+              <w:rPr>
+                <w:rFonts w:ascii="Arial" w:hAnsi="Arial"/>
+                <w:b/>
+                <w:sz w:val="19"/>
+              </w:rPr>
+              <w:t>Ingestión y preprocesamiento de video</w:t>
             </w:r>
           </w:p>
         </w:tc>
       </w:tr>
       <w:tr>
         <w:trPr>
-          <w:trHeight w:val="1291" w:hRule="atLeast"/>
+          <w:trHeight w:val="1082"/>
         </w:trPr>
         <w:tc>
           <w:tcPr>
-            <w:tcW w:w="10360" w:type="dxa"/>
-          </w:tcPr>
-          <w:p>
-            <w:pPr>
-              <w:pStyle w:val="TableParagraph"/>
-              <w:spacing w:before="99"/>
-              <w:ind w:left="101"/>
-              <w:rPr>
-                <w:sz w:val="19"/>
-              </w:rPr>
-            </w:pPr>
-            <w:r>
-              <w:rPr>
-                <w:rFonts w:ascii="Arial" w:hAnsi="Arial"/>
-                <w:b/>
-                <w:sz w:val="19"/>
-              </w:rPr>
-              <w:t xml:space="preserve">DESCRIPCIÓN DE LA ÉPICA: </w:t>
-            </w:r>
-            <w:r>
-              <w:rPr>
-                <w:sz w:val="19"/>
-              </w:rPr>
-              <w:t xml:space="preserve">Como administrador de la plataforma, yo debería gestionar usuarios, roles y permisos, a fin de que cada perfil (SST, supervisor de turno, operadora de monitoreo y gerencia) acceda solo a las funciones e información que le corresponden.</w:t>
-            </w:r>
-          </w:p>
+            <w:tcW w:w="10370" w:type="dxa"/>
+          </w:tcPr>
           <w:p>
             <w:pPr>
               <w:pStyle w:val="TableParagraph"/>
@@ -4665,17 +4211,165 @@
               <w:rPr>
                 <w:rFonts w:ascii="Arial" w:hAnsi="Arial"/>
                 <w:b/>
+                <w:sz w:val="19"/>
+              </w:rPr>
+              <w:t>DESCRIPCIÓN</w:t>
+            </w:r>
+            <w:r>
+              <w:rPr>
+                <w:rFonts w:ascii="Arial" w:hAnsi="Arial"/>
+                <w:b/>
+                <w:spacing w:val="-2"/>
+                <w:sz w:val="19"/>
+              </w:rPr>
+              <w:t xml:space="preserve"> </w:t>
+            </w:r>
+            <w:r>
+              <w:rPr>
+                <w:rFonts w:ascii="Arial" w:hAnsi="Arial"/>
+                <w:b/>
+                <w:sz w:val="19"/>
+              </w:rPr>
+              <w:t>DE</w:t>
+            </w:r>
+            <w:r>
+              <w:rPr>
+                <w:rFonts w:ascii="Arial" w:hAnsi="Arial"/>
+                <w:b/>
+                <w:spacing w:val="-4"/>
+                <w:sz w:val="19"/>
+              </w:rPr>
+              <w:t xml:space="preserve"> </w:t>
+            </w:r>
+            <w:r>
+              <w:rPr>
+                <w:rFonts w:ascii="Arial" w:hAnsi="Arial"/>
+                <w:b/>
+                <w:sz w:val="19"/>
+              </w:rPr>
+              <w:t>LA</w:t>
+            </w:r>
+            <w:r>
+              <w:rPr>
+                <w:rFonts w:ascii="Arial" w:hAnsi="Arial"/>
+                <w:b/>
+                <w:spacing w:val="-1"/>
+                <w:sz w:val="19"/>
+              </w:rPr>
+              <w:t xml:space="preserve"> </w:t>
+            </w:r>
+            <w:r>
+              <w:rPr>
+                <w:rFonts w:ascii="Arial" w:hAnsi="Arial"/>
+                <w:b/>
+                <w:sz w:val="19"/>
+              </w:rPr>
+              <w:t>ÉPICA:</w:t>
+            </w:r>
+            <w:r>
+              <w:rPr>
+                <w:rFonts w:ascii="Arial" w:hAnsi="Arial"/>
+                <w:b/>
+                <w:spacing w:val="-1"/>
+                <w:sz w:val="19"/>
+              </w:rPr>
+              <w:t xml:space="preserve"> </w:t>
+            </w:r>
+            <w:r>
+              <w:rPr>
+                <w:sz w:val="19"/>
+              </w:rPr>
+              <w:t>Como investigador, yo debería cargar y normalizar secuencias de video industrial, a fin de disponer de los datos visuales estructurados y listos para la fase de extracción de características.</w:t>
+            </w:r>
+          </w:p>
+          <w:p>
+            <w:pPr>
+              <w:pStyle w:val="TableParagraph"/>
+              <w:spacing w:before="1"/>
+              <w:ind w:left="101"/>
+              <w:rPr>
+                <w:sz w:val="19"/>
+              </w:rPr>
+            </w:pPr>
+            <w:r>
+              <w:rPr>
+                <w:rFonts w:ascii="Arial" w:hAnsi="Arial"/>
+                <w:b/>
                 <w:color w:val="1F4E79"/>
                 <w:sz w:val="19"/>
               </w:rPr>
-              <w:t xml:space="preserve">Para entenderla mejor: </w:t>
-            </w:r>
-            <w:r>
-              <w:rPr>
+              <w:t>Para</w:t>
+            </w:r>
+            <w:r>
+              <w:rPr>
+                <w:rFonts w:ascii="Arial" w:hAnsi="Arial"/>
+                <w:b/>
                 <w:color w:val="1F4E79"/>
-                <w:sz w:val="19"/>
-              </w:rPr>
-              <w:t xml:space="preserve">Esta épica reúne historias como: iniciar sesión, registrar usuario, asignar rol y permisos, y limitar al supervisor de turno a las alertas de su área.</w:t>
+                <w:spacing w:val="-3"/>
+                <w:sz w:val="19"/>
+              </w:rPr>
+              <w:t xml:space="preserve"> </w:t>
+            </w:r>
+            <w:r>
+              <w:rPr>
+                <w:rFonts w:ascii="Arial" w:hAnsi="Arial"/>
+                <w:b/>
+                <w:color w:val="1F4E79"/>
+                <w:sz w:val="19"/>
+              </w:rPr>
+              <w:t>entenderla</w:t>
+            </w:r>
+            <w:r>
+              <w:rPr>
+                <w:rFonts w:ascii="Arial" w:hAnsi="Arial"/>
+                <w:b/>
+                <w:color w:val="1F4E79"/>
+                <w:spacing w:val="-2"/>
+                <w:sz w:val="19"/>
+              </w:rPr>
+              <w:t xml:space="preserve"> </w:t>
+            </w:r>
+            <w:r>
+              <w:rPr>
+                <w:rFonts w:ascii="Arial" w:hAnsi="Arial"/>
+                <w:b/>
+                <w:color w:val="1F4E79"/>
+                <w:sz w:val="19"/>
+              </w:rPr>
+              <w:t>mejor:</w:t>
+            </w:r>
+            <w:r>
+              <w:rPr>
+                <w:rFonts w:ascii="Arial" w:hAnsi="Arial"/>
+                <w:b/>
+                <w:color w:val="1F4E79"/>
+                <w:spacing w:val="-2"/>
+                <w:sz w:val="19"/>
+              </w:rPr>
+              <w:t xml:space="preserve"> </w:t>
+            </w:r>
+            <w:r>
+              <w:rPr>
+                <w:color w:val="1F4E79"/>
+                <w:sz w:val="19"/>
+              </w:rPr>
+              <w:t xml:space="preserve">Esta épica reúne historias como: cargar archivo de video, extraer </w:t>
+            </w:r>
+            <w:proofErr w:type="spellStart"/>
+            <w:r>
+              <w:rPr>
+                <w:color w:val="1F4E79"/>
+                <w:sz w:val="19"/>
+              </w:rPr>
+              <w:t>frames</w:t>
+            </w:r>
+            <w:proofErr w:type="spellEnd"/>
+            <w:r>
+              <w:rPr>
+                <w:color w:val="1F4E79"/>
+                <w:sz w:val="19"/>
+              </w:rPr>
+              <w:t xml:space="preserve"> individuales y redimensionar las imágenes a la resolución requerida por la arquitectura inicial.</w:t>
             </w:r>
           </w:p>
         </w:tc>
@@ -4683,7 +4377,7 @@
     </w:tbl>
     <w:p>
       <w:pPr>
-        <w:pStyle w:val="BodyText"/>
+        <w:pStyle w:val="Textoindependiente"/>
         <w:spacing w:before="63"/>
         <w:rPr>
           <w:rFonts w:ascii="Arial"/>
@@ -4695,8 +4389,8 @@
     </w:p>
     <w:tbl>
       <w:tblPr>
+        <w:tblStyle w:val="TableNormal"/>
         <w:tblW w:w="0" w:type="auto"/>
-        <w:jc w:val="left"/>
         <w:tblInd w:w="226" w:type="dxa"/>
         <w:tblBorders>
           <w:top w:val="single" w:sz="4" w:space="0" w:color="000000"/>
@@ -4707,20 +4401,14 @@
           <w:insideV w:val="single" w:sz="4" w:space="0" w:color="000000"/>
         </w:tblBorders>
         <w:tblLayout w:type="fixed"/>
-        <w:tblCellMar>
-          <w:top w:w="0" w:type="dxa"/>
-          <w:left w:w="0" w:type="dxa"/>
-          <w:bottom w:w="0" w:type="dxa"/>
-          <w:right w:w="0" w:type="dxa"/>
-        </w:tblCellMar>
-        <w:tblLook w:val="01E0"/>
+        <w:tblLook w:val="01E0" w:firstRow="1" w:lastRow="1" w:firstColumn="1" w:lastColumn="1" w:noHBand="0" w:noVBand="0"/>
       </w:tblPr>
       <w:tblGrid>
         <w:gridCol w:w="10360"/>
       </w:tblGrid>
       <w:tr>
         <w:trPr>
-          <w:trHeight w:val="378" w:hRule="atLeast"/>
+          <w:trHeight w:val="378"/>
         </w:trPr>
         <w:tc>
           <w:tcPr>
@@ -4744,22 +4432,133 @@
                 <w:b/>
                 <w:sz w:val="19"/>
               </w:rPr>
-              <w:t xml:space="preserve">NOMBRE CORTO DE LA ÉPICA: </w:t>
-            </w:r>
-            <w:r>
-              <w:rPr>
-                <w:rFonts w:ascii="Arial" w:hAnsi="Arial"/>
-                <w:b/>
-                <w:sz w:val="19"/>
-              </w:rPr>
-              <w:t xml:space="preserve">EP02 – Gestión de videos y procesamiento</w:t>
+              <w:t>NOMBRE</w:t>
+            </w:r>
+            <w:r>
+              <w:rPr>
+                <w:rFonts w:ascii="Arial" w:hAnsi="Arial"/>
+                <w:b/>
+                <w:spacing w:val="-5"/>
+                <w:sz w:val="19"/>
+              </w:rPr>
+              <w:t xml:space="preserve"> </w:t>
+            </w:r>
+            <w:r>
+              <w:rPr>
+                <w:rFonts w:ascii="Arial" w:hAnsi="Arial"/>
+                <w:b/>
+                <w:sz w:val="19"/>
+              </w:rPr>
+              <w:t>CORTO</w:t>
+            </w:r>
+            <w:r>
+              <w:rPr>
+                <w:rFonts w:ascii="Arial" w:hAnsi="Arial"/>
+                <w:b/>
+                <w:spacing w:val="-3"/>
+                <w:sz w:val="19"/>
+              </w:rPr>
+              <w:t xml:space="preserve"> </w:t>
+            </w:r>
+            <w:r>
+              <w:rPr>
+                <w:rFonts w:ascii="Arial" w:hAnsi="Arial"/>
+                <w:b/>
+                <w:sz w:val="19"/>
+              </w:rPr>
+              <w:t>DE</w:t>
+            </w:r>
+            <w:r>
+              <w:rPr>
+                <w:rFonts w:ascii="Arial" w:hAnsi="Arial"/>
+                <w:b/>
+                <w:spacing w:val="-6"/>
+                <w:sz w:val="19"/>
+              </w:rPr>
+              <w:t xml:space="preserve"> </w:t>
+            </w:r>
+            <w:r>
+              <w:rPr>
+                <w:rFonts w:ascii="Arial" w:hAnsi="Arial"/>
+                <w:b/>
+                <w:sz w:val="19"/>
+              </w:rPr>
+              <w:t>LA</w:t>
+            </w:r>
+            <w:r>
+              <w:rPr>
+                <w:rFonts w:ascii="Arial" w:hAnsi="Arial"/>
+                <w:b/>
+                <w:spacing w:val="-3"/>
+                <w:sz w:val="19"/>
+              </w:rPr>
+              <w:t xml:space="preserve"> </w:t>
+            </w:r>
+            <w:r>
+              <w:rPr>
+                <w:rFonts w:ascii="Arial" w:hAnsi="Arial"/>
+                <w:b/>
+                <w:sz w:val="19"/>
+              </w:rPr>
+              <w:t>ÉPICA:</w:t>
+            </w:r>
+            <w:r>
+              <w:rPr>
+                <w:rFonts w:ascii="Arial" w:hAnsi="Arial"/>
+                <w:b/>
+                <w:spacing w:val="-4"/>
+                <w:sz w:val="19"/>
+              </w:rPr>
+              <w:t xml:space="preserve"> </w:t>
+            </w:r>
+            <w:r>
+              <w:rPr>
+                <w:rFonts w:ascii="Arial" w:hAnsi="Arial"/>
+                <w:b/>
+                <w:sz w:val="19"/>
+              </w:rPr>
+              <w:t>EP02</w:t>
+            </w:r>
+            <w:r>
+              <w:rPr>
+                <w:rFonts w:ascii="Arial" w:hAnsi="Arial"/>
+                <w:b/>
+                <w:spacing w:val="-1"/>
+                <w:sz w:val="19"/>
+              </w:rPr>
+              <w:t xml:space="preserve"> </w:t>
+            </w:r>
+            <w:r>
+              <w:rPr>
+                <w:rFonts w:ascii="Arial" w:hAnsi="Arial"/>
+                <w:b/>
+                <w:sz w:val="19"/>
+              </w:rPr>
+              <w:t>–</w:t>
+            </w:r>
+            <w:r>
+              <w:rPr>
+                <w:rFonts w:ascii="Arial" w:hAnsi="Arial"/>
+                <w:b/>
+                <w:spacing w:val="-3"/>
+                <w:sz w:val="19"/>
+              </w:rPr>
+              <w:t xml:space="preserve"> </w:t>
+            </w:r>
+            <w:r>
+              <w:rPr>
+                <w:rFonts w:ascii="Arial" w:hAnsi="Arial"/>
+                <w:b/>
+                <w:sz w:val="19"/>
+              </w:rPr>
+              <w:t>Extracción espacial y filtrado inteligente (YOLOv4)</w:t>
             </w:r>
           </w:p>
         </w:tc>
       </w:tr>
       <w:tr>
         <w:trPr>
-          <w:trHeight w:val="1292" w:hRule="atLeast"/>
+          <w:trHeight w:val="1292"/>
         </w:trPr>
         <w:tc>
           <w:tcPr>
@@ -4786,7 +4585,21 @@
               <w:rPr>
                 <w:sz w:val="19"/>
               </w:rPr>
-              <w:t xml:space="preserve">Como administrador de la plataforma, yo debería cargar clips de video y configurar la regla de selección de frames y el umbral de confianza, a fin de que NewBit procese cada video de forma automática y trazable.</w:t>
+              <w:t xml:space="preserve">Como investigador, yo debería procesar los </w:t>
+            </w:r>
+            <w:proofErr w:type="spellStart"/>
+            <w:r>
+              <w:rPr>
+                <w:sz w:val="19"/>
+              </w:rPr>
+              <w:t>frames</w:t>
+            </w:r>
+            <w:proofErr w:type="spellEnd"/>
+            <w:r>
+              <w:rPr>
+                <w:sz w:val="19"/>
+              </w:rPr>
+              <w:t xml:space="preserve"> mediante YOLOv4 para detectar sujetos y descartar los fotogramas irrelevantes, a fin de reducir la carga computacional y optimizar el tamaño de la secuencia antes del análisis temporal.</w:t>
             </w:r>
           </w:p>
           <w:p>
@@ -4800,19 +4613,10 @@
             </w:pPr>
             <w:r>
               <w:rPr>
-                <w:rFonts w:ascii="Arial" w:hAnsi="Arial"/>
-                <w:b/>
                 <w:color w:val="1F4E79"/>
                 <w:sz w:val="19"/>
               </w:rPr>
-              <w:t xml:space="preserve">Para entenderla mejor: </w:t>
-            </w:r>
-            <w:r>
-              <w:rPr>
-                <w:color w:val="1F4E79"/>
-                <w:sz w:val="19"/>
-              </w:rPr>
-              <w:t xml:space="preserve">Esta épica reúne historias como: cargar un clip MP4, validar su formato, configurar la selección de frames y el umbral, y ver el estado del procesamiento.</w:t>
+              <w:t xml:space="preserve">Para entenderla mejor: Es el primer gran aporte de NewBit. Contiene historias sobre la ejecución del modelo espacial, la detección de personas y la eliminación programática de frames "seguros" o vacíos.</w:t>
             </w:r>
           </w:p>
         </w:tc>
@@ -4820,7 +4624,7 @@
     </w:tbl>
     <w:p>
       <w:pPr>
-        <w:pStyle w:val="BodyText"/>
+        <w:pStyle w:val="Textoindependiente"/>
         <w:spacing w:before="62"/>
         <w:rPr>
           <w:rFonts w:ascii="Arial"/>
@@ -4832,8 +4636,8 @@
     </w:p>
     <w:tbl>
       <w:tblPr>
+        <w:tblStyle w:val="TableNormal"/>
         <w:tblW w:w="0" w:type="auto"/>
-        <w:jc w:val="left"/>
         <w:tblInd w:w="226" w:type="dxa"/>
         <w:tblBorders>
           <w:top w:val="single" w:sz="4" w:space="0" w:color="000000"/>
@@ -4844,20 +4648,14 @@
           <w:insideV w:val="single" w:sz="4" w:space="0" w:color="000000"/>
         </w:tblBorders>
         <w:tblLayout w:type="fixed"/>
-        <w:tblCellMar>
-          <w:top w:w="0" w:type="dxa"/>
-          <w:left w:w="0" w:type="dxa"/>
-          <w:bottom w:w="0" w:type="dxa"/>
-          <w:right w:w="0" w:type="dxa"/>
-        </w:tblCellMar>
-        <w:tblLook w:val="01E0"/>
+        <w:tblLook w:val="01E0" w:firstRow="1" w:lastRow="1" w:firstColumn="1" w:lastColumn="1" w:noHBand="0" w:noVBand="0"/>
       </w:tblPr>
       <w:tblGrid>
         <w:gridCol w:w="10360"/>
       </w:tblGrid>
       <w:tr>
         <w:trPr>
-          <w:trHeight w:val="377" w:hRule="atLeast"/>
+          <w:trHeight w:val="377"/>
         </w:trPr>
         <w:tc>
           <w:tcPr>
@@ -4881,22 +4679,133 @@
                 <w:b/>
                 <w:sz w:val="19"/>
               </w:rPr>
-              <w:t xml:space="preserve">NOMBRE CORTO DE LA ÉPICA: </w:t>
-            </w:r>
-            <w:r>
-              <w:rPr>
-                <w:rFonts w:ascii="Arial" w:hAnsi="Arial"/>
-                <w:b/>
-                <w:sz w:val="19"/>
-              </w:rPr>
-              <w:t xml:space="preserve">EP03 – Detección de conductas inseguras con Computer Vision</w:t>
+              <w:t>NOMBRE</w:t>
+            </w:r>
+            <w:r>
+              <w:rPr>
+                <w:rFonts w:ascii="Arial" w:hAnsi="Arial"/>
+                <w:b/>
+                <w:spacing w:val="-5"/>
+                <w:sz w:val="19"/>
+              </w:rPr>
+              <w:t xml:space="preserve"> </w:t>
+            </w:r>
+            <w:r>
+              <w:rPr>
+                <w:rFonts w:ascii="Arial" w:hAnsi="Arial"/>
+                <w:b/>
+                <w:sz w:val="19"/>
+              </w:rPr>
+              <w:t>CORTO</w:t>
+            </w:r>
+            <w:r>
+              <w:rPr>
+                <w:rFonts w:ascii="Arial" w:hAnsi="Arial"/>
+                <w:b/>
+                <w:spacing w:val="-4"/>
+                <w:sz w:val="19"/>
+              </w:rPr>
+              <w:t xml:space="preserve"> </w:t>
+            </w:r>
+            <w:r>
+              <w:rPr>
+                <w:rFonts w:ascii="Arial" w:hAnsi="Arial"/>
+                <w:b/>
+                <w:sz w:val="19"/>
+              </w:rPr>
+              <w:t>DE</w:t>
+            </w:r>
+            <w:r>
+              <w:rPr>
+                <w:rFonts w:ascii="Arial" w:hAnsi="Arial"/>
+                <w:b/>
+                <w:spacing w:val="-6"/>
+                <w:sz w:val="19"/>
+              </w:rPr>
+              <w:t xml:space="preserve"> </w:t>
+            </w:r>
+            <w:r>
+              <w:rPr>
+                <w:rFonts w:ascii="Arial" w:hAnsi="Arial"/>
+                <w:b/>
+                <w:sz w:val="19"/>
+              </w:rPr>
+              <w:t>LA</w:t>
+            </w:r>
+            <w:r>
+              <w:rPr>
+                <w:rFonts w:ascii="Arial" w:hAnsi="Arial"/>
+                <w:b/>
+                <w:spacing w:val="-4"/>
+                <w:sz w:val="19"/>
+              </w:rPr>
+              <w:t xml:space="preserve"> </w:t>
+            </w:r>
+            <w:r>
+              <w:rPr>
+                <w:rFonts w:ascii="Arial" w:hAnsi="Arial"/>
+                <w:b/>
+                <w:sz w:val="19"/>
+              </w:rPr>
+              <w:t>ÉPICA:</w:t>
+            </w:r>
+            <w:r>
+              <w:rPr>
+                <w:rFonts w:ascii="Arial" w:hAnsi="Arial"/>
+                <w:b/>
+                <w:spacing w:val="-4"/>
+                <w:sz w:val="19"/>
+              </w:rPr>
+              <w:t xml:space="preserve"> </w:t>
+            </w:r>
+            <w:r>
+              <w:rPr>
+                <w:rFonts w:ascii="Arial" w:hAnsi="Arial"/>
+                <w:b/>
+                <w:sz w:val="19"/>
+              </w:rPr>
+              <w:t>EP03</w:t>
+            </w:r>
+            <w:r>
+              <w:rPr>
+                <w:rFonts w:ascii="Arial" w:hAnsi="Arial"/>
+                <w:b/>
+                <w:spacing w:val="-1"/>
+                <w:sz w:val="19"/>
+              </w:rPr>
+              <w:t xml:space="preserve"> </w:t>
+            </w:r>
+            <w:r>
+              <w:rPr>
+                <w:rFonts w:ascii="Arial" w:hAnsi="Arial"/>
+                <w:b/>
+                <w:sz w:val="19"/>
+              </w:rPr>
+              <w:t>–</w:t>
+            </w:r>
+            <w:r>
+              <w:rPr>
+                <w:rFonts w:ascii="Arial" w:hAnsi="Arial"/>
+                <w:b/>
+                <w:spacing w:val="-2"/>
+                <w:sz w:val="19"/>
+              </w:rPr>
+              <w:t xml:space="preserve"> </w:t>
+            </w:r>
+            <w:r>
+              <w:rPr>
+                <w:rFonts w:ascii="Arial" w:hAnsi="Arial"/>
+                <w:b/>
+                <w:sz w:val="19"/>
+              </w:rPr>
+              <w:t>Segmentación de secuencias temporales</w:t>
             </w:r>
           </w:p>
         </w:tc>
       </w:tr>
       <w:tr>
         <w:trPr>
-          <w:trHeight w:val="1292" w:hRule="atLeast"/>
+          <w:trHeight w:val="1292"/>
         </w:trPr>
         <w:tc>
           <w:tcPr>
@@ -4923,7 +4832,21 @@
               <w:rPr>
                 <w:sz w:val="19"/>
               </w:rPr>
-              <w:t xml:space="preserve">Como supervisora de SST, yo debería obtener la conducta reconocida en cada secuencia de video (tránsito fuera de la vía peatonal o panel eléctrico abierto) con su nivel de confianza, a fin de enterarme de las conductas inseguras sin revisar horas de grabación.</w:t>
+              <w:t xml:space="preserve">Como investigador, yo debería agrupar los </w:t>
+            </w:r>
+            <w:proofErr w:type="spellStart"/>
+            <w:r>
+              <w:rPr>
+                <w:sz w:val="19"/>
+              </w:rPr>
+              <w:t>frames</w:t>
+            </w:r>
+            <w:proofErr w:type="spellEnd"/>
+            <w:r>
+              <w:rPr>
+                <w:sz w:val="19"/>
+              </w:rPr>
+              <w:t xml:space="preserve"> filtrados en secuencias o clips continuos, a fin de aislar temporalmente las conductas para que el modelo predictivo evalúe una sola acción a la vez.</w:t>
             </w:r>
           </w:p>
           <w:p>
@@ -4942,14 +4865,69 @@
                 <w:color w:val="1F4E79"/>
                 <w:sz w:val="19"/>
               </w:rPr>
-              <w:t xml:space="preserve">Para entenderla mejor: </w:t>
-            </w:r>
-            <w:r>
-              <w:rPr>
+              <w:t>Para</w:t>
+            </w:r>
+            <w:r>
+              <w:rPr>
+                <w:rFonts w:ascii="Arial" w:hAnsi="Arial"/>
+                <w:b/>
                 <w:color w:val="1F4E79"/>
-                <w:sz w:val="19"/>
-              </w:rPr>
-              <w:t xml:space="preserve">Es la épica central de NewBit. Reúne historias como: detectar personas y objetos por frame (YOLOv4), conservar solo los frames relevantes, agrupar los frames en secuencias, clasificar la conducta (ConvLSTM) y mostrar la conducta con su confianza.</w:t>
+                <w:spacing w:val="-3"/>
+                <w:sz w:val="19"/>
+              </w:rPr>
+              <w:t xml:space="preserve"> </w:t>
+            </w:r>
+            <w:r>
+              <w:rPr>
+                <w:rFonts w:ascii="Arial" w:hAnsi="Arial"/>
+                <w:b/>
+                <w:color w:val="1F4E79"/>
+                <w:sz w:val="19"/>
+              </w:rPr>
+              <w:t>entenderla</w:t>
+            </w:r>
+            <w:r>
+              <w:rPr>
+                <w:rFonts w:ascii="Arial" w:hAnsi="Arial"/>
+                <w:b/>
+                <w:color w:val="1F4E79"/>
+                <w:spacing w:val="-2"/>
+                <w:sz w:val="19"/>
+              </w:rPr>
+              <w:t xml:space="preserve"> </w:t>
+            </w:r>
+            <w:r>
+              <w:rPr>
+                <w:rFonts w:ascii="Arial" w:hAnsi="Arial"/>
+                <w:b/>
+                <w:color w:val="1F4E79"/>
+                <w:sz w:val="19"/>
+              </w:rPr>
+              <w:t>mejor:</w:t>
+            </w:r>
+            <w:r>
+              <w:rPr>
+                <w:rFonts w:ascii="Arial" w:hAnsi="Arial"/>
+                <w:b/>
+                <w:color w:val="1F4E79"/>
+                <w:spacing w:val="-2"/>
+                <w:sz w:val="19"/>
+              </w:rPr>
+              <w:t xml:space="preserve"> </w:t>
+            </w:r>
+            <w:r>
+              <w:rPr>
+                <w:color w:val="1F4E79"/>
+                <w:sz w:val="19"/>
+              </w:rPr>
+              <w:t>A</w:t>
+            </w:r>
+            <w:r>
+              <w:rPr>
+                <w:color w:val="1F4E79"/>
+                <w:sz w:val="19"/>
+              </w:rPr>
+              <w:t>barca historias de usuario que transforman imágenes sueltas en "paquetes temporales" o tensores tridimensionales que serán la entrada de la siguiente red neuronal.</w:t>
             </w:r>
           </w:p>
         </w:tc>
@@ -4957,7 +4935,7 @@
     </w:tbl>
     <w:p>
       <w:pPr>
-        <w:pStyle w:val="BodyText"/>
+        <w:pStyle w:val="Textoindependiente"/>
         <w:spacing w:before="63"/>
         <w:rPr>
           <w:rFonts w:ascii="Arial"/>
@@ -4969,8 +4947,8 @@
     </w:p>
     <w:tbl>
       <w:tblPr>
+        <w:tblStyle w:val="TableNormal"/>
         <w:tblW w:w="0" w:type="auto"/>
-        <w:jc w:val="left"/>
         <w:tblInd w:w="226" w:type="dxa"/>
         <w:tblBorders>
           <w:top w:val="single" w:sz="4" w:space="0" w:color="000000"/>
@@ -4981,20 +4959,14 @@
           <w:insideV w:val="single" w:sz="4" w:space="0" w:color="000000"/>
         </w:tblBorders>
         <w:tblLayout w:type="fixed"/>
-        <w:tblCellMar>
-          <w:top w:w="0" w:type="dxa"/>
-          <w:left w:w="0" w:type="dxa"/>
-          <w:bottom w:w="0" w:type="dxa"/>
-          <w:right w:w="0" w:type="dxa"/>
-        </w:tblCellMar>
-        <w:tblLook w:val="01E0"/>
+        <w:tblLook w:val="01E0" w:firstRow="1" w:lastRow="1" w:firstColumn="1" w:lastColumn="1" w:noHBand="0" w:noVBand="0"/>
       </w:tblPr>
       <w:tblGrid>
         <w:gridCol w:w="10360"/>
       </w:tblGrid>
       <w:tr>
         <w:trPr>
-          <w:trHeight w:val="378" w:hRule="atLeast"/>
+          <w:trHeight w:val="378"/>
         </w:trPr>
         <w:tc>
           <w:tcPr>
@@ -5018,22 +4990,152 @@
                 <w:b/>
                 <w:sz w:val="19"/>
               </w:rPr>
-              <w:t xml:space="preserve">NOMBRE CORTO DE LA ÉPICA: </w:t>
-            </w:r>
-            <w:r>
-              <w:rPr>
-                <w:rFonts w:ascii="Arial" w:hAnsi="Arial"/>
-                <w:b/>
-                <w:sz w:val="19"/>
-              </w:rPr>
-              <w:t xml:space="preserve">EP04 – Alertas y atención de eventos</w:t>
+              <w:t>NOMBRE</w:t>
+            </w:r>
+            <w:r>
+              <w:rPr>
+                <w:rFonts w:ascii="Arial" w:hAnsi="Arial"/>
+                <w:b/>
+                <w:spacing w:val="-4"/>
+                <w:sz w:val="19"/>
+              </w:rPr>
+              <w:t xml:space="preserve"> </w:t>
+            </w:r>
+            <w:r>
+              <w:rPr>
+                <w:rFonts w:ascii="Arial" w:hAnsi="Arial"/>
+                <w:b/>
+                <w:sz w:val="19"/>
+              </w:rPr>
+              <w:t>CORTO</w:t>
+            </w:r>
+            <w:r>
+              <w:rPr>
+                <w:rFonts w:ascii="Arial" w:hAnsi="Arial"/>
+                <w:b/>
+                <w:spacing w:val="-4"/>
+                <w:sz w:val="19"/>
+              </w:rPr>
+              <w:t xml:space="preserve"> </w:t>
+            </w:r>
+            <w:r>
+              <w:rPr>
+                <w:rFonts w:ascii="Arial" w:hAnsi="Arial"/>
+                <w:b/>
+                <w:sz w:val="19"/>
+              </w:rPr>
+              <w:t>DE</w:t>
+            </w:r>
+            <w:r>
+              <w:rPr>
+                <w:rFonts w:ascii="Arial" w:hAnsi="Arial"/>
+                <w:b/>
+                <w:spacing w:val="-5"/>
+                <w:sz w:val="19"/>
+              </w:rPr>
+              <w:t xml:space="preserve"> </w:t>
+            </w:r>
+            <w:r>
+              <w:rPr>
+                <w:rFonts w:ascii="Arial" w:hAnsi="Arial"/>
+                <w:b/>
+                <w:sz w:val="19"/>
+              </w:rPr>
+              <w:t>LA</w:t>
+            </w:r>
+            <w:r>
+              <w:rPr>
+                <w:rFonts w:ascii="Arial" w:hAnsi="Arial"/>
+                <w:b/>
+                <w:spacing w:val="-3"/>
+                <w:sz w:val="19"/>
+              </w:rPr>
+              <w:t xml:space="preserve"> </w:t>
+            </w:r>
+            <w:r>
+              <w:rPr>
+                <w:rFonts w:ascii="Arial" w:hAnsi="Arial"/>
+                <w:b/>
+                <w:sz w:val="19"/>
+              </w:rPr>
+              <w:t>ÉPICA:</w:t>
+            </w:r>
+            <w:r>
+              <w:rPr>
+                <w:rFonts w:ascii="Arial" w:hAnsi="Arial"/>
+                <w:b/>
+                <w:spacing w:val="-4"/>
+                <w:sz w:val="19"/>
+              </w:rPr>
+              <w:t xml:space="preserve"> </w:t>
+            </w:r>
+            <w:r>
+              <w:rPr>
+                <w:rFonts w:ascii="Arial" w:hAnsi="Arial"/>
+                <w:b/>
+                <w:sz w:val="19"/>
+              </w:rPr>
+              <w:t>EP04 –</w:t>
+            </w:r>
+            <w:r>
+              <w:rPr>
+                <w:rFonts w:ascii="Arial" w:hAnsi="Arial"/>
+                <w:b/>
+                <w:spacing w:val="-3"/>
+                <w:sz w:val="19"/>
+              </w:rPr>
+              <w:t xml:space="preserve"> </w:t>
+            </w:r>
+            <w:r>
+              <w:rPr>
+                <w:rFonts w:ascii="Arial" w:hAnsi="Arial"/>
+                <w:b/>
+                <w:sz w:val="19"/>
+              </w:rPr>
+              <w:t xml:space="preserve">Clasificación </w:t>
+            </w:r>
+            <w:proofErr w:type="gramStart"/>
+            <w:r>
+              <w:rPr>
+                <w:rFonts w:ascii="Arial" w:hAnsi="Arial"/>
+                <w:b/>
+                <w:sz w:val="19"/>
+              </w:rPr>
+              <w:t>espacio-temporal</w:t>
+            </w:r>
+            <w:proofErr w:type="gramEnd"/>
+            <w:r>
+              <w:rPr>
+                <w:rFonts w:ascii="Arial" w:hAnsi="Arial"/>
+                <w:b/>
+                <w:sz w:val="19"/>
+              </w:rPr>
+              <w:t xml:space="preserve"> (</w:t>
+            </w:r>
+            <w:proofErr w:type="spellStart"/>
+            <w:r>
+              <w:rPr>
+                <w:rFonts w:ascii="Arial" w:hAnsi="Arial"/>
+                <w:b/>
+                <w:sz w:val="19"/>
+              </w:rPr>
+              <w:t>ConvLSTM</w:t>
+            </w:r>
+            <w:proofErr w:type="spellEnd"/>
+            <w:r>
+              <w:rPr>
+                <w:rFonts w:ascii="Arial" w:hAnsi="Arial"/>
+                <w:b/>
+                <w:sz w:val="19"/>
+              </w:rPr>
+              <w:t>)</w:t>
             </w:r>
           </w:p>
         </w:tc>
       </w:tr>
       <w:tr>
         <w:trPr>
-          <w:trHeight w:val="1292" w:hRule="atLeast"/>
+          <w:trHeight w:val="1292"/>
         </w:trPr>
         <w:tc>
           <w:tcPr>
@@ -5054,13 +5156,87 @@
                 <w:b/>
                 <w:sz w:val="19"/>
               </w:rPr>
-              <w:t xml:space="preserve">DESCRIPCIÓN DE LA ÉPICA: </w:t>
-            </w:r>
-            <w:r>
-              <w:rPr>
-                <w:sz w:val="19"/>
-              </w:rPr>
-              <w:t xml:space="preserve">Como operadora de la central de monitoreo, yo debería recibir una alerta visual y sonora con su clip de evidencia y poder confirmarla o descartarla, a fin de avisar a tiempo al supervisor del área y reducir las falsas alarmas.</w:t>
+              <w:t>DESCRIPCIÓN</w:t>
+            </w:r>
+            <w:r>
+              <w:rPr>
+                <w:rFonts w:ascii="Arial" w:hAnsi="Arial"/>
+                <w:b/>
+                <w:spacing w:val="-2"/>
+                <w:sz w:val="19"/>
+              </w:rPr>
+              <w:t xml:space="preserve"> </w:t>
+            </w:r>
+            <w:r>
+              <w:rPr>
+                <w:rFonts w:ascii="Arial" w:hAnsi="Arial"/>
+                <w:b/>
+                <w:sz w:val="19"/>
+              </w:rPr>
+              <w:t>DE</w:t>
+            </w:r>
+            <w:r>
+              <w:rPr>
+                <w:rFonts w:ascii="Arial" w:hAnsi="Arial"/>
+                <w:b/>
+                <w:spacing w:val="-4"/>
+                <w:sz w:val="19"/>
+              </w:rPr>
+              <w:t xml:space="preserve"> </w:t>
+            </w:r>
+            <w:r>
+              <w:rPr>
+                <w:rFonts w:ascii="Arial" w:hAnsi="Arial"/>
+                <w:b/>
+                <w:sz w:val="19"/>
+              </w:rPr>
+              <w:t>LA</w:t>
+            </w:r>
+            <w:r>
+              <w:rPr>
+                <w:rFonts w:ascii="Arial" w:hAnsi="Arial"/>
+                <w:b/>
+                <w:spacing w:val="-1"/>
+                <w:sz w:val="19"/>
+              </w:rPr>
+              <w:t xml:space="preserve"> </w:t>
+            </w:r>
+            <w:r>
+              <w:rPr>
+                <w:rFonts w:ascii="Arial" w:hAnsi="Arial"/>
+                <w:b/>
+                <w:sz w:val="19"/>
+              </w:rPr>
+              <w:t>ÉPICA:</w:t>
+            </w:r>
+            <w:r>
+              <w:rPr>
+                <w:rFonts w:ascii="Arial" w:hAnsi="Arial"/>
+                <w:b/>
+                <w:spacing w:val="-1"/>
+                <w:sz w:val="19"/>
+              </w:rPr>
+              <w:t xml:space="preserve"> </w:t>
+            </w:r>
+            <w:r>
+              <w:rPr>
+                <w:sz w:val="19"/>
+              </w:rPr>
+              <w:t xml:space="preserve">Como investigador, yo debería procesar los clips segmentados a través de la red </w:t>
+            </w:r>
+            <w:proofErr w:type="spellStart"/>
+            <w:r>
+              <w:rPr>
+                <w:sz w:val="19"/>
+              </w:rPr>
+              <w:t>ConvLSTM</w:t>
+            </w:r>
+            <w:proofErr w:type="spellEnd"/>
+            <w:r>
+              <w:rPr>
+                <w:sz w:val="19"/>
+              </w:rPr>
+              <w:t>, a fin de evaluar la dependencia temporal de las imágenes y clasificar finalmente si el comportamiento observado es inseguro.</w:t>
             </w:r>
           </w:p>
           <w:p>
@@ -5079,14 +5255,78 @@
                 <w:color w:val="1F4E79"/>
                 <w:sz w:val="19"/>
               </w:rPr>
-              <w:t xml:space="preserve">Para entenderla mejor: </w:t>
-            </w:r>
-            <w:r>
-              <w:rPr>
+              <w:t>Para</w:t>
+            </w:r>
+            <w:r>
+              <w:rPr>
+                <w:rFonts w:ascii="Arial" w:hAnsi="Arial"/>
+                <w:b/>
                 <w:color w:val="1F4E79"/>
-                <w:sz w:val="19"/>
-              </w:rPr>
-              <w:t xml:space="preserve">Esta épica reúne historias como: recibir la alerta, ver el clip de evidencia, confirmar o descartar la alerta y evitar alertas duplicadas del mismo evento.</w:t>
+                <w:spacing w:val="-4"/>
+                <w:sz w:val="19"/>
+              </w:rPr>
+              <w:t xml:space="preserve"> </w:t>
+            </w:r>
+            <w:r>
+              <w:rPr>
+                <w:rFonts w:ascii="Arial" w:hAnsi="Arial"/>
+                <w:b/>
+                <w:color w:val="1F4E79"/>
+                <w:sz w:val="19"/>
+              </w:rPr>
+              <w:t>entenderla</w:t>
+            </w:r>
+            <w:r>
+              <w:rPr>
+                <w:rFonts w:ascii="Arial" w:hAnsi="Arial"/>
+                <w:b/>
+                <w:color w:val="1F4E79"/>
+                <w:spacing w:val="-3"/>
+                <w:sz w:val="19"/>
+              </w:rPr>
+              <w:t xml:space="preserve"> </w:t>
+            </w:r>
+            <w:r>
+              <w:rPr>
+                <w:rFonts w:ascii="Arial" w:hAnsi="Arial"/>
+                <w:b/>
+                <w:color w:val="1F4E79"/>
+                <w:sz w:val="19"/>
+              </w:rPr>
+              <w:t>mejor:</w:t>
+            </w:r>
+            <w:r>
+              <w:rPr>
+                <w:rFonts w:ascii="Arial" w:hAnsi="Arial"/>
+                <w:b/>
+                <w:color w:val="1F4E79"/>
+                <w:spacing w:val="-3"/>
+                <w:sz w:val="19"/>
+              </w:rPr>
+              <w:t xml:space="preserve"> </w:t>
+            </w:r>
+            <w:r>
+              <w:rPr>
+                <w:color w:val="1F4E79"/>
+                <w:sz w:val="19"/>
+              </w:rPr>
+              <w:t xml:space="preserve">Es la épica central de inferencia temporal. Puede contener historias sobre la ejecución del modelo </w:t>
+            </w:r>
+            <w:proofErr w:type="spellStart"/>
+            <w:r>
+              <w:rPr>
+                <w:color w:val="1F4E79"/>
+                <w:sz w:val="19"/>
+              </w:rPr>
+              <w:t>ConvLSTM</w:t>
+            </w:r>
+            <w:proofErr w:type="spellEnd"/>
+            <w:r>
+              <w:rPr>
+                <w:color w:val="1F4E79"/>
+                <w:sz w:val="19"/>
+              </w:rPr>
+              <w:t>, el cálculo de probabilidades y la emisión de la etiqueta final (seguro/inseguro).</w:t>
             </w:r>
           </w:p>
         </w:tc>
@@ -5094,7 +5334,7 @@
     </w:tbl>
     <w:p>
       <w:pPr>
-        <w:pStyle w:val="BodyText"/>
+        <w:pStyle w:val="Textoindependiente"/>
         <w:spacing w:before="62"/>
         <w:rPr>
           <w:rFonts w:ascii="Arial"/>
@@ -5106,8 +5346,8 @@
     </w:p>
     <w:tbl>
       <w:tblPr>
+        <w:tblStyle w:val="TableNormal"/>
         <w:tblW w:w="0" w:type="auto"/>
-        <w:jc w:val="left"/>
         <w:tblInd w:w="226" w:type="dxa"/>
         <w:tblBorders>
           <w:top w:val="single" w:sz="4" w:space="0" w:color="000000"/>
@@ -5118,20 +5358,14 @@
           <w:insideV w:val="single" w:sz="4" w:space="0" w:color="000000"/>
         </w:tblBorders>
         <w:tblLayout w:type="fixed"/>
-        <w:tblCellMar>
-          <w:top w:w="0" w:type="dxa"/>
-          <w:left w:w="0" w:type="dxa"/>
-          <w:bottom w:w="0" w:type="dxa"/>
-          <w:right w:w="0" w:type="dxa"/>
-        </w:tblCellMar>
-        <w:tblLook w:val="01E0"/>
+        <w:tblLook w:val="01E0" w:firstRow="1" w:lastRow="1" w:firstColumn="1" w:lastColumn="1" w:noHBand="0" w:noVBand="0"/>
       </w:tblPr>
       <w:tblGrid>
         <w:gridCol w:w="10360"/>
       </w:tblGrid>
       <w:tr>
         <w:trPr>
-          <w:trHeight w:val="377" w:hRule="atLeast"/>
+          <w:trHeight w:val="377"/>
         </w:trPr>
         <w:tc>
           <w:tcPr>
@@ -5155,51 +5389,121 @@
                 <w:b/>
                 <w:sz w:val="19"/>
               </w:rPr>
-              <w:t xml:space="preserve">NOMBRE CORTO DE LA ÉPICA: </w:t>
-            </w:r>
-            <w:r>
-              <w:rPr>
-                <w:rFonts w:ascii="Arial" w:hAnsi="Arial"/>
-                <w:b/>
-                <w:sz w:val="19"/>
-              </w:rPr>
-              <w:t xml:space="preserve">EP05 – Historial, registro y reportes</w:t>
+              <w:t>NOMBRE</w:t>
+            </w:r>
+            <w:r>
+              <w:rPr>
+                <w:rFonts w:ascii="Arial" w:hAnsi="Arial"/>
+                <w:b/>
+                <w:spacing w:val="-4"/>
+                <w:sz w:val="19"/>
+              </w:rPr>
+              <w:t xml:space="preserve"> </w:t>
+            </w:r>
+            <w:r>
+              <w:rPr>
+                <w:rFonts w:ascii="Arial" w:hAnsi="Arial"/>
+                <w:b/>
+                <w:sz w:val="19"/>
+              </w:rPr>
+              <w:t>CORTO</w:t>
+            </w:r>
+            <w:r>
+              <w:rPr>
+                <w:rFonts w:ascii="Arial" w:hAnsi="Arial"/>
+                <w:b/>
+                <w:spacing w:val="-3"/>
+                <w:sz w:val="19"/>
+              </w:rPr>
+              <w:t xml:space="preserve"> </w:t>
+            </w:r>
+            <w:r>
+              <w:rPr>
+                <w:rFonts w:ascii="Arial" w:hAnsi="Arial"/>
+                <w:b/>
+                <w:sz w:val="19"/>
+              </w:rPr>
+              <w:t>DE</w:t>
+            </w:r>
+            <w:r>
+              <w:rPr>
+                <w:rFonts w:ascii="Arial" w:hAnsi="Arial"/>
+                <w:b/>
+                <w:spacing w:val="-6"/>
+                <w:sz w:val="19"/>
+              </w:rPr>
+              <w:t xml:space="preserve"> </w:t>
+            </w:r>
+            <w:r>
+              <w:rPr>
+                <w:rFonts w:ascii="Arial" w:hAnsi="Arial"/>
+                <w:b/>
+                <w:sz w:val="19"/>
+              </w:rPr>
+              <w:t>LA</w:t>
+            </w:r>
+            <w:r>
+              <w:rPr>
+                <w:rFonts w:ascii="Arial" w:hAnsi="Arial"/>
+                <w:b/>
+                <w:spacing w:val="-2"/>
+                <w:sz w:val="19"/>
+              </w:rPr>
+              <w:t xml:space="preserve"> </w:t>
+            </w:r>
+            <w:r>
+              <w:rPr>
+                <w:rFonts w:ascii="Arial" w:hAnsi="Arial"/>
+                <w:b/>
+                <w:sz w:val="19"/>
+              </w:rPr>
+              <w:t>ÉPICA:</w:t>
+            </w:r>
+            <w:r>
+              <w:rPr>
+                <w:rFonts w:ascii="Arial" w:hAnsi="Arial"/>
+                <w:b/>
+                <w:spacing w:val="-3"/>
+                <w:sz w:val="19"/>
+              </w:rPr>
+              <w:t xml:space="preserve"> </w:t>
+            </w:r>
+            <w:r>
+              <w:rPr>
+                <w:rFonts w:ascii="Arial" w:hAnsi="Arial"/>
+                <w:b/>
+                <w:sz w:val="19"/>
+              </w:rPr>
+              <w:t>EP05 –</w:t>
+            </w:r>
+            <w:r>
+              <w:rPr>
+                <w:rFonts w:ascii="Arial" w:hAnsi="Arial"/>
+                <w:b/>
+                <w:spacing w:val="-3"/>
+                <w:sz w:val="19"/>
+              </w:rPr>
+              <w:t xml:space="preserve"> </w:t>
+            </w:r>
+            <w:r>
+              <w:rPr>
+                <w:rFonts w:ascii="Arial" w:hAnsi="Arial"/>
+                <w:b/>
+                <w:sz w:val="19"/>
+              </w:rPr>
+              <w:t>Interfaz gráfica (GUI) y registro de validación</w:t>
             </w:r>
           </w:p>
         </w:tc>
       </w:tr>
       <w:tr>
         <w:trPr>
-          <w:trHeight w:val="1292" w:hRule="atLeast"/>
+          <w:trHeight w:val="1292"/>
         </w:trPr>
         <w:tc>
           <w:tcPr>
             <w:tcW w:w="10360" w:type="dxa"/>
           </w:tcPr>
-          <w:p>
-            <w:pPr>
-              <w:pStyle w:val="TableParagraph"/>
-              <w:spacing w:before="99"/>
-              <w:ind w:left="101"/>
-              <w:rPr>
-                <w:sz w:val="19"/>
-              </w:rPr>
-            </w:pPr>
-            <w:r>
-              <w:rPr>
-                <w:rFonts w:ascii="Arial" w:hAnsi="Arial"/>
-                <w:b/>
-                <w:sz w:val="19"/>
-              </w:rPr>
-              <w:t xml:space="preserve">DESCRIPCIÓN DE LA ÉPICA: </w:t>
-            </w:r>
-            <w:r>
-              <w:rPr>
-                <w:sz w:val="19"/>
-              </w:rPr>
-              <w:t xml:space="preserve">Como gerente de operaciones, yo debería consultar el historial y los reportes de conductas inseguras por tipo, zona y semana, a fin de decidir sobre capacitaciones, recursos y la ampliación de NewBit a nuevas conductas.</w:t>
-            </w:r>
-          </w:p>
           <w:p>
             <w:pPr>
               <w:pStyle w:val="TableParagraph"/>
@@ -5211,19 +5515,83 @@
             </w:pPr>
             <w:r>
               <w:rPr>
+                <w:sz w:val="19"/>
+              </w:rPr>
+              <w:t xml:space="preserve">DESCRIPCIÓN DE LA ÉPICA: Como evaluador del sistema, yo debería visualizar el video original con sus etiquetas superpuestas y registrar las alertas generadas, a fin de validar visualmente la eficacia del sistema y documentar los resultados obtenidos.</w:t>
+            </w:r>
+          </w:p>
+          <w:p>
+            <w:pPr>
+              <w:pStyle w:val="TableParagraph"/>
+              <w:spacing w:before="1"/>
+              <w:ind w:left="101" w:right="198"/>
+              <w:rPr>
+                <w:sz w:val="19"/>
+              </w:rPr>
+            </w:pPr>
+            <w:r>
+              <w:rPr>
                 <w:rFonts w:ascii="Arial" w:hAnsi="Arial"/>
                 <w:b/>
                 <w:color w:val="1F4E79"/>
                 <w:sz w:val="19"/>
               </w:rPr>
-              <w:t xml:space="preserve">Para entenderla mejor: </w:t>
-            </w:r>
-            <w:r>
-              <w:rPr>
+              <w:t>Para</w:t>
+            </w:r>
+            <w:r>
+              <w:rPr>
+                <w:rFonts w:ascii="Arial" w:hAnsi="Arial"/>
+                <w:b/>
                 <w:color w:val="1F4E79"/>
-                <w:sz w:val="19"/>
-              </w:rPr>
-              <w:t xml:space="preserve">Esta épica reúne historias como: registrar los datos de cada clip procesado, consultar el historial con filtros, generar reportes y exportarlos.</w:t>
+                <w:spacing w:val="-3"/>
+                <w:sz w:val="19"/>
+              </w:rPr>
+              <w:t xml:space="preserve"> </w:t>
+            </w:r>
+            <w:r>
+              <w:rPr>
+                <w:rFonts w:ascii="Arial" w:hAnsi="Arial"/>
+                <w:b/>
+                <w:color w:val="1F4E79"/>
+                <w:sz w:val="19"/>
+              </w:rPr>
+              <w:t>entenderla</w:t>
+            </w:r>
+            <w:r>
+              <w:rPr>
+                <w:rFonts w:ascii="Arial" w:hAnsi="Arial"/>
+                <w:b/>
+                <w:color w:val="1F4E79"/>
+                <w:spacing w:val="-3"/>
+                <w:sz w:val="19"/>
+              </w:rPr>
+              <w:t xml:space="preserve"> </w:t>
+            </w:r>
+            <w:r>
+              <w:rPr>
+                <w:rFonts w:ascii="Arial" w:hAnsi="Arial"/>
+                <w:b/>
+                <w:color w:val="1F4E79"/>
+                <w:sz w:val="19"/>
+              </w:rPr>
+              <w:t>mejor:</w:t>
+            </w:r>
+            <w:r>
+              <w:rPr>
+                <w:rFonts w:ascii="Arial" w:hAnsi="Arial"/>
+                <w:b/>
+                <w:color w:val="1F4E79"/>
+                <w:spacing w:val="-3"/>
+                <w:sz w:val="19"/>
+              </w:rPr>
+              <w:t xml:space="preserve"> </w:t>
+            </w:r>
+            <w:r>
+              <w:rPr>
+                <w:color w:val="1F4E79"/>
+                <w:sz w:val="19"/>
+              </w:rPr>
+              <w:t>Corresponde a la capa de usuario. Incluye reproducir el video con los resultados, mostrar alertas sonoras/visuales y llevar un registro de las predicciones.</w:t>
             </w:r>
           </w:p>
         </w:tc>
@@ -5231,7 +5599,7 @@
     </w:tbl>
     <w:p>
       <w:pPr>
-        <w:pStyle w:val="BodyText"/>
+        <w:pStyle w:val="Textoindependiente"/>
         <w:spacing w:before="63"/>
         <w:rPr>
           <w:rFonts w:ascii="Arial"/>
@@ -5243,8 +5611,8 @@
     </w:p>
     <w:tbl>
       <w:tblPr>
+        <w:tblStyle w:val="TableNormal"/>
         <w:tblW w:w="0" w:type="auto"/>
-        <w:jc w:val="left"/>
         <w:tblInd w:w="226" w:type="dxa"/>
         <w:tblBorders>
           <w:top w:val="single" w:sz="4" w:space="0" w:color="000000"/>
@@ -5255,20 +5623,14 @@
           <w:insideV w:val="single" w:sz="4" w:space="0" w:color="000000"/>
         </w:tblBorders>
         <w:tblLayout w:type="fixed"/>
-        <w:tblCellMar>
-          <w:top w:w="0" w:type="dxa"/>
-          <w:left w:w="0" w:type="dxa"/>
-          <w:bottom w:w="0" w:type="dxa"/>
-          <w:right w:w="0" w:type="dxa"/>
-        </w:tblCellMar>
-        <w:tblLook w:val="01E0"/>
+        <w:tblLook w:val="01E0" w:firstRow="1" w:lastRow="1" w:firstColumn="1" w:lastColumn="1" w:noHBand="0" w:noVBand="0"/>
       </w:tblPr>
       <w:tblGrid>
         <w:gridCol w:w="10360"/>
       </w:tblGrid>
       <w:tr>
         <w:trPr>
-          <w:trHeight w:val="377" w:hRule="atLeast"/>
+          <w:trHeight w:val="377"/>
         </w:trPr>
         <w:tc>
           <w:tcPr>
@@ -5292,22 +5654,185 @@
                 <w:b/>
                 <w:sz w:val="19"/>
               </w:rPr>
-              <w:t xml:space="preserve">NOMBRE CORTO DE LA ÉPICA: </w:t>
-            </w:r>
-            <w:r>
-              <w:rPr>
-                <w:rFonts w:ascii="Arial" w:hAnsi="Arial"/>
-                <w:b/>
-                <w:sz w:val="19"/>
-              </w:rPr>
-              <w:t xml:space="preserve">EP06 – Entrenamiento y evaluación de modelos</w:t>
+              <w:t>NOMBRE</w:t>
+            </w:r>
+            <w:r>
+              <w:rPr>
+                <w:rFonts w:ascii="Arial" w:hAnsi="Arial"/>
+                <w:b/>
+                <w:spacing w:val="-5"/>
+                <w:sz w:val="19"/>
+              </w:rPr>
+              <w:t xml:space="preserve"> </w:t>
+            </w:r>
+            <w:r>
+              <w:rPr>
+                <w:rFonts w:ascii="Arial" w:hAnsi="Arial"/>
+                <w:b/>
+                <w:sz w:val="19"/>
+              </w:rPr>
+              <w:t>CORTO</w:t>
+            </w:r>
+            <w:r>
+              <w:rPr>
+                <w:rFonts w:ascii="Arial" w:hAnsi="Arial"/>
+                <w:b/>
+                <w:spacing w:val="-3"/>
+                <w:sz w:val="19"/>
+              </w:rPr>
+              <w:t xml:space="preserve"> </w:t>
+            </w:r>
+            <w:r>
+              <w:rPr>
+                <w:rFonts w:ascii="Arial" w:hAnsi="Arial"/>
+                <w:b/>
+                <w:sz w:val="19"/>
+              </w:rPr>
+              <w:t>DE</w:t>
+            </w:r>
+            <w:r>
+              <w:rPr>
+                <w:rFonts w:ascii="Arial" w:hAnsi="Arial"/>
+                <w:b/>
+                <w:spacing w:val="-7"/>
+                <w:sz w:val="19"/>
+              </w:rPr>
+              <w:t xml:space="preserve"> </w:t>
+            </w:r>
+            <w:r>
+              <w:rPr>
+                <w:rFonts w:ascii="Arial" w:hAnsi="Arial"/>
+                <w:b/>
+                <w:sz w:val="19"/>
+              </w:rPr>
+              <w:t>LA</w:t>
+            </w:r>
+            <w:r>
+              <w:rPr>
+                <w:rFonts w:ascii="Arial" w:hAnsi="Arial"/>
+                <w:b/>
+                <w:spacing w:val="-3"/>
+                <w:sz w:val="19"/>
+              </w:rPr>
+              <w:t xml:space="preserve"> </w:t>
+            </w:r>
+            <w:r>
+              <w:rPr>
+                <w:rFonts w:ascii="Arial" w:hAnsi="Arial"/>
+                <w:b/>
+                <w:sz w:val="19"/>
+              </w:rPr>
+              <w:t>ÉPICA:</w:t>
+            </w:r>
+            <w:r>
+              <w:rPr>
+                <w:rFonts w:ascii="Arial" w:hAnsi="Arial"/>
+                <w:b/>
+                <w:spacing w:val="-4"/>
+                <w:sz w:val="19"/>
+              </w:rPr>
+              <w:t xml:space="preserve"> </w:t>
+            </w:r>
+            <w:r>
+              <w:rPr>
+                <w:rFonts w:ascii="Arial" w:hAnsi="Arial"/>
+                <w:b/>
+                <w:sz w:val="19"/>
+              </w:rPr>
+              <w:t>EP06</w:t>
+            </w:r>
+            <w:r>
+              <w:rPr>
+                <w:rFonts w:ascii="Arial" w:hAnsi="Arial"/>
+                <w:b/>
+                <w:spacing w:val="-1"/>
+                <w:sz w:val="19"/>
+              </w:rPr>
+              <w:t xml:space="preserve"> </w:t>
+            </w:r>
+            <w:r>
+              <w:rPr>
+                <w:rFonts w:ascii="Arial" w:hAnsi="Arial"/>
+                <w:b/>
+                <w:sz w:val="19"/>
+              </w:rPr>
+              <w:t>–</w:t>
+            </w:r>
+            <w:r>
+              <w:rPr>
+                <w:rFonts w:ascii="Arial" w:hAnsi="Arial"/>
+                <w:b/>
+                <w:spacing w:val="-3"/>
+                <w:sz w:val="19"/>
+              </w:rPr>
+              <w:t xml:space="preserve"> </w:t>
+            </w:r>
+            <w:r>
+              <w:rPr>
+                <w:rFonts w:ascii="Arial" w:hAnsi="Arial"/>
+                <w:b/>
+                <w:sz w:val="19"/>
+              </w:rPr>
+              <w:t>Administración,</w:t>
+            </w:r>
+            <w:r>
+              <w:rPr>
+                <w:rFonts w:ascii="Arial" w:hAnsi="Arial"/>
+                <w:b/>
+                <w:spacing w:val="-5"/>
+                <w:sz w:val="19"/>
+              </w:rPr>
+              <w:t xml:space="preserve"> </w:t>
+            </w:r>
+            <w:r>
+              <w:rPr>
+                <w:rFonts w:ascii="Arial" w:hAnsi="Arial"/>
+                <w:b/>
+                <w:sz w:val="19"/>
+              </w:rPr>
+              <w:t>seguridad</w:t>
+            </w:r>
+            <w:r>
+              <w:rPr>
+                <w:rFonts w:ascii="Arial" w:hAnsi="Arial"/>
+                <w:b/>
+                <w:spacing w:val="-3"/>
+                <w:sz w:val="19"/>
+              </w:rPr>
+              <w:t xml:space="preserve"> </w:t>
+            </w:r>
+            <w:r>
+              <w:rPr>
+                <w:rFonts w:ascii="Arial" w:hAnsi="Arial"/>
+                <w:b/>
+                <w:sz w:val="19"/>
+              </w:rPr>
+              <w:t>y</w:t>
+            </w:r>
+            <w:r>
+              <w:rPr>
+                <w:rFonts w:ascii="Arial" w:hAnsi="Arial"/>
+                <w:b/>
+                <w:spacing w:val="-3"/>
+                <w:sz w:val="19"/>
+              </w:rPr>
+              <w:t xml:space="preserve"> </w:t>
+            </w:r>
+            <w:r>
+              <w:rPr>
+                <w:rFonts w:ascii="Arial" w:hAnsi="Arial"/>
+                <w:b/>
+                <w:spacing w:val="-2"/>
+                <w:sz w:val="19"/>
+              </w:rPr>
+              <w:t>trazabilidad</w:t>
             </w:r>
           </w:p>
         </w:tc>
       </w:tr>
       <w:tr>
         <w:trPr>
-          <w:trHeight w:val="1074" w:hRule="atLeast"/>
+          <w:trHeight w:val="1074"/>
         </w:trPr>
         <w:tc>
           <w:tcPr>
@@ -5324,17 +5849,9 @@
             </w:pPr>
             <w:r>
               <w:rPr>
-                <w:rFonts w:ascii="Arial" w:hAnsi="Arial"/>
-                <w:b/>
-                <w:sz w:val="19"/>
-              </w:rPr>
-              <w:t xml:space="preserve">DESCRIPCIÓN DE LA ÉPICA: </w:t>
-            </w:r>
-            <w:r>
-              <w:rPr>
-                <w:sz w:val="19"/>
-              </w:rPr>
-              <w:t xml:space="preserve">Como administrador de la plataforma, yo debería contar con modelos de detección (YOLOv4) y de clasificación temporal (ConvLSTM) entrenados, evaluados y versionados con métricas por clase, a fin de confiar en la calidad de las detecciones y poder reproducir los resultados.</w:t>
+                <w:sz w:val="19"/>
+              </w:rPr>
+              <w:t xml:space="preserve">DESCRIPCIÓN DE LA ÉPICA: Como administrador técnico, yo debería gestionar los parámetros de los modelos y los umbrales de confianza, a fin de controlar el entorno de experimentación y asegurar la rigurosidad científica de las pruebas del sistema.</w:t>
             </w:r>
           </w:p>
           <w:p>
@@ -5350,15 +5867,65 @@
               <w:rPr>
                 <w:rFonts w:ascii="Arial" w:hAnsi="Arial"/>
                 <w:b/>
-                <w:sz w:val="19"/>
-              </w:rPr>
-              <w:t xml:space="preserve">Para entenderla mejor: </w:t>
-            </w:r>
-            <w:r>
-              <w:rPr>
-                <w:sz w:val="19"/>
-              </w:rPr>
-              <w:t xml:space="preserve">Es una épica técnica. Reúne historias como: preparar y anotar el dataset, entrenar YOLOv4, entrenar ConvLSTM, comparar la clasificación directa con el pipeline completo y versionar modelos y métricas.</w:t>
+                <w:color w:val="1F4E79"/>
+                <w:sz w:val="19"/>
+              </w:rPr>
+              <w:t>Para</w:t>
+            </w:r>
+            <w:r>
+              <w:rPr>
+                <w:rFonts w:ascii="Arial" w:hAnsi="Arial"/>
+                <w:b/>
+                <w:color w:val="1F4E79"/>
+                <w:spacing w:val="-4"/>
+                <w:sz w:val="19"/>
+              </w:rPr>
+              <w:t xml:space="preserve"> </w:t>
+            </w:r>
+            <w:r>
+              <w:rPr>
+                <w:rFonts w:ascii="Arial" w:hAnsi="Arial"/>
+                <w:b/>
+                <w:color w:val="1F4E79"/>
+                <w:sz w:val="19"/>
+              </w:rPr>
+              <w:t>entenderla</w:t>
+            </w:r>
+            <w:r>
+              <w:rPr>
+                <w:rFonts w:ascii="Arial" w:hAnsi="Arial"/>
+                <w:b/>
+                <w:color w:val="1F4E79"/>
+                <w:spacing w:val="-3"/>
+                <w:sz w:val="19"/>
+              </w:rPr>
+              <w:t xml:space="preserve"> </w:t>
+            </w:r>
+            <w:r>
+              <w:rPr>
+                <w:rFonts w:ascii="Arial" w:hAnsi="Arial"/>
+                <w:b/>
+                <w:color w:val="1F4E79"/>
+                <w:sz w:val="19"/>
+              </w:rPr>
+              <w:t>mejor:</w:t>
+            </w:r>
+            <w:r>
+              <w:rPr>
+                <w:rFonts w:ascii="Arial" w:hAnsi="Arial"/>
+                <w:b/>
+                <w:color w:val="1F4E79"/>
+                <w:spacing w:val="-3"/>
+                <w:sz w:val="19"/>
+              </w:rPr>
+              <w:t xml:space="preserve"> </w:t>
+            </w:r>
+            <w:r>
+              <w:rPr>
+                <w:color w:val="1F4E79"/>
+                <w:sz w:val="19"/>
+              </w:rPr>
+              <w:t>Incluye configurar umbrales de detección de YOLOv4, parámetros de la ventana temporal y revisión de registros (logs) de procesamiento.</w:t>
             </w:r>
           </w:p>
         </w:tc>
@@ -5367,24 +5934,25 @@
     <w:p>
       <w:pPr>
         <w:pStyle w:val="TableParagraph"/>
-        <w:spacing w:after="0"/>
         <w:rPr>
           <w:sz w:val="19"/>
         </w:rPr>
         <w:sectPr>
           <w:pgSz w:w="12240" w:h="15840"/>
-          <w:pgMar w:header="0" w:footer="690" w:top="720" w:bottom="920" w:left="720" w:right="360"/>
+          <w:pgMar w:top="720" w:right="360" w:bottom="920" w:left="720" w:header="0" w:footer="690" w:gutter="0"/>
+          <w:cols w:space="720"/>
         </w:sectPr>
       </w:pPr>
     </w:p>
     <w:p>
       <w:pPr>
-        <w:pStyle w:val="Heading3"/>
+        <w:pStyle w:val="Ttulo3"/>
       </w:pPr>
       <w:r>
         <w:rPr>
           <w:color w:val="943735"/>
         </w:rPr>
+        <w:lastRenderedPageBreak/>
         <w:t>RELACIÓN</w:t>
       </w:r>
       <w:r>
@@ -5392,7 +5960,7 @@
           <w:color w:val="943735"/>
           <w:spacing w:val="-6"/>
         </w:rPr>
-        <w:t> </w:t>
+        <w:t xml:space="preserve"> </w:t>
       </w:r>
       <w:r>
         <w:rPr>
@@ -5405,7 +5973,7 @@
           <w:color w:val="943735"/>
           <w:spacing w:val="-5"/>
         </w:rPr>
-        <w:t> </w:t>
+        <w:t xml:space="preserve"> </w:t>
       </w:r>
       <w:r>
         <w:rPr>
@@ -5418,7 +5986,7 @@
           <w:color w:val="943735"/>
           <w:spacing w:val="-6"/>
         </w:rPr>
-        <w:t> </w:t>
+        <w:t xml:space="preserve"> </w:t>
       </w:r>
       <w:r>
         <w:rPr>
@@ -5431,7 +5999,7 @@
           <w:color w:val="943735"/>
           <w:spacing w:val="-4"/>
         </w:rPr>
-        <w:t> </w:t>
+        <w:t xml:space="preserve"> </w:t>
       </w:r>
       <w:r>
         <w:rPr>
@@ -5444,7 +6012,7 @@
           <w:color w:val="943735"/>
           <w:spacing w:val="-4"/>
         </w:rPr>
-        <w:t> </w:t>
+        <w:t xml:space="preserve"> </w:t>
       </w:r>
       <w:r>
         <w:rPr>
@@ -5457,7 +6025,7 @@
           <w:color w:val="943735"/>
           <w:spacing w:val="-7"/>
         </w:rPr>
-        <w:t> </w:t>
+        <w:t xml:space="preserve"> </w:t>
       </w:r>
       <w:r>
         <w:rPr>
@@ -5469,168 +6037,160 @@
     </w:p>
     <w:p>
       <w:pPr>
-        <w:pStyle w:val="BodyText"/>
-        <w:spacing w:line="276" w:lineRule="auto" w:before="251"/>
+        <w:pStyle w:val="Textoindependiente"/>
+        <w:spacing w:before="251" w:line="276" w:lineRule="auto"/>
         <w:ind w:left="215" w:right="561"/>
       </w:pPr>
       <w:r>
-        <w:rPr/>
         <w:t>Las</w:t>
       </w:r>
       <w:r>
         <w:rPr>
           <w:spacing w:val="-3"/>
         </w:rPr>
-        <w:t> </w:t>
-      </w:r>
-      <w:r>
-        <w:rPr/>
+        <w:t xml:space="preserve"> </w:t>
+      </w:r>
+      <w:r>
         <w:t>épicas</w:t>
       </w:r>
       <w:r>
         <w:rPr>
           <w:spacing w:val="-3"/>
         </w:rPr>
-        <w:t> </w:t>
-      </w:r>
-      <w:r>
-        <w:rPr/>
+        <w:t xml:space="preserve"> </w:t>
+      </w:r>
+      <w:r>
         <w:t>anteriores</w:t>
       </w:r>
       <w:r>
         <w:rPr>
           <w:spacing w:val="-3"/>
         </w:rPr>
-        <w:t> </w:t>
-      </w:r>
-      <w:r>
-        <w:rPr/>
+        <w:t xml:space="preserve"> </w:t>
+      </w:r>
+      <w:r>
         <w:t>representan</w:t>
       </w:r>
       <w:r>
         <w:rPr>
           <w:spacing w:val="-1"/>
         </w:rPr>
-        <w:t> </w:t>
-      </w:r>
-      <w:r>
-        <w:rPr/>
+        <w:t xml:space="preserve"> </w:t>
+      </w:r>
+      <w:r>
         <w:t>funcionalidades</w:t>
       </w:r>
       <w:r>
         <w:rPr>
           <w:spacing w:val="-3"/>
         </w:rPr>
-        <w:t> </w:t>
-      </w:r>
-      <w:r>
-        <w:rPr/>
+        <w:t xml:space="preserve"> </w:t>
+      </w:r>
+      <w:r>
         <w:t>grandes.</w:t>
       </w:r>
       <w:r>
         <w:rPr>
           <w:spacing w:val="-4"/>
         </w:rPr>
-        <w:t> </w:t>
-      </w:r>
-      <w:r>
-        <w:rPr/>
+        <w:t xml:space="preserve"> </w:t>
+      </w:r>
+      <w:r>
         <w:t>No</w:t>
       </w:r>
       <w:r>
         <w:rPr>
           <w:spacing w:val="-3"/>
         </w:rPr>
-        <w:t> </w:t>
-      </w:r>
-      <w:r>
-        <w:rPr/>
+        <w:t xml:space="preserve"> </w:t>
+      </w:r>
+      <w:r>
         <w:t>deben</w:t>
       </w:r>
       <w:r>
         <w:rPr>
           <w:spacing w:val="-4"/>
         </w:rPr>
-        <w:t> </w:t>
-      </w:r>
-      <w:r>
-        <w:rPr/>
+        <w:t xml:space="preserve"> </w:t>
+      </w:r>
+      <w:r>
         <w:t>entenderse</w:t>
       </w:r>
       <w:r>
         <w:rPr>
           <w:spacing w:val="-5"/>
         </w:rPr>
-        <w:t> </w:t>
-      </w:r>
-      <w:r>
-        <w:rPr/>
+        <w:t xml:space="preserve"> </w:t>
+      </w:r>
+      <w:r>
         <w:t>como</w:t>
       </w:r>
       <w:r>
         <w:rPr>
           <w:spacing w:val="-3"/>
         </w:rPr>
-        <w:t> </w:t>
-      </w:r>
-      <w:r>
-        <w:rPr/>
+        <w:t xml:space="preserve"> </w:t>
+      </w:r>
+      <w:r>
         <w:t>una</w:t>
       </w:r>
       <w:r>
         <w:rPr>
           <w:spacing w:val="-4"/>
         </w:rPr>
-        <w:t> </w:t>
-      </w:r>
-      <w:r>
-        <w:rPr/>
+        <w:t xml:space="preserve"> </w:t>
+      </w:r>
+      <w:r>
         <w:t>única</w:t>
       </w:r>
       <w:r>
         <w:rPr>
           <w:spacing w:val="-3"/>
         </w:rPr>
-        <w:t> </w:t>
-      </w:r>
-      <w:r>
-        <w:rPr/>
+        <w:t xml:space="preserve"> </w:t>
+      </w:r>
+      <w:r>
         <w:t>historia</w:t>
       </w:r>
       <w:r>
         <w:rPr>
           <w:spacing w:val="-4"/>
         </w:rPr>
-        <w:t> </w:t>
-      </w:r>
-      <w:r>
-        <w:rPr/>
+        <w:t xml:space="preserve"> </w:t>
+      </w:r>
+      <w:r>
         <w:t>de</w:t>
       </w:r>
       <w:r>
         <w:rPr>
           <w:spacing w:val="-4"/>
         </w:rPr>
-        <w:t> </w:t>
-      </w:r>
-      <w:r>
-        <w:rPr/>
+        <w:t xml:space="preserve"> </w:t>
+      </w:r>
+      <w:r>
         <w:t>usuario</w:t>
       </w:r>
       <w:r>
         <w:rPr>
           <w:spacing w:val="-4"/>
         </w:rPr>
-        <w:t> </w:t>
-      </w:r>
-      <w:r>
-        <w:rPr/>
-        <w:t>ni necesariamente ejecutarse completas en un solo Sprint. Cada épica se descompone en historias de usuario más pequeñas, priorizables y verificables.</w:t>
+        <w:t xml:space="preserve"> </w:t>
+      </w:r>
+      <w:r>
+        <w:t xml:space="preserve">ni necesariamente ejecutarse completas en un solo Sprint. Cada épica se descompone en historias de usuario más pequeñas, </w:t>
+      </w:r>
+      <w:proofErr w:type="spellStart"/>
+      <w:r>
+        <w:t>priorizables</w:t>
+      </w:r>
+      <w:proofErr w:type="spellEnd"/>
+      <w:r>
+        <w:t xml:space="preserve"> y verificables.</w:t>
       </w:r>
     </w:p>
     <w:p>
       <w:pPr>
-        <w:pStyle w:val="BodyText"/>
+        <w:pStyle w:val="Textoindependiente"/>
         <w:spacing w:before="3"/>
         <w:rPr>
           <w:sz w:val="17"/>
@@ -5639,8 +6199,8 @@
     </w:p>
     <w:tbl>
       <w:tblPr>
+        <w:tblStyle w:val="TableNormal"/>
         <w:tblW w:w="0" w:type="auto"/>
-        <w:jc w:val="left"/>
         <w:tblInd w:w="226" w:type="dxa"/>
         <w:tblBorders>
           <w:top w:val="single" w:sz="4" w:space="0" w:color="000000"/>
@@ -5651,27 +6211,22 @@
           <w:insideV w:val="single" w:sz="4" w:space="0" w:color="000000"/>
         </w:tblBorders>
         <w:tblLayout w:type="fixed"/>
-        <w:tblCellMar>
-          <w:top w:w="0" w:type="dxa"/>
-          <w:left w:w="0" w:type="dxa"/>
-          <w:bottom w:w="0" w:type="dxa"/>
-          <w:right w:w="0" w:type="dxa"/>
-        </w:tblCellMar>
-        <w:tblLook w:val="01E0"/>
+        <w:tblLook w:val="01E0" w:firstRow="1" w:lastRow="1" w:firstColumn="1" w:lastColumn="1" w:noHBand="0" w:noVBand="0"/>
       </w:tblPr>
       <w:tblGrid>
-        <w:gridCol w:w="3451"/>
-        <w:gridCol w:w="3455"/>
-        <w:gridCol w:w="3455"/>
+        <w:gridCol w:w="1055"/>
+        <w:gridCol w:w="2552"/>
+        <w:gridCol w:w="6754"/>
       </w:tblGrid>
       <w:tr>
         <w:trPr>
-          <w:trHeight w:val="367" w:hRule="atLeast"/>
+          <w:trHeight w:val="367"/>
         </w:trPr>
         <w:tc>
           <w:tcPr>
-            <w:tcW w:w="3451" w:type="dxa"/>
+            <w:tcW w:w="1055" w:type="dxa"/>
             <w:shd w:val="clear" w:color="auto" w:fill="D9D9D9"/>
+            <w:vAlign w:val="center"/>
           </w:tcPr>
           <w:p>
             <w:pPr>
@@ -5685,44 +6240,42 @@
             </w:pPr>
             <w:r>
               <w:rPr>
-                <w:rFonts w:ascii="Arial" w:hAnsi="Arial"/>
-                <w:b/>
-                <w:spacing w:val="-2"/>
+                <w:rStyle w:val="Fuerte"/>
+                <w:rFonts w:ascii="Arial" w:hAnsi="Arial" w:cs="Arial"/>
+              </w:rPr>
+              <w:t>ÉPICA</w:t>
+            </w:r>
+          </w:p>
+        </w:tc>
+        <w:tc>
+          <w:tcPr>
+            <w:tcW w:w="2552" w:type="dxa"/>
+            <w:shd w:val="clear" w:color="auto" w:fill="D9D9D9"/>
+            <w:vAlign w:val="center"/>
+          </w:tcPr>
+          <w:p>
+            <w:pPr>
+              <w:pStyle w:val="TableParagraph"/>
+              <w:rPr>
+                <w:rFonts w:ascii="Arial"/>
+                <w:b/>
                 <w:sz w:val="16"/>
               </w:rPr>
-              <w:t>ÉPICA</w:t>
-            </w:r>
-          </w:p>
-        </w:tc>
-        <w:tc>
-          <w:tcPr>
-            <w:tcW w:w="3455" w:type="dxa"/>
+            </w:pPr>
+            <w:r>
+              <w:rPr>
+                <w:rStyle w:val="Fuerte"/>
+                <w:rFonts w:ascii="Arial" w:hAnsi="Arial" w:cs="Arial"/>
+              </w:rPr>
+              <w:t>NOMBRE</w:t>
+            </w:r>
+          </w:p>
+        </w:tc>
+        <w:tc>
+          <w:tcPr>
+            <w:tcW w:w="6754" w:type="dxa"/>
             <w:shd w:val="clear" w:color="auto" w:fill="D9D9D9"/>
-          </w:tcPr>
-          <w:p>
-            <w:pPr>
-              <w:pStyle w:val="TableParagraph"/>
-              <w:rPr>
-                <w:rFonts w:ascii="Arial"/>
-                <w:b/>
-                <w:sz w:val="16"/>
-              </w:rPr>
-            </w:pPr>
-            <w:r>
-              <w:rPr>
-                <w:rFonts w:ascii="Arial"/>
-                <w:b/>
-                <w:spacing w:val="-2"/>
-                <w:sz w:val="16"/>
-              </w:rPr>
-              <w:t>NOMBRE</w:t>
-            </w:r>
-          </w:p>
-        </w:tc>
-        <w:tc>
-          <w:tcPr>
-            <w:tcW w:w="3455" w:type="dxa"/>
-            <w:shd w:val="clear" w:color="auto" w:fill="D9D9D9"/>
+            <w:vAlign w:val="center"/>
           </w:tcPr>
           <w:p>
             <w:pPr>
@@ -5737,99 +6290,22 @@
             </w:pPr>
             <w:r>
               <w:rPr>
-                <w:rFonts w:ascii="Arial" w:hAnsi="Arial"/>
-                <w:b/>
-                <w:sz w:val="16"/>
-              </w:rPr>
-              <w:t>HISTORIAS</w:t>
-            </w:r>
-            <w:r>
-              <w:rPr>
-                <w:rFonts w:ascii="Arial" w:hAnsi="Arial"/>
-                <w:b/>
-                <w:spacing w:val="-11"/>
-                <w:sz w:val="16"/>
-              </w:rPr>
-              <w:t> </w:t>
-            </w:r>
-            <w:r>
-              <w:rPr>
-                <w:rFonts w:ascii="Arial" w:hAnsi="Arial"/>
-                <w:b/>
-                <w:sz w:val="16"/>
-              </w:rPr>
-              <w:t>DE</w:t>
-            </w:r>
-            <w:r>
-              <w:rPr>
-                <w:rFonts w:ascii="Arial" w:hAnsi="Arial"/>
-                <w:b/>
-                <w:spacing w:val="-11"/>
-                <w:sz w:val="16"/>
-              </w:rPr>
-              <w:t> </w:t>
-            </w:r>
-            <w:r>
-              <w:rPr>
-                <w:rFonts w:ascii="Arial" w:hAnsi="Arial"/>
-                <w:b/>
-                <w:sz w:val="16"/>
-              </w:rPr>
-              <w:t>USUARIO</w:t>
-            </w:r>
-            <w:r>
-              <w:rPr>
-                <w:rFonts w:ascii="Arial" w:hAnsi="Arial"/>
-                <w:b/>
-                <w:spacing w:val="-11"/>
-                <w:sz w:val="16"/>
-              </w:rPr>
-              <w:t> </w:t>
-            </w:r>
-            <w:r>
-              <w:rPr>
-                <w:rFonts w:ascii="Arial" w:hAnsi="Arial"/>
-                <w:b/>
-                <w:sz w:val="16"/>
-              </w:rPr>
-              <w:t>QUE</w:t>
-            </w:r>
-            <w:r>
-              <w:rPr>
-                <w:rFonts w:ascii="Arial" w:hAnsi="Arial"/>
-                <w:b/>
-                <w:spacing w:val="-11"/>
-                <w:sz w:val="16"/>
-              </w:rPr>
-              <w:t> </w:t>
-            </w:r>
-            <w:r>
-              <w:rPr>
-                <w:rFonts w:ascii="Arial" w:hAnsi="Arial"/>
-                <w:b/>
-                <w:sz w:val="16"/>
-              </w:rPr>
-              <w:t>PODRÍA </w:t>
-            </w:r>
-            <w:r>
-              <w:rPr>
-                <w:rFonts w:ascii="Arial" w:hAnsi="Arial"/>
-                <w:b/>
-                <w:spacing w:val="-2"/>
-                <w:sz w:val="16"/>
-              </w:rPr>
-              <w:t>CONTENER</w:t>
+                <w:rStyle w:val="Fuerte"/>
+                <w:rFonts w:ascii="Arial" w:hAnsi="Arial" w:cs="Arial"/>
+              </w:rPr>
+              <w:t>HISTORIAS DE USUARIO QUE PODRÍA CONTENER</w:t>
             </w:r>
           </w:p>
         </w:tc>
       </w:tr>
       <w:tr>
         <w:trPr>
-          <w:trHeight w:val="552" w:hRule="atLeast"/>
+          <w:trHeight w:val="552"/>
         </w:trPr>
         <w:tc>
           <w:tcPr>
-            <w:tcW w:w="3451" w:type="dxa"/>
+            <w:tcW w:w="1055" w:type="dxa"/>
+            <w:vAlign w:val="center"/>
           </w:tcPr>
           <w:p>
             <w:pPr>
@@ -5842,63 +6318,111 @@
             </w:pPr>
             <w:r>
               <w:rPr>
-                <w:spacing w:val="-4"/>
+                <w:rFonts w:ascii="Arial" w:hAnsi="Arial" w:cs="Arial"/>
+                <w:b/>
+                <w:bCs/>
+              </w:rPr>
+              <w:t>EP01</w:t>
+            </w:r>
+          </w:p>
+        </w:tc>
+        <w:tc>
+          <w:tcPr>
+            <w:tcW w:w="2552" w:type="dxa"/>
+            <w:vAlign w:val="center"/>
+          </w:tcPr>
+          <w:p>
+            <w:pPr>
+              <w:pStyle w:val="TableParagraph"/>
+              <w:spacing w:line="184" w:lineRule="exact"/>
+              <w:rPr>
                 <w:sz w:val="16"/>
               </w:rPr>
-              <w:t xml:space="preserve">EP01</w:t>
-            </w:r>
-          </w:p>
-        </w:tc>
-        <w:tc>
-          <w:tcPr>
-            <w:tcW w:w="3455" w:type="dxa"/>
-          </w:tcPr>
+            </w:pPr>
+            <w:r>
+              <w:rPr>
+                <w:rFonts w:ascii="Arial" w:hAnsi="Arial" w:cs="Arial"/>
+              </w:rPr>
+              <w:t>Ingestión y preprocesamiento de video</w:t>
+            </w:r>
+          </w:p>
+        </w:tc>
+        <w:tc>
+          <w:tcPr>
+            <w:tcW w:w="6754" w:type="dxa"/>
+            <w:vAlign w:val="center"/>
+          </w:tcPr>
+          <w:p>
+            <w:pPr>
+              <w:pStyle w:val="NormalWeb"/>
+              <w:spacing w:before="0" w:beforeAutospacing="0" w:after="0" w:afterAutospacing="0"/>
+              <w:rPr>
+                <w:rFonts w:ascii="Arial" w:hAnsi="Arial" w:cs="Arial"/>
+              </w:rPr>
+            </w:pPr>
+            <w:r>
+              <w:rPr>
+                <w:rFonts w:ascii="Arial" w:hAnsi="Arial" w:cs="Arial"/>
+                <w:b/>
+                <w:bCs/>
+              </w:rPr>
+              <w:t>HU01</w:t>
+            </w:r>
+            <w:r>
+              <w:rPr>
+                <w:rFonts w:ascii="Arial" w:hAnsi="Arial" w:cs="Arial"/>
+              </w:rPr>
+              <w:t xml:space="preserve"> Como investigador, quiero cargar un archivo de video industrial al sistema, para iniciar el flujo de análisis.</w:t>
+            </w:r>
+          </w:p>
           <w:p>
             <w:pPr>
               <w:pStyle w:val="TableParagraph"/>
               <w:spacing w:line="184" w:lineRule="exact"/>
+              <w:ind w:left="0" w:right="137"/>
               <w:rPr>
                 <w:sz w:val="16"/>
               </w:rPr>
             </w:pPr>
             <w:r>
               <w:rPr>
-                <w:sz w:val="16"/>
-              </w:rPr>
-              <w:t xml:space="preserve">Gestión de acceso y usuarios</w:t>
-            </w:r>
-          </w:p>
-        </w:tc>
-        <w:tc>
-          <w:tcPr>
-            <w:tcW w:w="3455" w:type="dxa"/>
-          </w:tcPr>
-          <w:p>
-            <w:pPr>
-              <w:pStyle w:val="TableParagraph"/>
-              <w:spacing w:line="184" w:lineRule="exact"/>
-              <w:ind w:left="106" w:right="137"/>
-              <w:jc w:val="both"/>
-              <w:rPr>
-                <w:sz w:val="16"/>
-              </w:rPr>
-            </w:pPr>
-            <w:r>
-              <w:rPr>
-                <w:sz w:val="16"/>
-              </w:rPr>
-              <w:t xml:space="preserve">HU01 Iniciar sesión; HU02 Registrar usuario; HU03 Asignar rol y permisos; HU04 Limitar al supervisor a su área.</w:t>
+                <w:rFonts w:ascii="Arial" w:hAnsi="Arial" w:cs="Arial"/>
+                <w:b/>
+                <w:bCs/>
+              </w:rPr>
+              <w:t>HU02</w:t>
+            </w:r>
+            <w:r>
+              <w:rPr>
+                <w:rFonts w:ascii="Arial" w:hAnsi="Arial" w:cs="Arial"/>
+              </w:rPr>
+              <w:t xml:space="preserve"> Como investigador, quiero que el sistema fragmente el video en fotogramas individuales (</w:t>
+            </w:r>
+            <w:proofErr w:type="spellStart"/>
+            <w:r>
+              <w:rPr>
+                <w:rFonts w:ascii="Arial" w:hAnsi="Arial" w:cs="Arial"/>
+              </w:rPr>
+              <w:t>frames</w:t>
+            </w:r>
+            <w:proofErr w:type="spellEnd"/>
+            <w:r>
+              <w:rPr>
+                <w:rFonts w:ascii="Arial" w:hAnsi="Arial" w:cs="Arial"/>
+              </w:rPr>
+              <w:t>), para prepararlos para la inferencia espacial.</w:t>
             </w:r>
           </w:p>
         </w:tc>
       </w:tr>
       <w:tr>
         <w:trPr>
-          <w:trHeight w:val="551" w:hRule="atLeast"/>
+          <w:trHeight w:val="551"/>
         </w:trPr>
         <w:tc>
           <w:tcPr>
-            <w:tcW w:w="3451" w:type="dxa"/>
+            <w:tcW w:w="1055" w:type="dxa"/>
+            <w:vAlign w:val="center"/>
           </w:tcPr>
           <w:p>
             <w:pPr>
@@ -5910,61 +6434,112 @@
             </w:pPr>
             <w:r>
               <w:rPr>
-                <w:spacing w:val="-4"/>
+                <w:rFonts w:ascii="Arial" w:hAnsi="Arial" w:cs="Arial"/>
+                <w:b/>
+                <w:bCs/>
+              </w:rPr>
+              <w:t>EP02</w:t>
+            </w:r>
+          </w:p>
+        </w:tc>
+        <w:tc>
+          <w:tcPr>
+            <w:tcW w:w="2552" w:type="dxa"/>
+            <w:vAlign w:val="center"/>
+          </w:tcPr>
+          <w:p>
+            <w:pPr>
+              <w:pStyle w:val="TableParagraph"/>
+              <w:rPr>
                 <w:sz w:val="16"/>
               </w:rPr>
-              <w:t xml:space="preserve">EP02</w:t>
-            </w:r>
-          </w:p>
-        </w:tc>
-        <w:tc>
-          <w:tcPr>
-            <w:tcW w:w="3455" w:type="dxa"/>
-          </w:tcPr>
-          <w:p>
-            <w:pPr>
-              <w:pStyle w:val="TableParagraph"/>
+            </w:pPr>
+            <w:r>
+              <w:rPr>
+                <w:rFonts w:ascii="Arial" w:hAnsi="Arial" w:cs="Arial"/>
+              </w:rPr>
+              <w:t>Extracción espacial y filtrado inteligente (YOLOv4)</w:t>
+            </w:r>
+          </w:p>
+        </w:tc>
+        <w:tc>
+          <w:tcPr>
+            <w:tcW w:w="6754" w:type="dxa"/>
+            <w:vAlign w:val="center"/>
+          </w:tcPr>
+          <w:p>
+            <w:pPr>
+              <w:pStyle w:val="NormalWeb"/>
+              <w:spacing w:before="0" w:beforeAutospacing="0" w:after="0" w:afterAutospacing="0"/>
+              <w:rPr>
+                <w:rFonts w:ascii="Arial" w:hAnsi="Arial" w:cs="Arial"/>
+              </w:rPr>
+            </w:pPr>
+            <w:r>
+              <w:rPr>
+                <w:rFonts w:ascii="Arial" w:hAnsi="Arial" w:cs="Arial"/>
+                <w:b/>
+                <w:bCs/>
+              </w:rPr>
+              <w:t>HU03</w:t>
+            </w:r>
+            <w:r>
+              <w:rPr>
+                <w:rFonts w:ascii="Arial" w:hAnsi="Arial" w:cs="Arial"/>
+              </w:rPr>
+              <w:t xml:space="preserve"> Como investigador, quiero que YOLOv4 identifique la presencia de trabajadores en cada </w:t>
+            </w:r>
+            <w:proofErr w:type="spellStart"/>
+            <w:proofErr w:type="gramStart"/>
+            <w:r>
+              <w:rPr>
+                <w:rFonts w:ascii="Arial" w:hAnsi="Arial" w:cs="Arial"/>
+              </w:rPr>
+              <w:t>frame</w:t>
+            </w:r>
+            <w:proofErr w:type="spellEnd"/>
+            <w:proofErr w:type="gramEnd"/>
+            <w:r>
+              <w:rPr>
+                <w:rFonts w:ascii="Arial" w:hAnsi="Arial" w:cs="Arial"/>
+              </w:rPr>
+              <w:t>, para localizar dónde ocurre la acción.</w:t>
+            </w:r>
+          </w:p>
+          <w:p>
+            <w:pPr>
+              <w:pStyle w:val="TableParagraph"/>
+              <w:spacing w:line="180" w:lineRule="atLeast"/>
+              <w:ind w:left="0"/>
               <w:rPr>
                 <w:sz w:val="16"/>
               </w:rPr>
             </w:pPr>
             <w:r>
               <w:rPr>
-                <w:sz w:val="16"/>
-              </w:rPr>
-              <w:t xml:space="preserve">Gestión de videos y procesamiento</w:t>
-            </w:r>
-          </w:p>
-        </w:tc>
-        <w:tc>
-          <w:tcPr>
-            <w:tcW w:w="3455" w:type="dxa"/>
-          </w:tcPr>
-          <w:p>
-            <w:pPr>
-              <w:pStyle w:val="TableParagraph"/>
-              <w:spacing w:line="180" w:lineRule="atLeast"/>
-              <w:ind w:left="106"/>
-              <w:rPr>
-                <w:sz w:val="16"/>
-              </w:rPr>
-            </w:pPr>
-            <w:r>
-              <w:rPr>
-                <w:sz w:val="16"/>
-              </w:rPr>
-              <w:t xml:space="preserve">HU05 Cargar clip MP4; HU06 Validar formato y duración; HU07 Configurar selección de frames y umbral; HU08 Ver estado del procesamiento.</w:t>
+                <w:rFonts w:ascii="Arial" w:hAnsi="Arial" w:cs="Arial"/>
+                <w:b/>
+                <w:bCs/>
+              </w:rPr>
+              <w:t>HU04</w:t>
+            </w:r>
+            <w:r>
+              <w:rPr>
+                <w:rFonts w:ascii="Arial" w:hAnsi="Arial" w:cs="Arial"/>
+              </w:rPr>
+              <w:t xml:space="preserve"> Como investigador, quiero que el sistema descarte automáticamente los fotogramas sin trabajadores detectados, para no saturar al modelo temporal con datos inútiles.</w:t>
             </w:r>
           </w:p>
         </w:tc>
       </w:tr>
       <w:tr>
         <w:trPr>
-          <w:trHeight w:val="736" w:hRule="atLeast"/>
+          <w:trHeight w:val="736"/>
         </w:trPr>
         <w:tc>
           <w:tcPr>
-            <w:tcW w:w="3451" w:type="dxa"/>
+            <w:tcW w:w="1055" w:type="dxa"/>
+            <w:vAlign w:val="center"/>
           </w:tcPr>
           <w:p>
             <w:pPr>
@@ -5977,62 +6552,111 @@
             </w:pPr>
             <w:r>
               <w:rPr>
-                <w:spacing w:val="-4"/>
+                <w:rFonts w:ascii="Arial" w:hAnsi="Arial" w:cs="Arial"/>
+                <w:b/>
+                <w:bCs/>
+              </w:rPr>
+              <w:t>EP03</w:t>
+            </w:r>
+          </w:p>
+        </w:tc>
+        <w:tc>
+          <w:tcPr>
+            <w:tcW w:w="2552" w:type="dxa"/>
+            <w:vAlign w:val="center"/>
+          </w:tcPr>
+          <w:p>
+            <w:pPr>
+              <w:pStyle w:val="TableParagraph"/>
+              <w:spacing w:line="184" w:lineRule="exact"/>
+              <w:rPr>
                 <w:sz w:val="16"/>
               </w:rPr>
-              <w:t xml:space="preserve">EP03</w:t>
-            </w:r>
-          </w:p>
-        </w:tc>
-        <w:tc>
-          <w:tcPr>
-            <w:tcW w:w="3455" w:type="dxa"/>
-          </w:tcPr>
+            </w:pPr>
+            <w:r>
+              <w:rPr>
+                <w:rFonts w:ascii="Arial" w:hAnsi="Arial" w:cs="Arial"/>
+              </w:rPr>
+              <w:t>Segmentación de secuencias temporales</w:t>
+            </w:r>
+          </w:p>
+        </w:tc>
+        <w:tc>
+          <w:tcPr>
+            <w:tcW w:w="6754" w:type="dxa"/>
+            <w:vAlign w:val="center"/>
+          </w:tcPr>
+          <w:p>
+            <w:pPr>
+              <w:pStyle w:val="NormalWeb"/>
+              <w:spacing w:before="0" w:beforeAutospacing="0" w:after="0" w:afterAutospacing="0"/>
+              <w:rPr>
+                <w:rFonts w:ascii="Arial" w:hAnsi="Arial" w:cs="Arial"/>
+              </w:rPr>
+            </w:pPr>
+            <w:r>
+              <w:rPr>
+                <w:rFonts w:ascii="Arial" w:hAnsi="Arial" w:cs="Arial"/>
+                <w:b/>
+                <w:bCs/>
+              </w:rPr>
+              <w:t>HU05</w:t>
+            </w:r>
+            <w:r>
+              <w:rPr>
+                <w:rFonts w:ascii="Arial" w:hAnsi="Arial" w:cs="Arial"/>
+              </w:rPr>
+              <w:t xml:space="preserve"> Como investigador, quiero agrupar los </w:t>
+            </w:r>
+            <w:proofErr w:type="spellStart"/>
+            <w:r>
+              <w:rPr>
+                <w:rFonts w:ascii="Arial" w:hAnsi="Arial" w:cs="Arial"/>
+              </w:rPr>
+              <w:t>frames</w:t>
+            </w:r>
+            <w:proofErr w:type="spellEnd"/>
+            <w:r>
+              <w:rPr>
+                <w:rFonts w:ascii="Arial" w:hAnsi="Arial" w:cs="Arial"/>
+              </w:rPr>
+              <w:t xml:space="preserve"> filtrados en clips de tamaño fijo, para estructurar la entrada al formato requerido por la red temporal.</w:t>
+            </w:r>
+          </w:p>
           <w:p>
             <w:pPr>
               <w:pStyle w:val="TableParagraph"/>
               <w:spacing w:line="184" w:lineRule="exact"/>
+              <w:ind w:left="0"/>
               <w:rPr>
                 <w:sz w:val="16"/>
               </w:rPr>
             </w:pPr>
             <w:r>
               <w:rPr>
-                <w:sz w:val="16"/>
-              </w:rPr>
-              <w:t xml:space="preserve">Detección de conductas inseguras</w:t>
-            </w:r>
-          </w:p>
-        </w:tc>
-        <w:tc>
-          <w:tcPr>
-            <w:tcW w:w="3455" w:type="dxa"/>
-          </w:tcPr>
-          <w:p>
-            <w:pPr>
-              <w:pStyle w:val="TableParagraph"/>
-              <w:spacing w:line="184" w:lineRule="exact"/>
-              <w:ind w:left="106"/>
-              <w:rPr>
-                <w:sz w:val="16"/>
-              </w:rPr>
-            </w:pPr>
-            <w:r>
-              <w:rPr>
-                <w:sz w:val="16"/>
-              </w:rPr>
-              <w:t xml:space="preserve">HU09 Detectar personas y objetos por frame; HU10 Filtrar frames relevantes; HU11 Agrupar frames en secuencias; HU12 Clasificar la conducta; HU13 Mostrar conducta y confianza.</w:t>
+                <w:rFonts w:ascii="Arial" w:hAnsi="Arial" w:cs="Arial"/>
+                <w:b/>
+                <w:bCs/>
+              </w:rPr>
+              <w:t>HU06</w:t>
+            </w:r>
+            <w:r>
+              <w:rPr>
+                <w:rFonts w:ascii="Arial" w:hAnsi="Arial" w:cs="Arial"/>
+              </w:rPr>
+              <w:t xml:space="preserve"> Como investigador, quiero descartar clips que no cumplan con el tiempo mínimo de acción, para evitar predicciones falsas por falta de contexto.</w:t>
             </w:r>
           </w:p>
         </w:tc>
       </w:tr>
       <w:tr>
         <w:trPr>
-          <w:trHeight w:val="552" w:hRule="atLeast"/>
+          <w:trHeight w:val="552"/>
         </w:trPr>
         <w:tc>
           <w:tcPr>
-            <w:tcW w:w="3451" w:type="dxa"/>
+            <w:tcW w:w="1055" w:type="dxa"/>
+            <w:vAlign w:val="center"/>
           </w:tcPr>
           <w:p>
             <w:pPr>
@@ -6045,62 +6669,139 @@
             </w:pPr>
             <w:r>
               <w:rPr>
-                <w:spacing w:val="-4"/>
+                <w:rFonts w:ascii="Arial" w:hAnsi="Arial" w:cs="Arial"/>
+                <w:b/>
+                <w:bCs/>
+              </w:rPr>
+              <w:t>EP04</w:t>
+            </w:r>
+          </w:p>
+        </w:tc>
+        <w:tc>
+          <w:tcPr>
+            <w:tcW w:w="2552" w:type="dxa"/>
+            <w:vAlign w:val="center"/>
+          </w:tcPr>
+          <w:p>
+            <w:pPr>
+              <w:pStyle w:val="TableParagraph"/>
+              <w:spacing w:line="184" w:lineRule="exact"/>
+              <w:rPr>
                 <w:sz w:val="16"/>
               </w:rPr>
-              <w:t xml:space="preserve">EP04</w:t>
-            </w:r>
-          </w:p>
-        </w:tc>
-        <w:tc>
-          <w:tcPr>
-            <w:tcW w:w="3455" w:type="dxa"/>
-          </w:tcPr>
+            </w:pPr>
+            <w:r>
+              <w:rPr>
+                <w:rFonts w:ascii="Arial" w:hAnsi="Arial" w:cs="Arial"/>
+              </w:rPr>
+              <w:t xml:space="preserve">Clasificación </w:t>
+            </w:r>
+            <w:proofErr w:type="gramStart"/>
+            <w:r>
+              <w:rPr>
+                <w:rFonts w:ascii="Arial" w:hAnsi="Arial" w:cs="Arial"/>
+              </w:rPr>
+              <w:t>espacio-temporal</w:t>
+            </w:r>
+            <w:proofErr w:type="gramEnd"/>
+            <w:r>
+              <w:rPr>
+                <w:rFonts w:ascii="Arial" w:hAnsi="Arial" w:cs="Arial"/>
+              </w:rPr>
+              <w:t xml:space="preserve"> (</w:t>
+            </w:r>
+            <w:proofErr w:type="spellStart"/>
+            <w:r>
+              <w:rPr>
+                <w:rFonts w:ascii="Arial" w:hAnsi="Arial" w:cs="Arial"/>
+              </w:rPr>
+              <w:t>ConvLSTM</w:t>
+            </w:r>
+            <w:proofErr w:type="spellEnd"/>
+            <w:r>
+              <w:rPr>
+                <w:rFonts w:ascii="Arial" w:hAnsi="Arial" w:cs="Arial"/>
+              </w:rPr>
+              <w:t>)</w:t>
+            </w:r>
+          </w:p>
+        </w:tc>
+        <w:tc>
+          <w:tcPr>
+            <w:tcW w:w="6754" w:type="dxa"/>
+            <w:vAlign w:val="center"/>
+          </w:tcPr>
+          <w:p>
+            <w:pPr>
+              <w:pStyle w:val="NormalWeb"/>
+              <w:spacing w:before="0" w:beforeAutospacing="0" w:after="0" w:afterAutospacing="0"/>
+              <w:rPr>
+                <w:rFonts w:ascii="Arial" w:hAnsi="Arial" w:cs="Arial"/>
+              </w:rPr>
+            </w:pPr>
+            <w:r>
+              <w:rPr>
+                <w:rFonts w:ascii="Arial" w:hAnsi="Arial" w:cs="Arial"/>
+                <w:b/>
+                <w:bCs/>
+              </w:rPr>
+              <w:t>HU07</w:t>
+            </w:r>
+            <w:r>
+              <w:rPr>
+                <w:rFonts w:ascii="Arial" w:hAnsi="Arial" w:cs="Arial"/>
+              </w:rPr>
+              <w:t xml:space="preserve"> Como investigador, quiero procesar el clip segmentado mediante </w:t>
+            </w:r>
+            <w:proofErr w:type="spellStart"/>
+            <w:r>
+              <w:rPr>
+                <w:rFonts w:ascii="Arial" w:hAnsi="Arial" w:cs="Arial"/>
+              </w:rPr>
+              <w:t>ConvLSTM</w:t>
+            </w:r>
+            <w:proofErr w:type="spellEnd"/>
+            <w:r>
+              <w:rPr>
+                <w:rFonts w:ascii="Arial" w:hAnsi="Arial" w:cs="Arial"/>
+              </w:rPr>
+              <w:t>, para que la red extraiga las características de movimiento y tiempo.</w:t>
+            </w:r>
+          </w:p>
           <w:p>
             <w:pPr>
               <w:pStyle w:val="TableParagraph"/>
               <w:spacing w:line="184" w:lineRule="exact"/>
+              <w:ind w:left="0"/>
               <w:rPr>
                 <w:sz w:val="16"/>
               </w:rPr>
             </w:pPr>
             <w:r>
               <w:rPr>
-                <w:sz w:val="16"/>
-              </w:rPr>
-              <w:t xml:space="preserve">Alertas y atención de eventos</w:t>
-            </w:r>
-          </w:p>
-        </w:tc>
-        <w:tc>
-          <w:tcPr>
-            <w:tcW w:w="3455" w:type="dxa"/>
-          </w:tcPr>
-          <w:p>
-            <w:pPr>
-              <w:pStyle w:val="TableParagraph"/>
-              <w:spacing w:line="184" w:lineRule="exact"/>
-              <w:ind w:left="106"/>
-              <w:rPr>
-                <w:sz w:val="16"/>
-              </w:rPr>
-            </w:pPr>
-            <w:r>
-              <w:rPr>
-                <w:sz w:val="16"/>
-              </w:rPr>
-              <w:t xml:space="preserve">HU14 Recibir alerta visual y sonora; HU15 Ver clip de evidencia; HU16 Confirmar o descartar alerta; HU17 Evitar alertas duplicadas.</w:t>
+                <w:rFonts w:ascii="Arial" w:hAnsi="Arial" w:cs="Arial"/>
+                <w:b/>
+                <w:bCs/>
+              </w:rPr>
+              <w:t>HU08</w:t>
+            </w:r>
+            <w:r>
+              <w:rPr>
+                <w:rFonts w:ascii="Arial" w:hAnsi="Arial" w:cs="Arial"/>
+              </w:rPr>
+              <w:t xml:space="preserve"> Como investigador, quiero que el modelo asigne una etiqueta de comportamiento "seguro" o "inseguro", para obtener el resultado de la clasificación.</w:t>
             </w:r>
           </w:p>
         </w:tc>
       </w:tr>
       <w:tr>
         <w:trPr>
-          <w:trHeight w:val="552" w:hRule="atLeast"/>
+          <w:trHeight w:val="552"/>
         </w:trPr>
         <w:tc>
           <w:tcPr>
-            <w:tcW w:w="3451" w:type="dxa"/>
+            <w:tcW w:w="1055" w:type="dxa"/>
+            <w:vAlign w:val="center"/>
           </w:tcPr>
           <w:p>
             <w:pPr>
@@ -6113,63 +6814,97 @@
             </w:pPr>
             <w:r>
               <w:rPr>
-                <w:spacing w:val="-4"/>
+                <w:rFonts w:ascii="Arial" w:hAnsi="Arial" w:cs="Arial"/>
+                <w:b/>
+                <w:bCs/>
+              </w:rPr>
+              <w:t>EP05</w:t>
+            </w:r>
+          </w:p>
+        </w:tc>
+        <w:tc>
+          <w:tcPr>
+            <w:tcW w:w="2552" w:type="dxa"/>
+            <w:vAlign w:val="center"/>
+          </w:tcPr>
+          <w:p>
+            <w:pPr>
+              <w:pStyle w:val="TableParagraph"/>
+              <w:spacing w:line="184" w:lineRule="exact"/>
+              <w:rPr>
                 <w:sz w:val="16"/>
               </w:rPr>
-              <w:t xml:space="preserve">EP05</w:t>
-            </w:r>
-          </w:p>
-        </w:tc>
-        <w:tc>
-          <w:tcPr>
-            <w:tcW w:w="3455" w:type="dxa"/>
-          </w:tcPr>
+            </w:pPr>
+            <w:r>
+              <w:rPr>
+                <w:rFonts w:ascii="Arial" w:hAnsi="Arial" w:cs="Arial"/>
+              </w:rPr>
+              <w:t>Interfaz gráfica (GUI) y registro de validación</w:t>
+            </w:r>
+          </w:p>
+        </w:tc>
+        <w:tc>
+          <w:tcPr>
+            <w:tcW w:w="6754" w:type="dxa"/>
+            <w:vAlign w:val="center"/>
+          </w:tcPr>
+          <w:p>
+            <w:pPr>
+              <w:pStyle w:val="NormalWeb"/>
+              <w:spacing w:before="0" w:beforeAutospacing="0" w:after="0" w:afterAutospacing="0"/>
+              <w:rPr>
+                <w:rFonts w:ascii="Arial" w:hAnsi="Arial" w:cs="Arial"/>
+              </w:rPr>
+            </w:pPr>
+            <w:r>
+              <w:rPr>
+                <w:rFonts w:ascii="Arial" w:hAnsi="Arial" w:cs="Arial"/>
+                <w:b/>
+                <w:bCs/>
+              </w:rPr>
+              <w:t>HU09</w:t>
+            </w:r>
+            <w:r>
+              <w:rPr>
+                <w:rFonts w:ascii="Arial" w:hAnsi="Arial" w:cs="Arial"/>
+              </w:rPr>
+              <w:t xml:space="preserve"> Como evaluador del sistema, quiero ver el video reproduciéndose en la GUI con un recuadro de color indicando el riesgo, para validar visualmente la inferencia.</w:t>
+            </w:r>
+          </w:p>
           <w:p>
             <w:pPr>
               <w:pStyle w:val="TableParagraph"/>
               <w:spacing w:line="184" w:lineRule="exact"/>
+              <w:ind w:left="0"/>
               <w:rPr>
                 <w:sz w:val="16"/>
               </w:rPr>
             </w:pPr>
             <w:r>
               <w:rPr>
-                <w:spacing w:val="-2"/>
-                <w:sz w:val="16"/>
-              </w:rPr>
-              <w:t xml:space="preserve">Historial, registro y reportes</w:t>
-            </w:r>
-          </w:p>
-        </w:tc>
-        <w:tc>
-          <w:tcPr>
-            <w:tcW w:w="3455" w:type="dxa"/>
-          </w:tcPr>
-          <w:p>
-            <w:pPr>
-              <w:pStyle w:val="TableParagraph"/>
-              <w:spacing w:line="184" w:lineRule="exact"/>
-              <w:ind w:left="106"/>
-              <w:rPr>
-                <w:sz w:val="16"/>
-              </w:rPr>
-            </w:pPr>
-            <w:r>
-              <w:rPr>
-                <w:sz w:val="16"/>
-              </w:rPr>
-              <w:t xml:space="preserve">HU18 Registrar datos de cada clip; HU19 Consultar historial con filtros; HU20 Generar reporte por tipo, zona y semana; HU21 Exportar reporte.</w:t>
+                <w:rFonts w:ascii="Arial" w:hAnsi="Arial" w:cs="Arial"/>
+                <w:b/>
+                <w:bCs/>
+              </w:rPr>
+              <w:t>HU10</w:t>
+            </w:r>
+            <w:r>
+              <w:rPr>
+                <w:rFonts w:ascii="Arial" w:hAnsi="Arial" w:cs="Arial"/>
+              </w:rPr>
+              <w:t xml:space="preserve"> Como evaluador del sistema, quiero que se active una alerta al clasificar una conducta insegura, para comprobar el mecanismo de respuesta del modelo base.</w:t>
             </w:r>
           </w:p>
         </w:tc>
       </w:tr>
       <w:tr>
         <w:trPr>
-          <w:trHeight w:val="552" w:hRule="atLeast"/>
+          <w:trHeight w:val="552"/>
         </w:trPr>
         <w:tc>
           <w:tcPr>
-            <w:tcW w:w="3451" w:type="dxa"/>
+            <w:tcW w:w="1055" w:type="dxa"/>
+            <w:vAlign w:val="center"/>
           </w:tcPr>
           <w:p>
             <w:pPr>
@@ -6181,51 +6916,98 @@
             </w:pPr>
             <w:r>
               <w:rPr>
-                <w:spacing w:val="-4"/>
+                <w:rFonts w:ascii="Arial" w:hAnsi="Arial" w:cs="Arial"/>
+                <w:b/>
+                <w:bCs/>
+              </w:rPr>
+              <w:t>EP06</w:t>
+            </w:r>
+          </w:p>
+        </w:tc>
+        <w:tc>
+          <w:tcPr>
+            <w:tcW w:w="2552" w:type="dxa"/>
+            <w:vAlign w:val="center"/>
+          </w:tcPr>
+          <w:p>
+            <w:pPr>
+              <w:pStyle w:val="TableParagraph"/>
+              <w:rPr>
                 <w:sz w:val="16"/>
               </w:rPr>
-              <w:t xml:space="preserve">EP06</w:t>
-            </w:r>
-          </w:p>
-        </w:tc>
-        <w:tc>
-          <w:tcPr>
-            <w:tcW w:w="3455" w:type="dxa"/>
-          </w:tcPr>
-          <w:p>
-            <w:pPr>
-              <w:pStyle w:val="TableParagraph"/>
+            </w:pPr>
+            <w:r>
+              <w:rPr>
+                <w:rFonts w:ascii="Arial" w:hAnsi="Arial" w:cs="Arial"/>
+              </w:rPr>
+              <w:t xml:space="preserve">Administración, seguridad y trazabilidad</w:t>
+            </w:r>
+          </w:p>
+        </w:tc>
+        <w:tc>
+          <w:tcPr>
+            <w:tcW w:w="6754" w:type="dxa"/>
+            <w:vAlign w:val="center"/>
+          </w:tcPr>
+          <w:p>
+            <w:pPr>
+              <w:pStyle w:val="NormalWeb"/>
+              <w:spacing w:before="0" w:beforeAutospacing="0" w:after="0" w:afterAutospacing="0"/>
+              <w:rPr>
+                <w:rFonts w:ascii="Arial" w:hAnsi="Arial" w:cs="Arial"/>
+              </w:rPr>
+            </w:pPr>
+            <w:r>
+              <w:rPr>
+                <w:rFonts w:ascii="Arial" w:hAnsi="Arial" w:cs="Arial"/>
+                <w:b/>
+                <w:bCs/>
+              </w:rPr>
+              <w:t>HU11</w:t>
+            </w:r>
+            <w:r>
+              <w:rPr>
+                <w:rFonts w:ascii="Arial" w:hAnsi="Arial" w:cs="Arial"/>
+              </w:rPr>
+              <w:t xml:space="preserve"> Como administrador técnico, quiero modificar el umbral de confianza (</w:t>
+            </w:r>
+            <w:proofErr w:type="spellStart"/>
+            <w:r>
+              <w:rPr>
+                <w:rFonts w:ascii="Arial" w:hAnsi="Arial" w:cs="Arial"/>
+              </w:rPr>
+              <w:t>confidence</w:t>
+            </w:r>
+            <w:proofErr w:type="spellEnd"/>
+            <w:r>
+              <w:rPr>
+                <w:rFonts w:ascii="Arial" w:hAnsi="Arial" w:cs="Arial"/>
+              </w:rPr>
+              <w:t>) de YOLOv4 desde la configuración, para calibrar la sensibilidad del filtrado espacial.</w:t>
+            </w:r>
+          </w:p>
+          <w:p>
+            <w:pPr>
+              <w:pStyle w:val="TableParagraph"/>
+              <w:spacing w:line="180" w:lineRule="atLeast"/>
+              <w:ind w:left="0" w:right="329"/>
               <w:rPr>
                 <w:sz w:val="16"/>
               </w:rPr>
             </w:pPr>
             <w:r>
               <w:rPr>
-                <w:sz w:val="16"/>
-              </w:rPr>
-              <w:t xml:space="preserve">Entrenamiento y evaluación de modelos</w:t>
-            </w:r>
-          </w:p>
-        </w:tc>
-        <w:tc>
-          <w:tcPr>
-            <w:tcW w:w="3455" w:type="dxa"/>
-          </w:tcPr>
-          <w:p>
-            <w:pPr>
-              <w:pStyle w:val="TableParagraph"/>
-              <w:spacing w:line="180" w:lineRule="atLeast"/>
-              <w:ind w:left="106" w:right="329"/>
-              <w:jc w:val="both"/>
-              <w:rPr>
-                <w:sz w:val="16"/>
-              </w:rPr>
-            </w:pPr>
-            <w:r>
-              <w:rPr>
-                <w:sz w:val="16"/>
-              </w:rPr>
-              <w:t xml:space="preserve">HU22 Preparar y anotar el dataset; HU23 Entrenar YOLOv4; HU24 Entrenar ConvLSTM; HU25 Comparar clasificación directa y pipeline completo; HU26 Versionar modelos y métricas.</w:t>
+                <w:rFonts w:ascii="Arial" w:hAnsi="Arial" w:cs="Arial"/>
+                <w:b/>
+                <w:bCs/>
+              </w:rPr>
+              <w:t>HU12</w:t>
+            </w:r>
+            <w:r>
+              <w:rPr>
+                <w:rFonts w:ascii="Arial" w:hAnsi="Arial" w:cs="Arial"/>
+              </w:rPr>
+              <w:t xml:space="preserve"> Como administrador técnico, quiero visualizar el log de tiempos de procesamiento, para evaluar si el filtrado realmente mejora la velocidad del sistema.</w:t>
             </w:r>
           </w:p>
         </w:tc>
@@ -6233,8 +7015,8 @@
     </w:tbl>
     <w:p>
       <w:pPr>
-        <w:pStyle w:val="BodyText"/>
-        <w:spacing w:line="276" w:lineRule="auto" w:before="4"/>
+        <w:pStyle w:val="Textoindependiente"/>
+        <w:spacing w:before="4" w:line="276" w:lineRule="auto"/>
         <w:ind w:left="215" w:right="561"/>
       </w:pPr>
       <w:r>
@@ -6243,166 +7025,183 @@
           <w:b/>
           <w:color w:val="1F4E79"/>
         </w:rPr>
-        <w:t>Nota para los alumnos: </w:t>
-      </w:r>
-      <w:r>
-        <w:rPr/>
+        <w:t xml:space="preserve">Nota para los alumnos: </w:t>
+      </w:r>
+      <w:r>
         <w:t>Las historias mostradas son una propuesta inicial para comprender la descomposición. Después deben</w:t>
       </w:r>
       <w:r>
         <w:rPr>
           <w:spacing w:val="-2"/>
         </w:rPr>
-        <w:t> </w:t>
-      </w:r>
-      <w:r>
-        <w:rPr/>
+        <w:t xml:space="preserve"> </w:t>
+      </w:r>
+      <w:r>
         <w:t>redactarse</w:t>
       </w:r>
       <w:r>
         <w:rPr>
           <w:spacing w:val="-2"/>
         </w:rPr>
-        <w:t> </w:t>
-      </w:r>
-      <w:r>
-        <w:rPr/>
+        <w:t xml:space="preserve"> </w:t>
+      </w:r>
+      <w:r>
         <w:t>formalmente,</w:t>
       </w:r>
       <w:r>
         <w:rPr>
           <w:spacing w:val="-4"/>
         </w:rPr>
-        <w:t> </w:t>
-      </w:r>
-      <w:r>
-        <w:rPr/>
+        <w:t xml:space="preserve"> </w:t>
+      </w:r>
+      <w:r>
         <w:t>priorizarse</w:t>
       </w:r>
       <w:r>
         <w:rPr>
           <w:spacing w:val="-2"/>
         </w:rPr>
-        <w:t> </w:t>
-      </w:r>
-      <w:r>
-        <w:rPr/>
+        <w:t xml:space="preserve"> </w:t>
+      </w:r>
+      <w:r>
         <w:t>en</w:t>
       </w:r>
       <w:r>
         <w:rPr>
           <w:spacing w:val="-2"/>
         </w:rPr>
-        <w:t> </w:t>
-      </w:r>
-      <w:r>
-        <w:rPr/>
+        <w:t xml:space="preserve"> </w:t>
+      </w:r>
+      <w:r>
         <w:t>el</w:t>
       </w:r>
       <w:r>
         <w:rPr>
           <w:spacing w:val="-4"/>
         </w:rPr>
-        <w:t> </w:t>
-      </w:r>
-      <w:r>
-        <w:rPr/>
+        <w:t xml:space="preserve"> </w:t>
+      </w:r>
+      <w:proofErr w:type="spellStart"/>
+      <w:r>
         <w:t>Product</w:t>
       </w:r>
+      <w:proofErr w:type="spellEnd"/>
       <w:r>
         <w:rPr>
           <w:spacing w:val="-4"/>
         </w:rPr>
-        <w:t> </w:t>
-      </w:r>
-      <w:r>
-        <w:rPr/>
+        <w:t xml:space="preserve"> </w:t>
+      </w:r>
+      <w:r>
         <w:t>Backlog y</w:t>
       </w:r>
       <w:r>
         <w:rPr>
           <w:spacing w:val="-2"/>
         </w:rPr>
-        <w:t> </w:t>
-      </w:r>
-      <w:r>
-        <w:rPr/>
+        <w:t xml:space="preserve"> </w:t>
+      </w:r>
+      <w:r>
         <w:t>distribuirse</w:t>
       </w:r>
       <w:r>
         <w:rPr>
           <w:spacing w:val="-2"/>
         </w:rPr>
-        <w:t> </w:t>
-      </w:r>
-      <w:r>
-        <w:rPr/>
+        <w:t xml:space="preserve"> </w:t>
+      </w:r>
+      <w:r>
         <w:t>entre</w:t>
       </w:r>
       <w:r>
         <w:rPr>
           <w:spacing w:val="-2"/>
         </w:rPr>
-        <w:t> </w:t>
-      </w:r>
-      <w:r>
-        <w:rPr/>
+        <w:t xml:space="preserve"> </w:t>
+      </w:r>
+      <w:r>
         <w:t>los</w:t>
       </w:r>
       <w:r>
         <w:rPr>
           <w:spacing w:val="-2"/>
         </w:rPr>
-        <w:t> </w:t>
-      </w:r>
-      <w:r>
-        <w:rPr/>
+        <w:t xml:space="preserve"> </w:t>
+      </w:r>
+      <w:proofErr w:type="spellStart"/>
+      <w:r>
         <w:t>Sprints</w:t>
       </w:r>
+      <w:proofErr w:type="spellEnd"/>
       <w:r>
         <w:rPr>
           <w:spacing w:val="-5"/>
         </w:rPr>
-        <w:t> </w:t>
-      </w:r>
-      <w:r>
-        <w:rPr/>
+        <w:t xml:space="preserve"> </w:t>
+      </w:r>
+      <w:r>
         <w:t>según</w:t>
       </w:r>
       <w:r>
         <w:rPr>
           <w:spacing w:val="-3"/>
         </w:rPr>
-        <w:t> </w:t>
-      </w:r>
-      <w:r>
-        <w:rPr/>
+        <w:t xml:space="preserve"> </w:t>
+      </w:r>
+      <w:r>
         <w:t>valor,</w:t>
       </w:r>
       <w:r>
         <w:rPr>
           <w:spacing w:val="-4"/>
         </w:rPr>
-        <w:t> </w:t>
-      </w:r>
-      <w:r>
-        <w:rPr/>
-        <w:t>dependencias y capacidad del equipo. Una épica puede abarcar historias de varios Sprints.</w:t>
+        <w:t xml:space="preserve"> </w:t>
+      </w:r>
+      <w:r>
+        <w:t xml:space="preserve">dependencias y capacidad del equipo. Una épica puede abarcar historias de varios </w:t>
+      </w:r>
+      <w:proofErr w:type="spellStart"/>
+      <w:r>
+        <w:t>Sprints</w:t>
+      </w:r>
+      <w:proofErr w:type="spellEnd"/>
+      <w:r>
+        <w:t>.</w:t>
       </w:r>
     </w:p>
     <w:sectPr>
       <w:pgSz w:w="12240" w:h="15840"/>
-      <w:pgMar w:header="0" w:footer="690" w:top="720" w:bottom="920" w:left="720" w:right="360"/>
+      <w:pgMar w:top="720" w:right="360" w:bottom="920" w:left="720" w:header="0" w:footer="690" w:gutter="0"/>
+      <w:cols w:space="720"/>
     </w:sectPr>
   </w:body>
 </w:document>
 </file>
 
+<file path=word/endnotes.xml><?xml version="1.0" encoding="utf-8"?>
+<w:endnotes xmlns:wpc="http://schemas.microsoft.com/office/word/2010/wordprocessingCanvas" xmlns:cx="http://schemas.microsoft.com/office/drawing/2014/chartex" xmlns:cx1="http://schemas.microsoft.com/office/drawing/2015/9/8/chartex" xmlns:cx2="http://schemas.microsoft.com/office/drawing/2015/10/21/chartex" xmlns:cx3="http://schemas.microsoft.com/office/drawing/2016/5/9/chartex" xmlns:cx4="http://schemas.microsoft.com/office/drawing/2016/5/10/chartex" xmlns:cx5="http://schemas.microsoft.com/office/drawing/2016/5/11/chartex" xmlns:cx6="http://schemas.microsoft.com/office/drawing/2016/5/12/chartex" xmlns:cx7="http://schemas.microsoft.com/office/drawing/2016/5/13/chartex" xmlns:cx8="http://schemas.microsoft.com/office/drawing/2016/5/14/chartex" xmlns:mc="http://schemas.openxmlformats.org/markup-compatibility/2006" xmlns:aink="http://schemas.microsoft.com/office/drawing/2016/ink" xmlns:am3d="http://schemas.microsoft.com/office/drawing/2017/model3d" xmlns:o="urn:schemas-microsoft-com:office:office" xmlns:oel="http://schemas.microsoft.com/office/2019/extlst" xmlns:r="http://schemas.openxmlformats.org/officeDocument/2006/relationships" xmlns:m="http://schemas.openxmlformats.org/officeDocument/2006/math" xmlns:v="urn:schemas-microsoft-com:vml" xmlns:wp14="http://schemas.microsoft.com/office/word/2010/wordprocessingDrawing" xmlns:wp="http://schemas.openxmlformats.org/drawingml/2006/wordprocessingDrawing" xmlns:w10="urn:schemas-microsoft-com:office:word" xmlns:w="http://schemas.openxmlformats.org/wordprocessingml/2006/main" xmlns:w14="http://schemas.microsoft.com/office/word/2010/wordml" xmlns:w15="http://schemas.microsoft.com/office/word/2012/wordml" xmlns:w16cex="http://schemas.microsoft.com/office/word/2018/wordml/cex" xmlns:w16cid="http://schemas.microsoft.com/office/word/2016/wordml/cid" xmlns:w16="http://schemas.microsoft.com/office/word/2018/wordml" xmlns:w16du="http://schemas.microsoft.com/office/word/2023/wordml/word16du" xmlns:w16sdtdh="http://schemas.microsoft.com/office/word/2020/wordml/sdtdatahash" xmlns:w16sdtfl="http://schemas.microsoft.com/office/word/2024/wordml/sdtformatlock" xmlns:w16se="http://schemas.microsoft.com/office/word/2015/wordml/symex" xmlns:wpg="http://schemas.microsoft.com/office/word/2010/wordprocessingGroup" xmlns:wpi="http://schemas.microsoft.com/office/word/2010/wordprocessingInk" xmlns:wne="http://schemas.microsoft.com/office/word/2006/wordml" xmlns:wps="http://schemas.microsoft.com/office/word/2010/wordprocessingShape" mc:Ignorable="w14 w15 w16se w16cid w16 w16cex w16sdtdh w16sdtfl w16du wp14">
+  <w:endnote w:type="separator" w:id="-1">
+    <w:p>
+      <w:r>
+        <w:separator/>
+      </w:r>
+    </w:p>
+  </w:endnote>
+  <w:endnote w:type="continuationSeparator" w:id="0">
+    <w:p>
+      <w:r>
+        <w:continuationSeparator/>
+      </w:r>
+    </w:p>
+  </w:endnote>
+</w:endnotes>
+</file>
+
 <file path=word/footer1.xml><?xml version="1.0" encoding="utf-8"?>
-<w:ftr xmlns:mc="http://schemas.openxmlformats.org/markup-compatibility/2006" xmlns:ve="http://schemas.openxmlformats.org/markup-compatibility/2006" xmlns:o="urn:schemas-microsoft-com:office:office" xmlns:r="http://schemas.openxmlformats.org/officeDocument/2006/relationships" xmlns:m="http://schemas.openxmlformats.org/officeDocument/2006/math" xmlns:v="urn:schemas-microsoft-com:vml" xmlns:wp="http://schemas.openxmlformats.org/drawingml/2006/wordprocessingDrawing" xmlns:w10="urn:schemas-microsoft-com:office:word" xmlns:w="http://schemas.openxmlformats.org/wordprocessingml/2006/main" xmlns:wne="http://schemas.microsoft.com/office/word/2006/wordml" xmlns:a="http://schemas.openxmlformats.org/drawingml/2006/main" xmlns:pic="http://schemas.openxmlformats.org/drawingml/2006/picture" xmlns:wpg="http://schemas.microsoft.com/office/word/2010/wordprocessingGroup" xmlns:wps="http://schemas.microsoft.com/office/word/2010/wordprocessingShape" xmlns:w14="http://schemas.microsoft.com/office/word/2010/wordml" mc:Ignorable="w14" xml:space="preserve">
+<w:ftr xmlns:wpc="http://schemas.microsoft.com/office/word/2010/wordprocessingCanvas" xmlns:cx="http://schemas.microsoft.com/office/drawing/2014/chartex" xmlns:cx1="http://schemas.microsoft.com/office/drawing/2015/9/8/chartex" xmlns:cx2="http://schemas.microsoft.com/office/drawing/2015/10/21/chartex" xmlns:cx3="http://schemas.microsoft.com/office/drawing/2016/5/9/chartex" xmlns:cx4="http://schemas.microsoft.com/office/drawing/2016/5/10/chartex" xmlns:cx5="http://schemas.microsoft.com/office/drawing/2016/5/11/chartex" xmlns:cx6="http://schemas.microsoft.com/office/drawing/2016/5/12/chartex" xmlns:cx7="http://schemas.microsoft.com/office/drawing/2016/5/13/chartex" xmlns:cx8="http://schemas.microsoft.com/office/drawing/2016/5/14/chartex" xmlns:mc="http://schemas.openxmlformats.org/markup-compatibility/2006" xmlns:aink="http://schemas.microsoft.com/office/drawing/2016/ink" xmlns:am3d="http://schemas.microsoft.com/office/drawing/2017/model3d" xmlns:o="urn:schemas-microsoft-com:office:office" xmlns:oel="http://schemas.microsoft.com/office/2019/extlst" xmlns:r="http://schemas.openxmlformats.org/officeDocument/2006/relationships" xmlns:m="http://schemas.openxmlformats.org/officeDocument/2006/math" xmlns:v="urn:schemas-microsoft-com:vml" xmlns:wp14="http://schemas.microsoft.com/office/word/2010/wordprocessingDrawing" xmlns:wp="http://schemas.openxmlformats.org/drawingml/2006/wordprocessingDrawing" xmlns:w10="urn:schemas-microsoft-com:office:word" xmlns:w="http://schemas.openxmlformats.org/wordprocessingml/2006/main" xmlns:w14="http://schemas.microsoft.com/office/word/2010/wordml" xmlns:w15="http://schemas.microsoft.com/office/word/2012/wordml" xmlns:w16cex="http://schemas.microsoft.com/office/word/2018/wordml/cex" xmlns:w16cid="http://schemas.microsoft.com/office/word/2016/wordml/cid" xmlns:w16="http://schemas.microsoft.com/office/word/2018/wordml" xmlns:w16du="http://schemas.microsoft.com/office/word/2023/wordml/word16du" xmlns:w16sdtdh="http://schemas.microsoft.com/office/word/2020/wordml/sdtdatahash" xmlns:w16sdtfl="http://schemas.microsoft.com/office/word/2024/wordml/sdtformatlock" xmlns:w16se="http://schemas.microsoft.com/office/word/2015/wordml/symex" xmlns:wpg="http://schemas.microsoft.com/office/word/2010/wordprocessingGroup" xmlns:wpi="http://schemas.microsoft.com/office/word/2010/wordprocessingInk" xmlns:wne="http://schemas.microsoft.com/office/word/2006/wordml" xmlns:wps="http://schemas.microsoft.com/office/word/2010/wordprocessingShape" mc:Ignorable="w14 w15 w16se w16cid w16 w16cex w16sdtdh w16sdtfl w16du wp14">
   <w:p>
     <w:pPr>
-      <w:pStyle w:val="BodyText"/>
+      <w:pStyle w:val="Textoindependiente"/>
       <w:spacing w:line="200" w:lineRule="exact"/>
       <w:rPr>
         <w:sz w:val="20"/>
@@ -6410,12 +7209,13 @@
     </w:pPr>
     <w:r>
       <w:rPr>
+        <w:noProof/>
         <w:sz w:val="20"/>
       </w:rPr>
       <mc:AlternateContent>
         <mc:Choice Requires="wps">
           <w:drawing>
-            <wp:anchor distT="0" distB="0" distL="0" distR="0" allowOverlap="1" layoutInCell="1" locked="0" behindDoc="1" simplePos="0" relativeHeight="487413760">
+            <wp:anchor distT="0" distB="0" distL="0" distR="0" simplePos="0" relativeHeight="487413760" behindDoc="1" locked="0" layoutInCell="1" allowOverlap="1" wp14:anchorId="7647155E" wp14:editId="200BA91E">
               <wp:simplePos x="0" y="0"/>
               <wp:positionH relativeFrom="page">
                 <wp:posOffset>614680</wp:posOffset>
@@ -6428,13 +7228,14 @@
               <wp:wrapNone/>
               <wp:docPr id="1" name="Textbox 1"/>
               <wp:cNvGraphicFramePr>
-                <a:graphicFrameLocks/>
+                <a:graphicFrameLocks xmlns:a="http://schemas.openxmlformats.org/drawingml/2006/main"/>
               </wp:cNvGraphicFramePr>
-              <a:graphic>
+              <a:graphic xmlns:a="http://schemas.openxmlformats.org/drawingml/2006/main">
                 <a:graphicData uri="http://schemas.microsoft.com/office/word/2010/wordprocessingShape">
                   <wps:wsp>
-                    <wps:cNvPr id="1" name="Textbox 1"/>
-                    <wps:cNvSpPr txBox="1"/>
+                    <wps:cNvSpPr txBox="1">
+                      <a:spLocks/>
+                    </wps:cNvSpPr>
                     <wps:spPr>
                       <a:xfrm>
                         <a:off x="0" y="0"/>
@@ -6448,96 +7249,90 @@
                       <w:txbxContent>
                         <w:p>
                           <w:pPr>
-                            <w:pStyle w:val="BodyText"/>
+                            <w:pStyle w:val="Textoindependiente"/>
                             <w:spacing w:before="13"/>
                             <w:ind w:left="20"/>
                           </w:pPr>
                           <w:r>
-                            <w:rPr/>
                             <w:t>Universidad</w:t>
                           </w:r>
                           <w:r>
                             <w:rPr>
                               <w:spacing w:val="-4"/>
                             </w:rPr>
-                            <w:t> </w:t>
+                            <w:t xml:space="preserve"> </w:t>
                           </w:r>
                           <w:r>
-                            <w:rPr/>
                             <w:t>Nacional</w:t>
                           </w:r>
                           <w:r>
                             <w:rPr>
                               <w:spacing w:val="-4"/>
                             </w:rPr>
-                            <w:t> </w:t>
+                            <w:t xml:space="preserve"> </w:t>
                           </w:r>
                           <w:r>
-                            <w:rPr/>
                             <w:t>del</w:t>
                           </w:r>
                           <w:r>
                             <w:rPr>
                               <w:spacing w:val="-4"/>
                             </w:rPr>
-                            <w:t> </w:t>
+                            <w:t xml:space="preserve"> </w:t>
                           </w:r>
                           <w:r>
-                            <w:rPr/>
                             <w:t>Santa</w:t>
                           </w:r>
                           <w:r>
                             <w:rPr>
                               <w:spacing w:val="-4"/>
                             </w:rPr>
-                            <w:t> </w:t>
+                            <w:t xml:space="preserve"> </w:t>
                           </w:r>
                           <w:r>
-                            <w:rPr/>
                             <w:t>–</w:t>
                           </w:r>
                           <w:r>
                             <w:rPr>
                               <w:spacing w:val="-4"/>
                             </w:rPr>
-                            <w:t> </w:t>
+                            <w:t xml:space="preserve"> </w:t>
                           </w:r>
                           <w:r>
-                            <w:rPr/>
                             <w:t>Dr.</w:t>
                           </w:r>
                           <w:r>
                             <w:rPr>
                               <w:spacing w:val="-3"/>
                             </w:rPr>
-                            <w:t> </w:t>
+                            <w:t xml:space="preserve"> </w:t>
                           </w:r>
                           <w:r>
-                            <w:rPr/>
                             <w:t>Alfredo</w:t>
                           </w:r>
                           <w:r>
                             <w:rPr>
                               <w:spacing w:val="-3"/>
                             </w:rPr>
-                            <w:t> </w:t>
+                            <w:t xml:space="preserve"> </w:t>
                           </w:r>
                           <w:r>
-                            <w:rPr/>
                             <w:t>Daza</w:t>
                           </w:r>
                           <w:r>
                             <w:rPr>
                               <w:spacing w:val="-3"/>
                             </w:rPr>
-                            <w:t> </w:t>
+                            <w:t xml:space="preserve"> </w:t>
                           </w:r>
+                          <w:proofErr w:type="spellStart"/>
                           <w:r>
                             <w:rPr>
                               <w:spacing w:val="-2"/>
                             </w:rPr>
                             <w:t>vergaray</w:t>
                           </w:r>
+                          <w:proofErr w:type="spellEnd"/>
                         </w:p>
                       </w:txbxContent>
                     </wps:txbx>
@@ -6552,109 +7347,103 @@
         </mc:Choice>
         <mc:Fallback>
           <w:pict>
-            <v:shapetype id="_x0000_t202" o:spt="202" coordsize="21600,21600" path="m,l,21600r21600,l21600,xe">
+            <v:shapetype w14:anchorId="7647155E" id="_x0000_t202" coordsize="21600,21600" o:spt="202" path="m,l,21600r21600,l21600,xe">
               <v:stroke joinstyle="miter"/>
               <v:path gradientshapeok="t" o:connecttype="rect"/>
             </v:shapetype>
-            <v:shape style="position:absolute;margin-left:48.400002pt;margin-top:744.499878pt;width:255pt;height:12.65pt;mso-position-horizontal-relative:page;mso-position-vertical-relative:page;z-index:-15902720" type="#_x0000_t202" id="docshape1" filled="false" stroked="false">
+            <v:shape id="Textbox 1" o:spid="_x0000_s1026" type="#_x0000_t202" style="position:absolute;margin-left:48.4pt;margin-top:744.5pt;width:255pt;height:12.65pt;z-index:-15902720;visibility:visible;mso-wrap-style:square;mso-wrap-distance-left:0;mso-wrap-distance-top:0;mso-wrap-distance-right:0;mso-wrap-distance-bottom:0;mso-position-horizontal:absolute;mso-position-horizontal-relative:page;mso-position-vertical:absolute;mso-position-vertical-relative:page;v-text-anchor:top" o:gfxdata="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" filled="f" stroked="f">
               <v:textbox inset="0,0,0,0">
                 <w:txbxContent>
                   <w:p>
                     <w:pPr>
-                      <w:pStyle w:val="BodyText"/>
+                      <w:pStyle w:val="Textoindependiente"/>
                       <w:spacing w:before="13"/>
                       <w:ind w:left="20"/>
                     </w:pPr>
                     <w:r>
-                      <w:rPr/>
                       <w:t>Universidad</w:t>
                     </w:r>
                     <w:r>
                       <w:rPr>
                         <w:spacing w:val="-4"/>
                       </w:rPr>
-                      <w:t> </w:t>
+                      <w:t xml:space="preserve"> </w:t>
                     </w:r>
                     <w:r>
-                      <w:rPr/>
                       <w:t>Nacional</w:t>
                     </w:r>
                     <w:r>
                       <w:rPr>
                         <w:spacing w:val="-4"/>
                       </w:rPr>
-                      <w:t> </w:t>
+                      <w:t xml:space="preserve"> </w:t>
                     </w:r>
                     <w:r>
-                      <w:rPr/>
                       <w:t>del</w:t>
                     </w:r>
                     <w:r>
                       <w:rPr>
                         <w:spacing w:val="-4"/>
                       </w:rPr>
-                      <w:t> </w:t>
+                      <w:t xml:space="preserve"> </w:t>
                     </w:r>
                     <w:r>
-                      <w:rPr/>
                       <w:t>Santa</w:t>
                     </w:r>
                     <w:r>
                       <w:rPr>
                         <w:spacing w:val="-4"/>
                       </w:rPr>
-                      <w:t> </w:t>
+                      <w:t xml:space="preserve"> </w:t>
                     </w:r>
                     <w:r>
-                      <w:rPr/>
                       <w:t>–</w:t>
                     </w:r>
                     <w:r>
                       <w:rPr>
                         <w:spacing w:val="-4"/>
                       </w:rPr>
-                      <w:t> </w:t>
+                      <w:t xml:space="preserve"> </w:t>
                     </w:r>
                     <w:r>
-                      <w:rPr/>
                       <w:t>Dr.</w:t>
                     </w:r>
                     <w:r>
                       <w:rPr>
                         <w:spacing w:val="-3"/>
                       </w:rPr>
-                      <w:t> </w:t>
+                      <w:t xml:space="preserve"> </w:t>
                     </w:r>
                     <w:r>
-                      <w:rPr/>
                       <w:t>Alfredo</w:t>
                     </w:r>
                     <w:r>
                       <w:rPr>
                         <w:spacing w:val="-3"/>
                       </w:rPr>
-                      <w:t> </w:t>
+                      <w:t xml:space="preserve"> </w:t>
                     </w:r>
                     <w:r>
-                      <w:rPr/>
                       <w:t>Daza</w:t>
                     </w:r>
                     <w:r>
                       <w:rPr>
                         <w:spacing w:val="-3"/>
                       </w:rPr>
-                      <w:t> </w:t>
+                      <w:t xml:space="preserve"> </w:t>
                     </w:r>
+                    <w:proofErr w:type="spellStart"/>
                     <w:r>
                       <w:rPr>
                         <w:spacing w:val="-2"/>
                       </w:rPr>
                       <w:t>vergaray</w:t>
                     </w:r>
+                    <w:proofErr w:type="spellEnd"/>
                   </w:p>
                 </w:txbxContent>
               </v:textbox>
-              <w10:wrap type="none"/>
+              <w10:wrap anchorx="page" anchory="page"/>
             </v:shape>
           </w:pict>
         </mc:Fallback>
@@ -6664,12 +7453,32 @@
 </w:ftr>
 </file>
 
+<file path=word/footnotes.xml><?xml version="1.0" encoding="utf-8"?>
+<w:footnotes xmlns:wpc="http://schemas.microsoft.com/office/word/2010/wordprocessingCanvas" xmlns:cx="http://schemas.microsoft.com/office/drawing/2014/chartex" xmlns:cx1="http://schemas.microsoft.com/office/drawing/2015/9/8/chartex" xmlns:cx2="http://schemas.microsoft.com/office/drawing/2015/10/21/chartex" xmlns:cx3="http://schemas.microsoft.com/office/drawing/2016/5/9/chartex" xmlns:cx4="http://schemas.microsoft.com/office/drawing/2016/5/10/chartex" xmlns:cx5="http://schemas.microsoft.com/office/drawing/2016/5/11/chartex" xmlns:cx6="http://schemas.microsoft.com/office/drawing/2016/5/12/chartex" xmlns:cx7="http://schemas.microsoft.com/office/drawing/2016/5/13/chartex" xmlns:cx8="http://schemas.microsoft.com/office/drawing/2016/5/14/chartex" xmlns:mc="http://schemas.openxmlformats.org/markup-compatibility/2006" xmlns:aink="http://schemas.microsoft.com/office/drawing/2016/ink" xmlns:am3d="http://schemas.microsoft.com/office/drawing/2017/model3d" xmlns:o="urn:schemas-microsoft-com:office:office" xmlns:oel="http://schemas.microsoft.com/office/2019/extlst" xmlns:r="http://schemas.openxmlformats.org/officeDocument/2006/relationships" xmlns:m="http://schemas.openxmlformats.org/officeDocument/2006/math" xmlns:v="urn:schemas-microsoft-com:vml" xmlns:wp14="http://schemas.microsoft.com/office/word/2010/wordprocessingDrawing" xmlns:wp="http://schemas.openxmlformats.org/drawingml/2006/wordprocessingDrawing" xmlns:w10="urn:schemas-microsoft-com:office:word" xmlns:w="http://schemas.openxmlformats.org/wordprocessingml/2006/main" xmlns:w14="http://schemas.microsoft.com/office/word/2010/wordml" xmlns:w15="http://schemas.microsoft.com/office/word/2012/wordml" xmlns:w16cex="http://schemas.microsoft.com/office/word/2018/wordml/cex" xmlns:w16cid="http://schemas.microsoft.com/office/word/2016/wordml/cid" xmlns:w16="http://schemas.microsoft.com/office/word/2018/wordml" xmlns:w16du="http://schemas.microsoft.com/office/word/2023/wordml/word16du" xmlns:w16sdtdh="http://schemas.microsoft.com/office/word/2020/wordml/sdtdatahash" xmlns:w16sdtfl="http://schemas.microsoft.com/office/word/2024/wordml/sdtformatlock" xmlns:w16se="http://schemas.microsoft.com/office/word/2015/wordml/symex" xmlns:wpg="http://schemas.microsoft.com/office/word/2010/wordprocessingGroup" xmlns:wpi="http://schemas.microsoft.com/office/word/2010/wordprocessingInk" xmlns:wne="http://schemas.microsoft.com/office/word/2006/wordml" xmlns:wps="http://schemas.microsoft.com/office/word/2010/wordprocessingShape" mc:Ignorable="w14 w15 w16se w16cid w16 w16cex w16sdtdh w16sdtfl w16du wp14">
+  <w:footnote w:type="separator" w:id="-1">
+    <w:p>
+      <w:r>
+        <w:separator/>
+      </w:r>
+    </w:p>
+  </w:footnote>
+  <w:footnote w:type="continuationSeparator" w:id="0">
+    <w:p>
+      <w:r>
+        <w:continuationSeparator/>
+      </w:r>
+    </w:p>
+  </w:footnote>
+</w:footnotes>
+</file>
+
 <file path=word/numbering.xml><?xml version="1.0" encoding="utf-8"?>
-<w:numbering xmlns:ve="http://schemas.openxmlformats.org/markup-compatibility/2006" xmlns:o="urn:schemas-microsoft-com:office:office" xmlns:r="http://schemas.openxmlformats.org/officeDocument/2006/relationships" xmlns:m="http://schemas.openxmlformats.org/officeDocument/2006/math" xmlns:v="urn:schemas-microsoft-com:vml" xmlns:wp="http://schemas.openxmlformats.org/drawingml/2006/wordprocessingDrawing" xmlns:w10="urn:schemas-microsoft-com:office:word" xmlns:w="http://schemas.openxmlformats.org/wordprocessingml/2006/main" xmlns:wne="http://schemas.microsoft.com/office/word/2006/wordml">
-  <w:abstractNum w:abstractNumId="0">
+<w:numbering xmlns:wpc="http://schemas.microsoft.com/office/word/2010/wordprocessingCanvas" xmlns:cx="http://schemas.microsoft.com/office/drawing/2014/chartex" xmlns:cx1="http://schemas.microsoft.com/office/drawing/2015/9/8/chartex" xmlns:cx2="http://schemas.microsoft.com/office/drawing/2015/10/21/chartex" xmlns:cx3="http://schemas.microsoft.com/office/drawing/2016/5/9/chartex" xmlns:cx4="http://schemas.microsoft.com/office/drawing/2016/5/10/chartex" xmlns:cx5="http://schemas.microsoft.com/office/drawing/2016/5/11/chartex" xmlns:cx6="http://schemas.microsoft.com/office/drawing/2016/5/12/chartex" xmlns:cx7="http://schemas.microsoft.com/office/drawing/2016/5/13/chartex" xmlns:cx8="http://schemas.microsoft.com/office/drawing/2016/5/14/chartex" xmlns:mc="http://schemas.openxmlformats.org/markup-compatibility/2006" xmlns:aink="http://schemas.microsoft.com/office/drawing/2016/ink" xmlns:am3d="http://schemas.microsoft.com/office/drawing/2017/model3d" xmlns:o="urn:schemas-microsoft-com:office:office" xmlns:oel="http://schemas.microsoft.com/office/2019/extlst" xmlns:r="http://schemas.openxmlformats.org/officeDocument/2006/relationships" xmlns:m="http://schemas.openxmlformats.org/officeDocument/2006/math" xmlns:v="urn:schemas-microsoft-com:vml" xmlns:wp14="http://schemas.microsoft.com/office/word/2010/wordprocessingDrawing" xmlns:wp="http://schemas.openxmlformats.org/drawingml/2006/wordprocessingDrawing" xmlns:w10="urn:schemas-microsoft-com:office:word" xmlns:w="http://schemas.openxmlformats.org/wordprocessingml/2006/main" xmlns:w14="http://schemas.microsoft.com/office/word/2010/wordml" xmlns:w15="http://schemas.microsoft.com/office/word/2012/wordml" xmlns:w16cex="http://schemas.microsoft.com/office/word/2018/wordml/cex" xmlns:w16cid="http://schemas.microsoft.com/office/word/2016/wordml/cid" xmlns:w16="http://schemas.microsoft.com/office/word/2018/wordml" xmlns:w16du="http://schemas.microsoft.com/office/word/2023/wordml/word16du" xmlns:w16sdtdh="http://schemas.microsoft.com/office/word/2020/wordml/sdtdatahash" xmlns:w16sdtfl="http://schemas.microsoft.com/office/word/2024/wordml/sdtformatlock" xmlns:w16se="http://schemas.microsoft.com/office/word/2015/wordml/symex" xmlns:wpg="http://schemas.microsoft.com/office/word/2010/wordprocessingGroup" xmlns:wpi="http://schemas.microsoft.com/office/word/2010/wordprocessingInk" xmlns:wne="http://schemas.microsoft.com/office/word/2006/wordml" xmlns:wps="http://schemas.microsoft.com/office/word/2010/wordprocessingShape" mc:Ignorable="w14 w15 w16se w16cid w16 w16cex w16sdtdh w16sdtfl w16du wp14">
+  <w:abstractNum w:abstractNumId="0" w15:restartNumberingAfterBreak="0">
+    <w:nsid w:val="79CB2895"/>
     <w:multiLevelType w:val="hybridMultilevel"/>
-    <w:lvl w:ilvl="0">
-      <w:start w:val="0"/>
+    <w:tmpl w:val="92F0820A"/>
+    <w:lvl w:ilvl="0" w:tplc="5BD42F2C">
       <w:numFmt w:val="bullet"/>
       <w:lvlText w:val="✓"/>
       <w:lvlJc w:val="left"/>
@@ -6677,7 +7486,7 @@
         <w:ind w:left="216" w:hanging="220"/>
       </w:pPr>
       <w:rPr>
-        <w:rFonts w:hint="default" w:ascii="Segoe UI Symbol" w:hAnsi="Segoe UI Symbol" w:eastAsia="Segoe UI Symbol" w:cs="Segoe UI Symbol"/>
+        <w:rFonts w:ascii="Segoe UI Symbol" w:eastAsia="Segoe UI Symbol" w:hAnsi="Segoe UI Symbol" w:cs="Segoe UI Symbol" w:hint="default"/>
         <w:b w:val="0"/>
         <w:bCs w:val="0"/>
         <w:i w:val="0"/>
@@ -6689,8 +7498,7 @@
         <w:lang w:val="es-ES" w:eastAsia="en-US" w:bidi="ar-SA"/>
       </w:rPr>
     </w:lvl>
-    <w:lvl w:ilvl="1">
-      <w:start w:val="0"/>
+    <w:lvl w:ilvl="1" w:tplc="13922126">
       <w:numFmt w:val="bullet"/>
       <w:lvlText w:val="•"/>
       <w:lvlJc w:val="left"/>
@@ -6702,8 +7510,7 @@
         <w:lang w:val="es-ES" w:eastAsia="en-US" w:bidi="ar-SA"/>
       </w:rPr>
     </w:lvl>
-    <w:lvl w:ilvl="2">
-      <w:start w:val="0"/>
+    <w:lvl w:ilvl="2" w:tplc="2D4AECE6">
       <w:numFmt w:val="bullet"/>
       <w:lvlText w:val="•"/>
       <w:lvlJc w:val="left"/>
@@ -6715,8 +7522,7 @@
         <w:lang w:val="es-ES" w:eastAsia="en-US" w:bidi="ar-SA"/>
       </w:rPr>
     </w:lvl>
-    <w:lvl w:ilvl="3">
-      <w:start w:val="0"/>
+    <w:lvl w:ilvl="3" w:tplc="FD041D50">
       <w:numFmt w:val="bullet"/>
       <w:lvlText w:val="•"/>
       <w:lvlJc w:val="left"/>
@@ -6728,8 +7534,7 @@
         <w:lang w:val="es-ES" w:eastAsia="en-US" w:bidi="ar-SA"/>
       </w:rPr>
     </w:lvl>
-    <w:lvl w:ilvl="4">
-      <w:start w:val="0"/>
+    <w:lvl w:ilvl="4" w:tplc="EBF01C44">
       <w:numFmt w:val="bullet"/>
       <w:lvlText w:val="•"/>
       <w:lvlJc w:val="left"/>
@@ -6741,8 +7546,7 @@
         <w:lang w:val="es-ES" w:eastAsia="en-US" w:bidi="ar-SA"/>
       </w:rPr>
     </w:lvl>
-    <w:lvl w:ilvl="5">
-      <w:start w:val="0"/>
+    <w:lvl w:ilvl="5" w:tplc="D8D03D12">
       <w:numFmt w:val="bullet"/>
       <w:lvlText w:val="•"/>
       <w:lvlJc w:val="left"/>
@@ -6754,8 +7558,7 @@
         <w:lang w:val="es-ES" w:eastAsia="en-US" w:bidi="ar-SA"/>
       </w:rPr>
     </w:lvl>
-    <w:lvl w:ilvl="6">
-      <w:start w:val="0"/>
+    <w:lvl w:ilvl="6" w:tplc="7032B494">
       <w:numFmt w:val="bullet"/>
       <w:lvlText w:val="•"/>
       <w:lvlJc w:val="left"/>
@@ -6767,8 +7570,7 @@
         <w:lang w:val="es-ES" w:eastAsia="en-US" w:bidi="ar-SA"/>
       </w:rPr>
     </w:lvl>
-    <w:lvl w:ilvl="7">
-      <w:start w:val="0"/>
+    <w:lvl w:ilvl="7" w:tplc="1B18A814">
       <w:numFmt w:val="bullet"/>
       <w:lvlText w:val="•"/>
       <w:lvlJc w:val="left"/>
@@ -6780,8 +7582,7 @@
         <w:lang w:val="es-ES" w:eastAsia="en-US" w:bidi="ar-SA"/>
       </w:rPr>
     </w:lvl>
-    <w:lvl w:ilvl="8">
-      <w:start w:val="0"/>
+    <w:lvl w:ilvl="8" w:tplc="920E9A76">
       <w:numFmt w:val="bullet"/>
       <w:lvlText w:val="•"/>
       <w:lvlJc w:val="left"/>
@@ -6794,21 +7595,21 @@
       </w:rPr>
     </w:lvl>
   </w:abstractNum>
-  <w:num w:numId="1">
+  <w:num w:numId="1" w16cid:durableId="150215126">
     <w:abstractNumId w:val="0"/>
   </w:num>
 </w:numbering>
 </file>
 
 <file path=word/styles.xml><?xml version="1.0" encoding="utf-8"?>
-<w:styles xmlns:r="http://schemas.openxmlformats.org/officeDocument/2006/relationships" xmlns:w="http://schemas.openxmlformats.org/wordprocessingml/2006/main">
+<w:styles xmlns:mc="http://schemas.openxmlformats.org/markup-compatibility/2006" xmlns:r="http://schemas.openxmlformats.org/officeDocument/2006/relationships" xmlns:w="http://schemas.openxmlformats.org/wordprocessingml/2006/main" xmlns:w14="http://schemas.microsoft.com/office/word/2010/wordml" xmlns:w15="http://schemas.microsoft.com/office/word/2012/wordml" xmlns:w16cex="http://schemas.microsoft.com/office/word/2018/wordml/cex" xmlns:w16cid="http://schemas.microsoft.com/office/word/2016/wordml/cid" xmlns:w16="http://schemas.microsoft.com/office/word/2018/wordml" xmlns:w16du="http://schemas.microsoft.com/office/word/2023/wordml/word16du" xmlns:w16sdtdh="http://schemas.microsoft.com/office/word/2020/wordml/sdtdatahash" xmlns:w16sdtfl="http://schemas.microsoft.com/office/word/2024/wordml/sdtformatlock" xmlns:w16se="http://schemas.microsoft.com/office/word/2015/wordml/symex" mc:Ignorable="w14 w15 w16se w16cid w16 w16cex w16sdtdh w16sdtfl w16du">
   <w:docDefaults>
     <w:rPrDefault>
       <w:rPr>
-        <w:rFonts w:cstheme="minorBidi" w:hAnsiTheme="minorHAnsi" w:eastAsiaTheme="minorHAnsi" w:asciiTheme="minorHAnsi"/>
+        <w:rFonts w:asciiTheme="minorHAnsi" w:eastAsiaTheme="minorHAnsi" w:hAnsiTheme="minorHAnsi" w:cstheme="minorBidi"/>
         <w:sz w:val="22"/>
         <w:szCs w:val="22"/>
-        <w:lang w:val="en-US" w:bidi="ar-SA" w:eastAsia="en-US"/>
+        <w:lang w:val="en-US" w:eastAsia="en-US" w:bidi="ar-SA"/>
       </w:rPr>
     </w:rPrDefault>
     <w:pPrDefault>
@@ -6816,19 +7617,498 @@
         <w:widowControl w:val="0"/>
         <w:autoSpaceDE w:val="0"/>
         <w:autoSpaceDN w:val="0"/>
-        <w:spacing w:lineRule="auto" w:line="240" w:before="0" w:after="0"/>
-        <w:ind w:left="0" w:right="0"/>
-        <w:jc w:val="left"/>
       </w:pPr>
     </w:pPrDefault>
   </w:docDefaults>
-  <w:style w:styleId="DefaultParagraphFont" w:default="1" w:type="character">
+  <w:latentStyles w:defLockedState="0" w:defUIPriority="99" w:defSemiHidden="0" w:defUnhideWhenUsed="0" w:defQFormat="0" w:count="376">
+    <w:lsdException w:name="Normal" w:uiPriority="0" w:qFormat="1"/>
+    <w:lsdException w:name="heading 1" w:uiPriority="9" w:qFormat="1"/>
+    <w:lsdException w:name="heading 2" w:semiHidden="1" w:uiPriority="9" w:unhideWhenUsed="1" w:qFormat="1"/>
+    <w:lsdException w:name="heading 3" w:semiHidden="1" w:uiPriority="9" w:unhideWhenUsed="1" w:qFormat="1"/>
+    <w:lsdException w:name="heading 4" w:semiHidden="1" w:uiPriority="9" w:unhideWhenUsed="1" w:qFormat="1"/>
+    <w:lsdException w:name="heading 5" w:semiHidden="1" w:uiPriority="9" w:unhideWhenUsed="1" w:qFormat="1"/>
+    <w:lsdException w:name="heading 6" w:semiHidden="1" w:uiPriority="9" w:unhideWhenUsed="1" w:qFormat="1"/>
+    <w:lsdException w:name="heading 7" w:semiHidden="1" w:uiPriority="9" w:unhideWhenUsed="1" w:qFormat="1"/>
+    <w:lsdException w:name="heading 8" w:semiHidden="1" w:uiPriority="9" w:unhideWhenUsed="1" w:qFormat="1"/>
+    <w:lsdException w:name="heading 9" w:semiHidden="1" w:uiPriority="9" w:unhideWhenUsed="1" w:qFormat="1"/>
+    <w:lsdException w:name="index 1" w:semiHidden="1" w:unhideWhenUsed="1"/>
+    <w:lsdException w:name="index 2" w:semiHidden="1" w:unhideWhenUsed="1"/>
+    <w:lsdException w:name="index 3" w:semiHidden="1" w:unhideWhenUsed="1"/>
+    <w:lsdException w:name="index 4" w:semiHidden="1" w:unhideWhenUsed="1"/>
+    <w:lsdException w:name="index 5" w:semiHidden="1" w:unhideWhenUsed="1"/>
+    <w:lsdException w:name="index 6" w:semiHidden="1" w:unhideWhenUsed="1"/>
+    <w:lsdException w:name="index 7" w:semiHidden="1" w:unhideWhenUsed="1"/>
+    <w:lsdException w:name="index 8" w:semiHidden="1" w:unhideWhenUsed="1"/>
+    <w:lsdException w:name="index 9" w:semiHidden="1" w:unhideWhenUsed="1"/>
+    <w:lsdException w:name="toc 1" w:semiHidden="1" w:uiPriority="39" w:unhideWhenUsed="1"/>
+    <w:lsdException w:name="toc 2" w:semiHidden="1" w:uiPriority="39" w:unhideWhenUsed="1"/>
+    <w:lsdException w:name="toc 3" w:semiHidden="1" w:uiPriority="39" w:unhideWhenUsed="1"/>
+    <w:lsdException w:name="toc 4" w:semiHidden="1" w:uiPriority="39" w:unhideWhenUsed="1"/>
+    <w:lsdException w:name="toc 5" w:semiHidden="1" w:uiPriority="39" w:unhideWhenUsed="1"/>
+    <w:lsdException w:name="toc 6" w:semiHidden="1" w:uiPriority="39" w:unhideWhenUsed="1"/>
+    <w:lsdException w:name="toc 7" w:semiHidden="1" w:uiPriority="39" w:unhideWhenUsed="1"/>
+    <w:lsdException w:name="toc 8" w:semiHidden="1" w:uiPriority="39" w:unhideWhenUsed="1"/>
+    <w:lsdException w:name="toc 9" w:semiHidden="1" w:uiPriority="39" w:unhideWhenUsed="1"/>
+    <w:lsdException w:name="Normal Indent" w:semiHidden="1" w:unhideWhenUsed="1"/>
+    <w:lsdException w:name="footnote text" w:semiHidden="1" w:unhideWhenUsed="1"/>
+    <w:lsdException w:name="annotation text" w:semiHidden="1" w:unhideWhenUsed="1"/>
+    <w:lsdException w:name="header" w:semiHidden="1" w:unhideWhenUsed="1"/>
+    <w:lsdException w:name="footer" w:semiHidden="1" w:unhideWhenUsed="1"/>
+    <w:lsdException w:name="index heading" w:semiHidden="1" w:unhideWhenUsed="1"/>
+    <w:lsdException w:name="caption" w:semiHidden="1" w:uiPriority="35" w:unhideWhenUsed="1" w:qFormat="1"/>
+    <w:lsdException w:name="table of figures" w:semiHidden="1" w:unhideWhenUsed="1"/>
+    <w:lsdException w:name="envelope address" w:semiHidden="1" w:unhideWhenUsed="1"/>
+    <w:lsdException w:name="envelope return" w:semiHidden="1" w:unhideWhenUsed="1"/>
+    <w:lsdException w:name="footnote reference" w:semiHidden="1" w:unhideWhenUsed="1"/>
+    <w:lsdException w:name="annotation reference" w:semiHidden="1" w:unhideWhenUsed="1"/>
+    <w:lsdException w:name="line number" w:semiHidden="1" w:unhideWhenUsed="1"/>
+    <w:lsdException w:name="page number" w:semiHidden="1" w:unhideWhenUsed="1"/>
+    <w:lsdException w:name="endnote reference" w:semiHidden="1" w:unhideWhenUsed="1"/>
+    <w:lsdException w:name="endnote text" w:semiHidden="1" w:unhideWhenUsed="1"/>
+    <w:lsdException w:name="table of authorities" w:semiHidden="1" w:unhideWhenUsed="1"/>
+    <w:lsdException w:name="macro" w:semiHidden="1" w:unhideWhenUsed="1"/>
+    <w:lsdException w:name="toa heading" w:semiHidden="1" w:unhideWhenUsed="1"/>
+    <w:lsdException w:name="List" w:semiHidden="1" w:unhideWhenUsed="1"/>
+    <w:lsdException w:name="List Bullet" w:semiHidden="1" w:unhideWhenUsed="1"/>
+    <w:lsdException w:name="List Number" w:semiHidden="1" w:unhideWhenUsed="1"/>
+    <w:lsdException w:name="List 2" w:semiHidden="1" w:unhideWhenUsed="1"/>
+    <w:lsdException w:name="List 3" w:semiHidden="1" w:unhideWhenUsed="1"/>
+    <w:lsdException w:name="List 4" w:semiHidden="1" w:unhideWhenUsed="1"/>
+    <w:lsdException w:name="List 5" w:semiHidden="1" w:unhideWhenUsed="1"/>
+    <w:lsdException w:name="List Bullet 2" w:semiHidden="1" w:unhideWhenUsed="1"/>
+    <w:lsdException w:name="List Bullet 3" w:semiHidden="1" w:unhideWhenUsed="1"/>
+    <w:lsdException w:name="List Bullet 4" w:semiHidden="1" w:unhideWhenUsed="1"/>
+    <w:lsdException w:name="List Bullet 5" w:semiHidden="1" w:unhideWhenUsed="1"/>
+    <w:lsdException w:name="List Number 2" w:semiHidden="1" w:unhideWhenUsed="1"/>
+    <w:lsdException w:name="List Number 3" w:semiHidden="1" w:unhideWhenUsed="1"/>
+    <w:lsdException w:name="List Number 4" w:semiHidden="1" w:unhideWhenUsed="1"/>
+    <w:lsdException w:name="List Number 5" w:semiHidden="1" w:unhideWhenUsed="1"/>
+    <w:lsdException w:name="Title" w:uiPriority="10" w:qFormat="1"/>
+    <w:lsdException w:name="Closing" w:semiHidden="1" w:unhideWhenUsed="1"/>
+    <w:lsdException w:name="Signature" w:semiHidden="1" w:unhideWhenUsed="1"/>
+    <w:lsdException w:name="Default Paragraph Font" w:semiHidden="1" w:uiPriority="1" w:unhideWhenUsed="1"/>
+    <w:lsdException w:name="Body Text" w:semiHidden="1" w:unhideWhenUsed="1"/>
+    <w:lsdException w:name="Body Text Indent" w:semiHidden="1" w:unhideWhenUsed="1"/>
+    <w:lsdException w:name="List Continue" w:semiHidden="1" w:unhideWhenUsed="1"/>
+    <w:lsdException w:name="List Continue 2" w:semiHidden="1" w:unhideWhenUsed="1"/>
+    <w:lsdException w:name="List Continue 3" w:semiHidden="1" w:unhideWhenUsed="1"/>
+    <w:lsdException w:name="List Continue 4" w:semiHidden="1" w:unhideWhenUsed="1"/>
+    <w:lsdException w:name="List Continue 5" w:semiHidden="1" w:unhideWhenUsed="1"/>
+    <w:lsdException w:name="Message Header" w:semiHidden="1" w:unhideWhenUsed="1"/>
+    <w:lsdException w:name="Subtitle" w:uiPriority="11" w:qFormat="1"/>
+    <w:lsdException w:name="Salutation" w:semiHidden="1" w:unhideWhenUsed="1"/>
+    <w:lsdException w:name="Date" w:semiHidden="1" w:unhideWhenUsed="1"/>
+    <w:lsdException w:name="Body Text First Indent" w:semiHidden="1" w:unhideWhenUsed="1"/>
+    <w:lsdException w:name="Body Text First Indent 2" w:semiHidden="1" w:unhideWhenUsed="1"/>
+    <w:lsdException w:name="Note Heading" w:semiHidden="1" w:unhideWhenUsed="1"/>
+    <w:lsdException w:name="Body Text 2" w:semiHidden="1" w:unhideWhenUsed="1"/>
+    <w:lsdException w:name="Body Text 3" w:semiHidden="1" w:unhideWhenUsed="1"/>
+    <w:lsdException w:name="Body Text Indent 2" w:semiHidden="1" w:unhideWhenUsed="1"/>
+    <w:lsdException w:name="Body Text Indent 3" w:semiHidden="1" w:unhideWhenUsed="1"/>
+    <w:lsdException w:name="Block Text" w:semiHidden="1" w:unhideWhenUsed="1"/>
+    <w:lsdException w:name="Hyperlink" w:semiHidden="1" w:unhideWhenUsed="1"/>
+    <w:lsdException w:name="FollowedHyperlink" w:semiHidden="1" w:unhideWhenUsed="1"/>
+    <w:lsdException w:name="Strong" w:uiPriority="22" w:qFormat="1"/>
+    <w:lsdException w:name="Emphasis" w:uiPriority="20" w:qFormat="1"/>
+    <w:lsdException w:name="Document Map" w:semiHidden="1" w:unhideWhenUsed="1"/>
+    <w:lsdException w:name="Plain Text" w:semiHidden="1" w:unhideWhenUsed="1"/>
+    <w:lsdException w:name="E-mail Signature" w:semiHidden="1" w:unhideWhenUsed="1"/>
+    <w:lsdException w:name="HTML Top of Form" w:semiHidden="1" w:unhideWhenUsed="1"/>
+    <w:lsdException w:name="HTML Bottom of Form" w:semiHidden="1" w:unhideWhenUsed="1"/>
+    <w:lsdException w:name="Normal (Web)" w:semiHidden="1" w:unhideWhenUsed="1"/>
+    <w:lsdException w:name="HTML Acronym" w:semiHidden="1" w:unhideWhenUsed="1"/>
+    <w:lsdException w:name="HTML Address" w:semiHidden="1" w:unhideWhenUsed="1"/>
+    <w:lsdException w:name="HTML Cite" w:semiHidden="1" w:unhideWhenUsed="1"/>
+    <w:lsdException w:name="HTML Code" w:semiHidden="1" w:unhideWhenUsed="1"/>
+    <w:lsdException w:name="HTML Definition" w:semiHidden="1" w:unhideWhenUsed="1"/>
+    <w:lsdException w:name="HTML Keyboard" w:semiHidden="1" w:unhideWhenUsed="1"/>
+    <w:lsdException w:name="HTML Preformatted" w:semiHidden="1" w:unhideWhenUsed="1"/>
+    <w:lsdException w:name="HTML Sample" w:semiHidden="1" w:unhideWhenUsed="1"/>
+    <w:lsdException w:name="HTML Typewriter" w:semiHidden="1" w:unhideWhenUsed="1"/>
+    <w:lsdException w:name="HTML Variable" w:semiHidden="1" w:unhideWhenUsed="1"/>
+    <w:lsdException w:name="Normal Table" w:semiHidden="1" w:unhideWhenUsed="1"/>
+    <w:lsdException w:name="annotation subject" w:semiHidden="1" w:unhideWhenUsed="1"/>
+    <w:lsdException w:name="No List" w:semiHidden="1" w:unhideWhenUsed="1"/>
+    <w:lsdException w:name="Outline List 1" w:semiHidden="1" w:unhideWhenUsed="1"/>
+    <w:lsdException w:name="Outline List 2" w:semiHidden="1" w:unhideWhenUsed="1"/>
+    <w:lsdException w:name="Outline List 3" w:semiHidden="1" w:unhideWhenUsed="1"/>
+    <w:lsdException w:name="Table Simple 1" w:semiHidden="1" w:unhideWhenUsed="1"/>
+    <w:lsdException w:name="Table Simple 2" w:semiHidden="1" w:unhideWhenUsed="1"/>
+    <w:lsdException w:name="Table Simple 3" w:semiHidden="1" w:unhideWhenUsed="1"/>
+    <w:lsdException w:name="Table Classic 1" w:semiHidden="1" w:unhideWhenUsed="1"/>
+    <w:lsdException w:name="Table Classic 2" w:semiHidden="1" w:unhideWhenUsed="1"/>
+    <w:lsdException w:name="Table Classic 3" w:semiHidden="1" w:unhideWhenUsed="1"/>
+    <w:lsdException w:name="Table Classic 4" w:semiHidden="1" w:unhideWhenUsed="1"/>
+    <w:lsdException w:name="Table Colorful 1" w:semiHidden="1" w:unhideWhenUsed="1"/>
+    <w:lsdException w:name="Table Colorful 2" w:semiHidden="1" w:unhideWhenUsed="1"/>
+    <w:lsdException w:name="Table Colorful 3" w:semiHidden="1" w:unhideWhenUsed="1"/>
+    <w:lsdException w:name="Table Columns 1" w:semiHidden="1" w:unhideWhenUsed="1"/>
+    <w:lsdException w:name="Table Columns 2" w:semiHidden="1" w:unhideWhenUsed="1"/>
+    <w:lsdException w:name="Table Columns 3" w:semiHidden="1" w:unhideWhenUsed="1"/>
+    <w:lsdException w:name="Table Columns 4" w:semiHidden="1" w:unhideWhenUsed="1"/>
+    <w:lsdException w:name="Table Columns 5" w:semiHidden="1" w:unhideWhenUsed="1"/>
+    <w:lsdException w:name="Table Grid 1" w:semiHidden="1" w:unhideWhenUsed="1"/>
+    <w:lsdException w:name="Table Grid 2" w:semiHidden="1" w:unhideWhenUsed="1"/>
+    <w:lsdException w:name="Table Grid 3" w:semiHidden="1" w:unhideWhenUsed="1"/>
+    <w:lsdException w:name="Table Grid 4" w:semiHidden="1" w:unhideWhenUsed="1"/>
+    <w:lsdException w:name="Table Grid 5" w:semiHidden="1" w:unhideWhenUsed="1"/>
+    <w:lsdException w:name="Table Grid 6" w:semiHidden="1" w:unhideWhenUsed="1"/>
+    <w:lsdException w:name="Table Grid 7" w:semiHidden="1" w:unhideWhenUsed="1"/>
+    <w:lsdException w:name="Table Grid 8" w:semiHidden="1" w:unhideWhenUsed="1"/>
+    <w:lsdException w:name="Table List 1" w:semiHidden="1" w:unhideWhenUsed="1"/>
+    <w:lsdException w:name="Table List 2" w:semiHidden="1" w:unhideWhenUsed="1"/>
+    <w:lsdException w:name="Table List 3" w:semiHidden="1" w:unhideWhenUsed="1"/>
+    <w:lsdException w:name="Table List 4" w:semiHidden="1" w:unhideWhenUsed="1"/>
+    <w:lsdException w:name="Table List 5" w:semiHidden="1" w:unhideWhenUsed="1"/>
+    <w:lsdException w:name="Table List 6" w:semiHidden="1" w:unhideWhenUsed="1"/>
+    <w:lsdException w:name="Table List 7" w:semiHidden="1" w:unhideWhenUsed="1"/>
+    <w:lsdException w:name="Table List 8" w:semiHidden="1" w:unhideWhenUsed="1"/>
+    <w:lsdException w:name="Table 3D effects 1" w:semiHidden="1" w:unhideWhenUsed="1"/>
+    <w:lsdException w:name="Table 3D effects 2" w:semiHidden="1" w:unhideWhenUsed="1"/>
+    <w:lsdException w:name="Table 3D effects 3" w:semiHidden="1" w:unhideWhenUsed="1"/>
+    <w:lsdException w:name="Table Contemporary" w:semiHidden="1" w:unhideWhenUsed="1"/>
+    <w:lsdException w:name="Table Elegant" w:semiHidden="1" w:unhideWhenUsed="1"/>
+    <w:lsdException w:name="Table Professional" w:semiHidden="1" w:unhideWhenUsed="1"/>
+    <w:lsdException w:name="Table Subtle 1" w:semiHidden="1" w:unhideWhenUsed="1"/>
+    <w:lsdException w:name="Table Subtle 2" w:semiHidden="1" w:unhideWhenUsed="1"/>
+    <w:lsdException w:name="Table Web 1" w:semiHidden="1" w:unhideWhenUsed="1"/>
+    <w:lsdException w:name="Table Web 2" w:semiHidden="1" w:unhideWhenUsed="1"/>
+    <w:lsdException w:name="Table Web 3" w:semiHidden="1" w:unhideWhenUsed="1"/>
+    <w:lsdException w:name="Balloon Text" w:semiHidden="1" w:unhideWhenUsed="1"/>
+    <w:lsdException w:name="Table Grid" w:uiPriority="39"/>
+    <w:lsdException w:name="Table Theme" w:semiHidden="1" w:unhideWhenUsed="1"/>
+    <w:lsdException w:name="Placeholder Text" w:semiHidden="1"/>
+    <w:lsdException w:name="No Spacing" w:uiPriority="1" w:qFormat="1"/>
+    <w:lsdException w:name="Light Shading" w:uiPriority="60"/>
+    <w:lsdException w:name="Light List" w:uiPriority="61"/>
+    <w:lsdException w:name="Light Grid" w:uiPriority="62"/>
+    <w:lsdException w:name="Medium Shading 1" w:uiPriority="63"/>
+    <w:lsdException w:name="Medium Shading 2" w:uiPriority="64"/>
+    <w:lsdException w:name="Medium List 1" w:uiPriority="65"/>
+    <w:lsdException w:name="Medium List 2" w:uiPriority="66"/>
+    <w:lsdException w:name="Medium Grid 1" w:uiPriority="67"/>
+    <w:lsdException w:name="Medium Grid 2" w:uiPriority="68"/>
+    <w:lsdException w:name="Medium Grid 3" w:uiPriority="69"/>
+    <w:lsdException w:name="Dark List" w:uiPriority="70"/>
+    <w:lsdException w:name="Colorful Shading" w:uiPriority="71"/>
+    <w:lsdException w:name="Colorful List" w:uiPriority="72"/>
+    <w:lsdException w:name="Colorful Grid" w:uiPriority="73"/>
+    <w:lsdException w:name="Light Shading Accent 1" w:uiPriority="60"/>
+    <w:lsdException w:name="Light List Accent 1" w:uiPriority="61"/>
+    <w:lsdException w:name="Light Grid Accent 1" w:uiPriority="62"/>
+    <w:lsdException w:name="Medium Shading 1 Accent 1" w:uiPriority="63"/>
+    <w:lsdException w:name="Medium Shading 2 Accent 1" w:uiPriority="64"/>
+    <w:lsdException w:name="Medium List 1 Accent 1" w:uiPriority="65"/>
+    <w:lsdException w:name="Revision" w:semiHidden="1"/>
+    <w:lsdException w:name="List Paragraph" w:uiPriority="34" w:qFormat="1"/>
+    <w:lsdException w:name="Quote" w:uiPriority="29" w:qFormat="1"/>
+    <w:lsdException w:name="Intense Quote" w:uiPriority="30" w:qFormat="1"/>
+    <w:lsdException w:name="Medium List 2 Accent 1" w:uiPriority="66"/>
+    <w:lsdException w:name="Medium Grid 1 Accent 1" w:uiPriority="67"/>
+    <w:lsdException w:name="Medium Grid 2 Accent 1" w:uiPriority="68"/>
+    <w:lsdException w:name="Medium Grid 3 Accent 1" w:uiPriority="69"/>
+    <w:lsdException w:name="Dark List Accent 1" w:uiPriority="70"/>
+    <w:lsdException w:name="Colorful Shading Accent 1" w:uiPriority="71"/>
+    <w:lsdException w:name="Colorful List Accent 1" w:uiPriority="72"/>
+    <w:lsdException w:name="Colorful Grid Accent 1" w:uiPriority="73"/>
+    <w:lsdException w:name="Light Shading Accent 2" w:uiPriority="60"/>
+    <w:lsdException w:name="Light List Accent 2" w:uiPriority="61"/>
+    <w:lsdException w:name="Light Grid Accent 2" w:uiPriority="62"/>
+    <w:lsdException w:name="Medium Shading 1 Accent 2" w:uiPriority="63"/>
+    <w:lsdException w:name="Medium Shading 2 Accent 2" w:uiPriority="64"/>
+    <w:lsdException w:name="Medium List 1 Accent 2" w:uiPriority="65"/>
+    <w:lsdException w:name="Medium List 2 Accent 2" w:uiPriority="66"/>
+    <w:lsdException w:name="Medium Grid 1 Accent 2" w:uiPriority="67"/>
+    <w:lsdException w:name="Medium Grid 2 Accent 2" w:uiPriority="68"/>
+    <w:lsdException w:name="Medium Grid 3 Accent 2" w:uiPriority="69"/>
+    <w:lsdException w:name="Dark List Accent 2" w:uiPriority="70"/>
+    <w:lsdException w:name="Colorful Shading Accent 2" w:uiPriority="71"/>
+    <w:lsdException w:name="Colorful List Accent 2" w:uiPriority="72"/>
+    <w:lsdException w:name="Colorful Grid Accent 2" w:uiPriority="73"/>
+    <w:lsdException w:name="Light Shading Accent 3" w:uiPriority="60"/>
+    <w:lsdException w:name="Light List Accent 3" w:uiPriority="61"/>
+    <w:lsdException w:name="Light Grid Accent 3" w:uiPriority="62"/>
+    <w:lsdException w:name="Medium Shading 1 Accent 3" w:uiPriority="63"/>
+    <w:lsdException w:name="Medium Shading 2 Accent 3" w:uiPriority="64"/>
+    <w:lsdException w:name="Medium List 1 Accent 3" w:uiPriority="65"/>
+    <w:lsdException w:name="Medium List 2 Accent 3" w:uiPriority="66"/>
+    <w:lsdException w:name="Medium Grid 1 Accent 3" w:uiPriority="67"/>
+    <w:lsdException w:name="Medium Grid 2 Accent 3" w:uiPriority="68"/>
+    <w:lsdException w:name="Medium Grid 3 Accent 3" w:uiPriority="69"/>
+    <w:lsdException w:name="Dark List Accent 3" w:uiPriority="70"/>
+    <w:lsdException w:name="Colorful Shading Accent 3" w:uiPriority="71"/>
+    <w:lsdException w:name="Colorful List Accent 3" w:uiPriority="72"/>
+    <w:lsdException w:name="Colorful Grid Accent 3" w:uiPriority="73"/>
+    <w:lsdException w:name="Light Shading Accent 4" w:uiPriority="60"/>
+    <w:lsdException w:name="Light List Accent 4" w:uiPriority="61"/>
+    <w:lsdException w:name="Light Grid Accent 4" w:uiPriority="62"/>
+    <w:lsdException w:name="Medium Shading 1 Accent 4" w:uiPriority="63"/>
+    <w:lsdException w:name="Medium Shading 2 Accent 4" w:uiPriority="64"/>
+    <w:lsdException w:name="Medium List 1 Accent 4" w:uiPriority="65"/>
+    <w:lsdException w:name="Medium List 2 Accent 4" w:uiPriority="66"/>
+    <w:lsdException w:name="Medium Grid 1 Accent 4" w:uiPriority="67"/>
+    <w:lsdException w:name="Medium Grid 2 Accent 4" w:uiPriority="68"/>
+    <w:lsdException w:name="Medium Grid 3 Accent 4" w:uiPriority="69"/>
+    <w:lsdException w:name="Dark List Accent 4" w:uiPriority="70"/>
+    <w:lsdException w:name="Colorful Shading Accent 4" w:uiPriority="71"/>
+    <w:lsdException w:name="Colorful List Accent 4" w:uiPriority="72"/>
+    <w:lsdException w:name="Colorful Grid Accent 4" w:uiPriority="73"/>
+    <w:lsdException w:name="Light Shading Accent 5" w:uiPriority="60"/>
+    <w:lsdException w:name="Light List Accent 5" w:uiPriority="61"/>
+    <w:lsdException w:name="Light Grid Accent 5" w:uiPriority="62"/>
+    <w:lsdException w:name="Medium Shading 1 Accent 5" w:uiPriority="63"/>
+    <w:lsdException w:name="Medium Shading 2 Accent 5" w:uiPriority="64"/>
+    <w:lsdException w:name="Medium List 1 Accent 5" w:uiPriority="65"/>
+    <w:lsdException w:name="Medium List 2 Accent 5" w:uiPriority="66"/>
+    <w:lsdException w:name="Medium Grid 1 Accent 5" w:uiPriority="67"/>
+    <w:lsdException w:name="Medium Grid 2 Accent 5" w:uiPriority="68"/>
+    <w:lsdException w:name="Medium Grid 3 Accent 5" w:uiPriority="69"/>
+    <w:lsdException w:name="Dark List Accent 5" w:uiPriority="70"/>
+    <w:lsdException w:name="Colorful Shading Accent 5" w:uiPriority="71"/>
+    <w:lsdException w:name="Colorful List Accent 5" w:uiPriority="72"/>
+    <w:lsdException w:name="Colorful Grid Accent 5" w:uiPriority="73"/>
+    <w:lsdException w:name="Light Shading Accent 6" w:uiPriority="60"/>
+    <w:lsdException w:name="Light List Accent 6" w:uiPriority="61"/>
+    <w:lsdException w:name="Light Grid Accent 6" w:uiPriority="62"/>
+    <w:lsdException w:name="Medium Shading 1 Accent 6" w:uiPriority="63"/>
+    <w:lsdException w:name="Medium Shading 2 Accent 6" w:uiPriority="64"/>
+    <w:lsdException w:name="Medium List 1 Accent 6" w:uiPriority="65"/>
+    <w:lsdException w:name="Medium List 2 Accent 6" w:uiPriority="66"/>
+    <w:lsdException w:name="Medium Grid 1 Accent 6" w:uiPriority="67"/>
+    <w:lsdException w:name="Medium Grid 2 Accent 6" w:uiPriority="68"/>
+    <w:lsdException w:name="Medium Grid 3 Accent 6" w:uiPriority="69"/>
+    <w:lsdException w:name="Dark List Accent 6" w:uiPriority="70"/>
+    <w:lsdException w:name="Colorful Shading Accent 6" w:uiPriority="71"/>
+    <w:lsdException w:name="Colorful List Accent 6" w:uiPriority="72"/>
+    <w:lsdException w:name="Colorful Grid Accent 6" w:uiPriority="73"/>
+    <w:lsdException w:name="Subtle Emphasis" w:uiPriority="19" w:qFormat="1"/>
+    <w:lsdException w:name="Intense Emphasis" w:uiPriority="21" w:qFormat="1"/>
+    <w:lsdException w:name="Subtle Reference" w:uiPriority="31" w:qFormat="1"/>
+    <w:lsdException w:name="Intense Reference" w:uiPriority="32" w:qFormat="1"/>
+    <w:lsdException w:name="Book Title" w:uiPriority="33" w:qFormat="1"/>
+    <w:lsdException w:name="Bibliography" w:semiHidden="1" w:uiPriority="37" w:unhideWhenUsed="1"/>
+    <w:lsdException w:name="TOC Heading" w:semiHidden="1" w:uiPriority="39" w:unhideWhenUsed="1" w:qFormat="1"/>
+    <w:lsdException w:name="Plain Table 1" w:uiPriority="41"/>
+    <w:lsdException w:name="Plain Table 2" w:uiPriority="42"/>
+    <w:lsdException w:name="Plain Table 3" w:uiPriority="43"/>
+    <w:lsdException w:name="Plain Table 4" w:uiPriority="44"/>
+    <w:lsdException w:name="Plain Table 5" w:uiPriority="45"/>
+    <w:lsdException w:name="Grid Table Light" w:uiPriority="40"/>
+    <w:lsdException w:name="Grid Table 1 Light" w:uiPriority="46"/>
+    <w:lsdException w:name="Grid Table 2" w:uiPriority="47"/>
+    <w:lsdException w:name="Grid Table 3" w:uiPriority="48"/>
+    <w:lsdException w:name="Grid Table 4" w:uiPriority="49"/>
+    <w:lsdException w:name="Grid Table 5 Dark" w:uiPriority="50"/>
+    <w:lsdException w:name="Grid Table 6 Colorful" w:uiPriority="51"/>
+    <w:lsdException w:name="Grid Table 7 Colorful" w:uiPriority="52"/>
+    <w:lsdException w:name="Grid Table 1 Light Accent 1" w:uiPriority="46"/>
+    <w:lsdException w:name="Grid Table 2 Accent 1" w:uiPriority="47"/>
+    <w:lsdException w:name="Grid Table 3 Accent 1" w:uiPriority="48"/>
+    <w:lsdException w:name="Grid Table 4 Accent 1" w:uiPriority="49"/>
+    <w:lsdException w:name="Grid Table 5 Dark Accent 1" w:uiPriority="50"/>
+    <w:lsdException w:name="Grid Table 6 Colorful Accent 1" w:uiPriority="51"/>
+    <w:lsdException w:name="Grid Table 7 Colorful Accent 1" w:uiPriority="52"/>
+    <w:lsdException w:name="Grid Table 1 Light Accent 2" w:uiPriority="46"/>
+    <w:lsdException w:name="Grid Table 2 Accent 2" w:uiPriority="47"/>
+    <w:lsdException w:name="Grid Table 3 Accent 2" w:uiPriority="48"/>
+    <w:lsdException w:name="Grid Table 4 Accent 2" w:uiPriority="49"/>
+    <w:lsdException w:name="Grid Table 5 Dark Accent 2" w:uiPriority="50"/>
+    <w:lsdException w:name="Grid Table 6 Colorful Accent 2" w:uiPriority="51"/>
+    <w:lsdException w:name="Grid Table 7 Colorful Accent 2" w:uiPriority="52"/>
+    <w:lsdException w:name="Grid Table 1 Light Accent 3" w:uiPriority="46"/>
+    <w:lsdException w:name="Grid Table 2 Accent 3" w:uiPriority="47"/>
+    <w:lsdException w:name="Grid Table 3 Accent 3" w:uiPriority="48"/>
+    <w:lsdException w:name="Grid Table 4 Accent 3" w:uiPriority="49"/>
+    <w:lsdException w:name="Grid Table 5 Dark Accent 3" w:uiPriority="50"/>
+    <w:lsdException w:name="Grid Table 6 Colorful Accent 3" w:uiPriority="51"/>
+    <w:lsdException w:name="Grid Table 7 Colorful Accent 3" w:uiPriority="52"/>
+    <w:lsdException w:name="Grid Table 1 Light Accent 4" w:uiPriority="46"/>
+    <w:lsdException w:name="Grid Table 2 Accent 4" w:uiPriority="47"/>
+    <w:lsdException w:name="Grid Table 3 Accent 4" w:uiPriority="48"/>
+    <w:lsdException w:name="Grid Table 4 Accent 4" w:uiPriority="49"/>
+    <w:lsdException w:name="Grid Table 5 Dark Accent 4" w:uiPriority="50"/>
+    <w:lsdException w:name="Grid Table 6 Colorful Accent 4" w:uiPriority="51"/>
+    <w:lsdException w:name="Grid Table 7 Colorful Accent 4" w:uiPriority="52"/>
+    <w:lsdException w:name="Grid Table 1 Light Accent 5" w:uiPriority="46"/>
+    <w:lsdException w:name="Grid Table 2 Accent 5" w:uiPriority="47"/>
+    <w:lsdException w:name="Grid Table 3 Accent 5" w:uiPriority="48"/>
+    <w:lsdException w:name="Grid Table 4 Accent 5" w:uiPriority="49"/>
+    <w:lsdException w:name="Grid Table 5 Dark Accent 5" w:uiPriority="50"/>
+    <w:lsdException w:name="Grid Table 6 Colorful Accent 5" w:uiPriority="51"/>
+    <w:lsdException w:name="Grid Table 7 Colorful Accent 5" w:uiPriority="52"/>
+    <w:lsdException w:name="Grid Table 1 Light Accent 6" w:uiPriority="46"/>
+    <w:lsdException w:name="Grid Table 2 Accent 6" w:uiPriority="47"/>
+    <w:lsdException w:name="Grid Table 3 Accent 6" w:uiPriority="48"/>
+    <w:lsdException w:name="Grid Table 4 Accent 6" w:uiPriority="49"/>
+    <w:lsdException w:name="Grid Table 5 Dark Accent 6" w:uiPriority="50"/>
+    <w:lsdException w:name="Grid Table 6 Colorful Accent 6" w:uiPriority="51"/>
+    <w:lsdException w:name="Grid Table 7 Colorful Accent 6" w:uiPriority="52"/>
+    <w:lsdException w:name="List Table 1 Light" w:uiPriority="46"/>
+    <w:lsdException w:name="List Table 2" w:uiPriority="47"/>
+    <w:lsdException w:name="List Table 3" w:uiPriority="48"/>
+    <w:lsdException w:name="List Table 4" w:uiPriority="49"/>
+    <w:lsdException w:name="List Table 5 Dark" w:uiPriority="50"/>
+    <w:lsdException w:name="List Table 6 Colorful" w:uiPriority="51"/>
+    <w:lsdException w:name="List Table 7 Colorful" w:uiPriority="52"/>
+    <w:lsdException w:name="List Table 1 Light Accent 1" w:uiPriority="46"/>
+    <w:lsdException w:name="List Table 2 Accent 1" w:uiPriority="47"/>
+    <w:lsdException w:name="List Table 3 Accent 1" w:uiPriority="48"/>
+    <w:lsdException w:name="List Table 4 Accent 1" w:uiPriority="49"/>
+    <w:lsdException w:name="List Table 5 Dark Accent 1" w:uiPriority="50"/>
+    <w:lsdException w:name="List Table 6 Colorful Accent 1" w:uiPriority="51"/>
+    <w:lsdException w:name="List Table 7 Colorful Accent 1" w:uiPriority="52"/>
+    <w:lsdException w:name="List Table 1 Light Accent 2" w:uiPriority="46"/>
+    <w:lsdException w:name="List Table 2 Accent 2" w:uiPriority="47"/>
+    <w:lsdException w:name="List Table 3 Accent 2" w:uiPriority="48"/>
+    <w:lsdException w:name="List Table 4 Accent 2" w:uiPriority="49"/>
+    <w:lsdException w:name="List Table 5 Dark Accent 2" w:uiPriority="50"/>
+    <w:lsdException w:name="List Table 6 Colorful Accent 2" w:uiPriority="51"/>
+    <w:lsdException w:name="List Table 7 Colorful Accent 2" w:uiPriority="52"/>
+    <w:lsdException w:name="List Table 1 Light Accent 3" w:uiPriority="46"/>
+    <w:lsdException w:name="List Table 2 Accent 3" w:uiPriority="47"/>
+    <w:lsdException w:name="List Table 3 Accent 3" w:uiPriority="48"/>
+    <w:lsdException w:name="List Table 4 Accent 3" w:uiPriority="49"/>
+    <w:lsdException w:name="List Table 5 Dark Accent 3" w:uiPriority="50"/>
+    <w:lsdException w:name="List Table 6 Colorful Accent 3" w:uiPriority="51"/>
+    <w:lsdException w:name="List Table 7 Colorful Accent 3" w:uiPriority="52"/>
+    <w:lsdException w:name="List Table 1 Light Accent 4" w:uiPriority="46"/>
+    <w:lsdException w:name="List Table 2 Accent 4" w:uiPriority="47"/>
+    <w:lsdException w:name="List Table 3 Accent 4" w:uiPriority="48"/>
+    <w:lsdException w:name="List Table 4 Accent 4" w:uiPriority="49"/>
+    <w:lsdException w:name="List Table 5 Dark Accent 4" w:uiPriority="50"/>
+    <w:lsdException w:name="List Table 6 Colorful Accent 4" w:uiPriority="51"/>
+    <w:lsdException w:name="List Table 7 Colorful Accent 4" w:uiPriority="52"/>
+    <w:lsdException w:name="List Table 1 Light Accent 5" w:uiPriority="46"/>
+    <w:lsdException w:name="List Table 2 Accent 5" w:uiPriority="47"/>
+    <w:lsdException w:name="List Table 3 Accent 5" w:uiPriority="48"/>
+    <w:lsdException w:name="List Table 4 Accent 5" w:uiPriority="49"/>
+    <w:lsdException w:name="List Table 5 Dark Accent 5" w:uiPriority="50"/>
+    <w:lsdException w:name="List Table 6 Colorful Accent 5" w:uiPriority="51"/>
+    <w:lsdException w:name="List Table 7 Colorful Accent 5" w:uiPriority="52"/>
+    <w:lsdException w:name="List Table 1 Light Accent 6" w:uiPriority="46"/>
+    <w:lsdException w:name="List Table 2 Accent 6" w:uiPriority="47"/>
+    <w:lsdException w:name="List Table 3 Accent 6" w:uiPriority="48"/>
+    <w:lsdException w:name="List Table 4 Accent 6" w:uiPriority="49"/>
+    <w:lsdException w:name="List Table 5 Dark Accent 6" w:uiPriority="50"/>
+    <w:lsdException w:name="List Table 6 Colorful Accent 6" w:uiPriority="51"/>
+    <w:lsdException w:name="List Table 7 Colorful Accent 6" w:uiPriority="52"/>
+    <w:lsdException w:name="Mention" w:semiHidden="1" w:unhideWhenUsed="1"/>
+    <w:lsdException w:name="Smart Hyperlink" w:semiHidden="1" w:unhideWhenUsed="1"/>
+    <w:lsdException w:name="Hashtag" w:semiHidden="1" w:unhideWhenUsed="1"/>
+    <w:lsdException w:name="Unresolved Mention" w:semiHidden="1" w:unhideWhenUsed="1"/>
+    <w:lsdException w:name="Smart Link" w:semiHidden="1" w:unhideWhenUsed="1"/>
+  </w:latentStyles>
+  <w:style w:type="paragraph" w:default="1" w:styleId="Normal">
+    <w:name w:val="Normal"/>
+    <w:qFormat/>
+    <w:rPr>
+      <w:rFonts w:ascii="Arial MT" w:eastAsia="Arial MT" w:hAnsi="Arial MT" w:cs="Arial MT"/>
+      <w:lang w:val="es-ES"/>
+    </w:rPr>
+  </w:style>
+  <w:style w:type="paragraph" w:styleId="Ttulo1">
+    <w:name w:val="heading 1"/>
+    <w:basedOn w:val="Normal"/>
+    <w:uiPriority w:val="9"/>
+    <w:qFormat/>
+    <w:pPr>
+      <w:ind w:right="360"/>
+      <w:jc w:val="center"/>
+      <w:outlineLvl w:val="0"/>
+    </w:pPr>
+    <w:rPr>
+      <w:rFonts w:ascii="Times New Roman" w:eastAsia="Times New Roman" w:hAnsi="Times New Roman" w:cs="Times New Roman"/>
+      <w:b/>
+      <w:bCs/>
+      <w:sz w:val="32"/>
+      <w:szCs w:val="32"/>
+    </w:rPr>
+  </w:style>
+  <w:style w:type="paragraph" w:styleId="Ttulo2">
+    <w:name w:val="heading 2"/>
+    <w:basedOn w:val="Normal"/>
+    <w:uiPriority w:val="9"/>
+    <w:unhideWhenUsed/>
+    <w:qFormat/>
+    <w:pPr>
+      <w:spacing w:before="1"/>
+      <w:ind w:left="1" w:right="360"/>
+      <w:jc w:val="center"/>
+      <w:outlineLvl w:val="1"/>
+    </w:pPr>
+    <w:rPr>
+      <w:rFonts w:ascii="Arial" w:eastAsia="Arial" w:hAnsi="Arial" w:cs="Arial"/>
+      <w:b/>
+      <w:bCs/>
+      <w:i/>
+      <w:iCs/>
+      <w:sz w:val="32"/>
+      <w:szCs w:val="32"/>
+    </w:rPr>
+  </w:style>
+  <w:style w:type="paragraph" w:styleId="Ttulo3">
+    <w:name w:val="heading 3"/>
+    <w:basedOn w:val="Normal"/>
+    <w:uiPriority w:val="9"/>
+    <w:unhideWhenUsed/>
+    <w:qFormat/>
+    <w:pPr>
+      <w:spacing w:before="71"/>
+      <w:ind w:left="1" w:right="360"/>
+      <w:jc w:val="center"/>
+      <w:outlineLvl w:val="2"/>
+    </w:pPr>
+    <w:rPr>
+      <w:rFonts w:ascii="Arial" w:eastAsia="Arial" w:hAnsi="Arial" w:cs="Arial"/>
+      <w:b/>
+      <w:bCs/>
+      <w:sz w:val="28"/>
+      <w:szCs w:val="28"/>
+    </w:rPr>
+  </w:style>
+  <w:style w:type="paragraph" w:styleId="Ttulo4">
+    <w:name w:val="heading 4"/>
+    <w:basedOn w:val="Normal"/>
+    <w:uiPriority w:val="9"/>
+    <w:unhideWhenUsed/>
+    <w:qFormat/>
+    <w:pPr>
+      <w:ind w:left="215"/>
+      <w:outlineLvl w:val="3"/>
+    </w:pPr>
+    <w:rPr>
+      <w:rFonts w:ascii="Times New Roman" w:eastAsia="Times New Roman" w:hAnsi="Times New Roman" w:cs="Times New Roman"/>
+      <w:b/>
+      <w:bCs/>
+    </w:rPr>
+  </w:style>
+  <w:style w:type="character" w:default="1" w:styleId="Fuentedeprrafopredeter">
     <w:name w:val="Default Paragraph Font"/>
     <w:uiPriority w:val="1"/>
+    <w:unhideWhenUsed/>
+  </w:style>
+  <w:style w:type="table" w:default="1" w:styleId="Tablanormal">
+    <w:name w:val="Normal Table"/>
+    <w:uiPriority w:val="99"/>
+    <w:semiHidden/>
+    <w:unhideWhenUsed/>
+    <w:tblPr>
+      <w:tblInd w:w="0" w:type="dxa"/>
+      <w:tblCellMar>
+        <w:top w:w="0" w:type="dxa"/>
+        <w:left w:w="108" w:type="dxa"/>
+        <w:bottom w:w="0" w:type="dxa"/>
+        <w:right w:w="108" w:type="dxa"/>
+      </w:tblCellMar>
+    </w:tblPr>
+  </w:style>
+  <w:style w:type="numbering" w:default="1" w:styleId="Sinlista">
+    <w:name w:val="No List"/>
+    <w:uiPriority w:val="99"/>
     <w:semiHidden/>
     <w:unhideWhenUsed/>
   </w:style>
-  <w:style w:styleId="TableNormal" w:default="1" w:type="table">
+  <w:style w:type="table" w:customStyle="1" w:styleId="TableNormal">
     <w:name w:val="Table Normal"/>
     <w:uiPriority w:val="2"/>
     <w:semiHidden/>
@@ -6844,115 +8124,17 @@
       </w:tblCellMar>
     </w:tblPr>
   </w:style>
-  <w:style w:styleId="NoList" w:default="1" w:type="numbering">
-    <w:name w:val="No List"/>
-    <w:uiPriority w:val="99"/>
-    <w:semiHidden/>
-    <w:unhideWhenUsed/>
-  </w:style>
-  <w:style w:default="1" w:styleId="Normal" w:type="paragraph">
-    <w:name w:val="Normal"/>
-    <w:uiPriority w:val="1"/>
-    <w:qFormat/>
-    <w:pPr/>
-    <w:rPr>
-      <w:rFonts w:ascii="Arial MT" w:hAnsi="Arial MT" w:eastAsia="Arial MT" w:cs="Arial MT"/>
-      <w:lang w:val="es-ES" w:eastAsia="en-US" w:bidi="ar-SA"/>
-    </w:rPr>
-  </w:style>
-  <w:style w:styleId="BodyText" w:type="paragraph">
+  <w:style w:type="paragraph" w:styleId="Textoindependiente">
     <w:name w:val="Body Text"/>
     <w:basedOn w:val="Normal"/>
     <w:uiPriority w:val="1"/>
     <w:qFormat/>
-    <w:pPr/>
     <w:rPr>
-      <w:rFonts w:ascii="Arial MT" w:hAnsi="Arial MT" w:eastAsia="Arial MT" w:cs="Arial MT"/>
       <w:sz w:val="19"/>
       <w:szCs w:val="19"/>
-      <w:lang w:val="es-ES" w:eastAsia="en-US" w:bidi="ar-SA"/>
     </w:rPr>
   </w:style>
-  <w:style w:styleId="Heading1" w:type="paragraph">
-    <w:name w:val="Heading 1"/>
-    <w:basedOn w:val="Normal"/>
-    <w:uiPriority w:val="1"/>
-    <w:qFormat/>
-    <w:pPr>
-      <w:ind w:right="360"/>
-      <w:jc w:val="center"/>
-      <w:outlineLvl w:val="1"/>
-    </w:pPr>
-    <w:rPr>
-      <w:rFonts w:ascii="Times New Roman" w:hAnsi="Times New Roman" w:eastAsia="Times New Roman" w:cs="Times New Roman"/>
-      <w:b/>
-      <w:bCs/>
-      <w:sz w:val="32"/>
-      <w:szCs w:val="32"/>
-      <w:lang w:val="es-ES" w:eastAsia="en-US" w:bidi="ar-SA"/>
-    </w:rPr>
-  </w:style>
-  <w:style w:styleId="Heading2" w:type="paragraph">
-    <w:name w:val="Heading 2"/>
-    <w:basedOn w:val="Normal"/>
-    <w:uiPriority w:val="1"/>
-    <w:qFormat/>
-    <w:pPr>
-      <w:spacing w:before="1"/>
-      <w:ind w:left="1" w:right="360"/>
-      <w:jc w:val="center"/>
-      <w:outlineLvl w:val="2"/>
-    </w:pPr>
-    <w:rPr>
-      <w:rFonts w:ascii="Arial" w:hAnsi="Arial" w:eastAsia="Arial" w:cs="Arial"/>
-      <w:b/>
-      <w:bCs/>
-      <w:i/>
-      <w:iCs/>
-      <w:sz w:val="32"/>
-      <w:szCs w:val="32"/>
-      <w:lang w:val="es-ES" w:eastAsia="en-US" w:bidi="ar-SA"/>
-    </w:rPr>
-  </w:style>
-  <w:style w:styleId="Heading3" w:type="paragraph">
-    <w:name w:val="Heading 3"/>
-    <w:basedOn w:val="Normal"/>
-    <w:uiPriority w:val="1"/>
-    <w:qFormat/>
-    <w:pPr>
-      <w:spacing w:before="71"/>
-      <w:ind w:left="1" w:right="360"/>
-      <w:jc w:val="center"/>
-      <w:outlineLvl w:val="3"/>
-    </w:pPr>
-    <w:rPr>
-      <w:rFonts w:ascii="Arial" w:hAnsi="Arial" w:eastAsia="Arial" w:cs="Arial"/>
-      <w:b/>
-      <w:bCs/>
-      <w:sz w:val="28"/>
-      <w:szCs w:val="28"/>
-      <w:lang w:val="es-ES" w:eastAsia="en-US" w:bidi="ar-SA"/>
-    </w:rPr>
-  </w:style>
-  <w:style w:styleId="Heading4" w:type="paragraph">
-    <w:name w:val="Heading 4"/>
-    <w:basedOn w:val="Normal"/>
-    <w:uiPriority w:val="1"/>
-    <w:qFormat/>
-    <w:pPr>
-      <w:ind w:left="215"/>
-      <w:outlineLvl w:val="4"/>
-    </w:pPr>
-    <w:rPr>
-      <w:rFonts w:ascii="Times New Roman" w:hAnsi="Times New Roman" w:eastAsia="Times New Roman" w:cs="Times New Roman"/>
-      <w:b/>
-      <w:bCs/>
-      <w:sz w:val="22"/>
-      <w:szCs w:val="22"/>
-      <w:lang w:val="es-ES" w:eastAsia="en-US" w:bidi="ar-SA"/>
-    </w:rPr>
-  </w:style>
-  <w:style w:styleId="ListParagraph" w:type="paragraph">
+  <w:style w:type="paragraph" w:styleId="Prrafodelista">
     <w:name w:val="List Paragraph"/>
     <w:basedOn w:val="Normal"/>
     <w:uiPriority w:val="1"/>
@@ -6961,11 +8143,10 @@
       <w:ind w:left="434" w:hanging="219"/>
     </w:pPr>
     <w:rPr>
-      <w:rFonts w:ascii="Times New Roman" w:hAnsi="Times New Roman" w:eastAsia="Times New Roman" w:cs="Times New Roman"/>
-      <w:lang w:val="es-ES" w:eastAsia="en-US" w:bidi="ar-SA"/>
+      <w:rFonts w:ascii="Times New Roman" w:eastAsia="Times New Roman" w:hAnsi="Times New Roman" w:cs="Times New Roman"/>
     </w:rPr>
   </w:style>
-  <w:style w:styleId="TableParagraph" w:type="paragraph">
+  <w:style w:type="paragraph" w:customStyle="1" w:styleId="TableParagraph">
     <w:name w:val="Table Paragraph"/>
     <w:basedOn w:val="Normal"/>
     <w:uiPriority w:val="1"/>
@@ -6973,9 +8154,35 @@
     <w:pPr>
       <w:ind w:left="108"/>
     </w:pPr>
+  </w:style>
+  <w:style w:type="character" w:styleId="Fuerte">
+    <w:name w:val="Strong"/>
+    <w:basedOn w:val="Fuentedeprrafopredeter"/>
+    <w:uiPriority w:val="22"/>
+    <w:qFormat/>
+    <w:rsid w:val="00A85D62"/>
     <w:rPr>
-      <w:rFonts w:ascii="Arial MT" w:hAnsi="Arial MT" w:eastAsia="Arial MT" w:cs="Arial MT"/>
-      <w:lang w:val="es-ES" w:eastAsia="en-US" w:bidi="ar-SA"/>
+      <w:b/>
+      <w:bCs/>
+    </w:rPr>
+  </w:style>
+  <w:style w:type="paragraph" w:styleId="NormalWeb">
+    <w:name w:val="Normal (Web)"/>
+    <w:basedOn w:val="Normal"/>
+    <w:uiPriority w:val="99"/>
+    <w:unhideWhenUsed/>
+    <w:rsid w:val="00A85D62"/>
+    <w:pPr>
+      <w:widowControl/>
+      <w:autoSpaceDE/>
+      <w:autoSpaceDN/>
+      <w:spacing w:before="100" w:beforeAutospacing="1" w:after="100" w:afterAutospacing="1"/>
+    </w:pPr>
+    <w:rPr>
+      <w:rFonts w:ascii="Times New Roman" w:eastAsia="Times New Roman" w:hAnsi="Times New Roman" w:cs="Times New Roman"/>
+      <w:sz w:val="24"/>
+      <w:szCs w:val="24"/>
+      <w:lang w:eastAsia="es-ES"/>
     </w:rPr>
   </w:style>
 </w:styles>

--- a/curso/semana-04-justificacion-y-epicas/nuestras-entregas/FGAP040_Epicas_NewBit/FGAP040_Epicas_NewBit.docx
+++ b/curso/semana-04-justificacion-y-epicas/nuestras-entregas/FGAP040_Epicas_NewBit/FGAP040_Epicas_NewBit.docx
@@ -3716,20 +3716,8 @@
             <w:tcW w:w="1727" w:type="dxa"/>
           </w:tcPr>
           <w:p>
-            <w:pPr>
-              <w:pStyle w:val="TableParagraph"/>
-              <w:spacing w:line="164" w:lineRule="exact"/>
-              <w:ind w:left="107"/>
-              <w:rPr>
-                <w:sz w:val="16"/>
-              </w:rPr>
-            </w:pPr>
-            <w:r>
-              <w:rPr>
-                <w:spacing w:val="-5"/>
-                <w:sz w:val="16"/>
-              </w:rPr>
-              <w:t xml:space="preserve">1.0</w:t>
+            <w:r>
+              <w:t>2.0</w:t>
             </w:r>
           </w:p>
         </w:tc>
@@ -3799,20 +3787,8 @@
             <w:tcW w:w="1729" w:type="dxa"/>
           </w:tcPr>
           <w:p>
-            <w:pPr>
-              <w:pStyle w:val="TableParagraph"/>
-              <w:spacing w:line="164" w:lineRule="exact"/>
-              <w:ind w:left="105"/>
-              <w:rPr>
-                <w:sz w:val="16"/>
-              </w:rPr>
-            </w:pPr>
-            <w:r>
-              <w:rPr>
-                <w:spacing w:val="-2"/>
-                <w:sz w:val="16"/>
-              </w:rPr>
-              <w:t xml:space="preserve">12/10/2026</w:t>
+            <w:r>
+              <w:t>17/10/2026</w:t>
             </w:r>
           </w:p>
         </w:tc>
@@ -3821,19 +3797,8 @@
             <w:tcW w:w="1727" w:type="dxa"/>
           </w:tcPr>
           <w:p>
-            <w:pPr>
-              <w:pStyle w:val="TableParagraph"/>
-              <w:spacing w:line="164" w:lineRule="exact"/>
-              <w:ind w:left="104"/>
-              <w:rPr>
-                <w:sz w:val="16"/>
-              </w:rPr>
-            </w:pPr>
-            <w:r>
-              <w:rPr>
-                <w:sz w:val="16"/>
-              </w:rPr>
-              <w:t xml:space="preserve">Versión inicial</w:t>
+            <w:r>
+              <w:t>Normalización con roles reales de planta (FGAP030), YOLOv8, tipificación en HU08 y HU11 en Sprint 2</w:t>
             </w:r>
           </w:p>
         </w:tc>
@@ -4008,19 +3973,8 @@
             <w:tcW w:w="10360" w:type="dxa"/>
           </w:tcPr>
           <w:p>
-            <w:pPr>
-              <w:pStyle w:val="TableParagraph"/>
-              <w:spacing w:line="218" w:lineRule="exact"/>
-              <w:ind w:left="107" w:right="198"/>
-              <w:rPr>
-                <w:sz w:val="19"/>
-              </w:rPr>
-            </w:pPr>
-            <w:r>
-              <w:rPr>
-                <w:sz w:val="19"/>
-              </w:rPr>
-              <w:t xml:space="preserve">PY-NB-001 – NewBit: plataforma de Computer Vision que convierte cámaras existentes en sensores inteligentes configurables para operaciones industriales</w:t>
+            <w:r>
+              <w:t>PY-NB-001 – Sistema web con Visión Artificial para la detección de actos inseguros en áreas operativas de manufactura metalmecánica (Nombre comercial: NewBit)</w:t>
             </w:r>
           </w:p>
         </w:tc>
@@ -4067,125 +4021,8 @@
             <w:shd w:val="clear" w:color="auto" w:fill="D99493"/>
           </w:tcPr>
           <w:p>
-            <w:pPr>
-              <w:pStyle w:val="TableParagraph"/>
-              <w:spacing w:before="80"/>
-              <w:ind w:left="91"/>
-              <w:rPr>
-                <w:rFonts w:ascii="Arial" w:hAnsi="Arial"/>
-                <w:b/>
-                <w:sz w:val="19"/>
-              </w:rPr>
-            </w:pPr>
-            <w:r>
-              <w:rPr>
-                <w:rFonts w:ascii="Arial" w:hAnsi="Arial"/>
-                <w:b/>
-                <w:sz w:val="19"/>
-              </w:rPr>
-              <w:t>NOMBRE</w:t>
-            </w:r>
-            <w:r>
-              <w:rPr>
-                <w:rFonts w:ascii="Arial" w:hAnsi="Arial"/>
-                <w:b/>
-                <w:spacing w:val="-5"/>
-                <w:sz w:val="19"/>
-              </w:rPr>
-              <w:t xml:space="preserve"> </w:t>
-            </w:r>
-            <w:r>
-              <w:rPr>
-                <w:rFonts w:ascii="Arial" w:hAnsi="Arial"/>
-                <w:b/>
-                <w:sz w:val="19"/>
-              </w:rPr>
-              <w:t>CORTO</w:t>
-            </w:r>
-            <w:r>
-              <w:rPr>
-                <w:rFonts w:ascii="Arial" w:hAnsi="Arial"/>
-                <w:b/>
-                <w:spacing w:val="-3"/>
-                <w:sz w:val="19"/>
-              </w:rPr>
-              <w:t xml:space="preserve"> </w:t>
-            </w:r>
-            <w:r>
-              <w:rPr>
-                <w:rFonts w:ascii="Arial" w:hAnsi="Arial"/>
-                <w:b/>
-                <w:sz w:val="19"/>
-              </w:rPr>
-              <w:t>DE</w:t>
-            </w:r>
-            <w:r>
-              <w:rPr>
-                <w:rFonts w:ascii="Arial" w:hAnsi="Arial"/>
-                <w:b/>
-                <w:spacing w:val="-6"/>
-                <w:sz w:val="19"/>
-              </w:rPr>
-              <w:t xml:space="preserve"> </w:t>
-            </w:r>
-            <w:r>
-              <w:rPr>
-                <w:rFonts w:ascii="Arial" w:hAnsi="Arial"/>
-                <w:b/>
-                <w:sz w:val="19"/>
-              </w:rPr>
-              <w:t>LA</w:t>
-            </w:r>
-            <w:r>
-              <w:rPr>
-                <w:rFonts w:ascii="Arial" w:hAnsi="Arial"/>
-                <w:b/>
-                <w:spacing w:val="-3"/>
-                <w:sz w:val="19"/>
-              </w:rPr>
-              <w:t xml:space="preserve"> </w:t>
-            </w:r>
-            <w:r>
-              <w:rPr>
-                <w:rFonts w:ascii="Arial" w:hAnsi="Arial"/>
-                <w:b/>
-                <w:sz w:val="19"/>
-              </w:rPr>
-              <w:t>ÉPICA:</w:t>
-            </w:r>
-            <w:r>
-              <w:rPr>
-                <w:rFonts w:ascii="Arial" w:hAnsi="Arial"/>
-                <w:b/>
-                <w:spacing w:val="-4"/>
-                <w:sz w:val="19"/>
-              </w:rPr>
-              <w:t xml:space="preserve"> </w:t>
-            </w:r>
-            <w:r>
-              <w:rPr>
-                <w:rFonts w:ascii="Arial" w:hAnsi="Arial"/>
-                <w:b/>
-                <w:sz w:val="19"/>
-              </w:rPr>
-              <w:t>EP01 –</w:t>
-            </w:r>
-            <w:r>
-              <w:rPr>
-                <w:rFonts w:ascii="Arial" w:hAnsi="Arial"/>
-                <w:b/>
-                <w:spacing w:val="-3"/>
-                <w:sz w:val="19"/>
-              </w:rPr>
-              <w:t xml:space="preserve"> </w:t>
-            </w:r>
-            <w:r>
-              <w:rPr>
-                <w:rFonts w:ascii="Arial" w:hAnsi="Arial"/>
-                <w:b/>
-                <w:sz w:val="19"/>
-              </w:rPr>
-              <w:t>Ingestión y preprocesamiento de video</w:t>
+            <w:r>
+              <w:t>NOMBRE CORTO DE LA ÉPICA: EP01 – Ingestión y preprocesamiento de video</w:t>
             </w:r>
           </w:p>
         </w:tc>
@@ -4199,177 +4036,10 @@
             <w:tcW w:w="10370" w:type="dxa"/>
           </w:tcPr>
           <w:p>
-            <w:pPr>
-              <w:pStyle w:val="TableParagraph"/>
-              <w:spacing w:before="1"/>
-              <w:ind w:left="101"/>
-              <w:rPr>
-                <w:sz w:val="19"/>
-              </w:rPr>
-            </w:pPr>
-            <w:r>
-              <w:rPr>
-                <w:rFonts w:ascii="Arial" w:hAnsi="Arial"/>
-                <w:b/>
-                <w:sz w:val="19"/>
-              </w:rPr>
-              <w:t>DESCRIPCIÓN</w:t>
-            </w:r>
-            <w:r>
-              <w:rPr>
-                <w:rFonts w:ascii="Arial" w:hAnsi="Arial"/>
-                <w:b/>
-                <w:spacing w:val="-2"/>
-                <w:sz w:val="19"/>
-              </w:rPr>
-              <w:t xml:space="preserve"> </w:t>
-            </w:r>
-            <w:r>
-              <w:rPr>
-                <w:rFonts w:ascii="Arial" w:hAnsi="Arial"/>
-                <w:b/>
-                <w:sz w:val="19"/>
-              </w:rPr>
-              <w:t>DE</w:t>
-            </w:r>
-            <w:r>
-              <w:rPr>
-                <w:rFonts w:ascii="Arial" w:hAnsi="Arial"/>
-                <w:b/>
-                <w:spacing w:val="-4"/>
-                <w:sz w:val="19"/>
-              </w:rPr>
-              <w:t xml:space="preserve"> </w:t>
-            </w:r>
-            <w:r>
-              <w:rPr>
-                <w:rFonts w:ascii="Arial" w:hAnsi="Arial"/>
-                <w:b/>
-                <w:sz w:val="19"/>
-              </w:rPr>
-              <w:t>LA</w:t>
-            </w:r>
-            <w:r>
-              <w:rPr>
-                <w:rFonts w:ascii="Arial" w:hAnsi="Arial"/>
-                <w:b/>
-                <w:spacing w:val="-1"/>
-                <w:sz w:val="19"/>
-              </w:rPr>
-              <w:t xml:space="preserve"> </w:t>
-            </w:r>
-            <w:r>
-              <w:rPr>
-                <w:rFonts w:ascii="Arial" w:hAnsi="Arial"/>
-                <w:b/>
-                <w:sz w:val="19"/>
-              </w:rPr>
-              <w:t>ÉPICA:</w:t>
-            </w:r>
-            <w:r>
-              <w:rPr>
-                <w:rFonts w:ascii="Arial" w:hAnsi="Arial"/>
-                <w:b/>
-                <w:spacing w:val="-1"/>
-                <w:sz w:val="19"/>
-              </w:rPr>
-              <w:t xml:space="preserve"> </w:t>
-            </w:r>
-            <w:r>
-              <w:rPr>
-                <w:sz w:val="19"/>
-              </w:rPr>
-              <w:t>Como investigador, yo debería cargar y normalizar secuencias de video industrial, a fin de disponer de los datos visuales estructurados y listos para la fase de extracción de características.</w:t>
-            </w:r>
-          </w:p>
-          <w:p>
-            <w:pPr>
-              <w:pStyle w:val="TableParagraph"/>
-              <w:spacing w:before="1"/>
-              <w:ind w:left="101"/>
-              <w:rPr>
-                <w:sz w:val="19"/>
-              </w:rPr>
-            </w:pPr>
-            <w:r>
-              <w:rPr>
-                <w:rFonts w:ascii="Arial" w:hAnsi="Arial"/>
-                <w:b/>
-                <w:color w:val="1F4E79"/>
-                <w:sz w:val="19"/>
-              </w:rPr>
-              <w:t>Para</w:t>
-            </w:r>
-            <w:r>
-              <w:rPr>
-                <w:rFonts w:ascii="Arial" w:hAnsi="Arial"/>
-                <w:b/>
-                <w:color w:val="1F4E79"/>
-                <w:spacing w:val="-3"/>
-                <w:sz w:val="19"/>
-              </w:rPr>
-              <w:t xml:space="preserve"> </w:t>
-            </w:r>
-            <w:r>
-              <w:rPr>
-                <w:rFonts w:ascii="Arial" w:hAnsi="Arial"/>
-                <w:b/>
-                <w:color w:val="1F4E79"/>
-                <w:sz w:val="19"/>
-              </w:rPr>
-              <w:t>entenderla</w:t>
-            </w:r>
-            <w:r>
-              <w:rPr>
-                <w:rFonts w:ascii="Arial" w:hAnsi="Arial"/>
-                <w:b/>
-                <w:color w:val="1F4E79"/>
-                <w:spacing w:val="-2"/>
-                <w:sz w:val="19"/>
-              </w:rPr>
-              <w:t xml:space="preserve"> </w:t>
-            </w:r>
-            <w:r>
-              <w:rPr>
-                <w:rFonts w:ascii="Arial" w:hAnsi="Arial"/>
-                <w:b/>
-                <w:color w:val="1F4E79"/>
-                <w:sz w:val="19"/>
-              </w:rPr>
-              <w:t>mejor:</w:t>
-            </w:r>
-            <w:r>
-              <w:rPr>
-                <w:rFonts w:ascii="Arial" w:hAnsi="Arial"/>
-                <w:b/>
-                <w:color w:val="1F4E79"/>
-                <w:spacing w:val="-2"/>
-                <w:sz w:val="19"/>
-              </w:rPr>
-              <w:t xml:space="preserve"> </w:t>
-            </w:r>
-            <w:r>
-              <w:rPr>
-                <w:color w:val="1F4E79"/>
-                <w:sz w:val="19"/>
-              </w:rPr>
-              <w:t xml:space="preserve">Esta épica reúne historias como: cargar archivo de video, extraer </w:t>
-            </w:r>
-            <w:proofErr w:type="spellStart"/>
-            <w:r>
-              <w:rPr>
-                <w:color w:val="1F4E79"/>
-                <w:sz w:val="19"/>
-              </w:rPr>
-              <w:t>frames</w:t>
-            </w:r>
-            <w:proofErr w:type="spellEnd"/>
-            <w:r>
-              <w:rPr>
-                <w:color w:val="1F4E79"/>
-                <w:sz w:val="19"/>
-              </w:rPr>
-              <w:t xml:space="preserve"> individuales y redimensionar las imágenes a la resolución requerida por la arquitectura inicial.</w:t>
+            <w:r>
+              <w:t>DESCRIPCIÓN DE LA ÉPICA: Como Administrador de TI (Jorge Ponce), yo debería cargar y validar secuencias de video de áreas de manufactura, a fin de disponer de datos estructurados para el análisis automatizado.</w:t>
+              <w:br/>
+              <w:t>Para entenderla mejor: Esta épica reúne historias sobre la carga de clips de video MP4, previsualización en visor web y consulta del catálogo de archivos cargados.</w:t>
             </w:r>
           </w:p>
         </w:tc>
@@ -4416,142 +4086,8 @@
             <w:shd w:val="clear" w:color="auto" w:fill="D99493"/>
           </w:tcPr>
           <w:p>
-            <w:pPr>
-              <w:pStyle w:val="TableParagraph"/>
-              <w:spacing w:before="79"/>
-              <w:ind w:left="91"/>
-              <w:rPr>
-                <w:rFonts w:ascii="Arial" w:hAnsi="Arial"/>
-                <w:b/>
-                <w:sz w:val="19"/>
-              </w:rPr>
-            </w:pPr>
-            <w:r>
-              <w:rPr>
-                <w:rFonts w:ascii="Arial" w:hAnsi="Arial"/>
-                <w:b/>
-                <w:sz w:val="19"/>
-              </w:rPr>
-              <w:t>NOMBRE</w:t>
-            </w:r>
-            <w:r>
-              <w:rPr>
-                <w:rFonts w:ascii="Arial" w:hAnsi="Arial"/>
-                <w:b/>
-                <w:spacing w:val="-5"/>
-                <w:sz w:val="19"/>
-              </w:rPr>
-              <w:t xml:space="preserve"> </w:t>
-            </w:r>
-            <w:r>
-              <w:rPr>
-                <w:rFonts w:ascii="Arial" w:hAnsi="Arial"/>
-                <w:b/>
-                <w:sz w:val="19"/>
-              </w:rPr>
-              <w:t>CORTO</w:t>
-            </w:r>
-            <w:r>
-              <w:rPr>
-                <w:rFonts w:ascii="Arial" w:hAnsi="Arial"/>
-                <w:b/>
-                <w:spacing w:val="-3"/>
-                <w:sz w:val="19"/>
-              </w:rPr>
-              <w:t xml:space="preserve"> </w:t>
-            </w:r>
-            <w:r>
-              <w:rPr>
-                <w:rFonts w:ascii="Arial" w:hAnsi="Arial"/>
-                <w:b/>
-                <w:sz w:val="19"/>
-              </w:rPr>
-              <w:t>DE</w:t>
-            </w:r>
-            <w:r>
-              <w:rPr>
-                <w:rFonts w:ascii="Arial" w:hAnsi="Arial"/>
-                <w:b/>
-                <w:spacing w:val="-6"/>
-                <w:sz w:val="19"/>
-              </w:rPr>
-              <w:t xml:space="preserve"> </w:t>
-            </w:r>
-            <w:r>
-              <w:rPr>
-                <w:rFonts w:ascii="Arial" w:hAnsi="Arial"/>
-                <w:b/>
-                <w:sz w:val="19"/>
-              </w:rPr>
-              <w:t>LA</w:t>
-            </w:r>
-            <w:r>
-              <w:rPr>
-                <w:rFonts w:ascii="Arial" w:hAnsi="Arial"/>
-                <w:b/>
-                <w:spacing w:val="-3"/>
-                <w:sz w:val="19"/>
-              </w:rPr>
-              <w:t xml:space="preserve"> </w:t>
-            </w:r>
-            <w:r>
-              <w:rPr>
-                <w:rFonts w:ascii="Arial" w:hAnsi="Arial"/>
-                <w:b/>
-                <w:sz w:val="19"/>
-              </w:rPr>
-              <w:t>ÉPICA:</w:t>
-            </w:r>
-            <w:r>
-              <w:rPr>
-                <w:rFonts w:ascii="Arial" w:hAnsi="Arial"/>
-                <w:b/>
-                <w:spacing w:val="-4"/>
-                <w:sz w:val="19"/>
-              </w:rPr>
-              <w:t xml:space="preserve"> </w:t>
-            </w:r>
-            <w:r>
-              <w:rPr>
-                <w:rFonts w:ascii="Arial" w:hAnsi="Arial"/>
-                <w:b/>
-                <w:sz w:val="19"/>
-              </w:rPr>
-              <w:t>EP02</w:t>
-            </w:r>
-            <w:r>
-              <w:rPr>
-                <w:rFonts w:ascii="Arial" w:hAnsi="Arial"/>
-                <w:b/>
-                <w:spacing w:val="-1"/>
-                <w:sz w:val="19"/>
-              </w:rPr>
-              <w:t xml:space="preserve"> </w:t>
-            </w:r>
-            <w:r>
-              <w:rPr>
-                <w:rFonts w:ascii="Arial" w:hAnsi="Arial"/>
-                <w:b/>
-                <w:sz w:val="19"/>
-              </w:rPr>
-              <w:t>–</w:t>
-            </w:r>
-            <w:r>
-              <w:rPr>
-                <w:rFonts w:ascii="Arial" w:hAnsi="Arial"/>
-                <w:b/>
-                <w:spacing w:val="-3"/>
-                <w:sz w:val="19"/>
-              </w:rPr>
-              <w:t xml:space="preserve"> </w:t>
-            </w:r>
-            <w:r>
-              <w:rPr>
-                <w:rFonts w:ascii="Arial" w:hAnsi="Arial"/>
-                <w:b/>
-                <w:sz w:val="19"/>
-              </w:rPr>
-              <w:t>Extracción espacial y filtrado inteligente (YOLOv4)</w:t>
+            <w:r>
+              <w:t>NOMBRE CORTO DE LA ÉPICA: EP02 – Inferencia espacial y reducción de fotogramas (YOLOv8)</w:t>
             </w:r>
           </w:p>
         </w:tc>
@@ -4565,58 +4101,10 @@
             <w:tcW w:w="10360" w:type="dxa"/>
           </w:tcPr>
           <w:p>
-            <w:pPr>
-              <w:pStyle w:val="TableParagraph"/>
-              <w:spacing w:before="99"/>
-              <w:ind w:left="101"/>
-              <w:rPr>
-                <w:sz w:val="19"/>
-              </w:rPr>
-            </w:pPr>
-            <w:r>
-              <w:rPr>
-                <w:rFonts w:ascii="Arial" w:hAnsi="Arial"/>
-                <w:b/>
-                <w:sz w:val="19"/>
-              </w:rPr>
-              <w:t xml:space="preserve">DESCRIPCIÓN DE LA ÉPICA: </w:t>
-            </w:r>
-            <w:r>
-              <w:rPr>
-                <w:sz w:val="19"/>
-              </w:rPr>
-              <w:t xml:space="preserve">Como investigador, yo debería procesar los </w:t>
-            </w:r>
-            <w:proofErr w:type="spellStart"/>
-            <w:r>
-              <w:rPr>
-                <w:sz w:val="19"/>
-              </w:rPr>
-              <w:t>frames</w:t>
-            </w:r>
-            <w:proofErr w:type="spellEnd"/>
-            <w:r>
-              <w:rPr>
-                <w:sz w:val="19"/>
-              </w:rPr>
-              <w:t xml:space="preserve"> mediante YOLOv4 para detectar sujetos y descartar los fotogramas irrelevantes, a fin de reducir la carga computacional y optimizar el tamaño de la secuencia antes del análisis temporal.</w:t>
-            </w:r>
-          </w:p>
-          <w:p>
-            <w:pPr>
-              <w:pStyle w:val="TableParagraph"/>
-              <w:spacing w:before="1"/>
-              <w:ind w:left="101" w:right="198"/>
-              <w:rPr>
-                <w:sz w:val="19"/>
-              </w:rPr>
-            </w:pPr>
-            <w:r>
-              <w:rPr>
-                <w:color w:val="1F4E79"/>
-                <w:sz w:val="19"/>
-              </w:rPr>
-              <w:t xml:space="preserve">Para entenderla mejor: Es el primer gran aporte de NewBit. Contiene historias sobre la ejecución del modelo espacial, la detección de personas y la eliminación programática de frames "seguros" o vacíos.</w:t>
+            <w:r>
+              <w:t>DESCRIPCIÓN DE LA ÉPICA: Como Supervisora de SST (Mariana Torres), yo debería procesar los fotogramas mediante YOLOv8 para detectar personas y áreas operativas y descartar fotogramas sin actividad, a fin de optimizar el tiempo de respuesta y focalizar la inspección.</w:t>
+              <w:br/>
+              <w:t>Para entenderla mejor: Contiene historias sobre la reducción de FPS (submuestreo inteligente), inferencia del detector YOLOv8 y filtrado de fotogramas relevantes.</w:t>
             </w:r>
           </w:p>
         </w:tc>
@@ -4663,142 +4151,8 @@
             <w:shd w:val="clear" w:color="auto" w:fill="D99493"/>
           </w:tcPr>
           <w:p>
-            <w:pPr>
-              <w:pStyle w:val="TableParagraph"/>
-              <w:spacing w:before="79"/>
-              <w:ind w:left="91"/>
-              <w:rPr>
-                <w:rFonts w:ascii="Arial" w:hAnsi="Arial"/>
-                <w:b/>
-                <w:sz w:val="19"/>
-              </w:rPr>
-            </w:pPr>
-            <w:r>
-              <w:rPr>
-                <w:rFonts w:ascii="Arial" w:hAnsi="Arial"/>
-                <w:b/>
-                <w:sz w:val="19"/>
-              </w:rPr>
-              <w:t>NOMBRE</w:t>
-            </w:r>
-            <w:r>
-              <w:rPr>
-                <w:rFonts w:ascii="Arial" w:hAnsi="Arial"/>
-                <w:b/>
-                <w:spacing w:val="-5"/>
-                <w:sz w:val="19"/>
-              </w:rPr>
-              <w:t xml:space="preserve"> </w:t>
-            </w:r>
-            <w:r>
-              <w:rPr>
-                <w:rFonts w:ascii="Arial" w:hAnsi="Arial"/>
-                <w:b/>
-                <w:sz w:val="19"/>
-              </w:rPr>
-              <w:t>CORTO</w:t>
-            </w:r>
-            <w:r>
-              <w:rPr>
-                <w:rFonts w:ascii="Arial" w:hAnsi="Arial"/>
-                <w:b/>
-                <w:spacing w:val="-4"/>
-                <w:sz w:val="19"/>
-              </w:rPr>
-              <w:t xml:space="preserve"> </w:t>
-            </w:r>
-            <w:r>
-              <w:rPr>
-                <w:rFonts w:ascii="Arial" w:hAnsi="Arial"/>
-                <w:b/>
-                <w:sz w:val="19"/>
-              </w:rPr>
-              <w:t>DE</w:t>
-            </w:r>
-            <w:r>
-              <w:rPr>
-                <w:rFonts w:ascii="Arial" w:hAnsi="Arial"/>
-                <w:b/>
-                <w:spacing w:val="-6"/>
-                <w:sz w:val="19"/>
-              </w:rPr>
-              <w:t xml:space="preserve"> </w:t>
-            </w:r>
-            <w:r>
-              <w:rPr>
-                <w:rFonts w:ascii="Arial" w:hAnsi="Arial"/>
-                <w:b/>
-                <w:sz w:val="19"/>
-              </w:rPr>
-              <w:t>LA</w:t>
-            </w:r>
-            <w:r>
-              <w:rPr>
-                <w:rFonts w:ascii="Arial" w:hAnsi="Arial"/>
-                <w:b/>
-                <w:spacing w:val="-4"/>
-                <w:sz w:val="19"/>
-              </w:rPr>
-              <w:t xml:space="preserve"> </w:t>
-            </w:r>
-            <w:r>
-              <w:rPr>
-                <w:rFonts w:ascii="Arial" w:hAnsi="Arial"/>
-                <w:b/>
-                <w:sz w:val="19"/>
-              </w:rPr>
-              <w:t>ÉPICA:</w:t>
-            </w:r>
-            <w:r>
-              <w:rPr>
-                <w:rFonts w:ascii="Arial" w:hAnsi="Arial"/>
-                <w:b/>
-                <w:spacing w:val="-4"/>
-                <w:sz w:val="19"/>
-              </w:rPr>
-              <w:t xml:space="preserve"> </w:t>
-            </w:r>
-            <w:r>
-              <w:rPr>
-                <w:rFonts w:ascii="Arial" w:hAnsi="Arial"/>
-                <w:b/>
-                <w:sz w:val="19"/>
-              </w:rPr>
-              <w:t>EP03</w:t>
-            </w:r>
-            <w:r>
-              <w:rPr>
-                <w:rFonts w:ascii="Arial" w:hAnsi="Arial"/>
-                <w:b/>
-                <w:spacing w:val="-1"/>
-                <w:sz w:val="19"/>
-              </w:rPr>
-              <w:t xml:space="preserve"> </w:t>
-            </w:r>
-            <w:r>
-              <w:rPr>
-                <w:rFonts w:ascii="Arial" w:hAnsi="Arial"/>
-                <w:b/>
-                <w:sz w:val="19"/>
-              </w:rPr>
-              <w:t>–</w:t>
-            </w:r>
-            <w:r>
-              <w:rPr>
-                <w:rFonts w:ascii="Arial" w:hAnsi="Arial"/>
-                <w:b/>
-                <w:spacing w:val="-2"/>
-                <w:sz w:val="19"/>
-              </w:rPr>
-              <w:t xml:space="preserve"> </w:t>
-            </w:r>
-            <w:r>
-              <w:rPr>
-                <w:rFonts w:ascii="Arial" w:hAnsi="Arial"/>
-                <w:b/>
-                <w:sz w:val="19"/>
-              </w:rPr>
-              <w:t>Segmentación de secuencias temporales</w:t>
+            <w:r>
+              <w:t>NOMBRE CORTO DE LA ÉPICA: EP03 – Segmentación de secuencias temporales</w:t>
             </w:r>
           </w:p>
         </w:tc>
@@ -4812,122 +4166,10 @@
             <w:tcW w:w="10360" w:type="dxa"/>
           </w:tcPr>
           <w:p>
-            <w:pPr>
-              <w:pStyle w:val="TableParagraph"/>
-              <w:spacing w:before="99"/>
-              <w:ind w:left="101" w:right="56"/>
-              <w:rPr>
-                <w:sz w:val="19"/>
-              </w:rPr>
-            </w:pPr>
-            <w:r>
-              <w:rPr>
-                <w:rFonts w:ascii="Arial" w:hAnsi="Arial"/>
-                <w:b/>
-                <w:sz w:val="19"/>
-              </w:rPr>
-              <w:t xml:space="preserve">DESCRIPCIÓN DE LA ÉPICA: </w:t>
-            </w:r>
-            <w:r>
-              <w:rPr>
-                <w:sz w:val="19"/>
-              </w:rPr>
-              <w:t xml:space="preserve">Como investigador, yo debería agrupar los </w:t>
-            </w:r>
-            <w:proofErr w:type="spellStart"/>
-            <w:r>
-              <w:rPr>
-                <w:sz w:val="19"/>
-              </w:rPr>
-              <w:t>frames</w:t>
-            </w:r>
-            <w:proofErr w:type="spellEnd"/>
-            <w:r>
-              <w:rPr>
-                <w:sz w:val="19"/>
-              </w:rPr>
-              <w:t xml:space="preserve"> filtrados en secuencias o clips continuos, a fin de aislar temporalmente las conductas para que el modelo predictivo evalúe una sola acción a la vez.</w:t>
-            </w:r>
-          </w:p>
-          <w:p>
-            <w:pPr>
-              <w:pStyle w:val="TableParagraph"/>
-              <w:spacing w:before="1"/>
-              <w:ind w:left="101"/>
-              <w:rPr>
-                <w:sz w:val="19"/>
-              </w:rPr>
-            </w:pPr>
-            <w:r>
-              <w:rPr>
-                <w:rFonts w:ascii="Arial" w:hAnsi="Arial"/>
-                <w:b/>
-                <w:color w:val="1F4E79"/>
-                <w:sz w:val="19"/>
-              </w:rPr>
-              <w:t>Para</w:t>
-            </w:r>
-            <w:r>
-              <w:rPr>
-                <w:rFonts w:ascii="Arial" w:hAnsi="Arial"/>
-                <w:b/>
-                <w:color w:val="1F4E79"/>
-                <w:spacing w:val="-3"/>
-                <w:sz w:val="19"/>
-              </w:rPr>
-              <w:t xml:space="preserve"> </w:t>
-            </w:r>
-            <w:r>
-              <w:rPr>
-                <w:rFonts w:ascii="Arial" w:hAnsi="Arial"/>
-                <w:b/>
-                <w:color w:val="1F4E79"/>
-                <w:sz w:val="19"/>
-              </w:rPr>
-              <w:t>entenderla</w:t>
-            </w:r>
-            <w:r>
-              <w:rPr>
-                <w:rFonts w:ascii="Arial" w:hAnsi="Arial"/>
-                <w:b/>
-                <w:color w:val="1F4E79"/>
-                <w:spacing w:val="-2"/>
-                <w:sz w:val="19"/>
-              </w:rPr>
-              <w:t xml:space="preserve"> </w:t>
-            </w:r>
-            <w:r>
-              <w:rPr>
-                <w:rFonts w:ascii="Arial" w:hAnsi="Arial"/>
-                <w:b/>
-                <w:color w:val="1F4E79"/>
-                <w:sz w:val="19"/>
-              </w:rPr>
-              <w:t>mejor:</w:t>
-            </w:r>
-            <w:r>
-              <w:rPr>
-                <w:rFonts w:ascii="Arial" w:hAnsi="Arial"/>
-                <w:b/>
-                <w:color w:val="1F4E79"/>
-                <w:spacing w:val="-2"/>
-                <w:sz w:val="19"/>
-              </w:rPr>
-              <w:t xml:space="preserve"> </w:t>
-            </w:r>
-            <w:r>
-              <w:rPr>
-                <w:color w:val="1F4E79"/>
-                <w:sz w:val="19"/>
-              </w:rPr>
-              <w:t>A</w:t>
-            </w:r>
-            <w:r>
-              <w:rPr>
-                <w:color w:val="1F4E79"/>
-                <w:sz w:val="19"/>
-              </w:rPr>
-              <w:t>barca historias de usuario que transforman imágenes sueltas en "paquetes temporales" o tensores tridimensionales que serán la entrada de la siguiente red neuronal.</w:t>
+            <w:r>
+              <w:t>DESCRIPCIÓN DE LA ÉPICA: Como Supervisora de SST (Mariana Torres), yo debería agrupar los fotogramas con actividad humana en secuencias continuas, a fin de estructurar eventos unitarios para el análisis dinámico.</w:t>
+              <w:br/>
+              <w:t>Para entenderla mejor: Transforma fotogramas individuales en clips continuos de 16 a 32 frames que alimentan la red neuronal espacio-temporal.</w:t>
             </w:r>
           </w:p>
         </w:tc>
@@ -4974,161 +4216,8 @@
             <w:shd w:val="clear" w:color="auto" w:fill="D99493"/>
           </w:tcPr>
           <w:p>
-            <w:pPr>
-              <w:pStyle w:val="TableParagraph"/>
-              <w:spacing w:before="80"/>
-              <w:ind w:left="91"/>
-              <w:rPr>
-                <w:rFonts w:ascii="Arial" w:hAnsi="Arial"/>
-                <w:b/>
-                <w:sz w:val="19"/>
-              </w:rPr>
-            </w:pPr>
-            <w:r>
-              <w:rPr>
-                <w:rFonts w:ascii="Arial" w:hAnsi="Arial"/>
-                <w:b/>
-                <w:sz w:val="19"/>
-              </w:rPr>
-              <w:t>NOMBRE</w:t>
-            </w:r>
-            <w:r>
-              <w:rPr>
-                <w:rFonts w:ascii="Arial" w:hAnsi="Arial"/>
-                <w:b/>
-                <w:spacing w:val="-4"/>
-                <w:sz w:val="19"/>
-              </w:rPr>
-              <w:t xml:space="preserve"> </w:t>
-            </w:r>
-            <w:r>
-              <w:rPr>
-                <w:rFonts w:ascii="Arial" w:hAnsi="Arial"/>
-                <w:b/>
-                <w:sz w:val="19"/>
-              </w:rPr>
-              <w:t>CORTO</w:t>
-            </w:r>
-            <w:r>
-              <w:rPr>
-                <w:rFonts w:ascii="Arial" w:hAnsi="Arial"/>
-                <w:b/>
-                <w:spacing w:val="-4"/>
-                <w:sz w:val="19"/>
-              </w:rPr>
-              <w:t xml:space="preserve"> </w:t>
-            </w:r>
-            <w:r>
-              <w:rPr>
-                <w:rFonts w:ascii="Arial" w:hAnsi="Arial"/>
-                <w:b/>
-                <w:sz w:val="19"/>
-              </w:rPr>
-              <w:t>DE</w:t>
-            </w:r>
-            <w:r>
-              <w:rPr>
-                <w:rFonts w:ascii="Arial" w:hAnsi="Arial"/>
-                <w:b/>
-                <w:spacing w:val="-5"/>
-                <w:sz w:val="19"/>
-              </w:rPr>
-              <w:t xml:space="preserve"> </w:t>
-            </w:r>
-            <w:r>
-              <w:rPr>
-                <w:rFonts w:ascii="Arial" w:hAnsi="Arial"/>
-                <w:b/>
-                <w:sz w:val="19"/>
-              </w:rPr>
-              <w:t>LA</w:t>
-            </w:r>
-            <w:r>
-              <w:rPr>
-                <w:rFonts w:ascii="Arial" w:hAnsi="Arial"/>
-                <w:b/>
-                <w:spacing w:val="-3"/>
-                <w:sz w:val="19"/>
-              </w:rPr>
-              <w:t xml:space="preserve"> </w:t>
-            </w:r>
-            <w:r>
-              <w:rPr>
-                <w:rFonts w:ascii="Arial" w:hAnsi="Arial"/>
-                <w:b/>
-                <w:sz w:val="19"/>
-              </w:rPr>
-              <w:t>ÉPICA:</w:t>
-            </w:r>
-            <w:r>
-              <w:rPr>
-                <w:rFonts w:ascii="Arial" w:hAnsi="Arial"/>
-                <w:b/>
-                <w:spacing w:val="-4"/>
-                <w:sz w:val="19"/>
-              </w:rPr>
-              <w:t xml:space="preserve"> </w:t>
-            </w:r>
-            <w:r>
-              <w:rPr>
-                <w:rFonts w:ascii="Arial" w:hAnsi="Arial"/>
-                <w:b/>
-                <w:sz w:val="19"/>
-              </w:rPr>
-              <w:t>EP04 –</w:t>
-            </w:r>
-            <w:r>
-              <w:rPr>
-                <w:rFonts w:ascii="Arial" w:hAnsi="Arial"/>
-                <w:b/>
-                <w:spacing w:val="-3"/>
-                <w:sz w:val="19"/>
-              </w:rPr>
-              <w:t xml:space="preserve"> </w:t>
-            </w:r>
-            <w:r>
-              <w:rPr>
-                <w:rFonts w:ascii="Arial" w:hAnsi="Arial"/>
-                <w:b/>
-                <w:sz w:val="19"/>
-              </w:rPr>
-              <w:t xml:space="preserve">Clasificación </w:t>
-            </w:r>
-            <w:proofErr w:type="gramStart"/>
-            <w:r>
-              <w:rPr>
-                <w:rFonts w:ascii="Arial" w:hAnsi="Arial"/>
-                <w:b/>
-                <w:sz w:val="19"/>
-              </w:rPr>
-              <w:t>espacio-temporal</w:t>
-            </w:r>
-            <w:proofErr w:type="gramEnd"/>
-            <w:r>
-              <w:rPr>
-                <w:rFonts w:ascii="Arial" w:hAnsi="Arial"/>
-                <w:b/>
-                <w:sz w:val="19"/>
-              </w:rPr>
-              <w:t xml:space="preserve"> (</w:t>
-            </w:r>
-            <w:proofErr w:type="spellStart"/>
-            <w:r>
-              <w:rPr>
-                <w:rFonts w:ascii="Arial" w:hAnsi="Arial"/>
-                <w:b/>
-                <w:sz w:val="19"/>
-              </w:rPr>
-              <w:t>ConvLSTM</w:t>
-            </w:r>
-            <w:proofErr w:type="spellEnd"/>
-            <w:r>
-              <w:rPr>
-                <w:rFonts w:ascii="Arial" w:hAnsi="Arial"/>
-                <w:b/>
-                <w:sz w:val="19"/>
-              </w:rPr>
-              <w:t>)</w:t>
+            <w:r>
+              <w:t>NOMBRE CORTO DE LA ÉPICA: EP04 – Clasificación espacio-temporal (ConvLSTM)</w:t>
             </w:r>
           </w:p>
         </w:tc>
@@ -5142,191 +4231,10 @@
             <w:tcW w:w="10360" w:type="dxa"/>
           </w:tcPr>
           <w:p>
-            <w:pPr>
-              <w:pStyle w:val="TableParagraph"/>
-              <w:spacing w:before="99"/>
-              <w:ind w:left="101" w:right="198"/>
-              <w:rPr>
-                <w:sz w:val="19"/>
-              </w:rPr>
-            </w:pPr>
-            <w:r>
-              <w:rPr>
-                <w:rFonts w:ascii="Arial" w:hAnsi="Arial"/>
-                <w:b/>
-                <w:sz w:val="19"/>
-              </w:rPr>
-              <w:t>DESCRIPCIÓN</w:t>
-            </w:r>
-            <w:r>
-              <w:rPr>
-                <w:rFonts w:ascii="Arial" w:hAnsi="Arial"/>
-                <w:b/>
-                <w:spacing w:val="-2"/>
-                <w:sz w:val="19"/>
-              </w:rPr>
-              <w:t xml:space="preserve"> </w:t>
-            </w:r>
-            <w:r>
-              <w:rPr>
-                <w:rFonts w:ascii="Arial" w:hAnsi="Arial"/>
-                <w:b/>
-                <w:sz w:val="19"/>
-              </w:rPr>
-              <w:t>DE</w:t>
-            </w:r>
-            <w:r>
-              <w:rPr>
-                <w:rFonts w:ascii="Arial" w:hAnsi="Arial"/>
-                <w:b/>
-                <w:spacing w:val="-4"/>
-                <w:sz w:val="19"/>
-              </w:rPr>
-              <w:t xml:space="preserve"> </w:t>
-            </w:r>
-            <w:r>
-              <w:rPr>
-                <w:rFonts w:ascii="Arial" w:hAnsi="Arial"/>
-                <w:b/>
-                <w:sz w:val="19"/>
-              </w:rPr>
-              <w:t>LA</w:t>
-            </w:r>
-            <w:r>
-              <w:rPr>
-                <w:rFonts w:ascii="Arial" w:hAnsi="Arial"/>
-                <w:b/>
-                <w:spacing w:val="-1"/>
-                <w:sz w:val="19"/>
-              </w:rPr>
-              <w:t xml:space="preserve"> </w:t>
-            </w:r>
-            <w:r>
-              <w:rPr>
-                <w:rFonts w:ascii="Arial" w:hAnsi="Arial"/>
-                <w:b/>
-                <w:sz w:val="19"/>
-              </w:rPr>
-              <w:t>ÉPICA:</w:t>
-            </w:r>
-            <w:r>
-              <w:rPr>
-                <w:rFonts w:ascii="Arial" w:hAnsi="Arial"/>
-                <w:b/>
-                <w:spacing w:val="-1"/>
-                <w:sz w:val="19"/>
-              </w:rPr>
-              <w:t xml:space="preserve"> </w:t>
-            </w:r>
-            <w:r>
-              <w:rPr>
-                <w:sz w:val="19"/>
-              </w:rPr>
-              <w:t xml:space="preserve">Como investigador, yo debería procesar los clips segmentados a través de la red </w:t>
-            </w:r>
-            <w:proofErr w:type="spellStart"/>
-            <w:r>
-              <w:rPr>
-                <w:sz w:val="19"/>
-              </w:rPr>
-              <w:t>ConvLSTM</w:t>
-            </w:r>
-            <w:proofErr w:type="spellEnd"/>
-            <w:r>
-              <w:rPr>
-                <w:sz w:val="19"/>
-              </w:rPr>
-              <w:t>, a fin de evaluar la dependencia temporal de las imágenes y clasificar finalmente si el comportamiento observado es inseguro.</w:t>
-            </w:r>
-          </w:p>
-          <w:p>
-            <w:pPr>
-              <w:pStyle w:val="TableParagraph"/>
-              <w:spacing w:before="1"/>
-              <w:ind w:left="101"/>
-              <w:rPr>
-                <w:sz w:val="19"/>
-              </w:rPr>
-            </w:pPr>
-            <w:r>
-              <w:rPr>
-                <w:rFonts w:ascii="Arial" w:hAnsi="Arial"/>
-                <w:b/>
-                <w:color w:val="1F4E79"/>
-                <w:sz w:val="19"/>
-              </w:rPr>
-              <w:t>Para</w:t>
-            </w:r>
-            <w:r>
-              <w:rPr>
-                <w:rFonts w:ascii="Arial" w:hAnsi="Arial"/>
-                <w:b/>
-                <w:color w:val="1F4E79"/>
-                <w:spacing w:val="-4"/>
-                <w:sz w:val="19"/>
-              </w:rPr>
-              <w:t xml:space="preserve"> </w:t>
-            </w:r>
-            <w:r>
-              <w:rPr>
-                <w:rFonts w:ascii="Arial" w:hAnsi="Arial"/>
-                <w:b/>
-                <w:color w:val="1F4E79"/>
-                <w:sz w:val="19"/>
-              </w:rPr>
-              <w:t>entenderla</w:t>
-            </w:r>
-            <w:r>
-              <w:rPr>
-                <w:rFonts w:ascii="Arial" w:hAnsi="Arial"/>
-                <w:b/>
-                <w:color w:val="1F4E79"/>
-                <w:spacing w:val="-3"/>
-                <w:sz w:val="19"/>
-              </w:rPr>
-              <w:t xml:space="preserve"> </w:t>
-            </w:r>
-            <w:r>
-              <w:rPr>
-                <w:rFonts w:ascii="Arial" w:hAnsi="Arial"/>
-                <w:b/>
-                <w:color w:val="1F4E79"/>
-                <w:sz w:val="19"/>
-              </w:rPr>
-              <w:t>mejor:</w:t>
-            </w:r>
-            <w:r>
-              <w:rPr>
-                <w:rFonts w:ascii="Arial" w:hAnsi="Arial"/>
-                <w:b/>
-                <w:color w:val="1F4E79"/>
-                <w:spacing w:val="-3"/>
-                <w:sz w:val="19"/>
-              </w:rPr>
-              <w:t xml:space="preserve"> </w:t>
-            </w:r>
-            <w:r>
-              <w:rPr>
-                <w:color w:val="1F4E79"/>
-                <w:sz w:val="19"/>
-              </w:rPr>
-              <w:t xml:space="preserve">Es la épica central de inferencia temporal. Puede contener historias sobre la ejecución del modelo </w:t>
-            </w:r>
-            <w:proofErr w:type="spellStart"/>
-            <w:r>
-              <w:rPr>
-                <w:color w:val="1F4E79"/>
-                <w:sz w:val="19"/>
-              </w:rPr>
-              <w:t>ConvLSTM</w:t>
-            </w:r>
-            <w:proofErr w:type="spellEnd"/>
-            <w:r>
-              <w:rPr>
-                <w:color w:val="1F4E79"/>
-                <w:sz w:val="19"/>
-              </w:rPr>
-              <w:t>, el cálculo de probabilidades y la emisión de la etiqueta final (seguro/inseguro).</w:t>
+            <w:r>
+              <w:t>DESCRIPCIÓN DE LA ÉPICA: Como Supervisora de SST (Mariana Torres), yo debería procesar las secuencias temporales mediante ConvLSTM para tipificar actos inseguros (invasión de vía peatonal y tableros abiertos), a fin de activar medidas correctivas basadas en evidencia.</w:t>
+              <w:br/>
+              <w:t>Para entenderla mejor: Épica central de clasificación temporal. Reconoce la conducta dinámica y emite la probabilidad y tipo de acto observado.</w:t>
             </w:r>
           </w:p>
         </w:tc>
@@ -5373,125 +4281,8 @@
             <w:shd w:val="clear" w:color="auto" w:fill="D99493"/>
           </w:tcPr>
           <w:p>
-            <w:pPr>
-              <w:pStyle w:val="TableParagraph"/>
-              <w:spacing w:before="79"/>
-              <w:ind w:left="91"/>
-              <w:rPr>
-                <w:rFonts w:ascii="Arial" w:hAnsi="Arial"/>
-                <w:b/>
-                <w:sz w:val="19"/>
-              </w:rPr>
-            </w:pPr>
-            <w:r>
-              <w:rPr>
-                <w:rFonts w:ascii="Arial" w:hAnsi="Arial"/>
-                <w:b/>
-                <w:sz w:val="19"/>
-              </w:rPr>
-              <w:t>NOMBRE</w:t>
-            </w:r>
-            <w:r>
-              <w:rPr>
-                <w:rFonts w:ascii="Arial" w:hAnsi="Arial"/>
-                <w:b/>
-                <w:spacing w:val="-4"/>
-                <w:sz w:val="19"/>
-              </w:rPr>
-              <w:t xml:space="preserve"> </w:t>
-            </w:r>
-            <w:r>
-              <w:rPr>
-                <w:rFonts w:ascii="Arial" w:hAnsi="Arial"/>
-                <w:b/>
-                <w:sz w:val="19"/>
-              </w:rPr>
-              <w:t>CORTO</w:t>
-            </w:r>
-            <w:r>
-              <w:rPr>
-                <w:rFonts w:ascii="Arial" w:hAnsi="Arial"/>
-                <w:b/>
-                <w:spacing w:val="-3"/>
-                <w:sz w:val="19"/>
-              </w:rPr>
-              <w:t xml:space="preserve"> </w:t>
-            </w:r>
-            <w:r>
-              <w:rPr>
-                <w:rFonts w:ascii="Arial" w:hAnsi="Arial"/>
-                <w:b/>
-                <w:sz w:val="19"/>
-              </w:rPr>
-              <w:t>DE</w:t>
-            </w:r>
-            <w:r>
-              <w:rPr>
-                <w:rFonts w:ascii="Arial" w:hAnsi="Arial"/>
-                <w:b/>
-                <w:spacing w:val="-6"/>
-                <w:sz w:val="19"/>
-              </w:rPr>
-              <w:t xml:space="preserve"> </w:t>
-            </w:r>
-            <w:r>
-              <w:rPr>
-                <w:rFonts w:ascii="Arial" w:hAnsi="Arial"/>
-                <w:b/>
-                <w:sz w:val="19"/>
-              </w:rPr>
-              <w:t>LA</w:t>
-            </w:r>
-            <w:r>
-              <w:rPr>
-                <w:rFonts w:ascii="Arial" w:hAnsi="Arial"/>
-                <w:b/>
-                <w:spacing w:val="-2"/>
-                <w:sz w:val="19"/>
-              </w:rPr>
-              <w:t xml:space="preserve"> </w:t>
-            </w:r>
-            <w:r>
-              <w:rPr>
-                <w:rFonts w:ascii="Arial" w:hAnsi="Arial"/>
-                <w:b/>
-                <w:sz w:val="19"/>
-              </w:rPr>
-              <w:t>ÉPICA:</w:t>
-            </w:r>
-            <w:r>
-              <w:rPr>
-                <w:rFonts w:ascii="Arial" w:hAnsi="Arial"/>
-                <w:b/>
-                <w:spacing w:val="-3"/>
-                <w:sz w:val="19"/>
-              </w:rPr>
-              <w:t xml:space="preserve"> </w:t>
-            </w:r>
-            <w:r>
-              <w:rPr>
-                <w:rFonts w:ascii="Arial" w:hAnsi="Arial"/>
-                <w:b/>
-                <w:sz w:val="19"/>
-              </w:rPr>
-              <w:t>EP05 –</w:t>
-            </w:r>
-            <w:r>
-              <w:rPr>
-                <w:rFonts w:ascii="Arial" w:hAnsi="Arial"/>
-                <w:b/>
-                <w:spacing w:val="-3"/>
-                <w:sz w:val="19"/>
-              </w:rPr>
-              <w:t xml:space="preserve"> </w:t>
-            </w:r>
-            <w:r>
-              <w:rPr>
-                <w:rFonts w:ascii="Arial" w:hAnsi="Arial"/>
-                <w:b/>
-                <w:sz w:val="19"/>
-              </w:rPr>
-              <w:t>Interfaz gráfica (GUI) y registro de validación</w:t>
+            <w:r>
+              <w:t>NOMBRE CORTO DE LA ÉPICA: EP05 – Interfaz web, alertas y registro de auditoría</w:t>
             </w:r>
           </w:p>
         </w:tc>
@@ -5505,93 +4296,10 @@
             <w:tcW w:w="10360" w:type="dxa"/>
           </w:tcPr>
           <w:p>
-            <w:pPr>
-              <w:pStyle w:val="TableParagraph"/>
-              <w:spacing w:before="1"/>
-              <w:ind w:left="101" w:right="198"/>
-              <w:rPr>
-                <w:sz w:val="19"/>
-              </w:rPr>
-            </w:pPr>
-            <w:r>
-              <w:rPr>
-                <w:sz w:val="19"/>
-              </w:rPr>
-              <w:t xml:space="preserve">DESCRIPCIÓN DE LA ÉPICA: Como evaluador del sistema, yo debería visualizar el video original con sus etiquetas superpuestas y registrar las alertas generadas, a fin de validar visualmente la eficacia del sistema y documentar los resultados obtenidos.</w:t>
-            </w:r>
-          </w:p>
-          <w:p>
-            <w:pPr>
-              <w:pStyle w:val="TableParagraph"/>
-              <w:spacing w:before="1"/>
-              <w:ind w:left="101" w:right="198"/>
-              <w:rPr>
-                <w:sz w:val="19"/>
-              </w:rPr>
-            </w:pPr>
-            <w:r>
-              <w:rPr>
-                <w:rFonts w:ascii="Arial" w:hAnsi="Arial"/>
-                <w:b/>
-                <w:color w:val="1F4E79"/>
-                <w:sz w:val="19"/>
-              </w:rPr>
-              <w:t>Para</w:t>
-            </w:r>
-            <w:r>
-              <w:rPr>
-                <w:rFonts w:ascii="Arial" w:hAnsi="Arial"/>
-                <w:b/>
-                <w:color w:val="1F4E79"/>
-                <w:spacing w:val="-3"/>
-                <w:sz w:val="19"/>
-              </w:rPr>
-              <w:t xml:space="preserve"> </w:t>
-            </w:r>
-            <w:r>
-              <w:rPr>
-                <w:rFonts w:ascii="Arial" w:hAnsi="Arial"/>
-                <w:b/>
-                <w:color w:val="1F4E79"/>
-                <w:sz w:val="19"/>
-              </w:rPr>
-              <w:t>entenderla</w:t>
-            </w:r>
-            <w:r>
-              <w:rPr>
-                <w:rFonts w:ascii="Arial" w:hAnsi="Arial"/>
-                <w:b/>
-                <w:color w:val="1F4E79"/>
-                <w:spacing w:val="-3"/>
-                <w:sz w:val="19"/>
-              </w:rPr>
-              <w:t xml:space="preserve"> </w:t>
-            </w:r>
-            <w:r>
-              <w:rPr>
-                <w:rFonts w:ascii="Arial" w:hAnsi="Arial"/>
-                <w:b/>
-                <w:color w:val="1F4E79"/>
-                <w:sz w:val="19"/>
-              </w:rPr>
-              <w:t>mejor:</w:t>
-            </w:r>
-            <w:r>
-              <w:rPr>
-                <w:rFonts w:ascii="Arial" w:hAnsi="Arial"/>
-                <w:b/>
-                <w:color w:val="1F4E79"/>
-                <w:spacing w:val="-3"/>
-                <w:sz w:val="19"/>
-              </w:rPr>
-              <w:t xml:space="preserve"> </w:t>
-            </w:r>
-            <w:r>
-              <w:rPr>
-                <w:color w:val="1F4E79"/>
-                <w:sz w:val="19"/>
-              </w:rPr>
-              <w:t>Corresponde a la capa de usuario. Incluye reproducir el video con los resultados, mostrar alertas sonoras/visuales y llevar un registro de las predicciones.</w:t>
+            <w:r>
+              <w:t>DESCRIPCIÓN DE LA ÉPICA: Como Operadora de Monitoreo (Lucía Ramos), yo debería visualizar los clips analizados con cuadros delimitadores y generar registros de alerta, a fin de verificar las desviaciones operativas y registrar la trazabilidad.</w:t>
+              <w:br/>
+              <w:t>Para entenderla mejor: Comprende el reproductor web con bounding boxes superpuestos, la activación de alertas visuales/sonoras y el registro histórico en base de datos.</w:t>
             </w:r>
           </w:p>
         </w:tc>
@@ -5638,194 +4346,8 @@
             <w:shd w:val="clear" w:color="auto" w:fill="D99493"/>
           </w:tcPr>
           <w:p>
-            <w:pPr>
-              <w:pStyle w:val="TableParagraph"/>
-              <w:spacing w:before="79"/>
-              <w:ind w:left="91"/>
-              <w:rPr>
-                <w:rFonts w:ascii="Arial" w:hAnsi="Arial"/>
-                <w:b/>
-                <w:sz w:val="19"/>
-              </w:rPr>
-            </w:pPr>
-            <w:r>
-              <w:rPr>
-                <w:rFonts w:ascii="Arial" w:hAnsi="Arial"/>
-                <w:b/>
-                <w:sz w:val="19"/>
-              </w:rPr>
-              <w:t>NOMBRE</w:t>
-            </w:r>
-            <w:r>
-              <w:rPr>
-                <w:rFonts w:ascii="Arial" w:hAnsi="Arial"/>
-                <w:b/>
-                <w:spacing w:val="-5"/>
-                <w:sz w:val="19"/>
-              </w:rPr>
-              <w:t xml:space="preserve"> </w:t>
-            </w:r>
-            <w:r>
-              <w:rPr>
-                <w:rFonts w:ascii="Arial" w:hAnsi="Arial"/>
-                <w:b/>
-                <w:sz w:val="19"/>
-              </w:rPr>
-              <w:t>CORTO</w:t>
-            </w:r>
-            <w:r>
-              <w:rPr>
-                <w:rFonts w:ascii="Arial" w:hAnsi="Arial"/>
-                <w:b/>
-                <w:spacing w:val="-3"/>
-                <w:sz w:val="19"/>
-              </w:rPr>
-              <w:t xml:space="preserve"> </w:t>
-            </w:r>
-            <w:r>
-              <w:rPr>
-                <w:rFonts w:ascii="Arial" w:hAnsi="Arial"/>
-                <w:b/>
-                <w:sz w:val="19"/>
-              </w:rPr>
-              <w:t>DE</w:t>
-            </w:r>
-            <w:r>
-              <w:rPr>
-                <w:rFonts w:ascii="Arial" w:hAnsi="Arial"/>
-                <w:b/>
-                <w:spacing w:val="-7"/>
-                <w:sz w:val="19"/>
-              </w:rPr>
-              <w:t xml:space="preserve"> </w:t>
-            </w:r>
-            <w:r>
-              <w:rPr>
-                <w:rFonts w:ascii="Arial" w:hAnsi="Arial"/>
-                <w:b/>
-                <w:sz w:val="19"/>
-              </w:rPr>
-              <w:t>LA</w:t>
-            </w:r>
-            <w:r>
-              <w:rPr>
-                <w:rFonts w:ascii="Arial" w:hAnsi="Arial"/>
-                <w:b/>
-                <w:spacing w:val="-3"/>
-                <w:sz w:val="19"/>
-              </w:rPr>
-              <w:t xml:space="preserve"> </w:t>
-            </w:r>
-            <w:r>
-              <w:rPr>
-                <w:rFonts w:ascii="Arial" w:hAnsi="Arial"/>
-                <w:b/>
-                <w:sz w:val="19"/>
-              </w:rPr>
-              <w:t>ÉPICA:</w:t>
-            </w:r>
-            <w:r>
-              <w:rPr>
-                <w:rFonts w:ascii="Arial" w:hAnsi="Arial"/>
-                <w:b/>
-                <w:spacing w:val="-4"/>
-                <w:sz w:val="19"/>
-              </w:rPr>
-              <w:t xml:space="preserve"> </w:t>
-            </w:r>
-            <w:r>
-              <w:rPr>
-                <w:rFonts w:ascii="Arial" w:hAnsi="Arial"/>
-                <w:b/>
-                <w:sz w:val="19"/>
-              </w:rPr>
-              <w:t>EP06</w:t>
-            </w:r>
-            <w:r>
-              <w:rPr>
-                <w:rFonts w:ascii="Arial" w:hAnsi="Arial"/>
-                <w:b/>
-                <w:spacing w:val="-1"/>
-                <w:sz w:val="19"/>
-              </w:rPr>
-              <w:t xml:space="preserve"> </w:t>
-            </w:r>
-            <w:r>
-              <w:rPr>
-                <w:rFonts w:ascii="Arial" w:hAnsi="Arial"/>
-                <w:b/>
-                <w:sz w:val="19"/>
-              </w:rPr>
-              <w:t>–</w:t>
-            </w:r>
-            <w:r>
-              <w:rPr>
-                <w:rFonts w:ascii="Arial" w:hAnsi="Arial"/>
-                <w:b/>
-                <w:spacing w:val="-3"/>
-                <w:sz w:val="19"/>
-              </w:rPr>
-              <w:t xml:space="preserve"> </w:t>
-            </w:r>
-            <w:r>
-              <w:rPr>
-                <w:rFonts w:ascii="Arial" w:hAnsi="Arial"/>
-                <w:b/>
-                <w:sz w:val="19"/>
-              </w:rPr>
-              <w:t>Administración,</w:t>
-            </w:r>
-            <w:r>
-              <w:rPr>
-                <w:rFonts w:ascii="Arial" w:hAnsi="Arial"/>
-                <w:b/>
-                <w:spacing w:val="-5"/>
-                <w:sz w:val="19"/>
-              </w:rPr>
-              <w:t xml:space="preserve"> </w:t>
-            </w:r>
-            <w:r>
-              <w:rPr>
-                <w:rFonts w:ascii="Arial" w:hAnsi="Arial"/>
-                <w:b/>
-                <w:sz w:val="19"/>
-              </w:rPr>
-              <w:t>seguridad</w:t>
-            </w:r>
-            <w:r>
-              <w:rPr>
-                <w:rFonts w:ascii="Arial" w:hAnsi="Arial"/>
-                <w:b/>
-                <w:spacing w:val="-3"/>
-                <w:sz w:val="19"/>
-              </w:rPr>
-              <w:t xml:space="preserve"> </w:t>
-            </w:r>
-            <w:r>
-              <w:rPr>
-                <w:rFonts w:ascii="Arial" w:hAnsi="Arial"/>
-                <w:b/>
-                <w:sz w:val="19"/>
-              </w:rPr>
-              <w:t>y</w:t>
-            </w:r>
-            <w:r>
-              <w:rPr>
-                <w:rFonts w:ascii="Arial" w:hAnsi="Arial"/>
-                <w:b/>
-                <w:spacing w:val="-3"/>
-                <w:sz w:val="19"/>
-              </w:rPr>
-              <w:t xml:space="preserve"> </w:t>
-            </w:r>
-            <w:r>
-              <w:rPr>
-                <w:rFonts w:ascii="Arial" w:hAnsi="Arial"/>
-                <w:b/>
-                <w:spacing w:val="-2"/>
-                <w:sz w:val="19"/>
-              </w:rPr>
-              <w:t>trazabilidad</w:t>
+            <w:r>
+              <w:t>NOMBRE CORTO DE LA ÉPICA: EP06 – Administración y calibración del sistema</w:t>
             </w:r>
           </w:p>
         </w:tc>
@@ -5839,93 +4361,10 @@
             <w:tcW w:w="10360" w:type="dxa"/>
           </w:tcPr>
           <w:p>
-            <w:pPr>
-              <w:pStyle w:val="TableParagraph"/>
-              <w:spacing w:before="99"/>
-              <w:ind w:left="101" w:right="341"/>
-              <w:rPr>
-                <w:sz w:val="19"/>
-              </w:rPr>
-            </w:pPr>
-            <w:r>
-              <w:rPr>
-                <w:sz w:val="19"/>
-              </w:rPr>
-              <w:t xml:space="preserve">DESCRIPCIÓN DE LA ÉPICA: Como administrador técnico, yo debería gestionar los parámetros de los modelos y los umbrales de confianza, a fin de controlar el entorno de experimentación y asegurar la rigurosidad científica de las pruebas del sistema.</w:t>
-            </w:r>
-          </w:p>
-          <w:p>
-            <w:pPr>
-              <w:pStyle w:val="TableParagraph"/>
-              <w:spacing w:before="99"/>
-              <w:ind w:left="101" w:right="341"/>
-              <w:rPr>
-                <w:sz w:val="19"/>
-              </w:rPr>
-            </w:pPr>
-            <w:r>
-              <w:rPr>
-                <w:rFonts w:ascii="Arial" w:hAnsi="Arial"/>
-                <w:b/>
-                <w:color w:val="1F4E79"/>
-                <w:sz w:val="19"/>
-              </w:rPr>
-              <w:t>Para</w:t>
-            </w:r>
-            <w:r>
-              <w:rPr>
-                <w:rFonts w:ascii="Arial" w:hAnsi="Arial"/>
-                <w:b/>
-                <w:color w:val="1F4E79"/>
-                <w:spacing w:val="-4"/>
-                <w:sz w:val="19"/>
-              </w:rPr>
-              <w:t xml:space="preserve"> </w:t>
-            </w:r>
-            <w:r>
-              <w:rPr>
-                <w:rFonts w:ascii="Arial" w:hAnsi="Arial"/>
-                <w:b/>
-                <w:color w:val="1F4E79"/>
-                <w:sz w:val="19"/>
-              </w:rPr>
-              <w:t>entenderla</w:t>
-            </w:r>
-            <w:r>
-              <w:rPr>
-                <w:rFonts w:ascii="Arial" w:hAnsi="Arial"/>
-                <w:b/>
-                <w:color w:val="1F4E79"/>
-                <w:spacing w:val="-3"/>
-                <w:sz w:val="19"/>
-              </w:rPr>
-              <w:t xml:space="preserve"> </w:t>
-            </w:r>
-            <w:r>
-              <w:rPr>
-                <w:rFonts w:ascii="Arial" w:hAnsi="Arial"/>
-                <w:b/>
-                <w:color w:val="1F4E79"/>
-                <w:sz w:val="19"/>
-              </w:rPr>
-              <w:t>mejor:</w:t>
-            </w:r>
-            <w:r>
-              <w:rPr>
-                <w:rFonts w:ascii="Arial" w:hAnsi="Arial"/>
-                <w:b/>
-                <w:color w:val="1F4E79"/>
-                <w:spacing w:val="-3"/>
-                <w:sz w:val="19"/>
-              </w:rPr>
-              <w:t xml:space="preserve"> </w:t>
-            </w:r>
-            <w:r>
-              <w:rPr>
-                <w:color w:val="1F4E79"/>
-                <w:sz w:val="19"/>
-              </w:rPr>
-              <w:t>Incluye configurar umbrales de detección de YOLOv4, parámetros de la ventana temporal y revisión de registros (logs) de procesamiento.</w:t>
+            <w:r>
+              <w:t>DESCRIPCIÓN DE LA ÉPICA: Como Administrador de TI (Jorge Ponce), yo debería calibrar los umbrales de detección de YOLOv8 (HU11 en Sprint 2) y generar reportes de auditoría, a fin de optimizar la precisión y evaluar el desempeño en planta.</w:t>
+              <w:br/>
+              <w:t>Para entenderla mejor: Incluye el panel de ajuste dinámico de umbrales IoU/confianza y la exportación de reportes de gestión para Gerencia (Ricardo Salcedo).</w:t>
             </w:r>
           </w:p>
         </w:tc>
@@ -6332,17 +4771,7 @@
             <w:vAlign w:val="center"/>
           </w:tcPr>
           <w:p>
-            <w:pPr>
-              <w:pStyle w:val="TableParagraph"/>
-              <w:spacing w:line="184" w:lineRule="exact"/>
-              <w:rPr>
-                <w:sz w:val="16"/>
-              </w:rPr>
-            </w:pPr>
-            <w:r>
-              <w:rPr>
-                <w:rFonts w:ascii="Arial" w:hAnsi="Arial" w:cs="Arial"/>
-              </w:rPr>
+            <w:r>
               <w:t>Ingestión y preprocesamiento de video</w:t>
             </w:r>
           </w:p>
@@ -6353,64 +4782,10 @@
             <w:vAlign w:val="center"/>
           </w:tcPr>
           <w:p>
-            <w:pPr>
-              <w:pStyle w:val="NormalWeb"/>
-              <w:spacing w:before="0" w:beforeAutospacing="0" w:after="0" w:afterAutospacing="0"/>
-              <w:rPr>
-                <w:rFonts w:ascii="Arial" w:hAnsi="Arial" w:cs="Arial"/>
-              </w:rPr>
-            </w:pPr>
-            <w:r>
-              <w:rPr>
-                <w:rFonts w:ascii="Arial" w:hAnsi="Arial" w:cs="Arial"/>
-                <w:b/>
-                <w:bCs/>
-              </w:rPr>
-              <w:t>HU01</w:t>
-            </w:r>
-            <w:r>
-              <w:rPr>
-                <w:rFonts w:ascii="Arial" w:hAnsi="Arial" w:cs="Arial"/>
-              </w:rPr>
-              <w:t xml:space="preserve"> Como investigador, quiero cargar un archivo de video industrial al sistema, para iniciar el flujo de análisis.</w:t>
-            </w:r>
-          </w:p>
-          <w:p>
-            <w:pPr>
-              <w:pStyle w:val="TableParagraph"/>
-              <w:spacing w:line="184" w:lineRule="exact"/>
-              <w:ind w:left="0" w:right="137"/>
-              <w:rPr>
-                <w:sz w:val="16"/>
-              </w:rPr>
-            </w:pPr>
-            <w:r>
-              <w:rPr>
-                <w:rFonts w:ascii="Arial" w:hAnsi="Arial" w:cs="Arial"/>
-                <w:b/>
-                <w:bCs/>
-              </w:rPr>
-              <w:t>HU02</w:t>
-            </w:r>
-            <w:r>
-              <w:rPr>
-                <w:rFonts w:ascii="Arial" w:hAnsi="Arial" w:cs="Arial"/>
-              </w:rPr>
-              <w:t xml:space="preserve"> Como investigador, quiero que el sistema fragmente el video en fotogramas individuales (</w:t>
-            </w:r>
-            <w:proofErr w:type="spellStart"/>
-            <w:r>
-              <w:rPr>
-                <w:rFonts w:ascii="Arial" w:hAnsi="Arial" w:cs="Arial"/>
-              </w:rPr>
-              <w:t>frames</w:t>
-            </w:r>
-            <w:proofErr w:type="spellEnd"/>
-            <w:r>
-              <w:rPr>
-                <w:rFonts w:ascii="Arial" w:hAnsi="Arial" w:cs="Arial"/>
-              </w:rPr>
-              <w:t>), para prepararlos para la inferencia espacial.</w:t>
+            <w:r>
+              <w:t>HU01: Como Administrador de TI (Jorge Ponce), quiero cargar un clip de video industrial en formato estándar (.mp4, .avi), para que esté disponible en el catálogo de análisis.</w:t>
+              <w:br/>
+              <w:t>HU02: Como Administrador de TI (Jorge Ponce), quiero previsualizar y reproducir el clip cargado en un visor web con sus metadatos (resolución, códec, duración), para confirmar que el video es legible antes del procesamiento.</w:t>
             </w:r>
           </w:p>
         </w:tc>
@@ -6448,17 +4823,8 @@
             <w:vAlign w:val="center"/>
           </w:tcPr>
           <w:p>
-            <w:pPr>
-              <w:pStyle w:val="TableParagraph"/>
-              <w:rPr>
-                <w:sz w:val="16"/>
-              </w:rPr>
-            </w:pPr>
-            <w:r>
-              <w:rPr>
-                <w:rFonts w:ascii="Arial" w:hAnsi="Arial" w:cs="Arial"/>
-              </w:rPr>
-              <w:t>Extracción espacial y filtrado inteligente (YOLOv4)</w:t>
+            <w:r>
+              <w:t>Inferencia espacial y reducción de fotogramas (YOLOv8)</w:t>
             </w:r>
           </w:p>
         </w:tc>
@@ -6468,66 +4834,12 @@
             <w:vAlign w:val="center"/>
           </w:tcPr>
           <w:p>
-            <w:pPr>
-              <w:pStyle w:val="NormalWeb"/>
-              <w:spacing w:before="0" w:beforeAutospacing="0" w:after="0" w:afterAutospacing="0"/>
-              <w:rPr>
-                <w:rFonts w:ascii="Arial" w:hAnsi="Arial" w:cs="Arial"/>
-              </w:rPr>
-            </w:pPr>
-            <w:r>
-              <w:rPr>
-                <w:rFonts w:ascii="Arial" w:hAnsi="Arial" w:cs="Arial"/>
-                <w:b/>
-                <w:bCs/>
-              </w:rPr>
-              <w:t>HU03</w:t>
-            </w:r>
-            <w:r>
-              <w:rPr>
-                <w:rFonts w:ascii="Arial" w:hAnsi="Arial" w:cs="Arial"/>
-              </w:rPr>
-              <w:t xml:space="preserve"> Como investigador, quiero que YOLOv4 identifique la presencia de trabajadores en cada </w:t>
-            </w:r>
-            <w:proofErr w:type="spellStart"/>
-            <w:proofErr w:type="gramStart"/>
-            <w:r>
-              <w:rPr>
-                <w:rFonts w:ascii="Arial" w:hAnsi="Arial" w:cs="Arial"/>
-              </w:rPr>
-              <w:t>frame</w:t>
-            </w:r>
-            <w:proofErr w:type="spellEnd"/>
-            <w:proofErr w:type="gramEnd"/>
-            <w:r>
-              <w:rPr>
-                <w:rFonts w:ascii="Arial" w:hAnsi="Arial" w:cs="Arial"/>
-              </w:rPr>
-              <w:t>, para localizar dónde ocurre la acción.</w:t>
-            </w:r>
-          </w:p>
-          <w:p>
-            <w:pPr>
-              <w:pStyle w:val="TableParagraph"/>
-              <w:spacing w:line="180" w:lineRule="atLeast"/>
-              <w:ind w:left="0"/>
-              <w:rPr>
-                <w:sz w:val="16"/>
-              </w:rPr>
-            </w:pPr>
-            <w:r>
-              <w:rPr>
-                <w:rFonts w:ascii="Arial" w:hAnsi="Arial" w:cs="Arial"/>
-                <w:b/>
-                <w:bCs/>
-              </w:rPr>
-              <w:t>HU04</w:t>
-            </w:r>
-            <w:r>
-              <w:rPr>
-                <w:rFonts w:ascii="Arial" w:hAnsi="Arial" w:cs="Arial"/>
-              </w:rPr>
-              <w:t xml:space="preserve"> Como investigador, quiero que el sistema descarte automáticamente los fotogramas sin trabajadores detectados, para no saturar al modelo temporal con datos inútiles.</w:t>
+            <w:r>
+              <w:t>HU03: Como Supervisora de SST (Mariana Torres), quiero consultar la lista de videos cargados con su estado de procesamiento (pendiente, procesando, analizado), para priorizar los turnos críticos de la planta.</w:t>
+              <w:br/>
+              <w:t>HU04: Como Administrador de TI (Jorge Ponce), quiero que el sistema reduzca la tasa de fotogramas (submuestreo inteligente) a un valor configurable (5–10 FPS), para optimizar el tiempo de inferencia sin perder información de movimiento.</w:t>
+              <w:br/>
+              <w:t>HU05: Como Supervisora de SST (Mariana Torres), quiero que el modelo YOLOv8 detecte operadores y áreas operativas en los fotogramas seleccionados, para identificar la presencia de personal en zonas de riesgo.</w:t>
             </w:r>
           </w:p>
         </w:tc>
@@ -6566,17 +4878,7 @@
             <w:vAlign w:val="center"/>
           </w:tcPr>
           <w:p>
-            <w:pPr>
-              <w:pStyle w:val="TableParagraph"/>
-              <w:spacing w:line="184" w:lineRule="exact"/>
-              <w:rPr>
-                <w:sz w:val="16"/>
-              </w:rPr>
-            </w:pPr>
-            <w:r>
-              <w:rPr>
-                <w:rFonts w:ascii="Arial" w:hAnsi="Arial" w:cs="Arial"/>
-              </w:rPr>
+            <w:r>
               <w:t>Segmentación de secuencias temporales</w:t>
             </w:r>
           </w:p>
@@ -6587,64 +4889,8 @@
             <w:vAlign w:val="center"/>
           </w:tcPr>
           <w:p>
-            <w:pPr>
-              <w:pStyle w:val="NormalWeb"/>
-              <w:spacing w:before="0" w:beforeAutospacing="0" w:after="0" w:afterAutospacing="0"/>
-              <w:rPr>
-                <w:rFonts w:ascii="Arial" w:hAnsi="Arial" w:cs="Arial"/>
-              </w:rPr>
-            </w:pPr>
-            <w:r>
-              <w:rPr>
-                <w:rFonts w:ascii="Arial" w:hAnsi="Arial" w:cs="Arial"/>
-                <w:b/>
-                <w:bCs/>
-              </w:rPr>
-              <w:t>HU05</w:t>
-            </w:r>
-            <w:r>
-              <w:rPr>
-                <w:rFonts w:ascii="Arial" w:hAnsi="Arial" w:cs="Arial"/>
-              </w:rPr>
-              <w:t xml:space="preserve"> Como investigador, quiero agrupar los </w:t>
-            </w:r>
-            <w:proofErr w:type="spellStart"/>
-            <w:r>
-              <w:rPr>
-                <w:rFonts w:ascii="Arial" w:hAnsi="Arial" w:cs="Arial"/>
-              </w:rPr>
-              <w:t>frames</w:t>
-            </w:r>
-            <w:proofErr w:type="spellEnd"/>
-            <w:r>
-              <w:rPr>
-                <w:rFonts w:ascii="Arial" w:hAnsi="Arial" w:cs="Arial"/>
-              </w:rPr>
-              <w:t xml:space="preserve"> filtrados en clips de tamaño fijo, para estructurar la entrada al formato requerido por la red temporal.</w:t>
-            </w:r>
-          </w:p>
-          <w:p>
-            <w:pPr>
-              <w:pStyle w:val="TableParagraph"/>
-              <w:spacing w:line="184" w:lineRule="exact"/>
-              <w:ind w:left="0"/>
-              <w:rPr>
-                <w:sz w:val="16"/>
-              </w:rPr>
-            </w:pPr>
-            <w:r>
-              <w:rPr>
-                <w:rFonts w:ascii="Arial" w:hAnsi="Arial" w:cs="Arial"/>
-                <w:b/>
-                <w:bCs/>
-              </w:rPr>
-              <w:t>HU06</w:t>
-            </w:r>
-            <w:r>
-              <w:rPr>
-                <w:rFonts w:ascii="Arial" w:hAnsi="Arial" w:cs="Arial"/>
-              </w:rPr>
-              <w:t xml:space="preserve"> Como investigador, quiero descartar clips que no cumplan con el tiempo mínimo de acción, para evitar predicciones falsas por falta de contexto.</w:t>
+            <w:r>
+              <w:t>HU06: Como Supervisora de SST (Mariana Torres), quiero agrupar los fotogramas continuos donde se detectó presencia humana en clips delimitados de 16 a 32 fotogramas, para alimentar el clasificador temporal de conductas.</w:t>
             </w:r>
           </w:p>
         </w:tc>
@@ -6683,46 +4929,8 @@
             <w:vAlign w:val="center"/>
           </w:tcPr>
           <w:p>
-            <w:pPr>
-              <w:pStyle w:val="TableParagraph"/>
-              <w:spacing w:line="184" w:lineRule="exact"/>
-              <w:rPr>
-                <w:sz w:val="16"/>
-              </w:rPr>
-            </w:pPr>
-            <w:r>
-              <w:rPr>
-                <w:rFonts w:ascii="Arial" w:hAnsi="Arial" w:cs="Arial"/>
-              </w:rPr>
-              <w:t xml:space="preserve">Clasificación </w:t>
-            </w:r>
-            <w:proofErr w:type="gramStart"/>
-            <w:r>
-              <w:rPr>
-                <w:rFonts w:ascii="Arial" w:hAnsi="Arial" w:cs="Arial"/>
-              </w:rPr>
-              <w:t>espacio-temporal</w:t>
-            </w:r>
-            <w:proofErr w:type="gramEnd"/>
-            <w:r>
-              <w:rPr>
-                <w:rFonts w:ascii="Arial" w:hAnsi="Arial" w:cs="Arial"/>
-              </w:rPr>
-              <w:t xml:space="preserve"> (</w:t>
-            </w:r>
-            <w:proofErr w:type="spellStart"/>
-            <w:r>
-              <w:rPr>
-                <w:rFonts w:ascii="Arial" w:hAnsi="Arial" w:cs="Arial"/>
-              </w:rPr>
-              <w:t>ConvLSTM</w:t>
-            </w:r>
-            <w:proofErr w:type="spellEnd"/>
-            <w:r>
-              <w:rPr>
-                <w:rFonts w:ascii="Arial" w:hAnsi="Arial" w:cs="Arial"/>
-              </w:rPr>
-              <w:t>)</w:t>
+            <w:r>
+              <w:t>Clasificación espacio-temporal (ConvLSTM)</w:t>
             </w:r>
           </w:p>
         </w:tc>
@@ -6732,64 +4940,10 @@
             <w:vAlign w:val="center"/>
           </w:tcPr>
           <w:p>
-            <w:pPr>
-              <w:pStyle w:val="NormalWeb"/>
-              <w:spacing w:before="0" w:beforeAutospacing="0" w:after="0" w:afterAutospacing="0"/>
-              <w:rPr>
-                <w:rFonts w:ascii="Arial" w:hAnsi="Arial" w:cs="Arial"/>
-              </w:rPr>
-            </w:pPr>
-            <w:r>
-              <w:rPr>
-                <w:rFonts w:ascii="Arial" w:hAnsi="Arial" w:cs="Arial"/>
-                <w:b/>
-                <w:bCs/>
-              </w:rPr>
-              <w:t>HU07</w:t>
-            </w:r>
-            <w:r>
-              <w:rPr>
-                <w:rFonts w:ascii="Arial" w:hAnsi="Arial" w:cs="Arial"/>
-              </w:rPr>
-              <w:t xml:space="preserve"> Como investigador, quiero procesar el clip segmentado mediante </w:t>
-            </w:r>
-            <w:proofErr w:type="spellStart"/>
-            <w:r>
-              <w:rPr>
-                <w:rFonts w:ascii="Arial" w:hAnsi="Arial" w:cs="Arial"/>
-              </w:rPr>
-              <w:t>ConvLSTM</w:t>
-            </w:r>
-            <w:proofErr w:type="spellEnd"/>
-            <w:r>
-              <w:rPr>
-                <w:rFonts w:ascii="Arial" w:hAnsi="Arial" w:cs="Arial"/>
-              </w:rPr>
-              <w:t>, para que la red extraiga las características de movimiento y tiempo.</w:t>
-            </w:r>
-          </w:p>
-          <w:p>
-            <w:pPr>
-              <w:pStyle w:val="TableParagraph"/>
-              <w:spacing w:line="184" w:lineRule="exact"/>
-              <w:ind w:left="0"/>
-              <w:rPr>
-                <w:sz w:val="16"/>
-              </w:rPr>
-            </w:pPr>
-            <w:r>
-              <w:rPr>
-                <w:rFonts w:ascii="Arial" w:hAnsi="Arial" w:cs="Arial"/>
-                <w:b/>
-                <w:bCs/>
-              </w:rPr>
-              <w:t>HU08</w:t>
-            </w:r>
-            <w:r>
-              <w:rPr>
-                <w:rFonts w:ascii="Arial" w:hAnsi="Arial" w:cs="Arial"/>
-              </w:rPr>
-              <w:t xml:space="preserve"> Como investigador, quiero que el modelo asigne una etiqueta de comportamiento "seguro" o "inseguro", para obtener el resultado de la clasificación.</w:t>
+            <w:r>
+              <w:t>HU07: Como Supervisora de SST (Mariana Torres), quiero procesar cada clip agrupado mediante una red neuronal recurrente espacio-temporal (ConvLSTM), para capturar el patrón dinámico del movimiento.</w:t>
+              <w:br/>
+              <w:t>HU08: Como Supervisora de SST (Mariana Torres), quiero que el sistema clasifique la secuencia no solo como acto seguro/inseguro sino tipificando la conducta específica (invasión de vía peatonal o tablero eléctrico abierto) con su probabilidad, para facilitar la retroalimentación preventiva a los trabajadores.</w:t>
             </w:r>
           </w:p>
         </w:tc>
@@ -6828,18 +4982,8 @@
             <w:vAlign w:val="center"/>
           </w:tcPr>
           <w:p>
-            <w:pPr>
-              <w:pStyle w:val="TableParagraph"/>
-              <w:spacing w:line="184" w:lineRule="exact"/>
-              <w:rPr>
-                <w:sz w:val="16"/>
-              </w:rPr>
-            </w:pPr>
-            <w:r>
-              <w:rPr>
-                <w:rFonts w:ascii="Arial" w:hAnsi="Arial" w:cs="Arial"/>
-              </w:rPr>
-              <w:t>Interfaz gráfica (GUI) y registro de validación</w:t>
+            <w:r>
+              <w:t>Interfaz web, alertas y registro de auditoría</w:t>
             </w:r>
           </w:p>
         </w:tc>
@@ -6849,50 +4993,10 @@
             <w:vAlign w:val="center"/>
           </w:tcPr>
           <w:p>
-            <w:pPr>
-              <w:pStyle w:val="NormalWeb"/>
-              <w:spacing w:before="0" w:beforeAutospacing="0" w:after="0" w:afterAutospacing="0"/>
-              <w:rPr>
-                <w:rFonts w:ascii="Arial" w:hAnsi="Arial" w:cs="Arial"/>
-              </w:rPr>
-            </w:pPr>
-            <w:r>
-              <w:rPr>
-                <w:rFonts w:ascii="Arial" w:hAnsi="Arial" w:cs="Arial"/>
-                <w:b/>
-                <w:bCs/>
-              </w:rPr>
-              <w:t>HU09</w:t>
-            </w:r>
-            <w:r>
-              <w:rPr>
-                <w:rFonts w:ascii="Arial" w:hAnsi="Arial" w:cs="Arial"/>
-              </w:rPr>
-              <w:t xml:space="preserve"> Como evaluador del sistema, quiero ver el video reproduciéndose en la GUI con un recuadro de color indicando el riesgo, para validar visualmente la inferencia.</w:t>
-            </w:r>
-          </w:p>
-          <w:p>
-            <w:pPr>
-              <w:pStyle w:val="TableParagraph"/>
-              <w:spacing w:line="184" w:lineRule="exact"/>
-              <w:ind w:left="0"/>
-              <w:rPr>
-                <w:sz w:val="16"/>
-              </w:rPr>
-            </w:pPr>
-            <w:r>
-              <w:rPr>
-                <w:rFonts w:ascii="Arial" w:hAnsi="Arial" w:cs="Arial"/>
-                <w:b/>
-                <w:bCs/>
-              </w:rPr>
-              <w:t>HU10</w:t>
-            </w:r>
-            <w:r>
-              <w:rPr>
-                <w:rFonts w:ascii="Arial" w:hAnsi="Arial" w:cs="Arial"/>
-              </w:rPr>
-              <w:t xml:space="preserve"> Como evaluador del sistema, quiero que se active una alerta al clasificar una conducta insegura, para comprobar el mecanismo de respuesta del modelo base.</w:t>
+            <w:r>
+              <w:t>HU09: Como Operadora de Monitoreo (Lucía Ramos), quiero un reproductor web que muestre el clip analizado con recuadros delimitadores (bounding boxes) y estado de riesgo, para verificar rápidamente el incidente.</w:t>
+              <w:br/>
+              <w:t>HU10: Como Operadora de Monitoreo (Lucía Ramos), quiero que el sistema genere una alerta visual y un registro histórico estructurado (fecha, cámara/video, tipo de conducta, nivel de riesgo), para documentar la evidencia operativa.</w:t>
             </w:r>
           </w:p>
         </w:tc>
@@ -6930,17 +5034,8 @@
             <w:vAlign w:val="center"/>
           </w:tcPr>
           <w:p>
-            <w:pPr>
-              <w:pStyle w:val="TableParagraph"/>
-              <w:rPr>
-                <w:sz w:val="16"/>
-              </w:rPr>
-            </w:pPr>
-            <w:r>
-              <w:rPr>
-                <w:rFonts w:ascii="Arial" w:hAnsi="Arial" w:cs="Arial"/>
-              </w:rPr>
-              <w:t xml:space="preserve">Administración, seguridad y trazabilidad</w:t>
+            <w:r>
+              <w:t>Administración y calibración del sistema</w:t>
             </w:r>
           </w:p>
         </w:tc>
@@ -6950,64 +5045,10 @@
             <w:vAlign w:val="center"/>
           </w:tcPr>
           <w:p>
-            <w:pPr>
-              <w:pStyle w:val="NormalWeb"/>
-              <w:spacing w:before="0" w:beforeAutospacing="0" w:after="0" w:afterAutospacing="0"/>
-              <w:rPr>
-                <w:rFonts w:ascii="Arial" w:hAnsi="Arial" w:cs="Arial"/>
-              </w:rPr>
-            </w:pPr>
-            <w:r>
-              <w:rPr>
-                <w:rFonts w:ascii="Arial" w:hAnsi="Arial" w:cs="Arial"/>
-                <w:b/>
-                <w:bCs/>
-              </w:rPr>
-              <w:t>HU11</w:t>
-            </w:r>
-            <w:r>
-              <w:rPr>
-                <w:rFonts w:ascii="Arial" w:hAnsi="Arial" w:cs="Arial"/>
-              </w:rPr>
-              <w:t xml:space="preserve"> Como administrador técnico, quiero modificar el umbral de confianza (</w:t>
-            </w:r>
-            <w:proofErr w:type="spellStart"/>
-            <w:r>
-              <w:rPr>
-                <w:rFonts w:ascii="Arial" w:hAnsi="Arial" w:cs="Arial"/>
-              </w:rPr>
-              <w:t>confidence</w:t>
-            </w:r>
-            <w:proofErr w:type="spellEnd"/>
-            <w:r>
-              <w:rPr>
-                <w:rFonts w:ascii="Arial" w:hAnsi="Arial" w:cs="Arial"/>
-              </w:rPr>
-              <w:t>) de YOLOv4 desde la configuración, para calibrar la sensibilidad del filtrado espacial.</w:t>
-            </w:r>
-          </w:p>
-          <w:p>
-            <w:pPr>
-              <w:pStyle w:val="TableParagraph"/>
-              <w:spacing w:line="180" w:lineRule="atLeast"/>
-              <w:ind w:left="0" w:right="329"/>
-              <w:rPr>
-                <w:sz w:val="16"/>
-              </w:rPr>
-            </w:pPr>
-            <w:r>
-              <w:rPr>
-                <w:rFonts w:ascii="Arial" w:hAnsi="Arial" w:cs="Arial"/>
-                <w:b/>
-                <w:bCs/>
-              </w:rPr>
-              <w:t>HU12</w:t>
-            </w:r>
-            <w:r>
-              <w:rPr>
-                <w:rFonts w:ascii="Arial" w:hAnsi="Arial" w:cs="Arial"/>
-              </w:rPr>
-              <w:t xml:space="preserve"> Como administrador técnico, quiero visualizar el log de tiempos de procesamiento, para evaluar si el filtrado realmente mejora la velocidad del sistema.</w:t>
+            <w:r>
+              <w:t>HU11: Como Administrador de TI (Jorge Ponce), quiero calibrar desde un panel web los umbrales de confianza (mínimo 0.40–0.50) e IoU de YOLOv8 en el Sprint 2, para controlar falsos positivos y adaptar el detector a la iluminación del taller.</w:t>
+              <w:br/>
+              <w:t>HU12: Como Gerente General (Ricardo Salcedo) y Administrador TI, quiero exportar un reporte consolidado de actos inseguros y consultar los tiempos de procesamiento por etapa, para auditar el desempeño del sistema y respaldar las acciones correctivas de SST.</w:t>
             </w:r>
           </w:p>
         </w:tc>
